--- a/prospecto/tabla-1/tabla1_inicial.docx
+++ b/prospecto/tabla-1/tabla1_inicial.docx
@@ -17,10 +17,10 @@
         <w:tblLook w:firstRow="1" w:lastRow="0" w:firstColumn="0" w:lastColumn="0" w:noHBand="0" w:noVBand="1"/>
       </w:tblPr>
       <w:tblGrid>
-        <w:gridCol w:w="4835"/>
-        <w:gridCol w:w="2191"/>
-        <w:gridCol w:w="3497"/>
-        <w:gridCol w:w="3575"/>
+        <w:gridCol w:w="8334"/>
+        <w:gridCol w:w="4620"/>
+        <w:gridCol w:w="4687"/>
+        <w:gridCol w:w="4765"/>
         <w:gridCol w:w="1286"/>
       </w:tblGrid>
       <w:tr>
@@ -79,7 +79,7 @@
                 <w:szCs w:val="22"/>
                 <w:color w:val="000000"/>
               </w:rPr>
-              <w:t xml:space="preserve">Característica</w:t>
+              <w:t xml:space="preserve">Caracter&lt;U+00ED&gt;stica</w:t>
             </w:r>
           </w:p>
         </w:tc>
@@ -173,7 +173,7 @@
                 <w:szCs w:val="22"/>
                 <w:color w:val="000000"/>
               </w:rPr>
-              <w:t xml:space="preserve">N = 30 825</w:t>
+              <w:t xml:space="preserve">N = 30&lt;U+00A0&gt;825</w:t>
             </w:r>
             <w:r>
               <w:rPr>
@@ -242,7 +242,7 @@
                 <w:szCs w:val="22"/>
                 <w:color w:val="000000"/>
               </w:rPr>
-              <w:t xml:space="preserve">Sin presión arterial alta</w:t>
+              <w:t xml:space="preserve">Sin presi&lt;U+00F3&gt;n arterial alta</w:t>
             </w:r>
             <w:r>
               <w:rPr>
@@ -281,7 +281,7 @@
                 <w:szCs w:val="22"/>
                 <w:color w:val="000000"/>
               </w:rPr>
-              <w:t xml:space="preserve">N = 27 491</w:t>
+              <w:t xml:space="preserve">N = 27&lt;U+00A0&gt;491</w:t>
             </w:r>
             <w:r>
               <w:rPr>
@@ -350,7 +350,7 @@
                 <w:szCs w:val="22"/>
                 <w:color w:val="000000"/>
               </w:rPr>
-              <w:t xml:space="preserve">Con presión arterial alta</w:t>
+              <w:t xml:space="preserve">Con presi&lt;U+00F3&gt;n arterial alta</w:t>
             </w:r>
             <w:r>
               <w:rPr>
@@ -389,7 +389,7 @@
                 <w:szCs w:val="22"/>
                 <w:color w:val="000000"/>
               </w:rPr>
-              <w:t xml:space="preserve">N = 3 334</w:t>
+              <w:t xml:space="preserve">N = 3&lt;U+00A0&gt;334</w:t>
             </w:r>
             <w:r>
               <w:rPr>
@@ -532,7 +532,7 @@
                 <w:szCs w:val="22"/>
                 <w:color w:val="000000"/>
               </w:rPr>
-              <w:t xml:space="preserve">Edad (años)</w:t>
+              <w:t xml:space="preserve">Edad (a&lt;U+00F1&gt;os)</w:t>
             </w:r>
           </w:p>
         </w:tc>
@@ -1147,117 +1147,117 @@
                 <w:szCs w:val="22"/>
                 <w:color w:val="000000"/>
               </w:rPr>
-              <w:t xml:space="preserve">9 453 (30,7 %)</w:t>
-            </w:r>
-          </w:p>
-        </w:tc>
-        <w:tc>
-          <w:tcPr>
-            <w:tcBorders>
-              <w:bottom w:val="none" w:sz="0" w:space="0" w:color="000000"/>
-              <w:top w:val="none" w:sz="0" w:space="0" w:color="000000"/>
-              <w:left w:val="none" w:sz="0" w:space="0" w:color="000000"/>
-              <w:right w:val="none" w:sz="0" w:space="0" w:color="000000"/>
-            </w:tcBorders>
-            <w:shd w:val="clear" w:color="auto" w:fill="FFFFFF"/>
-            <w:tcMar>
-              <w:top w:w="0" w:type="dxa"/>
-              <w:bottom w:w="0" w:type="dxa"/>
-              <w:left w:w="0" w:type="dxa"/>
-              <w:right w:w="0" w:type="dxa"/>
-            </w:tcMar>
-            <w:vAlign w:val="top"/>
-          </w:tcPr>
-          <w:p>
-            <w:pPr>
-              <w:pStyle w:val="Normal"/>
-              <w:jc w:val="center"/>
-              <w:pBdr>
-                <w:bottom w:val="none" w:sz="0" w:space="0" w:color="000000"/>
-                <w:top w:val="none" w:sz="0" w:space="0" w:color="000000"/>
-                <w:left w:val="none" w:sz="0" w:space="0" w:color="000000"/>
-                <w:right w:val="none" w:sz="0" w:space="0" w:color="000000"/>
-              </w:pBdr>
-              <w:spacing w:after="100" w:before="100" w:line="240"/>
-              <w:ind w:left="100" w:right="100" w:firstLine="0" w:firstLineChars="0"/>
-              <w:rPr>
-                <w:rFonts w:ascii="DejaVu Sans" w:hAnsi="DejaVu Sans" w:eastAsia="DejaVu Sans" w:cs="DejaVu Sans"/>
-                <w:i w:val="false"/>
-                <w:b w:val="false"/>
-                <w:u w:val="none"/>
-                <w:strike w:val="false"/>
-                <w:sz w:val="22"/>
-                <w:szCs w:val="22"/>
-                <w:color w:val="000000"/>
-              </w:rPr>
-            </w:pPr>
-            <w:r>
-              <w:rPr>
-                <w:rFonts w:ascii="DejaVu Sans" w:hAnsi="DejaVu Sans" w:eastAsia="DejaVu Sans" w:cs="DejaVu Sans"/>
-                <w:i w:val="false"/>
-                <w:b w:val="false"/>
-                <w:u w:val="none"/>
-                <w:strike w:val="false"/>
-                <w:sz w:val="22"/>
-                <w:szCs w:val="22"/>
-                <w:color w:val="000000"/>
-              </w:rPr>
-              <w:t xml:space="preserve">9 182 (33,4 %)</w:t>
-            </w:r>
-          </w:p>
-        </w:tc>
-        <w:tc>
-          <w:tcPr>
-            <w:tcBorders>
-              <w:bottom w:val="none" w:sz="0" w:space="0" w:color="000000"/>
-              <w:top w:val="none" w:sz="0" w:space="0" w:color="000000"/>
-              <w:left w:val="none" w:sz="0" w:space="0" w:color="000000"/>
-              <w:right w:val="none" w:sz="0" w:space="0" w:color="000000"/>
-            </w:tcBorders>
-            <w:shd w:val="clear" w:color="auto" w:fill="FFFFFF"/>
-            <w:tcMar>
-              <w:top w:w="0" w:type="dxa"/>
-              <w:bottom w:w="0" w:type="dxa"/>
-              <w:left w:w="0" w:type="dxa"/>
-              <w:right w:w="0" w:type="dxa"/>
-            </w:tcMar>
-            <w:vAlign w:val="top"/>
-          </w:tcPr>
-          <w:p>
-            <w:pPr>
-              <w:pStyle w:val="Normal"/>
-              <w:jc w:val="center"/>
-              <w:pBdr>
-                <w:bottom w:val="none" w:sz="0" w:space="0" w:color="000000"/>
-                <w:top w:val="none" w:sz="0" w:space="0" w:color="000000"/>
-                <w:left w:val="none" w:sz="0" w:space="0" w:color="000000"/>
-                <w:right w:val="none" w:sz="0" w:space="0" w:color="000000"/>
-              </w:pBdr>
-              <w:spacing w:after="100" w:before="100" w:line="240"/>
-              <w:ind w:left="100" w:right="100" w:firstLine="0" w:firstLineChars="0"/>
-              <w:rPr>
-                <w:rFonts w:ascii="DejaVu Sans" w:hAnsi="DejaVu Sans" w:eastAsia="DejaVu Sans" w:cs="DejaVu Sans"/>
-                <w:i w:val="false"/>
-                <w:b w:val="false"/>
-                <w:u w:val="none"/>
-                <w:strike w:val="false"/>
-                <w:sz w:val="22"/>
-                <w:szCs w:val="22"/>
-                <w:color w:val="000000"/>
-              </w:rPr>
-            </w:pPr>
-            <w:r>
-              <w:rPr>
-                <w:rFonts w:ascii="DejaVu Sans" w:hAnsi="DejaVu Sans" w:eastAsia="DejaVu Sans" w:cs="DejaVu Sans"/>
-                <w:i w:val="false"/>
-                <w:b w:val="false"/>
-                <w:u w:val="none"/>
-                <w:strike w:val="false"/>
-                <w:sz w:val="22"/>
-                <w:szCs w:val="22"/>
-                <w:color w:val="000000"/>
-              </w:rPr>
-              <w:t xml:space="preserve">271 (8,1 %)</w:t>
+              <w:t xml:space="preserve">9&lt;U+00A0&gt;453 (30,7&lt;U+00A0&gt;%)</w:t>
+            </w:r>
+          </w:p>
+        </w:tc>
+        <w:tc>
+          <w:tcPr>
+            <w:tcBorders>
+              <w:bottom w:val="none" w:sz="0" w:space="0" w:color="000000"/>
+              <w:top w:val="none" w:sz="0" w:space="0" w:color="000000"/>
+              <w:left w:val="none" w:sz="0" w:space="0" w:color="000000"/>
+              <w:right w:val="none" w:sz="0" w:space="0" w:color="000000"/>
+            </w:tcBorders>
+            <w:shd w:val="clear" w:color="auto" w:fill="FFFFFF"/>
+            <w:tcMar>
+              <w:top w:w="0" w:type="dxa"/>
+              <w:bottom w:w="0" w:type="dxa"/>
+              <w:left w:w="0" w:type="dxa"/>
+              <w:right w:w="0" w:type="dxa"/>
+            </w:tcMar>
+            <w:vAlign w:val="top"/>
+          </w:tcPr>
+          <w:p>
+            <w:pPr>
+              <w:pStyle w:val="Normal"/>
+              <w:jc w:val="center"/>
+              <w:pBdr>
+                <w:bottom w:val="none" w:sz="0" w:space="0" w:color="000000"/>
+                <w:top w:val="none" w:sz="0" w:space="0" w:color="000000"/>
+                <w:left w:val="none" w:sz="0" w:space="0" w:color="000000"/>
+                <w:right w:val="none" w:sz="0" w:space="0" w:color="000000"/>
+              </w:pBdr>
+              <w:spacing w:after="100" w:before="100" w:line="240"/>
+              <w:ind w:left="100" w:right="100" w:firstLine="0" w:firstLineChars="0"/>
+              <w:rPr>
+                <w:rFonts w:ascii="DejaVu Sans" w:hAnsi="DejaVu Sans" w:eastAsia="DejaVu Sans" w:cs="DejaVu Sans"/>
+                <w:i w:val="false"/>
+                <w:b w:val="false"/>
+                <w:u w:val="none"/>
+                <w:strike w:val="false"/>
+                <w:sz w:val="22"/>
+                <w:szCs w:val="22"/>
+                <w:color w:val="000000"/>
+              </w:rPr>
+            </w:pPr>
+            <w:r>
+              <w:rPr>
+                <w:rFonts w:ascii="DejaVu Sans" w:hAnsi="DejaVu Sans" w:eastAsia="DejaVu Sans" w:cs="DejaVu Sans"/>
+                <w:i w:val="false"/>
+                <w:b w:val="false"/>
+                <w:u w:val="none"/>
+                <w:strike w:val="false"/>
+                <w:sz w:val="22"/>
+                <w:szCs w:val="22"/>
+                <w:color w:val="000000"/>
+              </w:rPr>
+              <w:t xml:space="preserve">9&lt;U+00A0&gt;182 (33,4&lt;U+00A0&gt;%)</w:t>
+            </w:r>
+          </w:p>
+        </w:tc>
+        <w:tc>
+          <w:tcPr>
+            <w:tcBorders>
+              <w:bottom w:val="none" w:sz="0" w:space="0" w:color="000000"/>
+              <w:top w:val="none" w:sz="0" w:space="0" w:color="000000"/>
+              <w:left w:val="none" w:sz="0" w:space="0" w:color="000000"/>
+              <w:right w:val="none" w:sz="0" w:space="0" w:color="000000"/>
+            </w:tcBorders>
+            <w:shd w:val="clear" w:color="auto" w:fill="FFFFFF"/>
+            <w:tcMar>
+              <w:top w:w="0" w:type="dxa"/>
+              <w:bottom w:w="0" w:type="dxa"/>
+              <w:left w:w="0" w:type="dxa"/>
+              <w:right w:w="0" w:type="dxa"/>
+            </w:tcMar>
+            <w:vAlign w:val="top"/>
+          </w:tcPr>
+          <w:p>
+            <w:pPr>
+              <w:pStyle w:val="Normal"/>
+              <w:jc w:val="center"/>
+              <w:pBdr>
+                <w:bottom w:val="none" w:sz="0" w:space="0" w:color="000000"/>
+                <w:top w:val="none" w:sz="0" w:space="0" w:color="000000"/>
+                <w:left w:val="none" w:sz="0" w:space="0" w:color="000000"/>
+                <w:right w:val="none" w:sz="0" w:space="0" w:color="000000"/>
+              </w:pBdr>
+              <w:spacing w:after="100" w:before="100" w:line="240"/>
+              <w:ind w:left="100" w:right="100" w:firstLine="0" w:firstLineChars="0"/>
+              <w:rPr>
+                <w:rFonts w:ascii="DejaVu Sans" w:hAnsi="DejaVu Sans" w:eastAsia="DejaVu Sans" w:cs="DejaVu Sans"/>
+                <w:i w:val="false"/>
+                <w:b w:val="false"/>
+                <w:u w:val="none"/>
+                <w:strike w:val="false"/>
+                <w:sz w:val="22"/>
+                <w:szCs w:val="22"/>
+                <w:color w:val="000000"/>
+              </w:rPr>
+            </w:pPr>
+            <w:r>
+              <w:rPr>
+                <w:rFonts w:ascii="DejaVu Sans" w:hAnsi="DejaVu Sans" w:eastAsia="DejaVu Sans" w:cs="DejaVu Sans"/>
+                <w:i w:val="false"/>
+                <w:b w:val="false"/>
+                <w:u w:val="none"/>
+                <w:strike w:val="false"/>
+                <w:sz w:val="22"/>
+                <w:szCs w:val="22"/>
+                <w:color w:val="000000"/>
+              </w:rPr>
+              <w:t xml:space="preserve">271 (8,1&lt;U+00A0&gt;%)</w:t>
             </w:r>
           </w:p>
         </w:tc>
@@ -1427,117 +1427,117 @@
                 <w:szCs w:val="22"/>
                 <w:color w:val="000000"/>
               </w:rPr>
-              <w:t xml:space="preserve">11 261 (36,5 %)</w:t>
-            </w:r>
-          </w:p>
-        </w:tc>
-        <w:tc>
-          <w:tcPr>
-            <w:tcBorders>
-              <w:bottom w:val="none" w:sz="0" w:space="0" w:color="000000"/>
-              <w:top w:val="none" w:sz="0" w:space="0" w:color="000000"/>
-              <w:left w:val="none" w:sz="0" w:space="0" w:color="000000"/>
-              <w:right w:val="none" w:sz="0" w:space="0" w:color="000000"/>
-            </w:tcBorders>
-            <w:shd w:val="clear" w:color="auto" w:fill="FFFFFF"/>
-            <w:tcMar>
-              <w:top w:w="0" w:type="dxa"/>
-              <w:bottom w:w="0" w:type="dxa"/>
-              <w:left w:w="0" w:type="dxa"/>
-              <w:right w:w="0" w:type="dxa"/>
-            </w:tcMar>
-            <w:vAlign w:val="top"/>
-          </w:tcPr>
-          <w:p>
-            <w:pPr>
-              <w:pStyle w:val="Normal"/>
-              <w:jc w:val="center"/>
-              <w:pBdr>
-                <w:bottom w:val="none" w:sz="0" w:space="0" w:color="000000"/>
-                <w:top w:val="none" w:sz="0" w:space="0" w:color="000000"/>
-                <w:left w:val="none" w:sz="0" w:space="0" w:color="000000"/>
-                <w:right w:val="none" w:sz="0" w:space="0" w:color="000000"/>
-              </w:pBdr>
-              <w:spacing w:after="100" w:before="100" w:line="240"/>
-              <w:ind w:left="100" w:right="100" w:firstLine="0" w:firstLineChars="0"/>
-              <w:rPr>
-                <w:rFonts w:ascii="DejaVu Sans" w:hAnsi="DejaVu Sans" w:eastAsia="DejaVu Sans" w:cs="DejaVu Sans"/>
-                <w:i w:val="false"/>
-                <w:b w:val="false"/>
-                <w:u w:val="none"/>
-                <w:strike w:val="false"/>
-                <w:sz w:val="22"/>
-                <w:szCs w:val="22"/>
-                <w:color w:val="000000"/>
-              </w:rPr>
-            </w:pPr>
-            <w:r>
-              <w:rPr>
-                <w:rFonts w:ascii="DejaVu Sans" w:hAnsi="DejaVu Sans" w:eastAsia="DejaVu Sans" w:cs="DejaVu Sans"/>
-                <w:i w:val="false"/>
-                <w:b w:val="false"/>
-                <w:u w:val="none"/>
-                <w:strike w:val="false"/>
-                <w:sz w:val="22"/>
-                <w:szCs w:val="22"/>
-                <w:color w:val="000000"/>
-              </w:rPr>
-              <w:t xml:space="preserve">10 423 (37,9 %)</w:t>
-            </w:r>
-          </w:p>
-        </w:tc>
-        <w:tc>
-          <w:tcPr>
-            <w:tcBorders>
-              <w:bottom w:val="none" w:sz="0" w:space="0" w:color="000000"/>
-              <w:top w:val="none" w:sz="0" w:space="0" w:color="000000"/>
-              <w:left w:val="none" w:sz="0" w:space="0" w:color="000000"/>
-              <w:right w:val="none" w:sz="0" w:space="0" w:color="000000"/>
-            </w:tcBorders>
-            <w:shd w:val="clear" w:color="auto" w:fill="FFFFFF"/>
-            <w:tcMar>
-              <w:top w:w="0" w:type="dxa"/>
-              <w:bottom w:w="0" w:type="dxa"/>
-              <w:left w:w="0" w:type="dxa"/>
-              <w:right w:w="0" w:type="dxa"/>
-            </w:tcMar>
-            <w:vAlign w:val="top"/>
-          </w:tcPr>
-          <w:p>
-            <w:pPr>
-              <w:pStyle w:val="Normal"/>
-              <w:jc w:val="center"/>
-              <w:pBdr>
-                <w:bottom w:val="none" w:sz="0" w:space="0" w:color="000000"/>
-                <w:top w:val="none" w:sz="0" w:space="0" w:color="000000"/>
-                <w:left w:val="none" w:sz="0" w:space="0" w:color="000000"/>
-                <w:right w:val="none" w:sz="0" w:space="0" w:color="000000"/>
-              </w:pBdr>
-              <w:spacing w:after="100" w:before="100" w:line="240"/>
-              <w:ind w:left="100" w:right="100" w:firstLine="0" w:firstLineChars="0"/>
-              <w:rPr>
-                <w:rFonts w:ascii="DejaVu Sans" w:hAnsi="DejaVu Sans" w:eastAsia="DejaVu Sans" w:cs="DejaVu Sans"/>
-                <w:i w:val="false"/>
-                <w:b w:val="false"/>
-                <w:u w:val="none"/>
-                <w:strike w:val="false"/>
-                <w:sz w:val="22"/>
-                <w:szCs w:val="22"/>
-                <w:color w:val="000000"/>
-              </w:rPr>
-            </w:pPr>
-            <w:r>
-              <w:rPr>
-                <w:rFonts w:ascii="DejaVu Sans" w:hAnsi="DejaVu Sans" w:eastAsia="DejaVu Sans" w:cs="DejaVu Sans"/>
-                <w:i w:val="false"/>
-                <w:b w:val="false"/>
-                <w:u w:val="none"/>
-                <w:strike w:val="false"/>
-                <w:sz w:val="22"/>
-                <w:szCs w:val="22"/>
-                <w:color w:val="000000"/>
-              </w:rPr>
-              <w:t xml:space="preserve">838 (25,1 %)</w:t>
+              <w:t xml:space="preserve">11&lt;U+00A0&gt;261 (36,5&lt;U+00A0&gt;%)</w:t>
+            </w:r>
+          </w:p>
+        </w:tc>
+        <w:tc>
+          <w:tcPr>
+            <w:tcBorders>
+              <w:bottom w:val="none" w:sz="0" w:space="0" w:color="000000"/>
+              <w:top w:val="none" w:sz="0" w:space="0" w:color="000000"/>
+              <w:left w:val="none" w:sz="0" w:space="0" w:color="000000"/>
+              <w:right w:val="none" w:sz="0" w:space="0" w:color="000000"/>
+            </w:tcBorders>
+            <w:shd w:val="clear" w:color="auto" w:fill="FFFFFF"/>
+            <w:tcMar>
+              <w:top w:w="0" w:type="dxa"/>
+              <w:bottom w:w="0" w:type="dxa"/>
+              <w:left w:w="0" w:type="dxa"/>
+              <w:right w:w="0" w:type="dxa"/>
+            </w:tcMar>
+            <w:vAlign w:val="top"/>
+          </w:tcPr>
+          <w:p>
+            <w:pPr>
+              <w:pStyle w:val="Normal"/>
+              <w:jc w:val="center"/>
+              <w:pBdr>
+                <w:bottom w:val="none" w:sz="0" w:space="0" w:color="000000"/>
+                <w:top w:val="none" w:sz="0" w:space="0" w:color="000000"/>
+                <w:left w:val="none" w:sz="0" w:space="0" w:color="000000"/>
+                <w:right w:val="none" w:sz="0" w:space="0" w:color="000000"/>
+              </w:pBdr>
+              <w:spacing w:after="100" w:before="100" w:line="240"/>
+              <w:ind w:left="100" w:right="100" w:firstLine="0" w:firstLineChars="0"/>
+              <w:rPr>
+                <w:rFonts w:ascii="DejaVu Sans" w:hAnsi="DejaVu Sans" w:eastAsia="DejaVu Sans" w:cs="DejaVu Sans"/>
+                <w:i w:val="false"/>
+                <w:b w:val="false"/>
+                <w:u w:val="none"/>
+                <w:strike w:val="false"/>
+                <w:sz w:val="22"/>
+                <w:szCs w:val="22"/>
+                <w:color w:val="000000"/>
+              </w:rPr>
+            </w:pPr>
+            <w:r>
+              <w:rPr>
+                <w:rFonts w:ascii="DejaVu Sans" w:hAnsi="DejaVu Sans" w:eastAsia="DejaVu Sans" w:cs="DejaVu Sans"/>
+                <w:i w:val="false"/>
+                <w:b w:val="false"/>
+                <w:u w:val="none"/>
+                <w:strike w:val="false"/>
+                <w:sz w:val="22"/>
+                <w:szCs w:val="22"/>
+                <w:color w:val="000000"/>
+              </w:rPr>
+              <w:t xml:space="preserve">10&lt;U+00A0&gt;423 (37,9&lt;U+00A0&gt;%)</w:t>
+            </w:r>
+          </w:p>
+        </w:tc>
+        <w:tc>
+          <w:tcPr>
+            <w:tcBorders>
+              <w:bottom w:val="none" w:sz="0" w:space="0" w:color="000000"/>
+              <w:top w:val="none" w:sz="0" w:space="0" w:color="000000"/>
+              <w:left w:val="none" w:sz="0" w:space="0" w:color="000000"/>
+              <w:right w:val="none" w:sz="0" w:space="0" w:color="000000"/>
+            </w:tcBorders>
+            <w:shd w:val="clear" w:color="auto" w:fill="FFFFFF"/>
+            <w:tcMar>
+              <w:top w:w="0" w:type="dxa"/>
+              <w:bottom w:w="0" w:type="dxa"/>
+              <w:left w:w="0" w:type="dxa"/>
+              <w:right w:w="0" w:type="dxa"/>
+            </w:tcMar>
+            <w:vAlign w:val="top"/>
+          </w:tcPr>
+          <w:p>
+            <w:pPr>
+              <w:pStyle w:val="Normal"/>
+              <w:jc w:val="center"/>
+              <w:pBdr>
+                <w:bottom w:val="none" w:sz="0" w:space="0" w:color="000000"/>
+                <w:top w:val="none" w:sz="0" w:space="0" w:color="000000"/>
+                <w:left w:val="none" w:sz="0" w:space="0" w:color="000000"/>
+                <w:right w:val="none" w:sz="0" w:space="0" w:color="000000"/>
+              </w:pBdr>
+              <w:spacing w:after="100" w:before="100" w:line="240"/>
+              <w:ind w:left="100" w:right="100" w:firstLine="0" w:firstLineChars="0"/>
+              <w:rPr>
+                <w:rFonts w:ascii="DejaVu Sans" w:hAnsi="DejaVu Sans" w:eastAsia="DejaVu Sans" w:cs="DejaVu Sans"/>
+                <w:i w:val="false"/>
+                <w:b w:val="false"/>
+                <w:u w:val="none"/>
+                <w:strike w:val="false"/>
+                <w:sz w:val="22"/>
+                <w:szCs w:val="22"/>
+                <w:color w:val="000000"/>
+              </w:rPr>
+            </w:pPr>
+            <w:r>
+              <w:rPr>
+                <w:rFonts w:ascii="DejaVu Sans" w:hAnsi="DejaVu Sans" w:eastAsia="DejaVu Sans" w:cs="DejaVu Sans"/>
+                <w:i w:val="false"/>
+                <w:b w:val="false"/>
+                <w:u w:val="none"/>
+                <w:strike w:val="false"/>
+                <w:sz w:val="22"/>
+                <w:szCs w:val="22"/>
+                <w:color w:val="000000"/>
+              </w:rPr>
+              <w:t xml:space="preserve">838 (25,1&lt;U+00A0&gt;%)</w:t>
             </w:r>
           </w:p>
         </w:tc>
@@ -1707,117 +1707,117 @@
                 <w:szCs w:val="22"/>
                 <w:color w:val="000000"/>
               </w:rPr>
-              <w:t xml:space="preserve">5 400 (17,5 %)</w:t>
-            </w:r>
-          </w:p>
-        </w:tc>
-        <w:tc>
-          <w:tcPr>
-            <w:tcBorders>
-              <w:bottom w:val="none" w:sz="0" w:space="0" w:color="000000"/>
-              <w:top w:val="none" w:sz="0" w:space="0" w:color="000000"/>
-              <w:left w:val="none" w:sz="0" w:space="0" w:color="000000"/>
-              <w:right w:val="none" w:sz="0" w:space="0" w:color="000000"/>
-            </w:tcBorders>
-            <w:shd w:val="clear" w:color="auto" w:fill="FFFFFF"/>
-            <w:tcMar>
-              <w:top w:w="0" w:type="dxa"/>
-              <w:bottom w:w="0" w:type="dxa"/>
-              <w:left w:w="0" w:type="dxa"/>
-              <w:right w:w="0" w:type="dxa"/>
-            </w:tcMar>
-            <w:vAlign w:val="top"/>
-          </w:tcPr>
-          <w:p>
-            <w:pPr>
-              <w:pStyle w:val="Normal"/>
-              <w:jc w:val="center"/>
-              <w:pBdr>
-                <w:bottom w:val="none" w:sz="0" w:space="0" w:color="000000"/>
-                <w:top w:val="none" w:sz="0" w:space="0" w:color="000000"/>
-                <w:left w:val="none" w:sz="0" w:space="0" w:color="000000"/>
-                <w:right w:val="none" w:sz="0" w:space="0" w:color="000000"/>
-              </w:pBdr>
-              <w:spacing w:after="100" w:before="100" w:line="240"/>
-              <w:ind w:left="100" w:right="100" w:firstLine="0" w:firstLineChars="0"/>
-              <w:rPr>
-                <w:rFonts w:ascii="DejaVu Sans" w:hAnsi="DejaVu Sans" w:eastAsia="DejaVu Sans" w:cs="DejaVu Sans"/>
-                <w:i w:val="false"/>
-                <w:b w:val="false"/>
-                <w:u w:val="none"/>
-                <w:strike w:val="false"/>
-                <w:sz w:val="22"/>
-                <w:szCs w:val="22"/>
-                <w:color w:val="000000"/>
-              </w:rPr>
-            </w:pPr>
-            <w:r>
-              <w:rPr>
-                <w:rFonts w:ascii="DejaVu Sans" w:hAnsi="DejaVu Sans" w:eastAsia="DejaVu Sans" w:cs="DejaVu Sans"/>
-                <w:i w:val="false"/>
-                <w:b w:val="false"/>
-                <w:u w:val="none"/>
-                <w:strike w:val="false"/>
-                <w:sz w:val="22"/>
-                <w:szCs w:val="22"/>
-                <w:color w:val="000000"/>
-              </w:rPr>
-              <w:t xml:space="preserve">4 482 (16,3 %)</w:t>
-            </w:r>
-          </w:p>
-        </w:tc>
-        <w:tc>
-          <w:tcPr>
-            <w:tcBorders>
-              <w:bottom w:val="none" w:sz="0" w:space="0" w:color="000000"/>
-              <w:top w:val="none" w:sz="0" w:space="0" w:color="000000"/>
-              <w:left w:val="none" w:sz="0" w:space="0" w:color="000000"/>
-              <w:right w:val="none" w:sz="0" w:space="0" w:color="000000"/>
-            </w:tcBorders>
-            <w:shd w:val="clear" w:color="auto" w:fill="FFFFFF"/>
-            <w:tcMar>
-              <w:top w:w="0" w:type="dxa"/>
-              <w:bottom w:w="0" w:type="dxa"/>
-              <w:left w:w="0" w:type="dxa"/>
-              <w:right w:w="0" w:type="dxa"/>
-            </w:tcMar>
-            <w:vAlign w:val="top"/>
-          </w:tcPr>
-          <w:p>
-            <w:pPr>
-              <w:pStyle w:val="Normal"/>
-              <w:jc w:val="center"/>
-              <w:pBdr>
-                <w:bottom w:val="none" w:sz="0" w:space="0" w:color="000000"/>
-                <w:top w:val="none" w:sz="0" w:space="0" w:color="000000"/>
-                <w:left w:val="none" w:sz="0" w:space="0" w:color="000000"/>
-                <w:right w:val="none" w:sz="0" w:space="0" w:color="000000"/>
-              </w:pBdr>
-              <w:spacing w:after="100" w:before="100" w:line="240"/>
-              <w:ind w:left="100" w:right="100" w:firstLine="0" w:firstLineChars="0"/>
-              <w:rPr>
-                <w:rFonts w:ascii="DejaVu Sans" w:hAnsi="DejaVu Sans" w:eastAsia="DejaVu Sans" w:cs="DejaVu Sans"/>
-                <w:i w:val="false"/>
-                <w:b w:val="false"/>
-                <w:u w:val="none"/>
-                <w:strike w:val="false"/>
-                <w:sz w:val="22"/>
-                <w:szCs w:val="22"/>
-                <w:color w:val="000000"/>
-              </w:rPr>
-            </w:pPr>
-            <w:r>
-              <w:rPr>
-                <w:rFonts w:ascii="DejaVu Sans" w:hAnsi="DejaVu Sans" w:eastAsia="DejaVu Sans" w:cs="DejaVu Sans"/>
-                <w:i w:val="false"/>
-                <w:b w:val="false"/>
-                <w:u w:val="none"/>
-                <w:strike w:val="false"/>
-                <w:sz w:val="22"/>
-                <w:szCs w:val="22"/>
-                <w:color w:val="000000"/>
-              </w:rPr>
-              <w:t xml:space="preserve">918 (27,5 %)</w:t>
+              <w:t xml:space="preserve">5&lt;U+00A0&gt;400 (17,5&lt;U+00A0&gt;%)</w:t>
+            </w:r>
+          </w:p>
+        </w:tc>
+        <w:tc>
+          <w:tcPr>
+            <w:tcBorders>
+              <w:bottom w:val="none" w:sz="0" w:space="0" w:color="000000"/>
+              <w:top w:val="none" w:sz="0" w:space="0" w:color="000000"/>
+              <w:left w:val="none" w:sz="0" w:space="0" w:color="000000"/>
+              <w:right w:val="none" w:sz="0" w:space="0" w:color="000000"/>
+            </w:tcBorders>
+            <w:shd w:val="clear" w:color="auto" w:fill="FFFFFF"/>
+            <w:tcMar>
+              <w:top w:w="0" w:type="dxa"/>
+              <w:bottom w:w="0" w:type="dxa"/>
+              <w:left w:w="0" w:type="dxa"/>
+              <w:right w:w="0" w:type="dxa"/>
+            </w:tcMar>
+            <w:vAlign w:val="top"/>
+          </w:tcPr>
+          <w:p>
+            <w:pPr>
+              <w:pStyle w:val="Normal"/>
+              <w:jc w:val="center"/>
+              <w:pBdr>
+                <w:bottom w:val="none" w:sz="0" w:space="0" w:color="000000"/>
+                <w:top w:val="none" w:sz="0" w:space="0" w:color="000000"/>
+                <w:left w:val="none" w:sz="0" w:space="0" w:color="000000"/>
+                <w:right w:val="none" w:sz="0" w:space="0" w:color="000000"/>
+              </w:pBdr>
+              <w:spacing w:after="100" w:before="100" w:line="240"/>
+              <w:ind w:left="100" w:right="100" w:firstLine="0" w:firstLineChars="0"/>
+              <w:rPr>
+                <w:rFonts w:ascii="DejaVu Sans" w:hAnsi="DejaVu Sans" w:eastAsia="DejaVu Sans" w:cs="DejaVu Sans"/>
+                <w:i w:val="false"/>
+                <w:b w:val="false"/>
+                <w:u w:val="none"/>
+                <w:strike w:val="false"/>
+                <w:sz w:val="22"/>
+                <w:szCs w:val="22"/>
+                <w:color w:val="000000"/>
+              </w:rPr>
+            </w:pPr>
+            <w:r>
+              <w:rPr>
+                <w:rFonts w:ascii="DejaVu Sans" w:hAnsi="DejaVu Sans" w:eastAsia="DejaVu Sans" w:cs="DejaVu Sans"/>
+                <w:i w:val="false"/>
+                <w:b w:val="false"/>
+                <w:u w:val="none"/>
+                <w:strike w:val="false"/>
+                <w:sz w:val="22"/>
+                <w:szCs w:val="22"/>
+                <w:color w:val="000000"/>
+              </w:rPr>
+              <w:t xml:space="preserve">4&lt;U+00A0&gt;482 (16,3&lt;U+00A0&gt;%)</w:t>
+            </w:r>
+          </w:p>
+        </w:tc>
+        <w:tc>
+          <w:tcPr>
+            <w:tcBorders>
+              <w:bottom w:val="none" w:sz="0" w:space="0" w:color="000000"/>
+              <w:top w:val="none" w:sz="0" w:space="0" w:color="000000"/>
+              <w:left w:val="none" w:sz="0" w:space="0" w:color="000000"/>
+              <w:right w:val="none" w:sz="0" w:space="0" w:color="000000"/>
+            </w:tcBorders>
+            <w:shd w:val="clear" w:color="auto" w:fill="FFFFFF"/>
+            <w:tcMar>
+              <w:top w:w="0" w:type="dxa"/>
+              <w:bottom w:w="0" w:type="dxa"/>
+              <w:left w:w="0" w:type="dxa"/>
+              <w:right w:w="0" w:type="dxa"/>
+            </w:tcMar>
+            <w:vAlign w:val="top"/>
+          </w:tcPr>
+          <w:p>
+            <w:pPr>
+              <w:pStyle w:val="Normal"/>
+              <w:jc w:val="center"/>
+              <w:pBdr>
+                <w:bottom w:val="none" w:sz="0" w:space="0" w:color="000000"/>
+                <w:top w:val="none" w:sz="0" w:space="0" w:color="000000"/>
+                <w:left w:val="none" w:sz="0" w:space="0" w:color="000000"/>
+                <w:right w:val="none" w:sz="0" w:space="0" w:color="000000"/>
+              </w:pBdr>
+              <w:spacing w:after="100" w:before="100" w:line="240"/>
+              <w:ind w:left="100" w:right="100" w:firstLine="0" w:firstLineChars="0"/>
+              <w:rPr>
+                <w:rFonts w:ascii="DejaVu Sans" w:hAnsi="DejaVu Sans" w:eastAsia="DejaVu Sans" w:cs="DejaVu Sans"/>
+                <w:i w:val="false"/>
+                <w:b w:val="false"/>
+                <w:u w:val="none"/>
+                <w:strike w:val="false"/>
+                <w:sz w:val="22"/>
+                <w:szCs w:val="22"/>
+                <w:color w:val="000000"/>
+              </w:rPr>
+            </w:pPr>
+            <w:r>
+              <w:rPr>
+                <w:rFonts w:ascii="DejaVu Sans" w:hAnsi="DejaVu Sans" w:eastAsia="DejaVu Sans" w:cs="DejaVu Sans"/>
+                <w:i w:val="false"/>
+                <w:b w:val="false"/>
+                <w:u w:val="none"/>
+                <w:strike w:val="false"/>
+                <w:sz w:val="22"/>
+                <w:szCs w:val="22"/>
+                <w:color w:val="000000"/>
+              </w:rPr>
+              <w:t xml:space="preserve">918 (27,5&lt;U+00A0&gt;%)</w:t>
             </w:r>
           </w:p>
         </w:tc>
@@ -1932,172 +1932,172 @@
                 <w:szCs w:val="22"/>
                 <w:color w:val="000000"/>
               </w:rPr>
-              <w:t xml:space="preserve">60 a más</w:t>
-            </w:r>
-          </w:p>
-        </w:tc>
-        <w:tc>
-          <w:tcPr>
-            <w:tcBorders>
-              <w:bottom w:val="none" w:sz="0" w:space="0" w:color="000000"/>
-              <w:top w:val="none" w:sz="0" w:space="0" w:color="000000"/>
-              <w:left w:val="none" w:sz="0" w:space="0" w:color="000000"/>
-              <w:right w:val="none" w:sz="0" w:space="0" w:color="000000"/>
-            </w:tcBorders>
-            <w:shd w:val="clear" w:color="auto" w:fill="FFFFFF"/>
-            <w:tcMar>
-              <w:top w:w="0" w:type="dxa"/>
-              <w:bottom w:w="0" w:type="dxa"/>
-              <w:left w:w="0" w:type="dxa"/>
-              <w:right w:w="0" w:type="dxa"/>
-            </w:tcMar>
-            <w:vAlign w:val="top"/>
-          </w:tcPr>
-          <w:p>
-            <w:pPr>
-              <w:pStyle w:val="Normal"/>
-              <w:jc w:val="center"/>
-              <w:pBdr>
-                <w:bottom w:val="none" w:sz="0" w:space="0" w:color="000000"/>
-                <w:top w:val="none" w:sz="0" w:space="0" w:color="000000"/>
-                <w:left w:val="none" w:sz="0" w:space="0" w:color="000000"/>
-                <w:right w:val="none" w:sz="0" w:space="0" w:color="000000"/>
-              </w:pBdr>
-              <w:spacing w:after="100" w:before="100" w:line="240"/>
-              <w:ind w:left="100" w:right="100" w:firstLine="0" w:firstLineChars="0"/>
-              <w:rPr>
-                <w:rFonts w:ascii="DejaVu Sans" w:hAnsi="DejaVu Sans" w:eastAsia="DejaVu Sans" w:cs="DejaVu Sans"/>
-                <w:i w:val="false"/>
-                <w:b w:val="false"/>
-                <w:u w:val="none"/>
-                <w:strike w:val="false"/>
-                <w:sz w:val="22"/>
-                <w:szCs w:val="22"/>
-                <w:color w:val="000000"/>
-              </w:rPr>
-            </w:pPr>
-            <w:r>
-              <w:rPr>
-                <w:rFonts w:ascii="DejaVu Sans" w:hAnsi="DejaVu Sans" w:eastAsia="DejaVu Sans" w:cs="DejaVu Sans"/>
-                <w:i w:val="false"/>
-                <w:b w:val="false"/>
-                <w:u w:val="none"/>
-                <w:strike w:val="false"/>
-                <w:sz w:val="22"/>
-                <w:szCs w:val="22"/>
-                <w:color w:val="000000"/>
-              </w:rPr>
-              <w:t xml:space="preserve">4 711 (15,3 %)</w:t>
-            </w:r>
-          </w:p>
-        </w:tc>
-        <w:tc>
-          <w:tcPr>
-            <w:tcBorders>
-              <w:bottom w:val="none" w:sz="0" w:space="0" w:color="000000"/>
-              <w:top w:val="none" w:sz="0" w:space="0" w:color="000000"/>
-              <w:left w:val="none" w:sz="0" w:space="0" w:color="000000"/>
-              <w:right w:val="none" w:sz="0" w:space="0" w:color="000000"/>
-            </w:tcBorders>
-            <w:shd w:val="clear" w:color="auto" w:fill="FFFFFF"/>
-            <w:tcMar>
-              <w:top w:w="0" w:type="dxa"/>
-              <w:bottom w:w="0" w:type="dxa"/>
-              <w:left w:w="0" w:type="dxa"/>
-              <w:right w:w="0" w:type="dxa"/>
-            </w:tcMar>
-            <w:vAlign w:val="top"/>
-          </w:tcPr>
-          <w:p>
-            <w:pPr>
-              <w:pStyle w:val="Normal"/>
-              <w:jc w:val="center"/>
-              <w:pBdr>
-                <w:bottom w:val="none" w:sz="0" w:space="0" w:color="000000"/>
-                <w:top w:val="none" w:sz="0" w:space="0" w:color="000000"/>
-                <w:left w:val="none" w:sz="0" w:space="0" w:color="000000"/>
-                <w:right w:val="none" w:sz="0" w:space="0" w:color="000000"/>
-              </w:pBdr>
-              <w:spacing w:after="100" w:before="100" w:line="240"/>
-              <w:ind w:left="100" w:right="100" w:firstLine="0" w:firstLineChars="0"/>
-              <w:rPr>
-                <w:rFonts w:ascii="DejaVu Sans" w:hAnsi="DejaVu Sans" w:eastAsia="DejaVu Sans" w:cs="DejaVu Sans"/>
-                <w:i w:val="false"/>
-                <w:b w:val="false"/>
-                <w:u w:val="none"/>
-                <w:strike w:val="false"/>
-                <w:sz w:val="22"/>
-                <w:szCs w:val="22"/>
-                <w:color w:val="000000"/>
-              </w:rPr>
-            </w:pPr>
-            <w:r>
-              <w:rPr>
-                <w:rFonts w:ascii="DejaVu Sans" w:hAnsi="DejaVu Sans" w:eastAsia="DejaVu Sans" w:cs="DejaVu Sans"/>
-                <w:i w:val="false"/>
-                <w:b w:val="false"/>
-                <w:u w:val="none"/>
-                <w:strike w:val="false"/>
-                <w:sz w:val="22"/>
-                <w:szCs w:val="22"/>
-                <w:color w:val="000000"/>
-              </w:rPr>
-              <w:t xml:space="preserve">3 404 (12,4 %)</w:t>
-            </w:r>
-          </w:p>
-        </w:tc>
-        <w:tc>
-          <w:tcPr>
-            <w:tcBorders>
-              <w:bottom w:val="none" w:sz="0" w:space="0" w:color="000000"/>
-              <w:top w:val="none" w:sz="0" w:space="0" w:color="000000"/>
-              <w:left w:val="none" w:sz="0" w:space="0" w:color="000000"/>
-              <w:right w:val="none" w:sz="0" w:space="0" w:color="000000"/>
-            </w:tcBorders>
-            <w:shd w:val="clear" w:color="auto" w:fill="FFFFFF"/>
-            <w:tcMar>
-              <w:top w:w="0" w:type="dxa"/>
-              <w:bottom w:w="0" w:type="dxa"/>
-              <w:left w:w="0" w:type="dxa"/>
-              <w:right w:w="0" w:type="dxa"/>
-            </w:tcMar>
-            <w:vAlign w:val="top"/>
-          </w:tcPr>
-          <w:p>
-            <w:pPr>
-              <w:pStyle w:val="Normal"/>
-              <w:jc w:val="center"/>
-              <w:pBdr>
-                <w:bottom w:val="none" w:sz="0" w:space="0" w:color="000000"/>
-                <w:top w:val="none" w:sz="0" w:space="0" w:color="000000"/>
-                <w:left w:val="none" w:sz="0" w:space="0" w:color="000000"/>
-                <w:right w:val="none" w:sz="0" w:space="0" w:color="000000"/>
-              </w:pBdr>
-              <w:spacing w:after="100" w:before="100" w:line="240"/>
-              <w:ind w:left="100" w:right="100" w:firstLine="0" w:firstLineChars="0"/>
-              <w:rPr>
-                <w:rFonts w:ascii="DejaVu Sans" w:hAnsi="DejaVu Sans" w:eastAsia="DejaVu Sans" w:cs="DejaVu Sans"/>
-                <w:i w:val="false"/>
-                <w:b w:val="false"/>
-                <w:u w:val="none"/>
-                <w:strike w:val="false"/>
-                <w:sz w:val="22"/>
-                <w:szCs w:val="22"/>
-                <w:color w:val="000000"/>
-              </w:rPr>
-            </w:pPr>
-            <w:r>
-              <w:rPr>
-                <w:rFonts w:ascii="DejaVu Sans" w:hAnsi="DejaVu Sans" w:eastAsia="DejaVu Sans" w:cs="DejaVu Sans"/>
-                <w:i w:val="false"/>
-                <w:b w:val="false"/>
-                <w:u w:val="none"/>
-                <w:strike w:val="false"/>
-                <w:sz w:val="22"/>
-                <w:szCs w:val="22"/>
-                <w:color w:val="000000"/>
-              </w:rPr>
-              <w:t xml:space="preserve">1 307 (39,2 %)</w:t>
+              <w:t xml:space="preserve">60 a m&lt;U+00E1&gt;s</w:t>
+            </w:r>
+          </w:p>
+        </w:tc>
+        <w:tc>
+          <w:tcPr>
+            <w:tcBorders>
+              <w:bottom w:val="none" w:sz="0" w:space="0" w:color="000000"/>
+              <w:top w:val="none" w:sz="0" w:space="0" w:color="000000"/>
+              <w:left w:val="none" w:sz="0" w:space="0" w:color="000000"/>
+              <w:right w:val="none" w:sz="0" w:space="0" w:color="000000"/>
+            </w:tcBorders>
+            <w:shd w:val="clear" w:color="auto" w:fill="FFFFFF"/>
+            <w:tcMar>
+              <w:top w:w="0" w:type="dxa"/>
+              <w:bottom w:w="0" w:type="dxa"/>
+              <w:left w:w="0" w:type="dxa"/>
+              <w:right w:w="0" w:type="dxa"/>
+            </w:tcMar>
+            <w:vAlign w:val="top"/>
+          </w:tcPr>
+          <w:p>
+            <w:pPr>
+              <w:pStyle w:val="Normal"/>
+              <w:jc w:val="center"/>
+              <w:pBdr>
+                <w:bottom w:val="none" w:sz="0" w:space="0" w:color="000000"/>
+                <w:top w:val="none" w:sz="0" w:space="0" w:color="000000"/>
+                <w:left w:val="none" w:sz="0" w:space="0" w:color="000000"/>
+                <w:right w:val="none" w:sz="0" w:space="0" w:color="000000"/>
+              </w:pBdr>
+              <w:spacing w:after="100" w:before="100" w:line="240"/>
+              <w:ind w:left="100" w:right="100" w:firstLine="0" w:firstLineChars="0"/>
+              <w:rPr>
+                <w:rFonts w:ascii="DejaVu Sans" w:hAnsi="DejaVu Sans" w:eastAsia="DejaVu Sans" w:cs="DejaVu Sans"/>
+                <w:i w:val="false"/>
+                <w:b w:val="false"/>
+                <w:u w:val="none"/>
+                <w:strike w:val="false"/>
+                <w:sz w:val="22"/>
+                <w:szCs w:val="22"/>
+                <w:color w:val="000000"/>
+              </w:rPr>
+            </w:pPr>
+            <w:r>
+              <w:rPr>
+                <w:rFonts w:ascii="DejaVu Sans" w:hAnsi="DejaVu Sans" w:eastAsia="DejaVu Sans" w:cs="DejaVu Sans"/>
+                <w:i w:val="false"/>
+                <w:b w:val="false"/>
+                <w:u w:val="none"/>
+                <w:strike w:val="false"/>
+                <w:sz w:val="22"/>
+                <w:szCs w:val="22"/>
+                <w:color w:val="000000"/>
+              </w:rPr>
+              <w:t xml:space="preserve">4&lt;U+00A0&gt;711 (15,3&lt;U+00A0&gt;%)</w:t>
+            </w:r>
+          </w:p>
+        </w:tc>
+        <w:tc>
+          <w:tcPr>
+            <w:tcBorders>
+              <w:bottom w:val="none" w:sz="0" w:space="0" w:color="000000"/>
+              <w:top w:val="none" w:sz="0" w:space="0" w:color="000000"/>
+              <w:left w:val="none" w:sz="0" w:space="0" w:color="000000"/>
+              <w:right w:val="none" w:sz="0" w:space="0" w:color="000000"/>
+            </w:tcBorders>
+            <w:shd w:val="clear" w:color="auto" w:fill="FFFFFF"/>
+            <w:tcMar>
+              <w:top w:w="0" w:type="dxa"/>
+              <w:bottom w:w="0" w:type="dxa"/>
+              <w:left w:w="0" w:type="dxa"/>
+              <w:right w:w="0" w:type="dxa"/>
+            </w:tcMar>
+            <w:vAlign w:val="top"/>
+          </w:tcPr>
+          <w:p>
+            <w:pPr>
+              <w:pStyle w:val="Normal"/>
+              <w:jc w:val="center"/>
+              <w:pBdr>
+                <w:bottom w:val="none" w:sz="0" w:space="0" w:color="000000"/>
+                <w:top w:val="none" w:sz="0" w:space="0" w:color="000000"/>
+                <w:left w:val="none" w:sz="0" w:space="0" w:color="000000"/>
+                <w:right w:val="none" w:sz="0" w:space="0" w:color="000000"/>
+              </w:pBdr>
+              <w:spacing w:after="100" w:before="100" w:line="240"/>
+              <w:ind w:left="100" w:right="100" w:firstLine="0" w:firstLineChars="0"/>
+              <w:rPr>
+                <w:rFonts w:ascii="DejaVu Sans" w:hAnsi="DejaVu Sans" w:eastAsia="DejaVu Sans" w:cs="DejaVu Sans"/>
+                <w:i w:val="false"/>
+                <w:b w:val="false"/>
+                <w:u w:val="none"/>
+                <w:strike w:val="false"/>
+                <w:sz w:val="22"/>
+                <w:szCs w:val="22"/>
+                <w:color w:val="000000"/>
+              </w:rPr>
+            </w:pPr>
+            <w:r>
+              <w:rPr>
+                <w:rFonts w:ascii="DejaVu Sans" w:hAnsi="DejaVu Sans" w:eastAsia="DejaVu Sans" w:cs="DejaVu Sans"/>
+                <w:i w:val="false"/>
+                <w:b w:val="false"/>
+                <w:u w:val="none"/>
+                <w:strike w:val="false"/>
+                <w:sz w:val="22"/>
+                <w:szCs w:val="22"/>
+                <w:color w:val="000000"/>
+              </w:rPr>
+              <w:t xml:space="preserve">3&lt;U+00A0&gt;404 (12,4&lt;U+00A0&gt;%)</w:t>
+            </w:r>
+          </w:p>
+        </w:tc>
+        <w:tc>
+          <w:tcPr>
+            <w:tcBorders>
+              <w:bottom w:val="none" w:sz="0" w:space="0" w:color="000000"/>
+              <w:top w:val="none" w:sz="0" w:space="0" w:color="000000"/>
+              <w:left w:val="none" w:sz="0" w:space="0" w:color="000000"/>
+              <w:right w:val="none" w:sz="0" w:space="0" w:color="000000"/>
+            </w:tcBorders>
+            <w:shd w:val="clear" w:color="auto" w:fill="FFFFFF"/>
+            <w:tcMar>
+              <w:top w:w="0" w:type="dxa"/>
+              <w:bottom w:w="0" w:type="dxa"/>
+              <w:left w:w="0" w:type="dxa"/>
+              <w:right w:w="0" w:type="dxa"/>
+            </w:tcMar>
+            <w:vAlign w:val="top"/>
+          </w:tcPr>
+          <w:p>
+            <w:pPr>
+              <w:pStyle w:val="Normal"/>
+              <w:jc w:val="center"/>
+              <w:pBdr>
+                <w:bottom w:val="none" w:sz="0" w:space="0" w:color="000000"/>
+                <w:top w:val="none" w:sz="0" w:space="0" w:color="000000"/>
+                <w:left w:val="none" w:sz="0" w:space="0" w:color="000000"/>
+                <w:right w:val="none" w:sz="0" w:space="0" w:color="000000"/>
+              </w:pBdr>
+              <w:spacing w:after="100" w:before="100" w:line="240"/>
+              <w:ind w:left="100" w:right="100" w:firstLine="0" w:firstLineChars="0"/>
+              <w:rPr>
+                <w:rFonts w:ascii="DejaVu Sans" w:hAnsi="DejaVu Sans" w:eastAsia="DejaVu Sans" w:cs="DejaVu Sans"/>
+                <w:i w:val="false"/>
+                <w:b w:val="false"/>
+                <w:u w:val="none"/>
+                <w:strike w:val="false"/>
+                <w:sz w:val="22"/>
+                <w:szCs w:val="22"/>
+                <w:color w:val="000000"/>
+              </w:rPr>
+            </w:pPr>
+            <w:r>
+              <w:rPr>
+                <w:rFonts w:ascii="DejaVu Sans" w:hAnsi="DejaVu Sans" w:eastAsia="DejaVu Sans" w:cs="DejaVu Sans"/>
+                <w:i w:val="false"/>
+                <w:b w:val="false"/>
+                <w:u w:val="none"/>
+                <w:strike w:val="false"/>
+                <w:sz w:val="22"/>
+                <w:szCs w:val="22"/>
+                <w:color w:val="000000"/>
+              </w:rPr>
+              <w:t xml:space="preserve">1&lt;U+00A0&gt;307 (39,2&lt;U+00A0&gt;%)</w:t>
             </w:r>
           </w:p>
         </w:tc>
@@ -2547,117 +2547,117 @@
                 <w:szCs w:val="22"/>
                 <w:color w:val="000000"/>
               </w:rPr>
-              <w:t xml:space="preserve">13 026 (42,3 %)</w:t>
-            </w:r>
-          </w:p>
-        </w:tc>
-        <w:tc>
-          <w:tcPr>
-            <w:tcBorders>
-              <w:bottom w:val="none" w:sz="0" w:space="0" w:color="000000"/>
-              <w:top w:val="none" w:sz="0" w:space="0" w:color="000000"/>
-              <w:left w:val="none" w:sz="0" w:space="0" w:color="000000"/>
-              <w:right w:val="none" w:sz="0" w:space="0" w:color="000000"/>
-            </w:tcBorders>
-            <w:shd w:val="clear" w:color="auto" w:fill="FFFFFF"/>
-            <w:tcMar>
-              <w:top w:w="0" w:type="dxa"/>
-              <w:bottom w:w="0" w:type="dxa"/>
-              <w:left w:w="0" w:type="dxa"/>
-              <w:right w:w="0" w:type="dxa"/>
-            </w:tcMar>
-            <w:vAlign w:val="top"/>
-          </w:tcPr>
-          <w:p>
-            <w:pPr>
-              <w:pStyle w:val="Normal"/>
-              <w:jc w:val="center"/>
-              <w:pBdr>
-                <w:bottom w:val="none" w:sz="0" w:space="0" w:color="000000"/>
-                <w:top w:val="none" w:sz="0" w:space="0" w:color="000000"/>
-                <w:left w:val="none" w:sz="0" w:space="0" w:color="000000"/>
-                <w:right w:val="none" w:sz="0" w:space="0" w:color="000000"/>
-              </w:pBdr>
-              <w:spacing w:after="100" w:before="100" w:line="240"/>
-              <w:ind w:left="100" w:right="100" w:firstLine="0" w:firstLineChars="0"/>
-              <w:rPr>
-                <w:rFonts w:ascii="DejaVu Sans" w:hAnsi="DejaVu Sans" w:eastAsia="DejaVu Sans" w:cs="DejaVu Sans"/>
-                <w:i w:val="false"/>
-                <w:b w:val="false"/>
-                <w:u w:val="none"/>
-                <w:strike w:val="false"/>
-                <w:sz w:val="22"/>
-                <w:szCs w:val="22"/>
-                <w:color w:val="000000"/>
-              </w:rPr>
-            </w:pPr>
-            <w:r>
-              <w:rPr>
-                <w:rFonts w:ascii="DejaVu Sans" w:hAnsi="DejaVu Sans" w:eastAsia="DejaVu Sans" w:cs="DejaVu Sans"/>
-                <w:i w:val="false"/>
-                <w:b w:val="false"/>
-                <w:u w:val="none"/>
-                <w:strike w:val="false"/>
-                <w:sz w:val="22"/>
-                <w:szCs w:val="22"/>
-                <w:color w:val="000000"/>
-              </w:rPr>
-              <w:t xml:space="preserve">11 048 (40,2 %)</w:t>
-            </w:r>
-          </w:p>
-        </w:tc>
-        <w:tc>
-          <w:tcPr>
-            <w:tcBorders>
-              <w:bottom w:val="none" w:sz="0" w:space="0" w:color="000000"/>
-              <w:top w:val="none" w:sz="0" w:space="0" w:color="000000"/>
-              <w:left w:val="none" w:sz="0" w:space="0" w:color="000000"/>
-              <w:right w:val="none" w:sz="0" w:space="0" w:color="000000"/>
-            </w:tcBorders>
-            <w:shd w:val="clear" w:color="auto" w:fill="FFFFFF"/>
-            <w:tcMar>
-              <w:top w:w="0" w:type="dxa"/>
-              <w:bottom w:w="0" w:type="dxa"/>
-              <w:left w:w="0" w:type="dxa"/>
-              <w:right w:w="0" w:type="dxa"/>
-            </w:tcMar>
-            <w:vAlign w:val="top"/>
-          </w:tcPr>
-          <w:p>
-            <w:pPr>
-              <w:pStyle w:val="Normal"/>
-              <w:jc w:val="center"/>
-              <w:pBdr>
-                <w:bottom w:val="none" w:sz="0" w:space="0" w:color="000000"/>
-                <w:top w:val="none" w:sz="0" w:space="0" w:color="000000"/>
-                <w:left w:val="none" w:sz="0" w:space="0" w:color="000000"/>
-                <w:right w:val="none" w:sz="0" w:space="0" w:color="000000"/>
-              </w:pBdr>
-              <w:spacing w:after="100" w:before="100" w:line="240"/>
-              <w:ind w:left="100" w:right="100" w:firstLine="0" w:firstLineChars="0"/>
-              <w:rPr>
-                <w:rFonts w:ascii="DejaVu Sans" w:hAnsi="DejaVu Sans" w:eastAsia="DejaVu Sans" w:cs="DejaVu Sans"/>
-                <w:i w:val="false"/>
-                <w:b w:val="false"/>
-                <w:u w:val="none"/>
-                <w:strike w:val="false"/>
-                <w:sz w:val="22"/>
-                <w:szCs w:val="22"/>
-                <w:color w:val="000000"/>
-              </w:rPr>
-            </w:pPr>
-            <w:r>
-              <w:rPr>
-                <w:rFonts w:ascii="DejaVu Sans" w:hAnsi="DejaVu Sans" w:eastAsia="DejaVu Sans" w:cs="DejaVu Sans"/>
-                <w:i w:val="false"/>
-                <w:b w:val="false"/>
-                <w:u w:val="none"/>
-                <w:strike w:val="false"/>
-                <w:sz w:val="22"/>
-                <w:szCs w:val="22"/>
-                <w:color w:val="000000"/>
-              </w:rPr>
-              <w:t xml:space="preserve">1 978 (59,3 %)</w:t>
+              <w:t xml:space="preserve">13&lt;U+00A0&gt;026 (42,3&lt;U+00A0&gt;%)</w:t>
+            </w:r>
+          </w:p>
+        </w:tc>
+        <w:tc>
+          <w:tcPr>
+            <w:tcBorders>
+              <w:bottom w:val="none" w:sz="0" w:space="0" w:color="000000"/>
+              <w:top w:val="none" w:sz="0" w:space="0" w:color="000000"/>
+              <w:left w:val="none" w:sz="0" w:space="0" w:color="000000"/>
+              <w:right w:val="none" w:sz="0" w:space="0" w:color="000000"/>
+            </w:tcBorders>
+            <w:shd w:val="clear" w:color="auto" w:fill="FFFFFF"/>
+            <w:tcMar>
+              <w:top w:w="0" w:type="dxa"/>
+              <w:bottom w:w="0" w:type="dxa"/>
+              <w:left w:w="0" w:type="dxa"/>
+              <w:right w:w="0" w:type="dxa"/>
+            </w:tcMar>
+            <w:vAlign w:val="top"/>
+          </w:tcPr>
+          <w:p>
+            <w:pPr>
+              <w:pStyle w:val="Normal"/>
+              <w:jc w:val="center"/>
+              <w:pBdr>
+                <w:bottom w:val="none" w:sz="0" w:space="0" w:color="000000"/>
+                <w:top w:val="none" w:sz="0" w:space="0" w:color="000000"/>
+                <w:left w:val="none" w:sz="0" w:space="0" w:color="000000"/>
+                <w:right w:val="none" w:sz="0" w:space="0" w:color="000000"/>
+              </w:pBdr>
+              <w:spacing w:after="100" w:before="100" w:line="240"/>
+              <w:ind w:left="100" w:right="100" w:firstLine="0" w:firstLineChars="0"/>
+              <w:rPr>
+                <w:rFonts w:ascii="DejaVu Sans" w:hAnsi="DejaVu Sans" w:eastAsia="DejaVu Sans" w:cs="DejaVu Sans"/>
+                <w:i w:val="false"/>
+                <w:b w:val="false"/>
+                <w:u w:val="none"/>
+                <w:strike w:val="false"/>
+                <w:sz w:val="22"/>
+                <w:szCs w:val="22"/>
+                <w:color w:val="000000"/>
+              </w:rPr>
+            </w:pPr>
+            <w:r>
+              <w:rPr>
+                <w:rFonts w:ascii="DejaVu Sans" w:hAnsi="DejaVu Sans" w:eastAsia="DejaVu Sans" w:cs="DejaVu Sans"/>
+                <w:i w:val="false"/>
+                <w:b w:val="false"/>
+                <w:u w:val="none"/>
+                <w:strike w:val="false"/>
+                <w:sz w:val="22"/>
+                <w:szCs w:val="22"/>
+                <w:color w:val="000000"/>
+              </w:rPr>
+              <w:t xml:space="preserve">11&lt;U+00A0&gt;048 (40,2&lt;U+00A0&gt;%)</w:t>
+            </w:r>
+          </w:p>
+        </w:tc>
+        <w:tc>
+          <w:tcPr>
+            <w:tcBorders>
+              <w:bottom w:val="none" w:sz="0" w:space="0" w:color="000000"/>
+              <w:top w:val="none" w:sz="0" w:space="0" w:color="000000"/>
+              <w:left w:val="none" w:sz="0" w:space="0" w:color="000000"/>
+              <w:right w:val="none" w:sz="0" w:space="0" w:color="000000"/>
+            </w:tcBorders>
+            <w:shd w:val="clear" w:color="auto" w:fill="FFFFFF"/>
+            <w:tcMar>
+              <w:top w:w="0" w:type="dxa"/>
+              <w:bottom w:w="0" w:type="dxa"/>
+              <w:left w:w="0" w:type="dxa"/>
+              <w:right w:w="0" w:type="dxa"/>
+            </w:tcMar>
+            <w:vAlign w:val="top"/>
+          </w:tcPr>
+          <w:p>
+            <w:pPr>
+              <w:pStyle w:val="Normal"/>
+              <w:jc w:val="center"/>
+              <w:pBdr>
+                <w:bottom w:val="none" w:sz="0" w:space="0" w:color="000000"/>
+                <w:top w:val="none" w:sz="0" w:space="0" w:color="000000"/>
+                <w:left w:val="none" w:sz="0" w:space="0" w:color="000000"/>
+                <w:right w:val="none" w:sz="0" w:space="0" w:color="000000"/>
+              </w:pBdr>
+              <w:spacing w:after="100" w:before="100" w:line="240"/>
+              <w:ind w:left="100" w:right="100" w:firstLine="0" w:firstLineChars="0"/>
+              <w:rPr>
+                <w:rFonts w:ascii="DejaVu Sans" w:hAnsi="DejaVu Sans" w:eastAsia="DejaVu Sans" w:cs="DejaVu Sans"/>
+                <w:i w:val="false"/>
+                <w:b w:val="false"/>
+                <w:u w:val="none"/>
+                <w:strike w:val="false"/>
+                <w:sz w:val="22"/>
+                <w:szCs w:val="22"/>
+                <w:color w:val="000000"/>
+              </w:rPr>
+            </w:pPr>
+            <w:r>
+              <w:rPr>
+                <w:rFonts w:ascii="DejaVu Sans" w:hAnsi="DejaVu Sans" w:eastAsia="DejaVu Sans" w:cs="DejaVu Sans"/>
+                <w:i w:val="false"/>
+                <w:b w:val="false"/>
+                <w:u w:val="none"/>
+                <w:strike w:val="false"/>
+                <w:sz w:val="22"/>
+                <w:szCs w:val="22"/>
+                <w:color w:val="000000"/>
+              </w:rPr>
+              <w:t xml:space="preserve">1&lt;U+00A0&gt;978 (59,3&lt;U+00A0&gt;%)</w:t>
             </w:r>
           </w:p>
         </w:tc>
@@ -2827,117 +2827,117 @@
                 <w:szCs w:val="22"/>
                 <w:color w:val="000000"/>
               </w:rPr>
-              <w:t xml:space="preserve">17 799 (57,7 %)</w:t>
-            </w:r>
-          </w:p>
-        </w:tc>
-        <w:tc>
-          <w:tcPr>
-            <w:tcBorders>
-              <w:bottom w:val="none" w:sz="0" w:space="0" w:color="000000"/>
-              <w:top w:val="none" w:sz="0" w:space="0" w:color="000000"/>
-              <w:left w:val="none" w:sz="0" w:space="0" w:color="000000"/>
-              <w:right w:val="none" w:sz="0" w:space="0" w:color="000000"/>
-            </w:tcBorders>
-            <w:shd w:val="clear" w:color="auto" w:fill="FFFFFF"/>
-            <w:tcMar>
-              <w:top w:w="0" w:type="dxa"/>
-              <w:bottom w:w="0" w:type="dxa"/>
-              <w:left w:w="0" w:type="dxa"/>
-              <w:right w:w="0" w:type="dxa"/>
-            </w:tcMar>
-            <w:vAlign w:val="top"/>
-          </w:tcPr>
-          <w:p>
-            <w:pPr>
-              <w:pStyle w:val="Normal"/>
-              <w:jc w:val="center"/>
-              <w:pBdr>
-                <w:bottom w:val="none" w:sz="0" w:space="0" w:color="000000"/>
-                <w:top w:val="none" w:sz="0" w:space="0" w:color="000000"/>
-                <w:left w:val="none" w:sz="0" w:space="0" w:color="000000"/>
-                <w:right w:val="none" w:sz="0" w:space="0" w:color="000000"/>
-              </w:pBdr>
-              <w:spacing w:after="100" w:before="100" w:line="240"/>
-              <w:ind w:left="100" w:right="100" w:firstLine="0" w:firstLineChars="0"/>
-              <w:rPr>
-                <w:rFonts w:ascii="DejaVu Sans" w:hAnsi="DejaVu Sans" w:eastAsia="DejaVu Sans" w:cs="DejaVu Sans"/>
-                <w:i w:val="false"/>
-                <w:b w:val="false"/>
-                <w:u w:val="none"/>
-                <w:strike w:val="false"/>
-                <w:sz w:val="22"/>
-                <w:szCs w:val="22"/>
-                <w:color w:val="000000"/>
-              </w:rPr>
-            </w:pPr>
-            <w:r>
-              <w:rPr>
-                <w:rFonts w:ascii="DejaVu Sans" w:hAnsi="DejaVu Sans" w:eastAsia="DejaVu Sans" w:cs="DejaVu Sans"/>
-                <w:i w:val="false"/>
-                <w:b w:val="false"/>
-                <w:u w:val="none"/>
-                <w:strike w:val="false"/>
-                <w:sz w:val="22"/>
-                <w:szCs w:val="22"/>
-                <w:color w:val="000000"/>
-              </w:rPr>
-              <w:t xml:space="preserve">16 443 (59,8 %)</w:t>
-            </w:r>
-          </w:p>
-        </w:tc>
-        <w:tc>
-          <w:tcPr>
-            <w:tcBorders>
-              <w:bottom w:val="none" w:sz="0" w:space="0" w:color="000000"/>
-              <w:top w:val="none" w:sz="0" w:space="0" w:color="000000"/>
-              <w:left w:val="none" w:sz="0" w:space="0" w:color="000000"/>
-              <w:right w:val="none" w:sz="0" w:space="0" w:color="000000"/>
-            </w:tcBorders>
-            <w:shd w:val="clear" w:color="auto" w:fill="FFFFFF"/>
-            <w:tcMar>
-              <w:top w:w="0" w:type="dxa"/>
-              <w:bottom w:w="0" w:type="dxa"/>
-              <w:left w:w="0" w:type="dxa"/>
-              <w:right w:w="0" w:type="dxa"/>
-            </w:tcMar>
-            <w:vAlign w:val="top"/>
-          </w:tcPr>
-          <w:p>
-            <w:pPr>
-              <w:pStyle w:val="Normal"/>
-              <w:jc w:val="center"/>
-              <w:pBdr>
-                <w:bottom w:val="none" w:sz="0" w:space="0" w:color="000000"/>
-                <w:top w:val="none" w:sz="0" w:space="0" w:color="000000"/>
-                <w:left w:val="none" w:sz="0" w:space="0" w:color="000000"/>
-                <w:right w:val="none" w:sz="0" w:space="0" w:color="000000"/>
-              </w:pBdr>
-              <w:spacing w:after="100" w:before="100" w:line="240"/>
-              <w:ind w:left="100" w:right="100" w:firstLine="0" w:firstLineChars="0"/>
-              <w:rPr>
-                <w:rFonts w:ascii="DejaVu Sans" w:hAnsi="DejaVu Sans" w:eastAsia="DejaVu Sans" w:cs="DejaVu Sans"/>
-                <w:i w:val="false"/>
-                <w:b w:val="false"/>
-                <w:u w:val="none"/>
-                <w:strike w:val="false"/>
-                <w:sz w:val="22"/>
-                <w:szCs w:val="22"/>
-                <w:color w:val="000000"/>
-              </w:rPr>
-            </w:pPr>
-            <w:r>
-              <w:rPr>
-                <w:rFonts w:ascii="DejaVu Sans" w:hAnsi="DejaVu Sans" w:eastAsia="DejaVu Sans" w:cs="DejaVu Sans"/>
-                <w:i w:val="false"/>
-                <w:b w:val="false"/>
-                <w:u w:val="none"/>
-                <w:strike w:val="false"/>
-                <w:sz w:val="22"/>
-                <w:szCs w:val="22"/>
-                <w:color w:val="000000"/>
-              </w:rPr>
-              <w:t xml:space="preserve">1 356 (40,7 %)</w:t>
+              <w:t xml:space="preserve">17&lt;U+00A0&gt;799 (57,7&lt;U+00A0&gt;%)</w:t>
+            </w:r>
+          </w:p>
+        </w:tc>
+        <w:tc>
+          <w:tcPr>
+            <w:tcBorders>
+              <w:bottom w:val="none" w:sz="0" w:space="0" w:color="000000"/>
+              <w:top w:val="none" w:sz="0" w:space="0" w:color="000000"/>
+              <w:left w:val="none" w:sz="0" w:space="0" w:color="000000"/>
+              <w:right w:val="none" w:sz="0" w:space="0" w:color="000000"/>
+            </w:tcBorders>
+            <w:shd w:val="clear" w:color="auto" w:fill="FFFFFF"/>
+            <w:tcMar>
+              <w:top w:w="0" w:type="dxa"/>
+              <w:bottom w:w="0" w:type="dxa"/>
+              <w:left w:w="0" w:type="dxa"/>
+              <w:right w:w="0" w:type="dxa"/>
+            </w:tcMar>
+            <w:vAlign w:val="top"/>
+          </w:tcPr>
+          <w:p>
+            <w:pPr>
+              <w:pStyle w:val="Normal"/>
+              <w:jc w:val="center"/>
+              <w:pBdr>
+                <w:bottom w:val="none" w:sz="0" w:space="0" w:color="000000"/>
+                <w:top w:val="none" w:sz="0" w:space="0" w:color="000000"/>
+                <w:left w:val="none" w:sz="0" w:space="0" w:color="000000"/>
+                <w:right w:val="none" w:sz="0" w:space="0" w:color="000000"/>
+              </w:pBdr>
+              <w:spacing w:after="100" w:before="100" w:line="240"/>
+              <w:ind w:left="100" w:right="100" w:firstLine="0" w:firstLineChars="0"/>
+              <w:rPr>
+                <w:rFonts w:ascii="DejaVu Sans" w:hAnsi="DejaVu Sans" w:eastAsia="DejaVu Sans" w:cs="DejaVu Sans"/>
+                <w:i w:val="false"/>
+                <w:b w:val="false"/>
+                <w:u w:val="none"/>
+                <w:strike w:val="false"/>
+                <w:sz w:val="22"/>
+                <w:szCs w:val="22"/>
+                <w:color w:val="000000"/>
+              </w:rPr>
+            </w:pPr>
+            <w:r>
+              <w:rPr>
+                <w:rFonts w:ascii="DejaVu Sans" w:hAnsi="DejaVu Sans" w:eastAsia="DejaVu Sans" w:cs="DejaVu Sans"/>
+                <w:i w:val="false"/>
+                <w:b w:val="false"/>
+                <w:u w:val="none"/>
+                <w:strike w:val="false"/>
+                <w:sz w:val="22"/>
+                <w:szCs w:val="22"/>
+                <w:color w:val="000000"/>
+              </w:rPr>
+              <w:t xml:space="preserve">16&lt;U+00A0&gt;443 (59,8&lt;U+00A0&gt;%)</w:t>
+            </w:r>
+          </w:p>
+        </w:tc>
+        <w:tc>
+          <w:tcPr>
+            <w:tcBorders>
+              <w:bottom w:val="none" w:sz="0" w:space="0" w:color="000000"/>
+              <w:top w:val="none" w:sz="0" w:space="0" w:color="000000"/>
+              <w:left w:val="none" w:sz="0" w:space="0" w:color="000000"/>
+              <w:right w:val="none" w:sz="0" w:space="0" w:color="000000"/>
+            </w:tcBorders>
+            <w:shd w:val="clear" w:color="auto" w:fill="FFFFFF"/>
+            <w:tcMar>
+              <w:top w:w="0" w:type="dxa"/>
+              <w:bottom w:w="0" w:type="dxa"/>
+              <w:left w:w="0" w:type="dxa"/>
+              <w:right w:w="0" w:type="dxa"/>
+            </w:tcMar>
+            <w:vAlign w:val="top"/>
+          </w:tcPr>
+          <w:p>
+            <w:pPr>
+              <w:pStyle w:val="Normal"/>
+              <w:jc w:val="center"/>
+              <w:pBdr>
+                <w:bottom w:val="none" w:sz="0" w:space="0" w:color="000000"/>
+                <w:top w:val="none" w:sz="0" w:space="0" w:color="000000"/>
+                <w:left w:val="none" w:sz="0" w:space="0" w:color="000000"/>
+                <w:right w:val="none" w:sz="0" w:space="0" w:color="000000"/>
+              </w:pBdr>
+              <w:spacing w:after="100" w:before="100" w:line="240"/>
+              <w:ind w:left="100" w:right="100" w:firstLine="0" w:firstLineChars="0"/>
+              <w:rPr>
+                <w:rFonts w:ascii="DejaVu Sans" w:hAnsi="DejaVu Sans" w:eastAsia="DejaVu Sans" w:cs="DejaVu Sans"/>
+                <w:i w:val="false"/>
+                <w:b w:val="false"/>
+                <w:u w:val="none"/>
+                <w:strike w:val="false"/>
+                <w:sz w:val="22"/>
+                <w:szCs w:val="22"/>
+                <w:color w:val="000000"/>
+              </w:rPr>
+            </w:pPr>
+            <w:r>
+              <w:rPr>
+                <w:rFonts w:ascii="DejaVu Sans" w:hAnsi="DejaVu Sans" w:eastAsia="DejaVu Sans" w:cs="DejaVu Sans"/>
+                <w:i w:val="false"/>
+                <w:b w:val="false"/>
+                <w:u w:val="none"/>
+                <w:strike w:val="false"/>
+                <w:sz w:val="22"/>
+                <w:szCs w:val="22"/>
+                <w:color w:val="000000"/>
+              </w:rPr>
+              <w:t xml:space="preserve">1&lt;U+00A0&gt;356 (40,7&lt;U+00A0&gt;%)</w:t>
             </w:r>
           </w:p>
         </w:tc>
@@ -3052,7 +3052,7 @@
                 <w:szCs w:val="22"/>
                 <w:color w:val="000000"/>
               </w:rPr>
-              <w:t xml:space="preserve">Área de residencia</w:t>
+              <w:t xml:space="preserve">&lt;U+00C1&gt;rea de residencia</w:t>
             </w:r>
           </w:p>
         </w:tc>
@@ -3387,117 +3387,117 @@
                 <w:szCs w:val="22"/>
                 <w:color w:val="000000"/>
               </w:rPr>
-              <w:t xml:space="preserve">19 511 (63,3 %)</w:t>
-            </w:r>
-          </w:p>
-        </w:tc>
-        <w:tc>
-          <w:tcPr>
-            <w:tcBorders>
-              <w:bottom w:val="none" w:sz="0" w:space="0" w:color="000000"/>
-              <w:top w:val="none" w:sz="0" w:space="0" w:color="000000"/>
-              <w:left w:val="none" w:sz="0" w:space="0" w:color="000000"/>
-              <w:right w:val="none" w:sz="0" w:space="0" w:color="000000"/>
-            </w:tcBorders>
-            <w:shd w:val="clear" w:color="auto" w:fill="FFFFFF"/>
-            <w:tcMar>
-              <w:top w:w="0" w:type="dxa"/>
-              <w:bottom w:w="0" w:type="dxa"/>
-              <w:left w:w="0" w:type="dxa"/>
-              <w:right w:w="0" w:type="dxa"/>
-            </w:tcMar>
-            <w:vAlign w:val="top"/>
-          </w:tcPr>
-          <w:p>
-            <w:pPr>
-              <w:pStyle w:val="Normal"/>
-              <w:jc w:val="center"/>
-              <w:pBdr>
-                <w:bottom w:val="none" w:sz="0" w:space="0" w:color="000000"/>
-                <w:top w:val="none" w:sz="0" w:space="0" w:color="000000"/>
-                <w:left w:val="none" w:sz="0" w:space="0" w:color="000000"/>
-                <w:right w:val="none" w:sz="0" w:space="0" w:color="000000"/>
-              </w:pBdr>
-              <w:spacing w:after="100" w:before="100" w:line="240"/>
-              <w:ind w:left="100" w:right="100" w:firstLine="0" w:firstLineChars="0"/>
-              <w:rPr>
-                <w:rFonts w:ascii="DejaVu Sans" w:hAnsi="DejaVu Sans" w:eastAsia="DejaVu Sans" w:cs="DejaVu Sans"/>
-                <w:i w:val="false"/>
-                <w:b w:val="false"/>
-                <w:u w:val="none"/>
-                <w:strike w:val="false"/>
-                <w:sz w:val="22"/>
-                <w:szCs w:val="22"/>
-                <w:color w:val="000000"/>
-              </w:rPr>
-            </w:pPr>
-            <w:r>
-              <w:rPr>
-                <w:rFonts w:ascii="DejaVu Sans" w:hAnsi="DejaVu Sans" w:eastAsia="DejaVu Sans" w:cs="DejaVu Sans"/>
-                <w:i w:val="false"/>
-                <w:b w:val="false"/>
-                <w:u w:val="none"/>
-                <w:strike w:val="false"/>
-                <w:sz w:val="22"/>
-                <w:szCs w:val="22"/>
-                <w:color w:val="000000"/>
-              </w:rPr>
-              <w:t xml:space="preserve">17 339 (63,1 %)</w:t>
-            </w:r>
-          </w:p>
-        </w:tc>
-        <w:tc>
-          <w:tcPr>
-            <w:tcBorders>
-              <w:bottom w:val="none" w:sz="0" w:space="0" w:color="000000"/>
-              <w:top w:val="none" w:sz="0" w:space="0" w:color="000000"/>
-              <w:left w:val="none" w:sz="0" w:space="0" w:color="000000"/>
-              <w:right w:val="none" w:sz="0" w:space="0" w:color="000000"/>
-            </w:tcBorders>
-            <w:shd w:val="clear" w:color="auto" w:fill="FFFFFF"/>
-            <w:tcMar>
-              <w:top w:w="0" w:type="dxa"/>
-              <w:bottom w:w="0" w:type="dxa"/>
-              <w:left w:w="0" w:type="dxa"/>
-              <w:right w:w="0" w:type="dxa"/>
-            </w:tcMar>
-            <w:vAlign w:val="top"/>
-          </w:tcPr>
-          <w:p>
-            <w:pPr>
-              <w:pStyle w:val="Normal"/>
-              <w:jc w:val="center"/>
-              <w:pBdr>
-                <w:bottom w:val="none" w:sz="0" w:space="0" w:color="000000"/>
-                <w:top w:val="none" w:sz="0" w:space="0" w:color="000000"/>
-                <w:left w:val="none" w:sz="0" w:space="0" w:color="000000"/>
-                <w:right w:val="none" w:sz="0" w:space="0" w:color="000000"/>
-              </w:pBdr>
-              <w:spacing w:after="100" w:before="100" w:line="240"/>
-              <w:ind w:left="100" w:right="100" w:firstLine="0" w:firstLineChars="0"/>
-              <w:rPr>
-                <w:rFonts w:ascii="DejaVu Sans" w:hAnsi="DejaVu Sans" w:eastAsia="DejaVu Sans" w:cs="DejaVu Sans"/>
-                <w:i w:val="false"/>
-                <w:b w:val="false"/>
-                <w:u w:val="none"/>
-                <w:strike w:val="false"/>
-                <w:sz w:val="22"/>
-                <w:szCs w:val="22"/>
-                <w:color w:val="000000"/>
-              </w:rPr>
-            </w:pPr>
-            <w:r>
-              <w:rPr>
-                <w:rFonts w:ascii="DejaVu Sans" w:hAnsi="DejaVu Sans" w:eastAsia="DejaVu Sans" w:cs="DejaVu Sans"/>
-                <w:i w:val="false"/>
-                <w:b w:val="false"/>
-                <w:u w:val="none"/>
-                <w:strike w:val="false"/>
-                <w:sz w:val="22"/>
-                <w:szCs w:val="22"/>
-                <w:color w:val="000000"/>
-              </w:rPr>
-              <w:t xml:space="preserve">2 172 (65,1 %)</w:t>
+              <w:t xml:space="preserve">19&lt;U+00A0&gt;511 (63,3&lt;U+00A0&gt;%)</w:t>
+            </w:r>
+          </w:p>
+        </w:tc>
+        <w:tc>
+          <w:tcPr>
+            <w:tcBorders>
+              <w:bottom w:val="none" w:sz="0" w:space="0" w:color="000000"/>
+              <w:top w:val="none" w:sz="0" w:space="0" w:color="000000"/>
+              <w:left w:val="none" w:sz="0" w:space="0" w:color="000000"/>
+              <w:right w:val="none" w:sz="0" w:space="0" w:color="000000"/>
+            </w:tcBorders>
+            <w:shd w:val="clear" w:color="auto" w:fill="FFFFFF"/>
+            <w:tcMar>
+              <w:top w:w="0" w:type="dxa"/>
+              <w:bottom w:w="0" w:type="dxa"/>
+              <w:left w:w="0" w:type="dxa"/>
+              <w:right w:w="0" w:type="dxa"/>
+            </w:tcMar>
+            <w:vAlign w:val="top"/>
+          </w:tcPr>
+          <w:p>
+            <w:pPr>
+              <w:pStyle w:val="Normal"/>
+              <w:jc w:val="center"/>
+              <w:pBdr>
+                <w:bottom w:val="none" w:sz="0" w:space="0" w:color="000000"/>
+                <w:top w:val="none" w:sz="0" w:space="0" w:color="000000"/>
+                <w:left w:val="none" w:sz="0" w:space="0" w:color="000000"/>
+                <w:right w:val="none" w:sz="0" w:space="0" w:color="000000"/>
+              </w:pBdr>
+              <w:spacing w:after="100" w:before="100" w:line="240"/>
+              <w:ind w:left="100" w:right="100" w:firstLine="0" w:firstLineChars="0"/>
+              <w:rPr>
+                <w:rFonts w:ascii="DejaVu Sans" w:hAnsi="DejaVu Sans" w:eastAsia="DejaVu Sans" w:cs="DejaVu Sans"/>
+                <w:i w:val="false"/>
+                <w:b w:val="false"/>
+                <w:u w:val="none"/>
+                <w:strike w:val="false"/>
+                <w:sz w:val="22"/>
+                <w:szCs w:val="22"/>
+                <w:color w:val="000000"/>
+              </w:rPr>
+            </w:pPr>
+            <w:r>
+              <w:rPr>
+                <w:rFonts w:ascii="DejaVu Sans" w:hAnsi="DejaVu Sans" w:eastAsia="DejaVu Sans" w:cs="DejaVu Sans"/>
+                <w:i w:val="false"/>
+                <w:b w:val="false"/>
+                <w:u w:val="none"/>
+                <w:strike w:val="false"/>
+                <w:sz w:val="22"/>
+                <w:szCs w:val="22"/>
+                <w:color w:val="000000"/>
+              </w:rPr>
+              <w:t xml:space="preserve">17&lt;U+00A0&gt;339 (63,1&lt;U+00A0&gt;%)</w:t>
+            </w:r>
+          </w:p>
+        </w:tc>
+        <w:tc>
+          <w:tcPr>
+            <w:tcBorders>
+              <w:bottom w:val="none" w:sz="0" w:space="0" w:color="000000"/>
+              <w:top w:val="none" w:sz="0" w:space="0" w:color="000000"/>
+              <w:left w:val="none" w:sz="0" w:space="0" w:color="000000"/>
+              <w:right w:val="none" w:sz="0" w:space="0" w:color="000000"/>
+            </w:tcBorders>
+            <w:shd w:val="clear" w:color="auto" w:fill="FFFFFF"/>
+            <w:tcMar>
+              <w:top w:w="0" w:type="dxa"/>
+              <w:bottom w:w="0" w:type="dxa"/>
+              <w:left w:w="0" w:type="dxa"/>
+              <w:right w:w="0" w:type="dxa"/>
+            </w:tcMar>
+            <w:vAlign w:val="top"/>
+          </w:tcPr>
+          <w:p>
+            <w:pPr>
+              <w:pStyle w:val="Normal"/>
+              <w:jc w:val="center"/>
+              <w:pBdr>
+                <w:bottom w:val="none" w:sz="0" w:space="0" w:color="000000"/>
+                <w:top w:val="none" w:sz="0" w:space="0" w:color="000000"/>
+                <w:left w:val="none" w:sz="0" w:space="0" w:color="000000"/>
+                <w:right w:val="none" w:sz="0" w:space="0" w:color="000000"/>
+              </w:pBdr>
+              <w:spacing w:after="100" w:before="100" w:line="240"/>
+              <w:ind w:left="100" w:right="100" w:firstLine="0" w:firstLineChars="0"/>
+              <w:rPr>
+                <w:rFonts w:ascii="DejaVu Sans" w:hAnsi="DejaVu Sans" w:eastAsia="DejaVu Sans" w:cs="DejaVu Sans"/>
+                <w:i w:val="false"/>
+                <w:b w:val="false"/>
+                <w:u w:val="none"/>
+                <w:strike w:val="false"/>
+                <w:sz w:val="22"/>
+                <w:szCs w:val="22"/>
+                <w:color w:val="000000"/>
+              </w:rPr>
+            </w:pPr>
+            <w:r>
+              <w:rPr>
+                <w:rFonts w:ascii="DejaVu Sans" w:hAnsi="DejaVu Sans" w:eastAsia="DejaVu Sans" w:cs="DejaVu Sans"/>
+                <w:i w:val="false"/>
+                <w:b w:val="false"/>
+                <w:u w:val="none"/>
+                <w:strike w:val="false"/>
+                <w:sz w:val="22"/>
+                <w:szCs w:val="22"/>
+                <w:color w:val="000000"/>
+              </w:rPr>
+              <w:t xml:space="preserve">2&lt;U+00A0&gt;172 (65,1&lt;U+00A0&gt;%)</w:t>
             </w:r>
           </w:p>
         </w:tc>
@@ -3667,117 +3667,117 @@
                 <w:szCs w:val="22"/>
                 <w:color w:val="000000"/>
               </w:rPr>
-              <w:t xml:space="preserve">11 314 (36,7 %)</w:t>
-            </w:r>
-          </w:p>
-        </w:tc>
-        <w:tc>
-          <w:tcPr>
-            <w:tcBorders>
-              <w:bottom w:val="none" w:sz="0" w:space="0" w:color="000000"/>
-              <w:top w:val="none" w:sz="0" w:space="0" w:color="000000"/>
-              <w:left w:val="none" w:sz="0" w:space="0" w:color="000000"/>
-              <w:right w:val="none" w:sz="0" w:space="0" w:color="000000"/>
-            </w:tcBorders>
-            <w:shd w:val="clear" w:color="auto" w:fill="FFFFFF"/>
-            <w:tcMar>
-              <w:top w:w="0" w:type="dxa"/>
-              <w:bottom w:w="0" w:type="dxa"/>
-              <w:left w:w="0" w:type="dxa"/>
-              <w:right w:w="0" w:type="dxa"/>
-            </w:tcMar>
-            <w:vAlign w:val="top"/>
-          </w:tcPr>
-          <w:p>
-            <w:pPr>
-              <w:pStyle w:val="Normal"/>
-              <w:jc w:val="center"/>
-              <w:pBdr>
-                <w:bottom w:val="none" w:sz="0" w:space="0" w:color="000000"/>
-                <w:top w:val="none" w:sz="0" w:space="0" w:color="000000"/>
-                <w:left w:val="none" w:sz="0" w:space="0" w:color="000000"/>
-                <w:right w:val="none" w:sz="0" w:space="0" w:color="000000"/>
-              </w:pBdr>
-              <w:spacing w:after="100" w:before="100" w:line="240"/>
-              <w:ind w:left="100" w:right="100" w:firstLine="0" w:firstLineChars="0"/>
-              <w:rPr>
-                <w:rFonts w:ascii="DejaVu Sans" w:hAnsi="DejaVu Sans" w:eastAsia="DejaVu Sans" w:cs="DejaVu Sans"/>
-                <w:i w:val="false"/>
-                <w:b w:val="false"/>
-                <w:u w:val="none"/>
-                <w:strike w:val="false"/>
-                <w:sz w:val="22"/>
-                <w:szCs w:val="22"/>
-                <w:color w:val="000000"/>
-              </w:rPr>
-            </w:pPr>
-            <w:r>
-              <w:rPr>
-                <w:rFonts w:ascii="DejaVu Sans" w:hAnsi="DejaVu Sans" w:eastAsia="DejaVu Sans" w:cs="DejaVu Sans"/>
-                <w:i w:val="false"/>
-                <w:b w:val="false"/>
-                <w:u w:val="none"/>
-                <w:strike w:val="false"/>
-                <w:sz w:val="22"/>
-                <w:szCs w:val="22"/>
-                <w:color w:val="000000"/>
-              </w:rPr>
-              <w:t xml:space="preserve">10 152 (36,9 %)</w:t>
-            </w:r>
-          </w:p>
-        </w:tc>
-        <w:tc>
-          <w:tcPr>
-            <w:tcBorders>
-              <w:bottom w:val="none" w:sz="0" w:space="0" w:color="000000"/>
-              <w:top w:val="none" w:sz="0" w:space="0" w:color="000000"/>
-              <w:left w:val="none" w:sz="0" w:space="0" w:color="000000"/>
-              <w:right w:val="none" w:sz="0" w:space="0" w:color="000000"/>
-            </w:tcBorders>
-            <w:shd w:val="clear" w:color="auto" w:fill="FFFFFF"/>
-            <w:tcMar>
-              <w:top w:w="0" w:type="dxa"/>
-              <w:bottom w:w="0" w:type="dxa"/>
-              <w:left w:w="0" w:type="dxa"/>
-              <w:right w:w="0" w:type="dxa"/>
-            </w:tcMar>
-            <w:vAlign w:val="top"/>
-          </w:tcPr>
-          <w:p>
-            <w:pPr>
-              <w:pStyle w:val="Normal"/>
-              <w:jc w:val="center"/>
-              <w:pBdr>
-                <w:bottom w:val="none" w:sz="0" w:space="0" w:color="000000"/>
-                <w:top w:val="none" w:sz="0" w:space="0" w:color="000000"/>
-                <w:left w:val="none" w:sz="0" w:space="0" w:color="000000"/>
-                <w:right w:val="none" w:sz="0" w:space="0" w:color="000000"/>
-              </w:pBdr>
-              <w:spacing w:after="100" w:before="100" w:line="240"/>
-              <w:ind w:left="100" w:right="100" w:firstLine="0" w:firstLineChars="0"/>
-              <w:rPr>
-                <w:rFonts w:ascii="DejaVu Sans" w:hAnsi="DejaVu Sans" w:eastAsia="DejaVu Sans" w:cs="DejaVu Sans"/>
-                <w:i w:val="false"/>
-                <w:b w:val="false"/>
-                <w:u w:val="none"/>
-                <w:strike w:val="false"/>
-                <w:sz w:val="22"/>
-                <w:szCs w:val="22"/>
-                <w:color w:val="000000"/>
-              </w:rPr>
-            </w:pPr>
-            <w:r>
-              <w:rPr>
-                <w:rFonts w:ascii="DejaVu Sans" w:hAnsi="DejaVu Sans" w:eastAsia="DejaVu Sans" w:cs="DejaVu Sans"/>
-                <w:i w:val="false"/>
-                <w:b w:val="false"/>
-                <w:u w:val="none"/>
-                <w:strike w:val="false"/>
-                <w:sz w:val="22"/>
-                <w:szCs w:val="22"/>
-                <w:color w:val="000000"/>
-              </w:rPr>
-              <w:t xml:space="preserve">1 162 (34,9 %)</w:t>
+              <w:t xml:space="preserve">11&lt;U+00A0&gt;314 (36,7&lt;U+00A0&gt;%)</w:t>
+            </w:r>
+          </w:p>
+        </w:tc>
+        <w:tc>
+          <w:tcPr>
+            <w:tcBorders>
+              <w:bottom w:val="none" w:sz="0" w:space="0" w:color="000000"/>
+              <w:top w:val="none" w:sz="0" w:space="0" w:color="000000"/>
+              <w:left w:val="none" w:sz="0" w:space="0" w:color="000000"/>
+              <w:right w:val="none" w:sz="0" w:space="0" w:color="000000"/>
+            </w:tcBorders>
+            <w:shd w:val="clear" w:color="auto" w:fill="FFFFFF"/>
+            <w:tcMar>
+              <w:top w:w="0" w:type="dxa"/>
+              <w:bottom w:w="0" w:type="dxa"/>
+              <w:left w:w="0" w:type="dxa"/>
+              <w:right w:w="0" w:type="dxa"/>
+            </w:tcMar>
+            <w:vAlign w:val="top"/>
+          </w:tcPr>
+          <w:p>
+            <w:pPr>
+              <w:pStyle w:val="Normal"/>
+              <w:jc w:val="center"/>
+              <w:pBdr>
+                <w:bottom w:val="none" w:sz="0" w:space="0" w:color="000000"/>
+                <w:top w:val="none" w:sz="0" w:space="0" w:color="000000"/>
+                <w:left w:val="none" w:sz="0" w:space="0" w:color="000000"/>
+                <w:right w:val="none" w:sz="0" w:space="0" w:color="000000"/>
+              </w:pBdr>
+              <w:spacing w:after="100" w:before="100" w:line="240"/>
+              <w:ind w:left="100" w:right="100" w:firstLine="0" w:firstLineChars="0"/>
+              <w:rPr>
+                <w:rFonts w:ascii="DejaVu Sans" w:hAnsi="DejaVu Sans" w:eastAsia="DejaVu Sans" w:cs="DejaVu Sans"/>
+                <w:i w:val="false"/>
+                <w:b w:val="false"/>
+                <w:u w:val="none"/>
+                <w:strike w:val="false"/>
+                <w:sz w:val="22"/>
+                <w:szCs w:val="22"/>
+                <w:color w:val="000000"/>
+              </w:rPr>
+            </w:pPr>
+            <w:r>
+              <w:rPr>
+                <w:rFonts w:ascii="DejaVu Sans" w:hAnsi="DejaVu Sans" w:eastAsia="DejaVu Sans" w:cs="DejaVu Sans"/>
+                <w:i w:val="false"/>
+                <w:b w:val="false"/>
+                <w:u w:val="none"/>
+                <w:strike w:val="false"/>
+                <w:sz w:val="22"/>
+                <w:szCs w:val="22"/>
+                <w:color w:val="000000"/>
+              </w:rPr>
+              <w:t xml:space="preserve">10&lt;U+00A0&gt;152 (36,9&lt;U+00A0&gt;%)</w:t>
+            </w:r>
+          </w:p>
+        </w:tc>
+        <w:tc>
+          <w:tcPr>
+            <w:tcBorders>
+              <w:bottom w:val="none" w:sz="0" w:space="0" w:color="000000"/>
+              <w:top w:val="none" w:sz="0" w:space="0" w:color="000000"/>
+              <w:left w:val="none" w:sz="0" w:space="0" w:color="000000"/>
+              <w:right w:val="none" w:sz="0" w:space="0" w:color="000000"/>
+            </w:tcBorders>
+            <w:shd w:val="clear" w:color="auto" w:fill="FFFFFF"/>
+            <w:tcMar>
+              <w:top w:w="0" w:type="dxa"/>
+              <w:bottom w:w="0" w:type="dxa"/>
+              <w:left w:w="0" w:type="dxa"/>
+              <w:right w:w="0" w:type="dxa"/>
+            </w:tcMar>
+            <w:vAlign w:val="top"/>
+          </w:tcPr>
+          <w:p>
+            <w:pPr>
+              <w:pStyle w:val="Normal"/>
+              <w:jc w:val="center"/>
+              <w:pBdr>
+                <w:bottom w:val="none" w:sz="0" w:space="0" w:color="000000"/>
+                <w:top w:val="none" w:sz="0" w:space="0" w:color="000000"/>
+                <w:left w:val="none" w:sz="0" w:space="0" w:color="000000"/>
+                <w:right w:val="none" w:sz="0" w:space="0" w:color="000000"/>
+              </w:pBdr>
+              <w:spacing w:after="100" w:before="100" w:line="240"/>
+              <w:ind w:left="100" w:right="100" w:firstLine="0" w:firstLineChars="0"/>
+              <w:rPr>
+                <w:rFonts w:ascii="DejaVu Sans" w:hAnsi="DejaVu Sans" w:eastAsia="DejaVu Sans" w:cs="DejaVu Sans"/>
+                <w:i w:val="false"/>
+                <w:b w:val="false"/>
+                <w:u w:val="none"/>
+                <w:strike w:val="false"/>
+                <w:sz w:val="22"/>
+                <w:szCs w:val="22"/>
+                <w:color w:val="000000"/>
+              </w:rPr>
+            </w:pPr>
+            <w:r>
+              <w:rPr>
+                <w:rFonts w:ascii="DejaVu Sans" w:hAnsi="DejaVu Sans" w:eastAsia="DejaVu Sans" w:cs="DejaVu Sans"/>
+                <w:i w:val="false"/>
+                <w:b w:val="false"/>
+                <w:u w:val="none"/>
+                <w:strike w:val="false"/>
+                <w:sz w:val="22"/>
+                <w:szCs w:val="22"/>
+                <w:color w:val="000000"/>
+              </w:rPr>
+              <w:t xml:space="preserve">1&lt;U+00A0&gt;162 (34,9&lt;U+00A0&gt;%)</w:t>
             </w:r>
           </w:p>
         </w:tc>
@@ -3892,7 +3892,7 @@
                 <w:szCs w:val="22"/>
                 <w:color w:val="000000"/>
               </w:rPr>
-              <w:t xml:space="preserve">Región natural</w:t>
+              <w:t xml:space="preserve">Regi&lt;U+00F3&gt;n natural</w:t>
             </w:r>
           </w:p>
         </w:tc>
@@ -4227,117 +4227,117 @@
                 <w:szCs w:val="22"/>
                 <w:color w:val="000000"/>
               </w:rPr>
-              <w:t xml:space="preserve">3 371 (10,9 %)</w:t>
-            </w:r>
-          </w:p>
-        </w:tc>
-        <w:tc>
-          <w:tcPr>
-            <w:tcBorders>
-              <w:bottom w:val="none" w:sz="0" w:space="0" w:color="000000"/>
-              <w:top w:val="none" w:sz="0" w:space="0" w:color="000000"/>
-              <w:left w:val="none" w:sz="0" w:space="0" w:color="000000"/>
-              <w:right w:val="none" w:sz="0" w:space="0" w:color="000000"/>
-            </w:tcBorders>
-            <w:shd w:val="clear" w:color="auto" w:fill="FFFFFF"/>
-            <w:tcMar>
-              <w:top w:w="0" w:type="dxa"/>
-              <w:bottom w:w="0" w:type="dxa"/>
-              <w:left w:w="0" w:type="dxa"/>
-              <w:right w:w="0" w:type="dxa"/>
-            </w:tcMar>
-            <w:vAlign w:val="top"/>
-          </w:tcPr>
-          <w:p>
-            <w:pPr>
-              <w:pStyle w:val="Normal"/>
-              <w:jc w:val="center"/>
-              <w:pBdr>
-                <w:bottom w:val="none" w:sz="0" w:space="0" w:color="000000"/>
-                <w:top w:val="none" w:sz="0" w:space="0" w:color="000000"/>
-                <w:left w:val="none" w:sz="0" w:space="0" w:color="000000"/>
-                <w:right w:val="none" w:sz="0" w:space="0" w:color="000000"/>
-              </w:pBdr>
-              <w:spacing w:after="100" w:before="100" w:line="240"/>
-              <w:ind w:left="100" w:right="100" w:firstLine="0" w:firstLineChars="0"/>
-              <w:rPr>
-                <w:rFonts w:ascii="DejaVu Sans" w:hAnsi="DejaVu Sans" w:eastAsia="DejaVu Sans" w:cs="DejaVu Sans"/>
-                <w:i w:val="false"/>
-                <w:b w:val="false"/>
-                <w:u w:val="none"/>
-                <w:strike w:val="false"/>
-                <w:sz w:val="22"/>
-                <w:szCs w:val="22"/>
-                <w:color w:val="000000"/>
-              </w:rPr>
-            </w:pPr>
-            <w:r>
-              <w:rPr>
-                <w:rFonts w:ascii="DejaVu Sans" w:hAnsi="DejaVu Sans" w:eastAsia="DejaVu Sans" w:cs="DejaVu Sans"/>
-                <w:i w:val="false"/>
-                <w:b w:val="false"/>
-                <w:u w:val="none"/>
-                <w:strike w:val="false"/>
-                <w:sz w:val="22"/>
-                <w:szCs w:val="22"/>
-                <w:color w:val="000000"/>
-              </w:rPr>
-              <w:t xml:space="preserve">2 882 (10,5 %)</w:t>
-            </w:r>
-          </w:p>
-        </w:tc>
-        <w:tc>
-          <w:tcPr>
-            <w:tcBorders>
-              <w:bottom w:val="none" w:sz="0" w:space="0" w:color="000000"/>
-              <w:top w:val="none" w:sz="0" w:space="0" w:color="000000"/>
-              <w:left w:val="none" w:sz="0" w:space="0" w:color="000000"/>
-              <w:right w:val="none" w:sz="0" w:space="0" w:color="000000"/>
-            </w:tcBorders>
-            <w:shd w:val="clear" w:color="auto" w:fill="FFFFFF"/>
-            <w:tcMar>
-              <w:top w:w="0" w:type="dxa"/>
-              <w:bottom w:w="0" w:type="dxa"/>
-              <w:left w:w="0" w:type="dxa"/>
-              <w:right w:w="0" w:type="dxa"/>
-            </w:tcMar>
-            <w:vAlign w:val="top"/>
-          </w:tcPr>
-          <w:p>
-            <w:pPr>
-              <w:pStyle w:val="Normal"/>
-              <w:jc w:val="center"/>
-              <w:pBdr>
-                <w:bottom w:val="none" w:sz="0" w:space="0" w:color="000000"/>
-                <w:top w:val="none" w:sz="0" w:space="0" w:color="000000"/>
-                <w:left w:val="none" w:sz="0" w:space="0" w:color="000000"/>
-                <w:right w:val="none" w:sz="0" w:space="0" w:color="000000"/>
-              </w:pBdr>
-              <w:spacing w:after="100" w:before="100" w:line="240"/>
-              <w:ind w:left="100" w:right="100" w:firstLine="0" w:firstLineChars="0"/>
-              <w:rPr>
-                <w:rFonts w:ascii="DejaVu Sans" w:hAnsi="DejaVu Sans" w:eastAsia="DejaVu Sans" w:cs="DejaVu Sans"/>
-                <w:i w:val="false"/>
-                <w:b w:val="false"/>
-                <w:u w:val="none"/>
-                <w:strike w:val="false"/>
-                <w:sz w:val="22"/>
-                <w:szCs w:val="22"/>
-                <w:color w:val="000000"/>
-              </w:rPr>
-            </w:pPr>
-            <w:r>
-              <w:rPr>
-                <w:rFonts w:ascii="DejaVu Sans" w:hAnsi="DejaVu Sans" w:eastAsia="DejaVu Sans" w:cs="DejaVu Sans"/>
-                <w:i w:val="false"/>
-                <w:b w:val="false"/>
-                <w:u w:val="none"/>
-                <w:strike w:val="false"/>
-                <w:sz w:val="22"/>
-                <w:szCs w:val="22"/>
-                <w:color w:val="000000"/>
-              </w:rPr>
-              <w:t xml:space="preserve">489 (14,7 %)</w:t>
+              <w:t xml:space="preserve">3&lt;U+00A0&gt;371 (10,9&lt;U+00A0&gt;%)</w:t>
+            </w:r>
+          </w:p>
+        </w:tc>
+        <w:tc>
+          <w:tcPr>
+            <w:tcBorders>
+              <w:bottom w:val="none" w:sz="0" w:space="0" w:color="000000"/>
+              <w:top w:val="none" w:sz="0" w:space="0" w:color="000000"/>
+              <w:left w:val="none" w:sz="0" w:space="0" w:color="000000"/>
+              <w:right w:val="none" w:sz="0" w:space="0" w:color="000000"/>
+            </w:tcBorders>
+            <w:shd w:val="clear" w:color="auto" w:fill="FFFFFF"/>
+            <w:tcMar>
+              <w:top w:w="0" w:type="dxa"/>
+              <w:bottom w:w="0" w:type="dxa"/>
+              <w:left w:w="0" w:type="dxa"/>
+              <w:right w:w="0" w:type="dxa"/>
+            </w:tcMar>
+            <w:vAlign w:val="top"/>
+          </w:tcPr>
+          <w:p>
+            <w:pPr>
+              <w:pStyle w:val="Normal"/>
+              <w:jc w:val="center"/>
+              <w:pBdr>
+                <w:bottom w:val="none" w:sz="0" w:space="0" w:color="000000"/>
+                <w:top w:val="none" w:sz="0" w:space="0" w:color="000000"/>
+                <w:left w:val="none" w:sz="0" w:space="0" w:color="000000"/>
+                <w:right w:val="none" w:sz="0" w:space="0" w:color="000000"/>
+              </w:pBdr>
+              <w:spacing w:after="100" w:before="100" w:line="240"/>
+              <w:ind w:left="100" w:right="100" w:firstLine="0" w:firstLineChars="0"/>
+              <w:rPr>
+                <w:rFonts w:ascii="DejaVu Sans" w:hAnsi="DejaVu Sans" w:eastAsia="DejaVu Sans" w:cs="DejaVu Sans"/>
+                <w:i w:val="false"/>
+                <w:b w:val="false"/>
+                <w:u w:val="none"/>
+                <w:strike w:val="false"/>
+                <w:sz w:val="22"/>
+                <w:szCs w:val="22"/>
+                <w:color w:val="000000"/>
+              </w:rPr>
+            </w:pPr>
+            <w:r>
+              <w:rPr>
+                <w:rFonts w:ascii="DejaVu Sans" w:hAnsi="DejaVu Sans" w:eastAsia="DejaVu Sans" w:cs="DejaVu Sans"/>
+                <w:i w:val="false"/>
+                <w:b w:val="false"/>
+                <w:u w:val="none"/>
+                <w:strike w:val="false"/>
+                <w:sz w:val="22"/>
+                <w:szCs w:val="22"/>
+                <w:color w:val="000000"/>
+              </w:rPr>
+              <w:t xml:space="preserve">2&lt;U+00A0&gt;882 (10,5&lt;U+00A0&gt;%)</w:t>
+            </w:r>
+          </w:p>
+        </w:tc>
+        <w:tc>
+          <w:tcPr>
+            <w:tcBorders>
+              <w:bottom w:val="none" w:sz="0" w:space="0" w:color="000000"/>
+              <w:top w:val="none" w:sz="0" w:space="0" w:color="000000"/>
+              <w:left w:val="none" w:sz="0" w:space="0" w:color="000000"/>
+              <w:right w:val="none" w:sz="0" w:space="0" w:color="000000"/>
+            </w:tcBorders>
+            <w:shd w:val="clear" w:color="auto" w:fill="FFFFFF"/>
+            <w:tcMar>
+              <w:top w:w="0" w:type="dxa"/>
+              <w:bottom w:w="0" w:type="dxa"/>
+              <w:left w:w="0" w:type="dxa"/>
+              <w:right w:w="0" w:type="dxa"/>
+            </w:tcMar>
+            <w:vAlign w:val="top"/>
+          </w:tcPr>
+          <w:p>
+            <w:pPr>
+              <w:pStyle w:val="Normal"/>
+              <w:jc w:val="center"/>
+              <w:pBdr>
+                <w:bottom w:val="none" w:sz="0" w:space="0" w:color="000000"/>
+                <w:top w:val="none" w:sz="0" w:space="0" w:color="000000"/>
+                <w:left w:val="none" w:sz="0" w:space="0" w:color="000000"/>
+                <w:right w:val="none" w:sz="0" w:space="0" w:color="000000"/>
+              </w:pBdr>
+              <w:spacing w:after="100" w:before="100" w:line="240"/>
+              <w:ind w:left="100" w:right="100" w:firstLine="0" w:firstLineChars="0"/>
+              <w:rPr>
+                <w:rFonts w:ascii="DejaVu Sans" w:hAnsi="DejaVu Sans" w:eastAsia="DejaVu Sans" w:cs="DejaVu Sans"/>
+                <w:i w:val="false"/>
+                <w:b w:val="false"/>
+                <w:u w:val="none"/>
+                <w:strike w:val="false"/>
+                <w:sz w:val="22"/>
+                <w:szCs w:val="22"/>
+                <w:color w:val="000000"/>
+              </w:rPr>
+            </w:pPr>
+            <w:r>
+              <w:rPr>
+                <w:rFonts w:ascii="DejaVu Sans" w:hAnsi="DejaVu Sans" w:eastAsia="DejaVu Sans" w:cs="DejaVu Sans"/>
+                <w:i w:val="false"/>
+                <w:b w:val="false"/>
+                <w:u w:val="none"/>
+                <w:strike w:val="false"/>
+                <w:sz w:val="22"/>
+                <w:szCs w:val="22"/>
+                <w:color w:val="000000"/>
+              </w:rPr>
+              <w:t xml:space="preserve">489 (14,7&lt;U+00A0&gt;%)</w:t>
             </w:r>
           </w:p>
         </w:tc>
@@ -4507,117 +4507,117 @@
                 <w:szCs w:val="22"/>
                 <w:color w:val="000000"/>
               </w:rPr>
-              <w:t xml:space="preserve">8 628 (28,0 %)</w:t>
-            </w:r>
-          </w:p>
-        </w:tc>
-        <w:tc>
-          <w:tcPr>
-            <w:tcBorders>
-              <w:bottom w:val="none" w:sz="0" w:space="0" w:color="000000"/>
-              <w:top w:val="none" w:sz="0" w:space="0" w:color="000000"/>
-              <w:left w:val="none" w:sz="0" w:space="0" w:color="000000"/>
-              <w:right w:val="none" w:sz="0" w:space="0" w:color="000000"/>
-            </w:tcBorders>
-            <w:shd w:val="clear" w:color="auto" w:fill="FFFFFF"/>
-            <w:tcMar>
-              <w:top w:w="0" w:type="dxa"/>
-              <w:bottom w:w="0" w:type="dxa"/>
-              <w:left w:w="0" w:type="dxa"/>
-              <w:right w:w="0" w:type="dxa"/>
-            </w:tcMar>
-            <w:vAlign w:val="top"/>
-          </w:tcPr>
-          <w:p>
-            <w:pPr>
-              <w:pStyle w:val="Normal"/>
-              <w:jc w:val="center"/>
-              <w:pBdr>
-                <w:bottom w:val="none" w:sz="0" w:space="0" w:color="000000"/>
-                <w:top w:val="none" w:sz="0" w:space="0" w:color="000000"/>
-                <w:left w:val="none" w:sz="0" w:space="0" w:color="000000"/>
-                <w:right w:val="none" w:sz="0" w:space="0" w:color="000000"/>
-              </w:pBdr>
-              <w:spacing w:after="100" w:before="100" w:line="240"/>
-              <w:ind w:left="100" w:right="100" w:firstLine="0" w:firstLineChars="0"/>
-              <w:rPr>
-                <w:rFonts w:ascii="DejaVu Sans" w:hAnsi="DejaVu Sans" w:eastAsia="DejaVu Sans" w:cs="DejaVu Sans"/>
-                <w:i w:val="false"/>
-                <w:b w:val="false"/>
-                <w:u w:val="none"/>
-                <w:strike w:val="false"/>
-                <w:sz w:val="22"/>
-                <w:szCs w:val="22"/>
-                <w:color w:val="000000"/>
-              </w:rPr>
-            </w:pPr>
-            <w:r>
-              <w:rPr>
-                <w:rFonts w:ascii="DejaVu Sans" w:hAnsi="DejaVu Sans" w:eastAsia="DejaVu Sans" w:cs="DejaVu Sans"/>
-                <w:i w:val="false"/>
-                <w:b w:val="false"/>
-                <w:u w:val="none"/>
-                <w:strike w:val="false"/>
-                <w:sz w:val="22"/>
-                <w:szCs w:val="22"/>
-                <w:color w:val="000000"/>
-              </w:rPr>
-              <w:t xml:space="preserve">7 581 (27,6 %)</w:t>
-            </w:r>
-          </w:p>
-        </w:tc>
-        <w:tc>
-          <w:tcPr>
-            <w:tcBorders>
-              <w:bottom w:val="none" w:sz="0" w:space="0" w:color="000000"/>
-              <w:top w:val="none" w:sz="0" w:space="0" w:color="000000"/>
-              <w:left w:val="none" w:sz="0" w:space="0" w:color="000000"/>
-              <w:right w:val="none" w:sz="0" w:space="0" w:color="000000"/>
-            </w:tcBorders>
-            <w:shd w:val="clear" w:color="auto" w:fill="FFFFFF"/>
-            <w:tcMar>
-              <w:top w:w="0" w:type="dxa"/>
-              <w:bottom w:w="0" w:type="dxa"/>
-              <w:left w:w="0" w:type="dxa"/>
-              <w:right w:w="0" w:type="dxa"/>
-            </w:tcMar>
-            <w:vAlign w:val="top"/>
-          </w:tcPr>
-          <w:p>
-            <w:pPr>
-              <w:pStyle w:val="Normal"/>
-              <w:jc w:val="center"/>
-              <w:pBdr>
-                <w:bottom w:val="none" w:sz="0" w:space="0" w:color="000000"/>
-                <w:top w:val="none" w:sz="0" w:space="0" w:color="000000"/>
-                <w:left w:val="none" w:sz="0" w:space="0" w:color="000000"/>
-                <w:right w:val="none" w:sz="0" w:space="0" w:color="000000"/>
-              </w:pBdr>
-              <w:spacing w:after="100" w:before="100" w:line="240"/>
-              <w:ind w:left="100" w:right="100" w:firstLine="0" w:firstLineChars="0"/>
-              <w:rPr>
-                <w:rFonts w:ascii="DejaVu Sans" w:hAnsi="DejaVu Sans" w:eastAsia="DejaVu Sans" w:cs="DejaVu Sans"/>
-                <w:i w:val="false"/>
-                <w:b w:val="false"/>
-                <w:u w:val="none"/>
-                <w:strike w:val="false"/>
-                <w:sz w:val="22"/>
-                <w:szCs w:val="22"/>
-                <w:color w:val="000000"/>
-              </w:rPr>
-            </w:pPr>
-            <w:r>
-              <w:rPr>
-                <w:rFonts w:ascii="DejaVu Sans" w:hAnsi="DejaVu Sans" w:eastAsia="DejaVu Sans" w:cs="DejaVu Sans"/>
-                <w:i w:val="false"/>
-                <w:b w:val="false"/>
-                <w:u w:val="none"/>
-                <w:strike w:val="false"/>
-                <w:sz w:val="22"/>
-                <w:szCs w:val="22"/>
-                <w:color w:val="000000"/>
-              </w:rPr>
-              <w:t xml:space="preserve">1 047 (31,4 %)</w:t>
+              <w:t xml:space="preserve">8&lt;U+00A0&gt;628 (28,0&lt;U+00A0&gt;%)</w:t>
+            </w:r>
+          </w:p>
+        </w:tc>
+        <w:tc>
+          <w:tcPr>
+            <w:tcBorders>
+              <w:bottom w:val="none" w:sz="0" w:space="0" w:color="000000"/>
+              <w:top w:val="none" w:sz="0" w:space="0" w:color="000000"/>
+              <w:left w:val="none" w:sz="0" w:space="0" w:color="000000"/>
+              <w:right w:val="none" w:sz="0" w:space="0" w:color="000000"/>
+            </w:tcBorders>
+            <w:shd w:val="clear" w:color="auto" w:fill="FFFFFF"/>
+            <w:tcMar>
+              <w:top w:w="0" w:type="dxa"/>
+              <w:bottom w:w="0" w:type="dxa"/>
+              <w:left w:w="0" w:type="dxa"/>
+              <w:right w:w="0" w:type="dxa"/>
+            </w:tcMar>
+            <w:vAlign w:val="top"/>
+          </w:tcPr>
+          <w:p>
+            <w:pPr>
+              <w:pStyle w:val="Normal"/>
+              <w:jc w:val="center"/>
+              <w:pBdr>
+                <w:bottom w:val="none" w:sz="0" w:space="0" w:color="000000"/>
+                <w:top w:val="none" w:sz="0" w:space="0" w:color="000000"/>
+                <w:left w:val="none" w:sz="0" w:space="0" w:color="000000"/>
+                <w:right w:val="none" w:sz="0" w:space="0" w:color="000000"/>
+              </w:pBdr>
+              <w:spacing w:after="100" w:before="100" w:line="240"/>
+              <w:ind w:left="100" w:right="100" w:firstLine="0" w:firstLineChars="0"/>
+              <w:rPr>
+                <w:rFonts w:ascii="DejaVu Sans" w:hAnsi="DejaVu Sans" w:eastAsia="DejaVu Sans" w:cs="DejaVu Sans"/>
+                <w:i w:val="false"/>
+                <w:b w:val="false"/>
+                <w:u w:val="none"/>
+                <w:strike w:val="false"/>
+                <w:sz w:val="22"/>
+                <w:szCs w:val="22"/>
+                <w:color w:val="000000"/>
+              </w:rPr>
+            </w:pPr>
+            <w:r>
+              <w:rPr>
+                <w:rFonts w:ascii="DejaVu Sans" w:hAnsi="DejaVu Sans" w:eastAsia="DejaVu Sans" w:cs="DejaVu Sans"/>
+                <w:i w:val="false"/>
+                <w:b w:val="false"/>
+                <w:u w:val="none"/>
+                <w:strike w:val="false"/>
+                <w:sz w:val="22"/>
+                <w:szCs w:val="22"/>
+                <w:color w:val="000000"/>
+              </w:rPr>
+              <w:t xml:space="preserve">7&lt;U+00A0&gt;581 (27,6&lt;U+00A0&gt;%)</w:t>
+            </w:r>
+          </w:p>
+        </w:tc>
+        <w:tc>
+          <w:tcPr>
+            <w:tcBorders>
+              <w:bottom w:val="none" w:sz="0" w:space="0" w:color="000000"/>
+              <w:top w:val="none" w:sz="0" w:space="0" w:color="000000"/>
+              <w:left w:val="none" w:sz="0" w:space="0" w:color="000000"/>
+              <w:right w:val="none" w:sz="0" w:space="0" w:color="000000"/>
+            </w:tcBorders>
+            <w:shd w:val="clear" w:color="auto" w:fill="FFFFFF"/>
+            <w:tcMar>
+              <w:top w:w="0" w:type="dxa"/>
+              <w:bottom w:w="0" w:type="dxa"/>
+              <w:left w:w="0" w:type="dxa"/>
+              <w:right w:w="0" w:type="dxa"/>
+            </w:tcMar>
+            <w:vAlign w:val="top"/>
+          </w:tcPr>
+          <w:p>
+            <w:pPr>
+              <w:pStyle w:val="Normal"/>
+              <w:jc w:val="center"/>
+              <w:pBdr>
+                <w:bottom w:val="none" w:sz="0" w:space="0" w:color="000000"/>
+                <w:top w:val="none" w:sz="0" w:space="0" w:color="000000"/>
+                <w:left w:val="none" w:sz="0" w:space="0" w:color="000000"/>
+                <w:right w:val="none" w:sz="0" w:space="0" w:color="000000"/>
+              </w:pBdr>
+              <w:spacing w:after="100" w:before="100" w:line="240"/>
+              <w:ind w:left="100" w:right="100" w:firstLine="0" w:firstLineChars="0"/>
+              <w:rPr>
+                <w:rFonts w:ascii="DejaVu Sans" w:hAnsi="DejaVu Sans" w:eastAsia="DejaVu Sans" w:cs="DejaVu Sans"/>
+                <w:i w:val="false"/>
+                <w:b w:val="false"/>
+                <w:u w:val="none"/>
+                <w:strike w:val="false"/>
+                <w:sz w:val="22"/>
+                <w:szCs w:val="22"/>
+                <w:color w:val="000000"/>
+              </w:rPr>
+            </w:pPr>
+            <w:r>
+              <w:rPr>
+                <w:rFonts w:ascii="DejaVu Sans" w:hAnsi="DejaVu Sans" w:eastAsia="DejaVu Sans" w:cs="DejaVu Sans"/>
+                <w:i w:val="false"/>
+                <w:b w:val="false"/>
+                <w:u w:val="none"/>
+                <w:strike w:val="false"/>
+                <w:sz w:val="22"/>
+                <w:szCs w:val="22"/>
+                <w:color w:val="000000"/>
+              </w:rPr>
+              <w:t xml:space="preserve">1&lt;U+00A0&gt;047 (31,4&lt;U+00A0&gt;%)</w:t>
             </w:r>
           </w:p>
         </w:tc>
@@ -4787,117 +4787,117 @@
                 <w:szCs w:val="22"/>
                 <w:color w:val="000000"/>
               </w:rPr>
-              <w:t xml:space="preserve">11 175 (36,3 %)</w:t>
-            </w:r>
-          </w:p>
-        </w:tc>
-        <w:tc>
-          <w:tcPr>
-            <w:tcBorders>
-              <w:bottom w:val="none" w:sz="0" w:space="0" w:color="000000"/>
-              <w:top w:val="none" w:sz="0" w:space="0" w:color="000000"/>
-              <w:left w:val="none" w:sz="0" w:space="0" w:color="000000"/>
-              <w:right w:val="none" w:sz="0" w:space="0" w:color="000000"/>
-            </w:tcBorders>
-            <w:shd w:val="clear" w:color="auto" w:fill="FFFFFF"/>
-            <w:tcMar>
-              <w:top w:w="0" w:type="dxa"/>
-              <w:bottom w:w="0" w:type="dxa"/>
-              <w:left w:w="0" w:type="dxa"/>
-              <w:right w:w="0" w:type="dxa"/>
-            </w:tcMar>
-            <w:vAlign w:val="top"/>
-          </w:tcPr>
-          <w:p>
-            <w:pPr>
-              <w:pStyle w:val="Normal"/>
-              <w:jc w:val="center"/>
-              <w:pBdr>
-                <w:bottom w:val="none" w:sz="0" w:space="0" w:color="000000"/>
-                <w:top w:val="none" w:sz="0" w:space="0" w:color="000000"/>
-                <w:left w:val="none" w:sz="0" w:space="0" w:color="000000"/>
-                <w:right w:val="none" w:sz="0" w:space="0" w:color="000000"/>
-              </w:pBdr>
-              <w:spacing w:after="100" w:before="100" w:line="240"/>
-              <w:ind w:left="100" w:right="100" w:firstLine="0" w:firstLineChars="0"/>
-              <w:rPr>
-                <w:rFonts w:ascii="DejaVu Sans" w:hAnsi="DejaVu Sans" w:eastAsia="DejaVu Sans" w:cs="DejaVu Sans"/>
-                <w:i w:val="false"/>
-                <w:b w:val="false"/>
-                <w:u w:val="none"/>
-                <w:strike w:val="false"/>
-                <w:sz w:val="22"/>
-                <w:szCs w:val="22"/>
-                <w:color w:val="000000"/>
-              </w:rPr>
-            </w:pPr>
-            <w:r>
-              <w:rPr>
-                <w:rFonts w:ascii="DejaVu Sans" w:hAnsi="DejaVu Sans" w:eastAsia="DejaVu Sans" w:cs="DejaVu Sans"/>
-                <w:i w:val="false"/>
-                <w:b w:val="false"/>
-                <w:u w:val="none"/>
-                <w:strike w:val="false"/>
-                <w:sz w:val="22"/>
-                <w:szCs w:val="22"/>
-                <w:color w:val="000000"/>
-              </w:rPr>
-              <w:t xml:space="preserve">10 017 (36,4 %)</w:t>
-            </w:r>
-          </w:p>
-        </w:tc>
-        <w:tc>
-          <w:tcPr>
-            <w:tcBorders>
-              <w:bottom w:val="none" w:sz="0" w:space="0" w:color="000000"/>
-              <w:top w:val="none" w:sz="0" w:space="0" w:color="000000"/>
-              <w:left w:val="none" w:sz="0" w:space="0" w:color="000000"/>
-              <w:right w:val="none" w:sz="0" w:space="0" w:color="000000"/>
-            </w:tcBorders>
-            <w:shd w:val="clear" w:color="auto" w:fill="FFFFFF"/>
-            <w:tcMar>
-              <w:top w:w="0" w:type="dxa"/>
-              <w:bottom w:w="0" w:type="dxa"/>
-              <w:left w:w="0" w:type="dxa"/>
-              <w:right w:w="0" w:type="dxa"/>
-            </w:tcMar>
-            <w:vAlign w:val="top"/>
-          </w:tcPr>
-          <w:p>
-            <w:pPr>
-              <w:pStyle w:val="Normal"/>
-              <w:jc w:val="center"/>
-              <w:pBdr>
-                <w:bottom w:val="none" w:sz="0" w:space="0" w:color="000000"/>
-                <w:top w:val="none" w:sz="0" w:space="0" w:color="000000"/>
-                <w:left w:val="none" w:sz="0" w:space="0" w:color="000000"/>
-                <w:right w:val="none" w:sz="0" w:space="0" w:color="000000"/>
-              </w:pBdr>
-              <w:spacing w:after="100" w:before="100" w:line="240"/>
-              <w:ind w:left="100" w:right="100" w:firstLine="0" w:firstLineChars="0"/>
-              <w:rPr>
-                <w:rFonts w:ascii="DejaVu Sans" w:hAnsi="DejaVu Sans" w:eastAsia="DejaVu Sans" w:cs="DejaVu Sans"/>
-                <w:i w:val="false"/>
-                <w:b w:val="false"/>
-                <w:u w:val="none"/>
-                <w:strike w:val="false"/>
-                <w:sz w:val="22"/>
-                <w:szCs w:val="22"/>
-                <w:color w:val="000000"/>
-              </w:rPr>
-            </w:pPr>
-            <w:r>
-              <w:rPr>
-                <w:rFonts w:ascii="DejaVu Sans" w:hAnsi="DejaVu Sans" w:eastAsia="DejaVu Sans" w:cs="DejaVu Sans"/>
-                <w:i w:val="false"/>
-                <w:b w:val="false"/>
-                <w:u w:val="none"/>
-                <w:strike w:val="false"/>
-                <w:sz w:val="22"/>
-                <w:szCs w:val="22"/>
-                <w:color w:val="000000"/>
-              </w:rPr>
-              <w:t xml:space="preserve">1 158 (34,7 %)</w:t>
+              <w:t xml:space="preserve">11&lt;U+00A0&gt;175 (36,3&lt;U+00A0&gt;%)</w:t>
+            </w:r>
+          </w:p>
+        </w:tc>
+        <w:tc>
+          <w:tcPr>
+            <w:tcBorders>
+              <w:bottom w:val="none" w:sz="0" w:space="0" w:color="000000"/>
+              <w:top w:val="none" w:sz="0" w:space="0" w:color="000000"/>
+              <w:left w:val="none" w:sz="0" w:space="0" w:color="000000"/>
+              <w:right w:val="none" w:sz="0" w:space="0" w:color="000000"/>
+            </w:tcBorders>
+            <w:shd w:val="clear" w:color="auto" w:fill="FFFFFF"/>
+            <w:tcMar>
+              <w:top w:w="0" w:type="dxa"/>
+              <w:bottom w:w="0" w:type="dxa"/>
+              <w:left w:w="0" w:type="dxa"/>
+              <w:right w:w="0" w:type="dxa"/>
+            </w:tcMar>
+            <w:vAlign w:val="top"/>
+          </w:tcPr>
+          <w:p>
+            <w:pPr>
+              <w:pStyle w:val="Normal"/>
+              <w:jc w:val="center"/>
+              <w:pBdr>
+                <w:bottom w:val="none" w:sz="0" w:space="0" w:color="000000"/>
+                <w:top w:val="none" w:sz="0" w:space="0" w:color="000000"/>
+                <w:left w:val="none" w:sz="0" w:space="0" w:color="000000"/>
+                <w:right w:val="none" w:sz="0" w:space="0" w:color="000000"/>
+              </w:pBdr>
+              <w:spacing w:after="100" w:before="100" w:line="240"/>
+              <w:ind w:left="100" w:right="100" w:firstLine="0" w:firstLineChars="0"/>
+              <w:rPr>
+                <w:rFonts w:ascii="DejaVu Sans" w:hAnsi="DejaVu Sans" w:eastAsia="DejaVu Sans" w:cs="DejaVu Sans"/>
+                <w:i w:val="false"/>
+                <w:b w:val="false"/>
+                <w:u w:val="none"/>
+                <w:strike w:val="false"/>
+                <w:sz w:val="22"/>
+                <w:szCs w:val="22"/>
+                <w:color w:val="000000"/>
+              </w:rPr>
+            </w:pPr>
+            <w:r>
+              <w:rPr>
+                <w:rFonts w:ascii="DejaVu Sans" w:hAnsi="DejaVu Sans" w:eastAsia="DejaVu Sans" w:cs="DejaVu Sans"/>
+                <w:i w:val="false"/>
+                <w:b w:val="false"/>
+                <w:u w:val="none"/>
+                <w:strike w:val="false"/>
+                <w:sz w:val="22"/>
+                <w:szCs w:val="22"/>
+                <w:color w:val="000000"/>
+              </w:rPr>
+              <w:t xml:space="preserve">10&lt;U+00A0&gt;017 (36,4&lt;U+00A0&gt;%)</w:t>
+            </w:r>
+          </w:p>
+        </w:tc>
+        <w:tc>
+          <w:tcPr>
+            <w:tcBorders>
+              <w:bottom w:val="none" w:sz="0" w:space="0" w:color="000000"/>
+              <w:top w:val="none" w:sz="0" w:space="0" w:color="000000"/>
+              <w:left w:val="none" w:sz="0" w:space="0" w:color="000000"/>
+              <w:right w:val="none" w:sz="0" w:space="0" w:color="000000"/>
+            </w:tcBorders>
+            <w:shd w:val="clear" w:color="auto" w:fill="FFFFFF"/>
+            <w:tcMar>
+              <w:top w:w="0" w:type="dxa"/>
+              <w:bottom w:w="0" w:type="dxa"/>
+              <w:left w:w="0" w:type="dxa"/>
+              <w:right w:w="0" w:type="dxa"/>
+            </w:tcMar>
+            <w:vAlign w:val="top"/>
+          </w:tcPr>
+          <w:p>
+            <w:pPr>
+              <w:pStyle w:val="Normal"/>
+              <w:jc w:val="center"/>
+              <w:pBdr>
+                <w:bottom w:val="none" w:sz="0" w:space="0" w:color="000000"/>
+                <w:top w:val="none" w:sz="0" w:space="0" w:color="000000"/>
+                <w:left w:val="none" w:sz="0" w:space="0" w:color="000000"/>
+                <w:right w:val="none" w:sz="0" w:space="0" w:color="000000"/>
+              </w:pBdr>
+              <w:spacing w:after="100" w:before="100" w:line="240"/>
+              <w:ind w:left="100" w:right="100" w:firstLine="0" w:firstLineChars="0"/>
+              <w:rPr>
+                <w:rFonts w:ascii="DejaVu Sans" w:hAnsi="DejaVu Sans" w:eastAsia="DejaVu Sans" w:cs="DejaVu Sans"/>
+                <w:i w:val="false"/>
+                <w:b w:val="false"/>
+                <w:u w:val="none"/>
+                <w:strike w:val="false"/>
+                <w:sz w:val="22"/>
+                <w:szCs w:val="22"/>
+                <w:color w:val="000000"/>
+              </w:rPr>
+            </w:pPr>
+            <w:r>
+              <w:rPr>
+                <w:rFonts w:ascii="DejaVu Sans" w:hAnsi="DejaVu Sans" w:eastAsia="DejaVu Sans" w:cs="DejaVu Sans"/>
+                <w:i w:val="false"/>
+                <w:b w:val="false"/>
+                <w:u w:val="none"/>
+                <w:strike w:val="false"/>
+                <w:sz w:val="22"/>
+                <w:szCs w:val="22"/>
+                <w:color w:val="000000"/>
+              </w:rPr>
+              <w:t xml:space="preserve">1&lt;U+00A0&gt;158 (34,7&lt;U+00A0&gt;%)</w:t>
             </w:r>
           </w:p>
         </w:tc>
@@ -5067,117 +5067,117 @@
                 <w:szCs w:val="22"/>
                 <w:color w:val="000000"/>
               </w:rPr>
-              <w:t xml:space="preserve">7 651 (24,8 %)</w:t>
-            </w:r>
-          </w:p>
-        </w:tc>
-        <w:tc>
-          <w:tcPr>
-            <w:tcBorders>
-              <w:bottom w:val="none" w:sz="0" w:space="0" w:color="000000"/>
-              <w:top w:val="none" w:sz="0" w:space="0" w:color="000000"/>
-              <w:left w:val="none" w:sz="0" w:space="0" w:color="000000"/>
-              <w:right w:val="none" w:sz="0" w:space="0" w:color="000000"/>
-            </w:tcBorders>
-            <w:shd w:val="clear" w:color="auto" w:fill="FFFFFF"/>
-            <w:tcMar>
-              <w:top w:w="0" w:type="dxa"/>
-              <w:bottom w:w="0" w:type="dxa"/>
-              <w:left w:w="0" w:type="dxa"/>
-              <w:right w:w="0" w:type="dxa"/>
-            </w:tcMar>
-            <w:vAlign w:val="top"/>
-          </w:tcPr>
-          <w:p>
-            <w:pPr>
-              <w:pStyle w:val="Normal"/>
-              <w:jc w:val="center"/>
-              <w:pBdr>
-                <w:bottom w:val="none" w:sz="0" w:space="0" w:color="000000"/>
-                <w:top w:val="none" w:sz="0" w:space="0" w:color="000000"/>
-                <w:left w:val="none" w:sz="0" w:space="0" w:color="000000"/>
-                <w:right w:val="none" w:sz="0" w:space="0" w:color="000000"/>
-              </w:pBdr>
-              <w:spacing w:after="100" w:before="100" w:line="240"/>
-              <w:ind w:left="100" w:right="100" w:firstLine="0" w:firstLineChars="0"/>
-              <w:rPr>
-                <w:rFonts w:ascii="DejaVu Sans" w:hAnsi="DejaVu Sans" w:eastAsia="DejaVu Sans" w:cs="DejaVu Sans"/>
-                <w:i w:val="false"/>
-                <w:b w:val="false"/>
-                <w:u w:val="none"/>
-                <w:strike w:val="false"/>
-                <w:sz w:val="22"/>
-                <w:szCs w:val="22"/>
-                <w:color w:val="000000"/>
-              </w:rPr>
-            </w:pPr>
-            <w:r>
-              <w:rPr>
-                <w:rFonts w:ascii="DejaVu Sans" w:hAnsi="DejaVu Sans" w:eastAsia="DejaVu Sans" w:cs="DejaVu Sans"/>
-                <w:i w:val="false"/>
-                <w:b w:val="false"/>
-                <w:u w:val="none"/>
-                <w:strike w:val="false"/>
-                <w:sz w:val="22"/>
-                <w:szCs w:val="22"/>
-                <w:color w:val="000000"/>
-              </w:rPr>
-              <w:t xml:space="preserve">7 011 (25,5 %)</w:t>
-            </w:r>
-          </w:p>
-        </w:tc>
-        <w:tc>
-          <w:tcPr>
-            <w:tcBorders>
-              <w:bottom w:val="none" w:sz="0" w:space="0" w:color="000000"/>
-              <w:top w:val="none" w:sz="0" w:space="0" w:color="000000"/>
-              <w:left w:val="none" w:sz="0" w:space="0" w:color="000000"/>
-              <w:right w:val="none" w:sz="0" w:space="0" w:color="000000"/>
-            </w:tcBorders>
-            <w:shd w:val="clear" w:color="auto" w:fill="FFFFFF"/>
-            <w:tcMar>
-              <w:top w:w="0" w:type="dxa"/>
-              <w:bottom w:w="0" w:type="dxa"/>
-              <w:left w:w="0" w:type="dxa"/>
-              <w:right w:w="0" w:type="dxa"/>
-            </w:tcMar>
-            <w:vAlign w:val="top"/>
-          </w:tcPr>
-          <w:p>
-            <w:pPr>
-              <w:pStyle w:val="Normal"/>
-              <w:jc w:val="center"/>
-              <w:pBdr>
-                <w:bottom w:val="none" w:sz="0" w:space="0" w:color="000000"/>
-                <w:top w:val="none" w:sz="0" w:space="0" w:color="000000"/>
-                <w:left w:val="none" w:sz="0" w:space="0" w:color="000000"/>
-                <w:right w:val="none" w:sz="0" w:space="0" w:color="000000"/>
-              </w:pBdr>
-              <w:spacing w:after="100" w:before="100" w:line="240"/>
-              <w:ind w:left="100" w:right="100" w:firstLine="0" w:firstLineChars="0"/>
-              <w:rPr>
-                <w:rFonts w:ascii="DejaVu Sans" w:hAnsi="DejaVu Sans" w:eastAsia="DejaVu Sans" w:cs="DejaVu Sans"/>
-                <w:i w:val="false"/>
-                <w:b w:val="false"/>
-                <w:u w:val="none"/>
-                <w:strike w:val="false"/>
-                <w:sz w:val="22"/>
-                <w:szCs w:val="22"/>
-                <w:color w:val="000000"/>
-              </w:rPr>
-            </w:pPr>
-            <w:r>
-              <w:rPr>
-                <w:rFonts w:ascii="DejaVu Sans" w:hAnsi="DejaVu Sans" w:eastAsia="DejaVu Sans" w:cs="DejaVu Sans"/>
-                <w:i w:val="false"/>
-                <w:b w:val="false"/>
-                <w:u w:val="none"/>
-                <w:strike w:val="false"/>
-                <w:sz w:val="22"/>
-                <w:szCs w:val="22"/>
-                <w:color w:val="000000"/>
-              </w:rPr>
-              <w:t xml:space="preserve">640 (19,2 %)</w:t>
+              <w:t xml:space="preserve">7&lt;U+00A0&gt;651 (24,8&lt;U+00A0&gt;%)</w:t>
+            </w:r>
+          </w:p>
+        </w:tc>
+        <w:tc>
+          <w:tcPr>
+            <w:tcBorders>
+              <w:bottom w:val="none" w:sz="0" w:space="0" w:color="000000"/>
+              <w:top w:val="none" w:sz="0" w:space="0" w:color="000000"/>
+              <w:left w:val="none" w:sz="0" w:space="0" w:color="000000"/>
+              <w:right w:val="none" w:sz="0" w:space="0" w:color="000000"/>
+            </w:tcBorders>
+            <w:shd w:val="clear" w:color="auto" w:fill="FFFFFF"/>
+            <w:tcMar>
+              <w:top w:w="0" w:type="dxa"/>
+              <w:bottom w:w="0" w:type="dxa"/>
+              <w:left w:w="0" w:type="dxa"/>
+              <w:right w:w="0" w:type="dxa"/>
+            </w:tcMar>
+            <w:vAlign w:val="top"/>
+          </w:tcPr>
+          <w:p>
+            <w:pPr>
+              <w:pStyle w:val="Normal"/>
+              <w:jc w:val="center"/>
+              <w:pBdr>
+                <w:bottom w:val="none" w:sz="0" w:space="0" w:color="000000"/>
+                <w:top w:val="none" w:sz="0" w:space="0" w:color="000000"/>
+                <w:left w:val="none" w:sz="0" w:space="0" w:color="000000"/>
+                <w:right w:val="none" w:sz="0" w:space="0" w:color="000000"/>
+              </w:pBdr>
+              <w:spacing w:after="100" w:before="100" w:line="240"/>
+              <w:ind w:left="100" w:right="100" w:firstLine="0" w:firstLineChars="0"/>
+              <w:rPr>
+                <w:rFonts w:ascii="DejaVu Sans" w:hAnsi="DejaVu Sans" w:eastAsia="DejaVu Sans" w:cs="DejaVu Sans"/>
+                <w:i w:val="false"/>
+                <w:b w:val="false"/>
+                <w:u w:val="none"/>
+                <w:strike w:val="false"/>
+                <w:sz w:val="22"/>
+                <w:szCs w:val="22"/>
+                <w:color w:val="000000"/>
+              </w:rPr>
+            </w:pPr>
+            <w:r>
+              <w:rPr>
+                <w:rFonts w:ascii="DejaVu Sans" w:hAnsi="DejaVu Sans" w:eastAsia="DejaVu Sans" w:cs="DejaVu Sans"/>
+                <w:i w:val="false"/>
+                <w:b w:val="false"/>
+                <w:u w:val="none"/>
+                <w:strike w:val="false"/>
+                <w:sz w:val="22"/>
+                <w:szCs w:val="22"/>
+                <w:color w:val="000000"/>
+              </w:rPr>
+              <w:t xml:space="preserve">7&lt;U+00A0&gt;011 (25,5&lt;U+00A0&gt;%)</w:t>
+            </w:r>
+          </w:p>
+        </w:tc>
+        <w:tc>
+          <w:tcPr>
+            <w:tcBorders>
+              <w:bottom w:val="none" w:sz="0" w:space="0" w:color="000000"/>
+              <w:top w:val="none" w:sz="0" w:space="0" w:color="000000"/>
+              <w:left w:val="none" w:sz="0" w:space="0" w:color="000000"/>
+              <w:right w:val="none" w:sz="0" w:space="0" w:color="000000"/>
+            </w:tcBorders>
+            <w:shd w:val="clear" w:color="auto" w:fill="FFFFFF"/>
+            <w:tcMar>
+              <w:top w:w="0" w:type="dxa"/>
+              <w:bottom w:w="0" w:type="dxa"/>
+              <w:left w:w="0" w:type="dxa"/>
+              <w:right w:w="0" w:type="dxa"/>
+            </w:tcMar>
+            <w:vAlign w:val="top"/>
+          </w:tcPr>
+          <w:p>
+            <w:pPr>
+              <w:pStyle w:val="Normal"/>
+              <w:jc w:val="center"/>
+              <w:pBdr>
+                <w:bottom w:val="none" w:sz="0" w:space="0" w:color="000000"/>
+                <w:top w:val="none" w:sz="0" w:space="0" w:color="000000"/>
+                <w:left w:val="none" w:sz="0" w:space="0" w:color="000000"/>
+                <w:right w:val="none" w:sz="0" w:space="0" w:color="000000"/>
+              </w:pBdr>
+              <w:spacing w:after="100" w:before="100" w:line="240"/>
+              <w:ind w:left="100" w:right="100" w:firstLine="0" w:firstLineChars="0"/>
+              <w:rPr>
+                <w:rFonts w:ascii="DejaVu Sans" w:hAnsi="DejaVu Sans" w:eastAsia="DejaVu Sans" w:cs="DejaVu Sans"/>
+                <w:i w:val="false"/>
+                <w:b w:val="false"/>
+                <w:u w:val="none"/>
+                <w:strike w:val="false"/>
+                <w:sz w:val="22"/>
+                <w:szCs w:val="22"/>
+                <w:color w:val="000000"/>
+              </w:rPr>
+            </w:pPr>
+            <w:r>
+              <w:rPr>
+                <w:rFonts w:ascii="DejaVu Sans" w:hAnsi="DejaVu Sans" w:eastAsia="DejaVu Sans" w:cs="DejaVu Sans"/>
+                <w:i w:val="false"/>
+                <w:b w:val="false"/>
+                <w:u w:val="none"/>
+                <w:strike w:val="false"/>
+                <w:sz w:val="22"/>
+                <w:szCs w:val="22"/>
+                <w:color w:val="000000"/>
+              </w:rPr>
+              <w:t xml:space="preserve">640 (19,2&lt;U+00A0&gt;%)</w:t>
             </w:r>
           </w:p>
         </w:tc>
@@ -5627,117 +5627,117 @@
                 <w:szCs w:val="22"/>
                 <w:color w:val="000000"/>
               </w:rPr>
-              <w:t xml:space="preserve">1 166 (3,8 %)</w:t>
-            </w:r>
-          </w:p>
-        </w:tc>
-        <w:tc>
-          <w:tcPr>
-            <w:tcBorders>
-              <w:bottom w:val="none" w:sz="0" w:space="0" w:color="000000"/>
-              <w:top w:val="none" w:sz="0" w:space="0" w:color="000000"/>
-              <w:left w:val="none" w:sz="0" w:space="0" w:color="000000"/>
-              <w:right w:val="none" w:sz="0" w:space="0" w:color="000000"/>
-            </w:tcBorders>
-            <w:shd w:val="clear" w:color="auto" w:fill="FFFFFF"/>
-            <w:tcMar>
-              <w:top w:w="0" w:type="dxa"/>
-              <w:bottom w:w="0" w:type="dxa"/>
-              <w:left w:w="0" w:type="dxa"/>
-              <w:right w:w="0" w:type="dxa"/>
-            </w:tcMar>
-            <w:vAlign w:val="top"/>
-          </w:tcPr>
-          <w:p>
-            <w:pPr>
-              <w:pStyle w:val="Normal"/>
-              <w:jc w:val="center"/>
-              <w:pBdr>
-                <w:bottom w:val="none" w:sz="0" w:space="0" w:color="000000"/>
-                <w:top w:val="none" w:sz="0" w:space="0" w:color="000000"/>
-                <w:left w:val="none" w:sz="0" w:space="0" w:color="000000"/>
-                <w:right w:val="none" w:sz="0" w:space="0" w:color="000000"/>
-              </w:pBdr>
-              <w:spacing w:after="100" w:before="100" w:line="240"/>
-              <w:ind w:left="100" w:right="100" w:firstLine="0" w:firstLineChars="0"/>
-              <w:rPr>
-                <w:rFonts w:ascii="DejaVu Sans" w:hAnsi="DejaVu Sans" w:eastAsia="DejaVu Sans" w:cs="DejaVu Sans"/>
-                <w:i w:val="false"/>
-                <w:b w:val="false"/>
-                <w:u w:val="none"/>
-                <w:strike w:val="false"/>
-                <w:sz w:val="22"/>
-                <w:szCs w:val="22"/>
-                <w:color w:val="000000"/>
-              </w:rPr>
-            </w:pPr>
-            <w:r>
-              <w:rPr>
-                <w:rFonts w:ascii="DejaVu Sans" w:hAnsi="DejaVu Sans" w:eastAsia="DejaVu Sans" w:cs="DejaVu Sans"/>
-                <w:i w:val="false"/>
-                <w:b w:val="false"/>
-                <w:u w:val="none"/>
-                <w:strike w:val="false"/>
-                <w:sz w:val="22"/>
-                <w:szCs w:val="22"/>
-                <w:color w:val="000000"/>
-              </w:rPr>
-              <w:t xml:space="preserve">900 (3,3 %)</w:t>
-            </w:r>
-          </w:p>
-        </w:tc>
-        <w:tc>
-          <w:tcPr>
-            <w:tcBorders>
-              <w:bottom w:val="none" w:sz="0" w:space="0" w:color="000000"/>
-              <w:top w:val="none" w:sz="0" w:space="0" w:color="000000"/>
-              <w:left w:val="none" w:sz="0" w:space="0" w:color="000000"/>
-              <w:right w:val="none" w:sz="0" w:space="0" w:color="000000"/>
-            </w:tcBorders>
-            <w:shd w:val="clear" w:color="auto" w:fill="FFFFFF"/>
-            <w:tcMar>
-              <w:top w:w="0" w:type="dxa"/>
-              <w:bottom w:w="0" w:type="dxa"/>
-              <w:left w:w="0" w:type="dxa"/>
-              <w:right w:w="0" w:type="dxa"/>
-            </w:tcMar>
-            <w:vAlign w:val="top"/>
-          </w:tcPr>
-          <w:p>
-            <w:pPr>
-              <w:pStyle w:val="Normal"/>
-              <w:jc w:val="center"/>
-              <w:pBdr>
-                <w:bottom w:val="none" w:sz="0" w:space="0" w:color="000000"/>
-                <w:top w:val="none" w:sz="0" w:space="0" w:color="000000"/>
-                <w:left w:val="none" w:sz="0" w:space="0" w:color="000000"/>
-                <w:right w:val="none" w:sz="0" w:space="0" w:color="000000"/>
-              </w:pBdr>
-              <w:spacing w:after="100" w:before="100" w:line="240"/>
-              <w:ind w:left="100" w:right="100" w:firstLine="0" w:firstLineChars="0"/>
-              <w:rPr>
-                <w:rFonts w:ascii="DejaVu Sans" w:hAnsi="DejaVu Sans" w:eastAsia="DejaVu Sans" w:cs="DejaVu Sans"/>
-                <w:i w:val="false"/>
-                <w:b w:val="false"/>
-                <w:u w:val="none"/>
-                <w:strike w:val="false"/>
-                <w:sz w:val="22"/>
-                <w:szCs w:val="22"/>
-                <w:color w:val="000000"/>
-              </w:rPr>
-            </w:pPr>
-            <w:r>
-              <w:rPr>
-                <w:rFonts w:ascii="DejaVu Sans" w:hAnsi="DejaVu Sans" w:eastAsia="DejaVu Sans" w:cs="DejaVu Sans"/>
-                <w:i w:val="false"/>
-                <w:b w:val="false"/>
-                <w:u w:val="none"/>
-                <w:strike w:val="false"/>
-                <w:sz w:val="22"/>
-                <w:szCs w:val="22"/>
-                <w:color w:val="000000"/>
-              </w:rPr>
-              <w:t xml:space="preserve">266 (8,0 %)</w:t>
+              <w:t xml:space="preserve">1&lt;U+00A0&gt;166 (3,8&lt;U+00A0&gt;%)</w:t>
+            </w:r>
+          </w:p>
+        </w:tc>
+        <w:tc>
+          <w:tcPr>
+            <w:tcBorders>
+              <w:bottom w:val="none" w:sz="0" w:space="0" w:color="000000"/>
+              <w:top w:val="none" w:sz="0" w:space="0" w:color="000000"/>
+              <w:left w:val="none" w:sz="0" w:space="0" w:color="000000"/>
+              <w:right w:val="none" w:sz="0" w:space="0" w:color="000000"/>
+            </w:tcBorders>
+            <w:shd w:val="clear" w:color="auto" w:fill="FFFFFF"/>
+            <w:tcMar>
+              <w:top w:w="0" w:type="dxa"/>
+              <w:bottom w:w="0" w:type="dxa"/>
+              <w:left w:w="0" w:type="dxa"/>
+              <w:right w:w="0" w:type="dxa"/>
+            </w:tcMar>
+            <w:vAlign w:val="top"/>
+          </w:tcPr>
+          <w:p>
+            <w:pPr>
+              <w:pStyle w:val="Normal"/>
+              <w:jc w:val="center"/>
+              <w:pBdr>
+                <w:bottom w:val="none" w:sz="0" w:space="0" w:color="000000"/>
+                <w:top w:val="none" w:sz="0" w:space="0" w:color="000000"/>
+                <w:left w:val="none" w:sz="0" w:space="0" w:color="000000"/>
+                <w:right w:val="none" w:sz="0" w:space="0" w:color="000000"/>
+              </w:pBdr>
+              <w:spacing w:after="100" w:before="100" w:line="240"/>
+              <w:ind w:left="100" w:right="100" w:firstLine="0" w:firstLineChars="0"/>
+              <w:rPr>
+                <w:rFonts w:ascii="DejaVu Sans" w:hAnsi="DejaVu Sans" w:eastAsia="DejaVu Sans" w:cs="DejaVu Sans"/>
+                <w:i w:val="false"/>
+                <w:b w:val="false"/>
+                <w:u w:val="none"/>
+                <w:strike w:val="false"/>
+                <w:sz w:val="22"/>
+                <w:szCs w:val="22"/>
+                <w:color w:val="000000"/>
+              </w:rPr>
+            </w:pPr>
+            <w:r>
+              <w:rPr>
+                <w:rFonts w:ascii="DejaVu Sans" w:hAnsi="DejaVu Sans" w:eastAsia="DejaVu Sans" w:cs="DejaVu Sans"/>
+                <w:i w:val="false"/>
+                <w:b w:val="false"/>
+                <w:u w:val="none"/>
+                <w:strike w:val="false"/>
+                <w:sz w:val="22"/>
+                <w:szCs w:val="22"/>
+                <w:color w:val="000000"/>
+              </w:rPr>
+              <w:t xml:space="preserve">900 (3,3&lt;U+00A0&gt;%)</w:t>
+            </w:r>
+          </w:p>
+        </w:tc>
+        <w:tc>
+          <w:tcPr>
+            <w:tcBorders>
+              <w:bottom w:val="none" w:sz="0" w:space="0" w:color="000000"/>
+              <w:top w:val="none" w:sz="0" w:space="0" w:color="000000"/>
+              <w:left w:val="none" w:sz="0" w:space="0" w:color="000000"/>
+              <w:right w:val="none" w:sz="0" w:space="0" w:color="000000"/>
+            </w:tcBorders>
+            <w:shd w:val="clear" w:color="auto" w:fill="FFFFFF"/>
+            <w:tcMar>
+              <w:top w:w="0" w:type="dxa"/>
+              <w:bottom w:w="0" w:type="dxa"/>
+              <w:left w:w="0" w:type="dxa"/>
+              <w:right w:w="0" w:type="dxa"/>
+            </w:tcMar>
+            <w:vAlign w:val="top"/>
+          </w:tcPr>
+          <w:p>
+            <w:pPr>
+              <w:pStyle w:val="Normal"/>
+              <w:jc w:val="center"/>
+              <w:pBdr>
+                <w:bottom w:val="none" w:sz="0" w:space="0" w:color="000000"/>
+                <w:top w:val="none" w:sz="0" w:space="0" w:color="000000"/>
+                <w:left w:val="none" w:sz="0" w:space="0" w:color="000000"/>
+                <w:right w:val="none" w:sz="0" w:space="0" w:color="000000"/>
+              </w:pBdr>
+              <w:spacing w:after="100" w:before="100" w:line="240"/>
+              <w:ind w:left="100" w:right="100" w:firstLine="0" w:firstLineChars="0"/>
+              <w:rPr>
+                <w:rFonts w:ascii="DejaVu Sans" w:hAnsi="DejaVu Sans" w:eastAsia="DejaVu Sans" w:cs="DejaVu Sans"/>
+                <w:i w:val="false"/>
+                <w:b w:val="false"/>
+                <w:u w:val="none"/>
+                <w:strike w:val="false"/>
+                <w:sz w:val="22"/>
+                <w:szCs w:val="22"/>
+                <w:color w:val="000000"/>
+              </w:rPr>
+            </w:pPr>
+            <w:r>
+              <w:rPr>
+                <w:rFonts w:ascii="DejaVu Sans" w:hAnsi="DejaVu Sans" w:eastAsia="DejaVu Sans" w:cs="DejaVu Sans"/>
+                <w:i w:val="false"/>
+                <w:b w:val="false"/>
+                <w:u w:val="none"/>
+                <w:strike w:val="false"/>
+                <w:sz w:val="22"/>
+                <w:szCs w:val="22"/>
+                <w:color w:val="000000"/>
+              </w:rPr>
+              <w:t xml:space="preserve">266 (8,0&lt;U+00A0&gt;%)</w:t>
             </w:r>
           </w:p>
         </w:tc>
@@ -5907,117 +5907,117 @@
                 <w:szCs w:val="22"/>
                 <w:color w:val="000000"/>
               </w:rPr>
-              <w:t xml:space="preserve">6 568 (21,3 %)</w:t>
-            </w:r>
-          </w:p>
-        </w:tc>
-        <w:tc>
-          <w:tcPr>
-            <w:tcBorders>
-              <w:bottom w:val="none" w:sz="0" w:space="0" w:color="000000"/>
-              <w:top w:val="none" w:sz="0" w:space="0" w:color="000000"/>
-              <w:left w:val="none" w:sz="0" w:space="0" w:color="000000"/>
-              <w:right w:val="none" w:sz="0" w:space="0" w:color="000000"/>
-            </w:tcBorders>
-            <w:shd w:val="clear" w:color="auto" w:fill="FFFFFF"/>
-            <w:tcMar>
-              <w:top w:w="0" w:type="dxa"/>
-              <w:bottom w:w="0" w:type="dxa"/>
-              <w:left w:w="0" w:type="dxa"/>
-              <w:right w:w="0" w:type="dxa"/>
-            </w:tcMar>
-            <w:vAlign w:val="top"/>
-          </w:tcPr>
-          <w:p>
-            <w:pPr>
-              <w:pStyle w:val="Normal"/>
-              <w:jc w:val="center"/>
-              <w:pBdr>
-                <w:bottom w:val="none" w:sz="0" w:space="0" w:color="000000"/>
-                <w:top w:val="none" w:sz="0" w:space="0" w:color="000000"/>
-                <w:left w:val="none" w:sz="0" w:space="0" w:color="000000"/>
-                <w:right w:val="none" w:sz="0" w:space="0" w:color="000000"/>
-              </w:pBdr>
-              <w:spacing w:after="100" w:before="100" w:line="240"/>
-              <w:ind w:left="100" w:right="100" w:firstLine="0" w:firstLineChars="0"/>
-              <w:rPr>
-                <w:rFonts w:ascii="DejaVu Sans" w:hAnsi="DejaVu Sans" w:eastAsia="DejaVu Sans" w:cs="DejaVu Sans"/>
-                <w:i w:val="false"/>
-                <w:b w:val="false"/>
-                <w:u w:val="none"/>
-                <w:strike w:val="false"/>
-                <w:sz w:val="22"/>
-                <w:szCs w:val="22"/>
-                <w:color w:val="000000"/>
-              </w:rPr>
-            </w:pPr>
-            <w:r>
-              <w:rPr>
-                <w:rFonts w:ascii="DejaVu Sans" w:hAnsi="DejaVu Sans" w:eastAsia="DejaVu Sans" w:cs="DejaVu Sans"/>
-                <w:i w:val="false"/>
-                <w:b w:val="false"/>
-                <w:u w:val="none"/>
-                <w:strike w:val="false"/>
-                <w:sz w:val="22"/>
-                <w:szCs w:val="22"/>
-                <w:color w:val="000000"/>
-              </w:rPr>
-              <w:t xml:space="preserve">5 588 (20,3 %)</w:t>
-            </w:r>
-          </w:p>
-        </w:tc>
-        <w:tc>
-          <w:tcPr>
-            <w:tcBorders>
-              <w:bottom w:val="none" w:sz="0" w:space="0" w:color="000000"/>
-              <w:top w:val="none" w:sz="0" w:space="0" w:color="000000"/>
-              <w:left w:val="none" w:sz="0" w:space="0" w:color="000000"/>
-              <w:right w:val="none" w:sz="0" w:space="0" w:color="000000"/>
-            </w:tcBorders>
-            <w:shd w:val="clear" w:color="auto" w:fill="FFFFFF"/>
-            <w:tcMar>
-              <w:top w:w="0" w:type="dxa"/>
-              <w:bottom w:w="0" w:type="dxa"/>
-              <w:left w:w="0" w:type="dxa"/>
-              <w:right w:w="0" w:type="dxa"/>
-            </w:tcMar>
-            <w:vAlign w:val="top"/>
-          </w:tcPr>
-          <w:p>
-            <w:pPr>
-              <w:pStyle w:val="Normal"/>
-              <w:jc w:val="center"/>
-              <w:pBdr>
-                <w:bottom w:val="none" w:sz="0" w:space="0" w:color="000000"/>
-                <w:top w:val="none" w:sz="0" w:space="0" w:color="000000"/>
-                <w:left w:val="none" w:sz="0" w:space="0" w:color="000000"/>
-                <w:right w:val="none" w:sz="0" w:space="0" w:color="000000"/>
-              </w:pBdr>
-              <w:spacing w:after="100" w:before="100" w:line="240"/>
-              <w:ind w:left="100" w:right="100" w:firstLine="0" w:firstLineChars="0"/>
-              <w:rPr>
-                <w:rFonts w:ascii="DejaVu Sans" w:hAnsi="DejaVu Sans" w:eastAsia="DejaVu Sans" w:cs="DejaVu Sans"/>
-                <w:i w:val="false"/>
-                <w:b w:val="false"/>
-                <w:u w:val="none"/>
-                <w:strike w:val="false"/>
-                <w:sz w:val="22"/>
-                <w:szCs w:val="22"/>
-                <w:color w:val="000000"/>
-              </w:rPr>
-            </w:pPr>
-            <w:r>
-              <w:rPr>
-                <w:rFonts w:ascii="DejaVu Sans" w:hAnsi="DejaVu Sans" w:eastAsia="DejaVu Sans" w:cs="DejaVu Sans"/>
-                <w:i w:val="false"/>
-                <w:b w:val="false"/>
-                <w:u w:val="none"/>
-                <w:strike w:val="false"/>
-                <w:sz w:val="22"/>
-                <w:szCs w:val="22"/>
-                <w:color w:val="000000"/>
-              </w:rPr>
-              <w:t xml:space="preserve">980 (29,4 %)</w:t>
+              <w:t xml:space="preserve">6&lt;U+00A0&gt;568 (21,3&lt;U+00A0&gt;%)</w:t>
+            </w:r>
+          </w:p>
+        </w:tc>
+        <w:tc>
+          <w:tcPr>
+            <w:tcBorders>
+              <w:bottom w:val="none" w:sz="0" w:space="0" w:color="000000"/>
+              <w:top w:val="none" w:sz="0" w:space="0" w:color="000000"/>
+              <w:left w:val="none" w:sz="0" w:space="0" w:color="000000"/>
+              <w:right w:val="none" w:sz="0" w:space="0" w:color="000000"/>
+            </w:tcBorders>
+            <w:shd w:val="clear" w:color="auto" w:fill="FFFFFF"/>
+            <w:tcMar>
+              <w:top w:w="0" w:type="dxa"/>
+              <w:bottom w:w="0" w:type="dxa"/>
+              <w:left w:w="0" w:type="dxa"/>
+              <w:right w:w="0" w:type="dxa"/>
+            </w:tcMar>
+            <w:vAlign w:val="top"/>
+          </w:tcPr>
+          <w:p>
+            <w:pPr>
+              <w:pStyle w:val="Normal"/>
+              <w:jc w:val="center"/>
+              <w:pBdr>
+                <w:bottom w:val="none" w:sz="0" w:space="0" w:color="000000"/>
+                <w:top w:val="none" w:sz="0" w:space="0" w:color="000000"/>
+                <w:left w:val="none" w:sz="0" w:space="0" w:color="000000"/>
+                <w:right w:val="none" w:sz="0" w:space="0" w:color="000000"/>
+              </w:pBdr>
+              <w:spacing w:after="100" w:before="100" w:line="240"/>
+              <w:ind w:left="100" w:right="100" w:firstLine="0" w:firstLineChars="0"/>
+              <w:rPr>
+                <w:rFonts w:ascii="DejaVu Sans" w:hAnsi="DejaVu Sans" w:eastAsia="DejaVu Sans" w:cs="DejaVu Sans"/>
+                <w:i w:val="false"/>
+                <w:b w:val="false"/>
+                <w:u w:val="none"/>
+                <w:strike w:val="false"/>
+                <w:sz w:val="22"/>
+                <w:szCs w:val="22"/>
+                <w:color w:val="000000"/>
+              </w:rPr>
+            </w:pPr>
+            <w:r>
+              <w:rPr>
+                <w:rFonts w:ascii="DejaVu Sans" w:hAnsi="DejaVu Sans" w:eastAsia="DejaVu Sans" w:cs="DejaVu Sans"/>
+                <w:i w:val="false"/>
+                <w:b w:val="false"/>
+                <w:u w:val="none"/>
+                <w:strike w:val="false"/>
+                <w:sz w:val="22"/>
+                <w:szCs w:val="22"/>
+                <w:color w:val="000000"/>
+              </w:rPr>
+              <w:t xml:space="preserve">5&lt;U+00A0&gt;588 (20,3&lt;U+00A0&gt;%)</w:t>
+            </w:r>
+          </w:p>
+        </w:tc>
+        <w:tc>
+          <w:tcPr>
+            <w:tcBorders>
+              <w:bottom w:val="none" w:sz="0" w:space="0" w:color="000000"/>
+              <w:top w:val="none" w:sz="0" w:space="0" w:color="000000"/>
+              <w:left w:val="none" w:sz="0" w:space="0" w:color="000000"/>
+              <w:right w:val="none" w:sz="0" w:space="0" w:color="000000"/>
+            </w:tcBorders>
+            <w:shd w:val="clear" w:color="auto" w:fill="FFFFFF"/>
+            <w:tcMar>
+              <w:top w:w="0" w:type="dxa"/>
+              <w:bottom w:w="0" w:type="dxa"/>
+              <w:left w:w="0" w:type="dxa"/>
+              <w:right w:w="0" w:type="dxa"/>
+            </w:tcMar>
+            <w:vAlign w:val="top"/>
+          </w:tcPr>
+          <w:p>
+            <w:pPr>
+              <w:pStyle w:val="Normal"/>
+              <w:jc w:val="center"/>
+              <w:pBdr>
+                <w:bottom w:val="none" w:sz="0" w:space="0" w:color="000000"/>
+                <w:top w:val="none" w:sz="0" w:space="0" w:color="000000"/>
+                <w:left w:val="none" w:sz="0" w:space="0" w:color="000000"/>
+                <w:right w:val="none" w:sz="0" w:space="0" w:color="000000"/>
+              </w:pBdr>
+              <w:spacing w:after="100" w:before="100" w:line="240"/>
+              <w:ind w:left="100" w:right="100" w:firstLine="0" w:firstLineChars="0"/>
+              <w:rPr>
+                <w:rFonts w:ascii="DejaVu Sans" w:hAnsi="DejaVu Sans" w:eastAsia="DejaVu Sans" w:cs="DejaVu Sans"/>
+                <w:i w:val="false"/>
+                <w:b w:val="false"/>
+                <w:u w:val="none"/>
+                <w:strike w:val="false"/>
+                <w:sz w:val="22"/>
+                <w:szCs w:val="22"/>
+                <w:color w:val="000000"/>
+              </w:rPr>
+            </w:pPr>
+            <w:r>
+              <w:rPr>
+                <w:rFonts w:ascii="DejaVu Sans" w:hAnsi="DejaVu Sans" w:eastAsia="DejaVu Sans" w:cs="DejaVu Sans"/>
+                <w:i w:val="false"/>
+                <w:b w:val="false"/>
+                <w:u w:val="none"/>
+                <w:strike w:val="false"/>
+                <w:sz w:val="22"/>
+                <w:szCs w:val="22"/>
+                <w:color w:val="000000"/>
+              </w:rPr>
+              <w:t xml:space="preserve">980 (29,4&lt;U+00A0&gt;%)</w:t>
             </w:r>
           </w:p>
         </w:tc>
@@ -6187,117 +6187,117 @@
                 <w:szCs w:val="22"/>
                 <w:color w:val="000000"/>
               </w:rPr>
-              <w:t xml:space="preserve">14 037 (45,5 %)</w:t>
-            </w:r>
-          </w:p>
-        </w:tc>
-        <w:tc>
-          <w:tcPr>
-            <w:tcBorders>
-              <w:bottom w:val="none" w:sz="0" w:space="0" w:color="000000"/>
-              <w:top w:val="none" w:sz="0" w:space="0" w:color="000000"/>
-              <w:left w:val="none" w:sz="0" w:space="0" w:color="000000"/>
-              <w:right w:val="none" w:sz="0" w:space="0" w:color="000000"/>
-            </w:tcBorders>
-            <w:shd w:val="clear" w:color="auto" w:fill="FFFFFF"/>
-            <w:tcMar>
-              <w:top w:w="0" w:type="dxa"/>
-              <w:bottom w:w="0" w:type="dxa"/>
-              <w:left w:w="0" w:type="dxa"/>
-              <w:right w:w="0" w:type="dxa"/>
-            </w:tcMar>
-            <w:vAlign w:val="top"/>
-          </w:tcPr>
-          <w:p>
-            <w:pPr>
-              <w:pStyle w:val="Normal"/>
-              <w:jc w:val="center"/>
-              <w:pBdr>
-                <w:bottom w:val="none" w:sz="0" w:space="0" w:color="000000"/>
-                <w:top w:val="none" w:sz="0" w:space="0" w:color="000000"/>
-                <w:left w:val="none" w:sz="0" w:space="0" w:color="000000"/>
-                <w:right w:val="none" w:sz="0" w:space="0" w:color="000000"/>
-              </w:pBdr>
-              <w:spacing w:after="100" w:before="100" w:line="240"/>
-              <w:ind w:left="100" w:right="100" w:firstLine="0" w:firstLineChars="0"/>
-              <w:rPr>
-                <w:rFonts w:ascii="DejaVu Sans" w:hAnsi="DejaVu Sans" w:eastAsia="DejaVu Sans" w:cs="DejaVu Sans"/>
-                <w:i w:val="false"/>
-                <w:b w:val="false"/>
-                <w:u w:val="none"/>
-                <w:strike w:val="false"/>
-                <w:sz w:val="22"/>
-                <w:szCs w:val="22"/>
-                <w:color w:val="000000"/>
-              </w:rPr>
-            </w:pPr>
-            <w:r>
-              <w:rPr>
-                <w:rFonts w:ascii="DejaVu Sans" w:hAnsi="DejaVu Sans" w:eastAsia="DejaVu Sans" w:cs="DejaVu Sans"/>
-                <w:i w:val="false"/>
-                <w:b w:val="false"/>
-                <w:u w:val="none"/>
-                <w:strike w:val="false"/>
-                <w:sz w:val="22"/>
-                <w:szCs w:val="22"/>
-                <w:color w:val="000000"/>
-              </w:rPr>
-              <w:t xml:space="preserve">12 850 (46,7 %)</w:t>
-            </w:r>
-          </w:p>
-        </w:tc>
-        <w:tc>
-          <w:tcPr>
-            <w:tcBorders>
-              <w:bottom w:val="none" w:sz="0" w:space="0" w:color="000000"/>
-              <w:top w:val="none" w:sz="0" w:space="0" w:color="000000"/>
-              <w:left w:val="none" w:sz="0" w:space="0" w:color="000000"/>
-              <w:right w:val="none" w:sz="0" w:space="0" w:color="000000"/>
-            </w:tcBorders>
-            <w:shd w:val="clear" w:color="auto" w:fill="FFFFFF"/>
-            <w:tcMar>
-              <w:top w:w="0" w:type="dxa"/>
-              <w:bottom w:w="0" w:type="dxa"/>
-              <w:left w:w="0" w:type="dxa"/>
-              <w:right w:w="0" w:type="dxa"/>
-            </w:tcMar>
-            <w:vAlign w:val="top"/>
-          </w:tcPr>
-          <w:p>
-            <w:pPr>
-              <w:pStyle w:val="Normal"/>
-              <w:jc w:val="center"/>
-              <w:pBdr>
-                <w:bottom w:val="none" w:sz="0" w:space="0" w:color="000000"/>
-                <w:top w:val="none" w:sz="0" w:space="0" w:color="000000"/>
-                <w:left w:val="none" w:sz="0" w:space="0" w:color="000000"/>
-                <w:right w:val="none" w:sz="0" w:space="0" w:color="000000"/>
-              </w:pBdr>
-              <w:spacing w:after="100" w:before="100" w:line="240"/>
-              <w:ind w:left="100" w:right="100" w:firstLine="0" w:firstLineChars="0"/>
-              <w:rPr>
-                <w:rFonts w:ascii="DejaVu Sans" w:hAnsi="DejaVu Sans" w:eastAsia="DejaVu Sans" w:cs="DejaVu Sans"/>
-                <w:i w:val="false"/>
-                <w:b w:val="false"/>
-                <w:u w:val="none"/>
-                <w:strike w:val="false"/>
-                <w:sz w:val="22"/>
-                <w:szCs w:val="22"/>
-                <w:color w:val="000000"/>
-              </w:rPr>
-            </w:pPr>
-            <w:r>
-              <w:rPr>
-                <w:rFonts w:ascii="DejaVu Sans" w:hAnsi="DejaVu Sans" w:eastAsia="DejaVu Sans" w:cs="DejaVu Sans"/>
-                <w:i w:val="false"/>
-                <w:b w:val="false"/>
-                <w:u w:val="none"/>
-                <w:strike w:val="false"/>
-                <w:sz w:val="22"/>
-                <w:szCs w:val="22"/>
-                <w:color w:val="000000"/>
-              </w:rPr>
-              <w:t xml:space="preserve">1 187 (35,6 %)</w:t>
+              <w:t xml:space="preserve">14&lt;U+00A0&gt;037 (45,5&lt;U+00A0&gt;%)</w:t>
+            </w:r>
+          </w:p>
+        </w:tc>
+        <w:tc>
+          <w:tcPr>
+            <w:tcBorders>
+              <w:bottom w:val="none" w:sz="0" w:space="0" w:color="000000"/>
+              <w:top w:val="none" w:sz="0" w:space="0" w:color="000000"/>
+              <w:left w:val="none" w:sz="0" w:space="0" w:color="000000"/>
+              <w:right w:val="none" w:sz="0" w:space="0" w:color="000000"/>
+            </w:tcBorders>
+            <w:shd w:val="clear" w:color="auto" w:fill="FFFFFF"/>
+            <w:tcMar>
+              <w:top w:w="0" w:type="dxa"/>
+              <w:bottom w:w="0" w:type="dxa"/>
+              <w:left w:w="0" w:type="dxa"/>
+              <w:right w:w="0" w:type="dxa"/>
+            </w:tcMar>
+            <w:vAlign w:val="top"/>
+          </w:tcPr>
+          <w:p>
+            <w:pPr>
+              <w:pStyle w:val="Normal"/>
+              <w:jc w:val="center"/>
+              <w:pBdr>
+                <w:bottom w:val="none" w:sz="0" w:space="0" w:color="000000"/>
+                <w:top w:val="none" w:sz="0" w:space="0" w:color="000000"/>
+                <w:left w:val="none" w:sz="0" w:space="0" w:color="000000"/>
+                <w:right w:val="none" w:sz="0" w:space="0" w:color="000000"/>
+              </w:pBdr>
+              <w:spacing w:after="100" w:before="100" w:line="240"/>
+              <w:ind w:left="100" w:right="100" w:firstLine="0" w:firstLineChars="0"/>
+              <w:rPr>
+                <w:rFonts w:ascii="DejaVu Sans" w:hAnsi="DejaVu Sans" w:eastAsia="DejaVu Sans" w:cs="DejaVu Sans"/>
+                <w:i w:val="false"/>
+                <w:b w:val="false"/>
+                <w:u w:val="none"/>
+                <w:strike w:val="false"/>
+                <w:sz w:val="22"/>
+                <w:szCs w:val="22"/>
+                <w:color w:val="000000"/>
+              </w:rPr>
+            </w:pPr>
+            <w:r>
+              <w:rPr>
+                <w:rFonts w:ascii="DejaVu Sans" w:hAnsi="DejaVu Sans" w:eastAsia="DejaVu Sans" w:cs="DejaVu Sans"/>
+                <w:i w:val="false"/>
+                <w:b w:val="false"/>
+                <w:u w:val="none"/>
+                <w:strike w:val="false"/>
+                <w:sz w:val="22"/>
+                <w:szCs w:val="22"/>
+                <w:color w:val="000000"/>
+              </w:rPr>
+              <w:t xml:space="preserve">12&lt;U+00A0&gt;850 (46,7&lt;U+00A0&gt;%)</w:t>
+            </w:r>
+          </w:p>
+        </w:tc>
+        <w:tc>
+          <w:tcPr>
+            <w:tcBorders>
+              <w:bottom w:val="none" w:sz="0" w:space="0" w:color="000000"/>
+              <w:top w:val="none" w:sz="0" w:space="0" w:color="000000"/>
+              <w:left w:val="none" w:sz="0" w:space="0" w:color="000000"/>
+              <w:right w:val="none" w:sz="0" w:space="0" w:color="000000"/>
+            </w:tcBorders>
+            <w:shd w:val="clear" w:color="auto" w:fill="FFFFFF"/>
+            <w:tcMar>
+              <w:top w:w="0" w:type="dxa"/>
+              <w:bottom w:w="0" w:type="dxa"/>
+              <w:left w:w="0" w:type="dxa"/>
+              <w:right w:w="0" w:type="dxa"/>
+            </w:tcMar>
+            <w:vAlign w:val="top"/>
+          </w:tcPr>
+          <w:p>
+            <w:pPr>
+              <w:pStyle w:val="Normal"/>
+              <w:jc w:val="center"/>
+              <w:pBdr>
+                <w:bottom w:val="none" w:sz="0" w:space="0" w:color="000000"/>
+                <w:top w:val="none" w:sz="0" w:space="0" w:color="000000"/>
+                <w:left w:val="none" w:sz="0" w:space="0" w:color="000000"/>
+                <w:right w:val="none" w:sz="0" w:space="0" w:color="000000"/>
+              </w:pBdr>
+              <w:spacing w:after="100" w:before="100" w:line="240"/>
+              <w:ind w:left="100" w:right="100" w:firstLine="0" w:firstLineChars="0"/>
+              <w:rPr>
+                <w:rFonts w:ascii="DejaVu Sans" w:hAnsi="DejaVu Sans" w:eastAsia="DejaVu Sans" w:cs="DejaVu Sans"/>
+                <w:i w:val="false"/>
+                <w:b w:val="false"/>
+                <w:u w:val="none"/>
+                <w:strike w:val="false"/>
+                <w:sz w:val="22"/>
+                <w:szCs w:val="22"/>
+                <w:color w:val="000000"/>
+              </w:rPr>
+            </w:pPr>
+            <w:r>
+              <w:rPr>
+                <w:rFonts w:ascii="DejaVu Sans" w:hAnsi="DejaVu Sans" w:eastAsia="DejaVu Sans" w:cs="DejaVu Sans"/>
+                <w:i w:val="false"/>
+                <w:b w:val="false"/>
+                <w:u w:val="none"/>
+                <w:strike w:val="false"/>
+                <w:sz w:val="22"/>
+                <w:szCs w:val="22"/>
+                <w:color w:val="000000"/>
+              </w:rPr>
+              <w:t xml:space="preserve">1&lt;U+00A0&gt;187 (35,6&lt;U+00A0&gt;%)</w:t>
             </w:r>
           </w:p>
         </w:tc>
@@ -6467,117 +6467,117 @@
                 <w:szCs w:val="22"/>
                 <w:color w:val="000000"/>
               </w:rPr>
-              <w:t xml:space="preserve">9 054 (29,4 %)</w:t>
-            </w:r>
-          </w:p>
-        </w:tc>
-        <w:tc>
-          <w:tcPr>
-            <w:tcBorders>
-              <w:bottom w:val="none" w:sz="0" w:space="0" w:color="000000"/>
-              <w:top w:val="none" w:sz="0" w:space="0" w:color="000000"/>
-              <w:left w:val="none" w:sz="0" w:space="0" w:color="000000"/>
-              <w:right w:val="none" w:sz="0" w:space="0" w:color="000000"/>
-            </w:tcBorders>
-            <w:shd w:val="clear" w:color="auto" w:fill="FFFFFF"/>
-            <w:tcMar>
-              <w:top w:w="0" w:type="dxa"/>
-              <w:bottom w:w="0" w:type="dxa"/>
-              <w:left w:w="0" w:type="dxa"/>
-              <w:right w:w="0" w:type="dxa"/>
-            </w:tcMar>
-            <w:vAlign w:val="top"/>
-          </w:tcPr>
-          <w:p>
-            <w:pPr>
-              <w:pStyle w:val="Normal"/>
-              <w:jc w:val="center"/>
-              <w:pBdr>
-                <w:bottom w:val="none" w:sz="0" w:space="0" w:color="000000"/>
-                <w:top w:val="none" w:sz="0" w:space="0" w:color="000000"/>
-                <w:left w:val="none" w:sz="0" w:space="0" w:color="000000"/>
-                <w:right w:val="none" w:sz="0" w:space="0" w:color="000000"/>
-              </w:pBdr>
-              <w:spacing w:after="100" w:before="100" w:line="240"/>
-              <w:ind w:left="100" w:right="100" w:firstLine="0" w:firstLineChars="0"/>
-              <w:rPr>
-                <w:rFonts w:ascii="DejaVu Sans" w:hAnsi="DejaVu Sans" w:eastAsia="DejaVu Sans" w:cs="DejaVu Sans"/>
-                <w:i w:val="false"/>
-                <w:b w:val="false"/>
-                <w:u w:val="none"/>
-                <w:strike w:val="false"/>
-                <w:sz w:val="22"/>
-                <w:szCs w:val="22"/>
-                <w:color w:val="000000"/>
-              </w:rPr>
-            </w:pPr>
-            <w:r>
-              <w:rPr>
-                <w:rFonts w:ascii="DejaVu Sans" w:hAnsi="DejaVu Sans" w:eastAsia="DejaVu Sans" w:cs="DejaVu Sans"/>
-                <w:i w:val="false"/>
-                <w:b w:val="false"/>
-                <w:u w:val="none"/>
-                <w:strike w:val="false"/>
-                <w:sz w:val="22"/>
-                <w:szCs w:val="22"/>
-                <w:color w:val="000000"/>
-              </w:rPr>
-              <w:t xml:space="preserve">8 153 (29,7 %)</w:t>
-            </w:r>
-          </w:p>
-        </w:tc>
-        <w:tc>
-          <w:tcPr>
-            <w:tcBorders>
-              <w:bottom w:val="none" w:sz="0" w:space="0" w:color="000000"/>
-              <w:top w:val="none" w:sz="0" w:space="0" w:color="000000"/>
-              <w:left w:val="none" w:sz="0" w:space="0" w:color="000000"/>
-              <w:right w:val="none" w:sz="0" w:space="0" w:color="000000"/>
-            </w:tcBorders>
-            <w:shd w:val="clear" w:color="auto" w:fill="FFFFFF"/>
-            <w:tcMar>
-              <w:top w:w="0" w:type="dxa"/>
-              <w:bottom w:w="0" w:type="dxa"/>
-              <w:left w:w="0" w:type="dxa"/>
-              <w:right w:w="0" w:type="dxa"/>
-            </w:tcMar>
-            <w:vAlign w:val="top"/>
-          </w:tcPr>
-          <w:p>
-            <w:pPr>
-              <w:pStyle w:val="Normal"/>
-              <w:jc w:val="center"/>
-              <w:pBdr>
-                <w:bottom w:val="none" w:sz="0" w:space="0" w:color="000000"/>
-                <w:top w:val="none" w:sz="0" w:space="0" w:color="000000"/>
-                <w:left w:val="none" w:sz="0" w:space="0" w:color="000000"/>
-                <w:right w:val="none" w:sz="0" w:space="0" w:color="000000"/>
-              </w:pBdr>
-              <w:spacing w:after="100" w:before="100" w:line="240"/>
-              <w:ind w:left="100" w:right="100" w:firstLine="0" w:firstLineChars="0"/>
-              <w:rPr>
-                <w:rFonts w:ascii="DejaVu Sans" w:hAnsi="DejaVu Sans" w:eastAsia="DejaVu Sans" w:cs="DejaVu Sans"/>
-                <w:i w:val="false"/>
-                <w:b w:val="false"/>
-                <w:u w:val="none"/>
-                <w:strike w:val="false"/>
-                <w:sz w:val="22"/>
-                <w:szCs w:val="22"/>
-                <w:color w:val="000000"/>
-              </w:rPr>
-            </w:pPr>
-            <w:r>
-              <w:rPr>
-                <w:rFonts w:ascii="DejaVu Sans" w:hAnsi="DejaVu Sans" w:eastAsia="DejaVu Sans" w:cs="DejaVu Sans"/>
-                <w:i w:val="false"/>
-                <w:b w:val="false"/>
-                <w:u w:val="none"/>
-                <w:strike w:val="false"/>
-                <w:sz w:val="22"/>
-                <w:szCs w:val="22"/>
-                <w:color w:val="000000"/>
-              </w:rPr>
-              <w:t xml:space="preserve">901 (27,0 %)</w:t>
+              <w:t xml:space="preserve">9&lt;U+00A0&gt;054 (29,4&lt;U+00A0&gt;%)</w:t>
+            </w:r>
+          </w:p>
+        </w:tc>
+        <w:tc>
+          <w:tcPr>
+            <w:tcBorders>
+              <w:bottom w:val="none" w:sz="0" w:space="0" w:color="000000"/>
+              <w:top w:val="none" w:sz="0" w:space="0" w:color="000000"/>
+              <w:left w:val="none" w:sz="0" w:space="0" w:color="000000"/>
+              <w:right w:val="none" w:sz="0" w:space="0" w:color="000000"/>
+            </w:tcBorders>
+            <w:shd w:val="clear" w:color="auto" w:fill="FFFFFF"/>
+            <w:tcMar>
+              <w:top w:w="0" w:type="dxa"/>
+              <w:bottom w:w="0" w:type="dxa"/>
+              <w:left w:w="0" w:type="dxa"/>
+              <w:right w:w="0" w:type="dxa"/>
+            </w:tcMar>
+            <w:vAlign w:val="top"/>
+          </w:tcPr>
+          <w:p>
+            <w:pPr>
+              <w:pStyle w:val="Normal"/>
+              <w:jc w:val="center"/>
+              <w:pBdr>
+                <w:bottom w:val="none" w:sz="0" w:space="0" w:color="000000"/>
+                <w:top w:val="none" w:sz="0" w:space="0" w:color="000000"/>
+                <w:left w:val="none" w:sz="0" w:space="0" w:color="000000"/>
+                <w:right w:val="none" w:sz="0" w:space="0" w:color="000000"/>
+              </w:pBdr>
+              <w:spacing w:after="100" w:before="100" w:line="240"/>
+              <w:ind w:left="100" w:right="100" w:firstLine="0" w:firstLineChars="0"/>
+              <w:rPr>
+                <w:rFonts w:ascii="DejaVu Sans" w:hAnsi="DejaVu Sans" w:eastAsia="DejaVu Sans" w:cs="DejaVu Sans"/>
+                <w:i w:val="false"/>
+                <w:b w:val="false"/>
+                <w:u w:val="none"/>
+                <w:strike w:val="false"/>
+                <w:sz w:val="22"/>
+                <w:szCs w:val="22"/>
+                <w:color w:val="000000"/>
+              </w:rPr>
+            </w:pPr>
+            <w:r>
+              <w:rPr>
+                <w:rFonts w:ascii="DejaVu Sans" w:hAnsi="DejaVu Sans" w:eastAsia="DejaVu Sans" w:cs="DejaVu Sans"/>
+                <w:i w:val="false"/>
+                <w:b w:val="false"/>
+                <w:u w:val="none"/>
+                <w:strike w:val="false"/>
+                <w:sz w:val="22"/>
+                <w:szCs w:val="22"/>
+                <w:color w:val="000000"/>
+              </w:rPr>
+              <w:t xml:space="preserve">8&lt;U+00A0&gt;153 (29,7&lt;U+00A0&gt;%)</w:t>
+            </w:r>
+          </w:p>
+        </w:tc>
+        <w:tc>
+          <w:tcPr>
+            <w:tcBorders>
+              <w:bottom w:val="none" w:sz="0" w:space="0" w:color="000000"/>
+              <w:top w:val="none" w:sz="0" w:space="0" w:color="000000"/>
+              <w:left w:val="none" w:sz="0" w:space="0" w:color="000000"/>
+              <w:right w:val="none" w:sz="0" w:space="0" w:color="000000"/>
+            </w:tcBorders>
+            <w:shd w:val="clear" w:color="auto" w:fill="FFFFFF"/>
+            <w:tcMar>
+              <w:top w:w="0" w:type="dxa"/>
+              <w:bottom w:w="0" w:type="dxa"/>
+              <w:left w:w="0" w:type="dxa"/>
+              <w:right w:w="0" w:type="dxa"/>
+            </w:tcMar>
+            <w:vAlign w:val="top"/>
+          </w:tcPr>
+          <w:p>
+            <w:pPr>
+              <w:pStyle w:val="Normal"/>
+              <w:jc w:val="center"/>
+              <w:pBdr>
+                <w:bottom w:val="none" w:sz="0" w:space="0" w:color="000000"/>
+                <w:top w:val="none" w:sz="0" w:space="0" w:color="000000"/>
+                <w:left w:val="none" w:sz="0" w:space="0" w:color="000000"/>
+                <w:right w:val="none" w:sz="0" w:space="0" w:color="000000"/>
+              </w:pBdr>
+              <w:spacing w:after="100" w:before="100" w:line="240"/>
+              <w:ind w:left="100" w:right="100" w:firstLine="0" w:firstLineChars="0"/>
+              <w:rPr>
+                <w:rFonts w:ascii="DejaVu Sans" w:hAnsi="DejaVu Sans" w:eastAsia="DejaVu Sans" w:cs="DejaVu Sans"/>
+                <w:i w:val="false"/>
+                <w:b w:val="false"/>
+                <w:u w:val="none"/>
+                <w:strike w:val="false"/>
+                <w:sz w:val="22"/>
+                <w:szCs w:val="22"/>
+                <w:color w:val="000000"/>
+              </w:rPr>
+            </w:pPr>
+            <w:r>
+              <w:rPr>
+                <w:rFonts w:ascii="DejaVu Sans" w:hAnsi="DejaVu Sans" w:eastAsia="DejaVu Sans" w:cs="DejaVu Sans"/>
+                <w:i w:val="false"/>
+                <w:b w:val="false"/>
+                <w:u w:val="none"/>
+                <w:strike w:val="false"/>
+                <w:sz w:val="22"/>
+                <w:szCs w:val="22"/>
+                <w:color w:val="000000"/>
+              </w:rPr>
+              <w:t xml:space="preserve">901 (27,0&lt;U+00A0&gt;%)</w:t>
             </w:r>
           </w:p>
         </w:tc>
@@ -6692,7 +6692,7 @@
                 <w:szCs w:val="22"/>
                 <w:color w:val="000000"/>
               </w:rPr>
-              <w:t xml:space="preserve">Índice de riqueza</w:t>
+              <w:t xml:space="preserve">&lt;U+00CD&gt;ndice de riqueza</w:t>
             </w:r>
           </w:p>
         </w:tc>
@@ -6972,172 +6972,172 @@
                 <w:szCs w:val="22"/>
                 <w:color w:val="000000"/>
               </w:rPr>
-              <w:t xml:space="preserve">Quintil 1 (más pobre)</w:t>
-            </w:r>
-          </w:p>
-        </w:tc>
-        <w:tc>
-          <w:tcPr>
-            <w:tcBorders>
-              <w:bottom w:val="none" w:sz="0" w:space="0" w:color="000000"/>
-              <w:top w:val="none" w:sz="0" w:space="0" w:color="000000"/>
-              <w:left w:val="none" w:sz="0" w:space="0" w:color="000000"/>
-              <w:right w:val="none" w:sz="0" w:space="0" w:color="000000"/>
-            </w:tcBorders>
-            <w:shd w:val="clear" w:color="auto" w:fill="FFFFFF"/>
-            <w:tcMar>
-              <w:top w:w="0" w:type="dxa"/>
-              <w:bottom w:w="0" w:type="dxa"/>
-              <w:left w:w="0" w:type="dxa"/>
-              <w:right w:w="0" w:type="dxa"/>
-            </w:tcMar>
-            <w:vAlign w:val="top"/>
-          </w:tcPr>
-          <w:p>
-            <w:pPr>
-              <w:pStyle w:val="Normal"/>
-              <w:jc w:val="center"/>
-              <w:pBdr>
-                <w:bottom w:val="none" w:sz="0" w:space="0" w:color="000000"/>
-                <w:top w:val="none" w:sz="0" w:space="0" w:color="000000"/>
-                <w:left w:val="none" w:sz="0" w:space="0" w:color="000000"/>
-                <w:right w:val="none" w:sz="0" w:space="0" w:color="000000"/>
-              </w:pBdr>
-              <w:spacing w:after="100" w:before="100" w:line="240"/>
-              <w:ind w:left="100" w:right="100" w:firstLine="0" w:firstLineChars="0"/>
-              <w:rPr>
-                <w:rFonts w:ascii="DejaVu Sans" w:hAnsi="DejaVu Sans" w:eastAsia="DejaVu Sans" w:cs="DejaVu Sans"/>
-                <w:i w:val="false"/>
-                <w:b w:val="false"/>
-                <w:u w:val="none"/>
-                <w:strike w:val="false"/>
-                <w:sz w:val="22"/>
-                <w:szCs w:val="22"/>
-                <w:color w:val="000000"/>
-              </w:rPr>
-            </w:pPr>
-            <w:r>
-              <w:rPr>
-                <w:rFonts w:ascii="DejaVu Sans" w:hAnsi="DejaVu Sans" w:eastAsia="DejaVu Sans" w:cs="DejaVu Sans"/>
-                <w:i w:val="false"/>
-                <w:b w:val="false"/>
-                <w:u w:val="none"/>
-                <w:strike w:val="false"/>
-                <w:sz w:val="22"/>
-                <w:szCs w:val="22"/>
-                <w:color w:val="000000"/>
-              </w:rPr>
-              <w:t xml:space="preserve">10 494 (34,0 %)</w:t>
-            </w:r>
-          </w:p>
-        </w:tc>
-        <w:tc>
-          <w:tcPr>
-            <w:tcBorders>
-              <w:bottom w:val="none" w:sz="0" w:space="0" w:color="000000"/>
-              <w:top w:val="none" w:sz="0" w:space="0" w:color="000000"/>
-              <w:left w:val="none" w:sz="0" w:space="0" w:color="000000"/>
-              <w:right w:val="none" w:sz="0" w:space="0" w:color="000000"/>
-            </w:tcBorders>
-            <w:shd w:val="clear" w:color="auto" w:fill="FFFFFF"/>
-            <w:tcMar>
-              <w:top w:w="0" w:type="dxa"/>
-              <w:bottom w:w="0" w:type="dxa"/>
-              <w:left w:w="0" w:type="dxa"/>
-              <w:right w:w="0" w:type="dxa"/>
-            </w:tcMar>
-            <w:vAlign w:val="top"/>
-          </w:tcPr>
-          <w:p>
-            <w:pPr>
-              <w:pStyle w:val="Normal"/>
-              <w:jc w:val="center"/>
-              <w:pBdr>
-                <w:bottom w:val="none" w:sz="0" w:space="0" w:color="000000"/>
-                <w:top w:val="none" w:sz="0" w:space="0" w:color="000000"/>
-                <w:left w:val="none" w:sz="0" w:space="0" w:color="000000"/>
-                <w:right w:val="none" w:sz="0" w:space="0" w:color="000000"/>
-              </w:pBdr>
-              <w:spacing w:after="100" w:before="100" w:line="240"/>
-              <w:ind w:left="100" w:right="100" w:firstLine="0" w:firstLineChars="0"/>
-              <w:rPr>
-                <w:rFonts w:ascii="DejaVu Sans" w:hAnsi="DejaVu Sans" w:eastAsia="DejaVu Sans" w:cs="DejaVu Sans"/>
-                <w:i w:val="false"/>
-                <w:b w:val="false"/>
-                <w:u w:val="none"/>
-                <w:strike w:val="false"/>
-                <w:sz w:val="22"/>
-                <w:szCs w:val="22"/>
-                <w:color w:val="000000"/>
-              </w:rPr>
-            </w:pPr>
-            <w:r>
-              <w:rPr>
-                <w:rFonts w:ascii="DejaVu Sans" w:hAnsi="DejaVu Sans" w:eastAsia="DejaVu Sans" w:cs="DejaVu Sans"/>
-                <w:i w:val="false"/>
-                <w:b w:val="false"/>
-                <w:u w:val="none"/>
-                <w:strike w:val="false"/>
-                <w:sz w:val="22"/>
-                <w:szCs w:val="22"/>
-                <w:color w:val="000000"/>
-              </w:rPr>
-              <w:t xml:space="preserve">9 490 (34,5 %)</w:t>
-            </w:r>
-          </w:p>
-        </w:tc>
-        <w:tc>
-          <w:tcPr>
-            <w:tcBorders>
-              <w:bottom w:val="none" w:sz="0" w:space="0" w:color="000000"/>
-              <w:top w:val="none" w:sz="0" w:space="0" w:color="000000"/>
-              <w:left w:val="none" w:sz="0" w:space="0" w:color="000000"/>
-              <w:right w:val="none" w:sz="0" w:space="0" w:color="000000"/>
-            </w:tcBorders>
-            <w:shd w:val="clear" w:color="auto" w:fill="FFFFFF"/>
-            <w:tcMar>
-              <w:top w:w="0" w:type="dxa"/>
-              <w:bottom w:w="0" w:type="dxa"/>
-              <w:left w:w="0" w:type="dxa"/>
-              <w:right w:w="0" w:type="dxa"/>
-            </w:tcMar>
-            <w:vAlign w:val="top"/>
-          </w:tcPr>
-          <w:p>
-            <w:pPr>
-              <w:pStyle w:val="Normal"/>
-              <w:jc w:val="center"/>
-              <w:pBdr>
-                <w:bottom w:val="none" w:sz="0" w:space="0" w:color="000000"/>
-                <w:top w:val="none" w:sz="0" w:space="0" w:color="000000"/>
-                <w:left w:val="none" w:sz="0" w:space="0" w:color="000000"/>
-                <w:right w:val="none" w:sz="0" w:space="0" w:color="000000"/>
-              </w:pBdr>
-              <w:spacing w:after="100" w:before="100" w:line="240"/>
-              <w:ind w:left="100" w:right="100" w:firstLine="0" w:firstLineChars="0"/>
-              <w:rPr>
-                <w:rFonts w:ascii="DejaVu Sans" w:hAnsi="DejaVu Sans" w:eastAsia="DejaVu Sans" w:cs="DejaVu Sans"/>
-                <w:i w:val="false"/>
-                <w:b w:val="false"/>
-                <w:u w:val="none"/>
-                <w:strike w:val="false"/>
-                <w:sz w:val="22"/>
-                <w:szCs w:val="22"/>
-                <w:color w:val="000000"/>
-              </w:rPr>
-            </w:pPr>
-            <w:r>
-              <w:rPr>
-                <w:rFonts w:ascii="DejaVu Sans" w:hAnsi="DejaVu Sans" w:eastAsia="DejaVu Sans" w:cs="DejaVu Sans"/>
-                <w:i w:val="false"/>
-                <w:b w:val="false"/>
-                <w:u w:val="none"/>
-                <w:strike w:val="false"/>
-                <w:sz w:val="22"/>
-                <w:szCs w:val="22"/>
-                <w:color w:val="000000"/>
-              </w:rPr>
-              <w:t xml:space="preserve">1 004 (30,1 %)</w:t>
+              <w:t xml:space="preserve">Quintil 1 (m&lt;U+00E1&gt;s pobre)</w:t>
+            </w:r>
+          </w:p>
+        </w:tc>
+        <w:tc>
+          <w:tcPr>
+            <w:tcBorders>
+              <w:bottom w:val="none" w:sz="0" w:space="0" w:color="000000"/>
+              <w:top w:val="none" w:sz="0" w:space="0" w:color="000000"/>
+              <w:left w:val="none" w:sz="0" w:space="0" w:color="000000"/>
+              <w:right w:val="none" w:sz="0" w:space="0" w:color="000000"/>
+            </w:tcBorders>
+            <w:shd w:val="clear" w:color="auto" w:fill="FFFFFF"/>
+            <w:tcMar>
+              <w:top w:w="0" w:type="dxa"/>
+              <w:bottom w:w="0" w:type="dxa"/>
+              <w:left w:w="0" w:type="dxa"/>
+              <w:right w:w="0" w:type="dxa"/>
+            </w:tcMar>
+            <w:vAlign w:val="top"/>
+          </w:tcPr>
+          <w:p>
+            <w:pPr>
+              <w:pStyle w:val="Normal"/>
+              <w:jc w:val="center"/>
+              <w:pBdr>
+                <w:bottom w:val="none" w:sz="0" w:space="0" w:color="000000"/>
+                <w:top w:val="none" w:sz="0" w:space="0" w:color="000000"/>
+                <w:left w:val="none" w:sz="0" w:space="0" w:color="000000"/>
+                <w:right w:val="none" w:sz="0" w:space="0" w:color="000000"/>
+              </w:pBdr>
+              <w:spacing w:after="100" w:before="100" w:line="240"/>
+              <w:ind w:left="100" w:right="100" w:firstLine="0" w:firstLineChars="0"/>
+              <w:rPr>
+                <w:rFonts w:ascii="DejaVu Sans" w:hAnsi="DejaVu Sans" w:eastAsia="DejaVu Sans" w:cs="DejaVu Sans"/>
+                <w:i w:val="false"/>
+                <w:b w:val="false"/>
+                <w:u w:val="none"/>
+                <w:strike w:val="false"/>
+                <w:sz w:val="22"/>
+                <w:szCs w:val="22"/>
+                <w:color w:val="000000"/>
+              </w:rPr>
+            </w:pPr>
+            <w:r>
+              <w:rPr>
+                <w:rFonts w:ascii="DejaVu Sans" w:hAnsi="DejaVu Sans" w:eastAsia="DejaVu Sans" w:cs="DejaVu Sans"/>
+                <w:i w:val="false"/>
+                <w:b w:val="false"/>
+                <w:u w:val="none"/>
+                <w:strike w:val="false"/>
+                <w:sz w:val="22"/>
+                <w:szCs w:val="22"/>
+                <w:color w:val="000000"/>
+              </w:rPr>
+              <w:t xml:space="preserve">10&lt;U+00A0&gt;494 (34,0&lt;U+00A0&gt;%)</w:t>
+            </w:r>
+          </w:p>
+        </w:tc>
+        <w:tc>
+          <w:tcPr>
+            <w:tcBorders>
+              <w:bottom w:val="none" w:sz="0" w:space="0" w:color="000000"/>
+              <w:top w:val="none" w:sz="0" w:space="0" w:color="000000"/>
+              <w:left w:val="none" w:sz="0" w:space="0" w:color="000000"/>
+              <w:right w:val="none" w:sz="0" w:space="0" w:color="000000"/>
+            </w:tcBorders>
+            <w:shd w:val="clear" w:color="auto" w:fill="FFFFFF"/>
+            <w:tcMar>
+              <w:top w:w="0" w:type="dxa"/>
+              <w:bottom w:w="0" w:type="dxa"/>
+              <w:left w:w="0" w:type="dxa"/>
+              <w:right w:w="0" w:type="dxa"/>
+            </w:tcMar>
+            <w:vAlign w:val="top"/>
+          </w:tcPr>
+          <w:p>
+            <w:pPr>
+              <w:pStyle w:val="Normal"/>
+              <w:jc w:val="center"/>
+              <w:pBdr>
+                <w:bottom w:val="none" w:sz="0" w:space="0" w:color="000000"/>
+                <w:top w:val="none" w:sz="0" w:space="0" w:color="000000"/>
+                <w:left w:val="none" w:sz="0" w:space="0" w:color="000000"/>
+                <w:right w:val="none" w:sz="0" w:space="0" w:color="000000"/>
+              </w:pBdr>
+              <w:spacing w:after="100" w:before="100" w:line="240"/>
+              <w:ind w:left="100" w:right="100" w:firstLine="0" w:firstLineChars="0"/>
+              <w:rPr>
+                <w:rFonts w:ascii="DejaVu Sans" w:hAnsi="DejaVu Sans" w:eastAsia="DejaVu Sans" w:cs="DejaVu Sans"/>
+                <w:i w:val="false"/>
+                <w:b w:val="false"/>
+                <w:u w:val="none"/>
+                <w:strike w:val="false"/>
+                <w:sz w:val="22"/>
+                <w:szCs w:val="22"/>
+                <w:color w:val="000000"/>
+              </w:rPr>
+            </w:pPr>
+            <w:r>
+              <w:rPr>
+                <w:rFonts w:ascii="DejaVu Sans" w:hAnsi="DejaVu Sans" w:eastAsia="DejaVu Sans" w:cs="DejaVu Sans"/>
+                <w:i w:val="false"/>
+                <w:b w:val="false"/>
+                <w:u w:val="none"/>
+                <w:strike w:val="false"/>
+                <w:sz w:val="22"/>
+                <w:szCs w:val="22"/>
+                <w:color w:val="000000"/>
+              </w:rPr>
+              <w:t xml:space="preserve">9&lt;U+00A0&gt;490 (34,5&lt;U+00A0&gt;%)</w:t>
+            </w:r>
+          </w:p>
+        </w:tc>
+        <w:tc>
+          <w:tcPr>
+            <w:tcBorders>
+              <w:bottom w:val="none" w:sz="0" w:space="0" w:color="000000"/>
+              <w:top w:val="none" w:sz="0" w:space="0" w:color="000000"/>
+              <w:left w:val="none" w:sz="0" w:space="0" w:color="000000"/>
+              <w:right w:val="none" w:sz="0" w:space="0" w:color="000000"/>
+            </w:tcBorders>
+            <w:shd w:val="clear" w:color="auto" w:fill="FFFFFF"/>
+            <w:tcMar>
+              <w:top w:w="0" w:type="dxa"/>
+              <w:bottom w:w="0" w:type="dxa"/>
+              <w:left w:w="0" w:type="dxa"/>
+              <w:right w:w="0" w:type="dxa"/>
+            </w:tcMar>
+            <w:vAlign w:val="top"/>
+          </w:tcPr>
+          <w:p>
+            <w:pPr>
+              <w:pStyle w:val="Normal"/>
+              <w:jc w:val="center"/>
+              <w:pBdr>
+                <w:bottom w:val="none" w:sz="0" w:space="0" w:color="000000"/>
+                <w:top w:val="none" w:sz="0" w:space="0" w:color="000000"/>
+                <w:left w:val="none" w:sz="0" w:space="0" w:color="000000"/>
+                <w:right w:val="none" w:sz="0" w:space="0" w:color="000000"/>
+              </w:pBdr>
+              <w:spacing w:after="100" w:before="100" w:line="240"/>
+              <w:ind w:left="100" w:right="100" w:firstLine="0" w:firstLineChars="0"/>
+              <w:rPr>
+                <w:rFonts w:ascii="DejaVu Sans" w:hAnsi="DejaVu Sans" w:eastAsia="DejaVu Sans" w:cs="DejaVu Sans"/>
+                <w:i w:val="false"/>
+                <w:b w:val="false"/>
+                <w:u w:val="none"/>
+                <w:strike w:val="false"/>
+                <w:sz w:val="22"/>
+                <w:szCs w:val="22"/>
+                <w:color w:val="000000"/>
+              </w:rPr>
+            </w:pPr>
+            <w:r>
+              <w:rPr>
+                <w:rFonts w:ascii="DejaVu Sans" w:hAnsi="DejaVu Sans" w:eastAsia="DejaVu Sans" w:cs="DejaVu Sans"/>
+                <w:i w:val="false"/>
+                <w:b w:val="false"/>
+                <w:u w:val="none"/>
+                <w:strike w:val="false"/>
+                <w:sz w:val="22"/>
+                <w:szCs w:val="22"/>
+                <w:color w:val="000000"/>
+              </w:rPr>
+              <w:t xml:space="preserve">1&lt;U+00A0&gt;004 (30,1&lt;U+00A0&gt;%)</w:t>
             </w:r>
           </w:p>
         </w:tc>
@@ -7307,117 +7307,117 @@
                 <w:szCs w:val="22"/>
                 <w:color w:val="000000"/>
               </w:rPr>
-              <w:t xml:space="preserve">7 665 (24,9 %)</w:t>
-            </w:r>
-          </w:p>
-        </w:tc>
-        <w:tc>
-          <w:tcPr>
-            <w:tcBorders>
-              <w:bottom w:val="none" w:sz="0" w:space="0" w:color="000000"/>
-              <w:top w:val="none" w:sz="0" w:space="0" w:color="000000"/>
-              <w:left w:val="none" w:sz="0" w:space="0" w:color="000000"/>
-              <w:right w:val="none" w:sz="0" w:space="0" w:color="000000"/>
-            </w:tcBorders>
-            <w:shd w:val="clear" w:color="auto" w:fill="FFFFFF"/>
-            <w:tcMar>
-              <w:top w:w="0" w:type="dxa"/>
-              <w:bottom w:w="0" w:type="dxa"/>
-              <w:left w:w="0" w:type="dxa"/>
-              <w:right w:w="0" w:type="dxa"/>
-            </w:tcMar>
-            <w:vAlign w:val="top"/>
-          </w:tcPr>
-          <w:p>
-            <w:pPr>
-              <w:pStyle w:val="Normal"/>
-              <w:jc w:val="center"/>
-              <w:pBdr>
-                <w:bottom w:val="none" w:sz="0" w:space="0" w:color="000000"/>
-                <w:top w:val="none" w:sz="0" w:space="0" w:color="000000"/>
-                <w:left w:val="none" w:sz="0" w:space="0" w:color="000000"/>
-                <w:right w:val="none" w:sz="0" w:space="0" w:color="000000"/>
-              </w:pBdr>
-              <w:spacing w:after="100" w:before="100" w:line="240"/>
-              <w:ind w:left="100" w:right="100" w:firstLine="0" w:firstLineChars="0"/>
-              <w:rPr>
-                <w:rFonts w:ascii="DejaVu Sans" w:hAnsi="DejaVu Sans" w:eastAsia="DejaVu Sans" w:cs="DejaVu Sans"/>
-                <w:i w:val="false"/>
-                <w:b w:val="false"/>
-                <w:u w:val="none"/>
-                <w:strike w:val="false"/>
-                <w:sz w:val="22"/>
-                <w:szCs w:val="22"/>
-                <w:color w:val="000000"/>
-              </w:rPr>
-            </w:pPr>
-            <w:r>
-              <w:rPr>
-                <w:rFonts w:ascii="DejaVu Sans" w:hAnsi="DejaVu Sans" w:eastAsia="DejaVu Sans" w:cs="DejaVu Sans"/>
-                <w:i w:val="false"/>
-                <w:b w:val="false"/>
-                <w:u w:val="none"/>
-                <w:strike w:val="false"/>
-                <w:sz w:val="22"/>
-                <w:szCs w:val="22"/>
-                <w:color w:val="000000"/>
-              </w:rPr>
-              <w:t xml:space="preserve">6 940 (25,2 %)</w:t>
-            </w:r>
-          </w:p>
-        </w:tc>
-        <w:tc>
-          <w:tcPr>
-            <w:tcBorders>
-              <w:bottom w:val="none" w:sz="0" w:space="0" w:color="000000"/>
-              <w:top w:val="none" w:sz="0" w:space="0" w:color="000000"/>
-              <w:left w:val="none" w:sz="0" w:space="0" w:color="000000"/>
-              <w:right w:val="none" w:sz="0" w:space="0" w:color="000000"/>
-            </w:tcBorders>
-            <w:shd w:val="clear" w:color="auto" w:fill="FFFFFF"/>
-            <w:tcMar>
-              <w:top w:w="0" w:type="dxa"/>
-              <w:bottom w:w="0" w:type="dxa"/>
-              <w:left w:w="0" w:type="dxa"/>
-              <w:right w:w="0" w:type="dxa"/>
-            </w:tcMar>
-            <w:vAlign w:val="top"/>
-          </w:tcPr>
-          <w:p>
-            <w:pPr>
-              <w:pStyle w:val="Normal"/>
-              <w:jc w:val="center"/>
-              <w:pBdr>
-                <w:bottom w:val="none" w:sz="0" w:space="0" w:color="000000"/>
-                <w:top w:val="none" w:sz="0" w:space="0" w:color="000000"/>
-                <w:left w:val="none" w:sz="0" w:space="0" w:color="000000"/>
-                <w:right w:val="none" w:sz="0" w:space="0" w:color="000000"/>
-              </w:pBdr>
-              <w:spacing w:after="100" w:before="100" w:line="240"/>
-              <w:ind w:left="100" w:right="100" w:firstLine="0" w:firstLineChars="0"/>
-              <w:rPr>
-                <w:rFonts w:ascii="DejaVu Sans" w:hAnsi="DejaVu Sans" w:eastAsia="DejaVu Sans" w:cs="DejaVu Sans"/>
-                <w:i w:val="false"/>
-                <w:b w:val="false"/>
-                <w:u w:val="none"/>
-                <w:strike w:val="false"/>
-                <w:sz w:val="22"/>
-                <w:szCs w:val="22"/>
-                <w:color w:val="000000"/>
-              </w:rPr>
-            </w:pPr>
-            <w:r>
-              <w:rPr>
-                <w:rFonts w:ascii="DejaVu Sans" w:hAnsi="DejaVu Sans" w:eastAsia="DejaVu Sans" w:cs="DejaVu Sans"/>
-                <w:i w:val="false"/>
-                <w:b w:val="false"/>
-                <w:u w:val="none"/>
-                <w:strike w:val="false"/>
-                <w:sz w:val="22"/>
-                <w:szCs w:val="22"/>
-                <w:color w:val="000000"/>
-              </w:rPr>
-              <w:t xml:space="preserve">725 (21,7 %)</w:t>
+              <w:t xml:space="preserve">7&lt;U+00A0&gt;665 (24,9&lt;U+00A0&gt;%)</w:t>
+            </w:r>
+          </w:p>
+        </w:tc>
+        <w:tc>
+          <w:tcPr>
+            <w:tcBorders>
+              <w:bottom w:val="none" w:sz="0" w:space="0" w:color="000000"/>
+              <w:top w:val="none" w:sz="0" w:space="0" w:color="000000"/>
+              <w:left w:val="none" w:sz="0" w:space="0" w:color="000000"/>
+              <w:right w:val="none" w:sz="0" w:space="0" w:color="000000"/>
+            </w:tcBorders>
+            <w:shd w:val="clear" w:color="auto" w:fill="FFFFFF"/>
+            <w:tcMar>
+              <w:top w:w="0" w:type="dxa"/>
+              <w:bottom w:w="0" w:type="dxa"/>
+              <w:left w:w="0" w:type="dxa"/>
+              <w:right w:w="0" w:type="dxa"/>
+            </w:tcMar>
+            <w:vAlign w:val="top"/>
+          </w:tcPr>
+          <w:p>
+            <w:pPr>
+              <w:pStyle w:val="Normal"/>
+              <w:jc w:val="center"/>
+              <w:pBdr>
+                <w:bottom w:val="none" w:sz="0" w:space="0" w:color="000000"/>
+                <w:top w:val="none" w:sz="0" w:space="0" w:color="000000"/>
+                <w:left w:val="none" w:sz="0" w:space="0" w:color="000000"/>
+                <w:right w:val="none" w:sz="0" w:space="0" w:color="000000"/>
+              </w:pBdr>
+              <w:spacing w:after="100" w:before="100" w:line="240"/>
+              <w:ind w:left="100" w:right="100" w:firstLine="0" w:firstLineChars="0"/>
+              <w:rPr>
+                <w:rFonts w:ascii="DejaVu Sans" w:hAnsi="DejaVu Sans" w:eastAsia="DejaVu Sans" w:cs="DejaVu Sans"/>
+                <w:i w:val="false"/>
+                <w:b w:val="false"/>
+                <w:u w:val="none"/>
+                <w:strike w:val="false"/>
+                <w:sz w:val="22"/>
+                <w:szCs w:val="22"/>
+                <w:color w:val="000000"/>
+              </w:rPr>
+            </w:pPr>
+            <w:r>
+              <w:rPr>
+                <w:rFonts w:ascii="DejaVu Sans" w:hAnsi="DejaVu Sans" w:eastAsia="DejaVu Sans" w:cs="DejaVu Sans"/>
+                <w:i w:val="false"/>
+                <w:b w:val="false"/>
+                <w:u w:val="none"/>
+                <w:strike w:val="false"/>
+                <w:sz w:val="22"/>
+                <w:szCs w:val="22"/>
+                <w:color w:val="000000"/>
+              </w:rPr>
+              <w:t xml:space="preserve">6&lt;U+00A0&gt;940 (25,2&lt;U+00A0&gt;%)</w:t>
+            </w:r>
+          </w:p>
+        </w:tc>
+        <w:tc>
+          <w:tcPr>
+            <w:tcBorders>
+              <w:bottom w:val="none" w:sz="0" w:space="0" w:color="000000"/>
+              <w:top w:val="none" w:sz="0" w:space="0" w:color="000000"/>
+              <w:left w:val="none" w:sz="0" w:space="0" w:color="000000"/>
+              <w:right w:val="none" w:sz="0" w:space="0" w:color="000000"/>
+            </w:tcBorders>
+            <w:shd w:val="clear" w:color="auto" w:fill="FFFFFF"/>
+            <w:tcMar>
+              <w:top w:w="0" w:type="dxa"/>
+              <w:bottom w:w="0" w:type="dxa"/>
+              <w:left w:w="0" w:type="dxa"/>
+              <w:right w:w="0" w:type="dxa"/>
+            </w:tcMar>
+            <w:vAlign w:val="top"/>
+          </w:tcPr>
+          <w:p>
+            <w:pPr>
+              <w:pStyle w:val="Normal"/>
+              <w:jc w:val="center"/>
+              <w:pBdr>
+                <w:bottom w:val="none" w:sz="0" w:space="0" w:color="000000"/>
+                <w:top w:val="none" w:sz="0" w:space="0" w:color="000000"/>
+                <w:left w:val="none" w:sz="0" w:space="0" w:color="000000"/>
+                <w:right w:val="none" w:sz="0" w:space="0" w:color="000000"/>
+              </w:pBdr>
+              <w:spacing w:after="100" w:before="100" w:line="240"/>
+              <w:ind w:left="100" w:right="100" w:firstLine="0" w:firstLineChars="0"/>
+              <w:rPr>
+                <w:rFonts w:ascii="DejaVu Sans" w:hAnsi="DejaVu Sans" w:eastAsia="DejaVu Sans" w:cs="DejaVu Sans"/>
+                <w:i w:val="false"/>
+                <w:b w:val="false"/>
+                <w:u w:val="none"/>
+                <w:strike w:val="false"/>
+                <w:sz w:val="22"/>
+                <w:szCs w:val="22"/>
+                <w:color w:val="000000"/>
+              </w:rPr>
+            </w:pPr>
+            <w:r>
+              <w:rPr>
+                <w:rFonts w:ascii="DejaVu Sans" w:hAnsi="DejaVu Sans" w:eastAsia="DejaVu Sans" w:cs="DejaVu Sans"/>
+                <w:i w:val="false"/>
+                <w:b w:val="false"/>
+                <w:u w:val="none"/>
+                <w:strike w:val="false"/>
+                <w:sz w:val="22"/>
+                <w:szCs w:val="22"/>
+                <w:color w:val="000000"/>
+              </w:rPr>
+              <w:t xml:space="preserve">725 (21,7&lt;U+00A0&gt;%)</w:t>
             </w:r>
           </w:p>
         </w:tc>
@@ -7587,117 +7587,117 @@
                 <w:szCs w:val="22"/>
                 <w:color w:val="000000"/>
               </w:rPr>
-              <w:t xml:space="preserve">5 607 (18,2 %)</w:t>
-            </w:r>
-          </w:p>
-        </w:tc>
-        <w:tc>
-          <w:tcPr>
-            <w:tcBorders>
-              <w:bottom w:val="none" w:sz="0" w:space="0" w:color="000000"/>
-              <w:top w:val="none" w:sz="0" w:space="0" w:color="000000"/>
-              <w:left w:val="none" w:sz="0" w:space="0" w:color="000000"/>
-              <w:right w:val="none" w:sz="0" w:space="0" w:color="000000"/>
-            </w:tcBorders>
-            <w:shd w:val="clear" w:color="auto" w:fill="FFFFFF"/>
-            <w:tcMar>
-              <w:top w:w="0" w:type="dxa"/>
-              <w:bottom w:w="0" w:type="dxa"/>
-              <w:left w:w="0" w:type="dxa"/>
-              <w:right w:w="0" w:type="dxa"/>
-            </w:tcMar>
-            <w:vAlign w:val="top"/>
-          </w:tcPr>
-          <w:p>
-            <w:pPr>
-              <w:pStyle w:val="Normal"/>
-              <w:jc w:val="center"/>
-              <w:pBdr>
-                <w:bottom w:val="none" w:sz="0" w:space="0" w:color="000000"/>
-                <w:top w:val="none" w:sz="0" w:space="0" w:color="000000"/>
-                <w:left w:val="none" w:sz="0" w:space="0" w:color="000000"/>
-                <w:right w:val="none" w:sz="0" w:space="0" w:color="000000"/>
-              </w:pBdr>
-              <w:spacing w:after="100" w:before="100" w:line="240"/>
-              <w:ind w:left="100" w:right="100" w:firstLine="0" w:firstLineChars="0"/>
-              <w:rPr>
-                <w:rFonts w:ascii="DejaVu Sans" w:hAnsi="DejaVu Sans" w:eastAsia="DejaVu Sans" w:cs="DejaVu Sans"/>
-                <w:i w:val="false"/>
-                <w:b w:val="false"/>
-                <w:u w:val="none"/>
-                <w:strike w:val="false"/>
-                <w:sz w:val="22"/>
-                <w:szCs w:val="22"/>
-                <w:color w:val="000000"/>
-              </w:rPr>
-            </w:pPr>
-            <w:r>
-              <w:rPr>
-                <w:rFonts w:ascii="DejaVu Sans" w:hAnsi="DejaVu Sans" w:eastAsia="DejaVu Sans" w:cs="DejaVu Sans"/>
-                <w:i w:val="false"/>
-                <w:b w:val="false"/>
-                <w:u w:val="none"/>
-                <w:strike w:val="false"/>
-                <w:sz w:val="22"/>
-                <w:szCs w:val="22"/>
-                <w:color w:val="000000"/>
-              </w:rPr>
-              <w:t xml:space="preserve">4 972 (18,1 %)</w:t>
-            </w:r>
-          </w:p>
-        </w:tc>
-        <w:tc>
-          <w:tcPr>
-            <w:tcBorders>
-              <w:bottom w:val="none" w:sz="0" w:space="0" w:color="000000"/>
-              <w:top w:val="none" w:sz="0" w:space="0" w:color="000000"/>
-              <w:left w:val="none" w:sz="0" w:space="0" w:color="000000"/>
-              <w:right w:val="none" w:sz="0" w:space="0" w:color="000000"/>
-            </w:tcBorders>
-            <w:shd w:val="clear" w:color="auto" w:fill="FFFFFF"/>
-            <w:tcMar>
-              <w:top w:w="0" w:type="dxa"/>
-              <w:bottom w:w="0" w:type="dxa"/>
-              <w:left w:w="0" w:type="dxa"/>
-              <w:right w:w="0" w:type="dxa"/>
-            </w:tcMar>
-            <w:vAlign w:val="top"/>
-          </w:tcPr>
-          <w:p>
-            <w:pPr>
-              <w:pStyle w:val="Normal"/>
-              <w:jc w:val="center"/>
-              <w:pBdr>
-                <w:bottom w:val="none" w:sz="0" w:space="0" w:color="000000"/>
-                <w:top w:val="none" w:sz="0" w:space="0" w:color="000000"/>
-                <w:left w:val="none" w:sz="0" w:space="0" w:color="000000"/>
-                <w:right w:val="none" w:sz="0" w:space="0" w:color="000000"/>
-              </w:pBdr>
-              <w:spacing w:after="100" w:before="100" w:line="240"/>
-              <w:ind w:left="100" w:right="100" w:firstLine="0" w:firstLineChars="0"/>
-              <w:rPr>
-                <w:rFonts w:ascii="DejaVu Sans" w:hAnsi="DejaVu Sans" w:eastAsia="DejaVu Sans" w:cs="DejaVu Sans"/>
-                <w:i w:val="false"/>
-                <w:b w:val="false"/>
-                <w:u w:val="none"/>
-                <w:strike w:val="false"/>
-                <w:sz w:val="22"/>
-                <w:szCs w:val="22"/>
-                <w:color w:val="000000"/>
-              </w:rPr>
-            </w:pPr>
-            <w:r>
-              <w:rPr>
-                <w:rFonts w:ascii="DejaVu Sans" w:hAnsi="DejaVu Sans" w:eastAsia="DejaVu Sans" w:cs="DejaVu Sans"/>
-                <w:i w:val="false"/>
-                <w:b w:val="false"/>
-                <w:u w:val="none"/>
-                <w:strike w:val="false"/>
-                <w:sz w:val="22"/>
-                <w:szCs w:val="22"/>
-                <w:color w:val="000000"/>
-              </w:rPr>
-              <w:t xml:space="preserve">635 (19,0 %)</w:t>
+              <w:t xml:space="preserve">5&lt;U+00A0&gt;607 (18,2&lt;U+00A0&gt;%)</w:t>
+            </w:r>
+          </w:p>
+        </w:tc>
+        <w:tc>
+          <w:tcPr>
+            <w:tcBorders>
+              <w:bottom w:val="none" w:sz="0" w:space="0" w:color="000000"/>
+              <w:top w:val="none" w:sz="0" w:space="0" w:color="000000"/>
+              <w:left w:val="none" w:sz="0" w:space="0" w:color="000000"/>
+              <w:right w:val="none" w:sz="0" w:space="0" w:color="000000"/>
+            </w:tcBorders>
+            <w:shd w:val="clear" w:color="auto" w:fill="FFFFFF"/>
+            <w:tcMar>
+              <w:top w:w="0" w:type="dxa"/>
+              <w:bottom w:w="0" w:type="dxa"/>
+              <w:left w:w="0" w:type="dxa"/>
+              <w:right w:w="0" w:type="dxa"/>
+            </w:tcMar>
+            <w:vAlign w:val="top"/>
+          </w:tcPr>
+          <w:p>
+            <w:pPr>
+              <w:pStyle w:val="Normal"/>
+              <w:jc w:val="center"/>
+              <w:pBdr>
+                <w:bottom w:val="none" w:sz="0" w:space="0" w:color="000000"/>
+                <w:top w:val="none" w:sz="0" w:space="0" w:color="000000"/>
+                <w:left w:val="none" w:sz="0" w:space="0" w:color="000000"/>
+                <w:right w:val="none" w:sz="0" w:space="0" w:color="000000"/>
+              </w:pBdr>
+              <w:spacing w:after="100" w:before="100" w:line="240"/>
+              <w:ind w:left="100" w:right="100" w:firstLine="0" w:firstLineChars="0"/>
+              <w:rPr>
+                <w:rFonts w:ascii="DejaVu Sans" w:hAnsi="DejaVu Sans" w:eastAsia="DejaVu Sans" w:cs="DejaVu Sans"/>
+                <w:i w:val="false"/>
+                <w:b w:val="false"/>
+                <w:u w:val="none"/>
+                <w:strike w:val="false"/>
+                <w:sz w:val="22"/>
+                <w:szCs w:val="22"/>
+                <w:color w:val="000000"/>
+              </w:rPr>
+            </w:pPr>
+            <w:r>
+              <w:rPr>
+                <w:rFonts w:ascii="DejaVu Sans" w:hAnsi="DejaVu Sans" w:eastAsia="DejaVu Sans" w:cs="DejaVu Sans"/>
+                <w:i w:val="false"/>
+                <w:b w:val="false"/>
+                <w:u w:val="none"/>
+                <w:strike w:val="false"/>
+                <w:sz w:val="22"/>
+                <w:szCs w:val="22"/>
+                <w:color w:val="000000"/>
+              </w:rPr>
+              <w:t xml:space="preserve">4&lt;U+00A0&gt;972 (18,1&lt;U+00A0&gt;%)</w:t>
+            </w:r>
+          </w:p>
+        </w:tc>
+        <w:tc>
+          <w:tcPr>
+            <w:tcBorders>
+              <w:bottom w:val="none" w:sz="0" w:space="0" w:color="000000"/>
+              <w:top w:val="none" w:sz="0" w:space="0" w:color="000000"/>
+              <w:left w:val="none" w:sz="0" w:space="0" w:color="000000"/>
+              <w:right w:val="none" w:sz="0" w:space="0" w:color="000000"/>
+            </w:tcBorders>
+            <w:shd w:val="clear" w:color="auto" w:fill="FFFFFF"/>
+            <w:tcMar>
+              <w:top w:w="0" w:type="dxa"/>
+              <w:bottom w:w="0" w:type="dxa"/>
+              <w:left w:w="0" w:type="dxa"/>
+              <w:right w:w="0" w:type="dxa"/>
+            </w:tcMar>
+            <w:vAlign w:val="top"/>
+          </w:tcPr>
+          <w:p>
+            <w:pPr>
+              <w:pStyle w:val="Normal"/>
+              <w:jc w:val="center"/>
+              <w:pBdr>
+                <w:bottom w:val="none" w:sz="0" w:space="0" w:color="000000"/>
+                <w:top w:val="none" w:sz="0" w:space="0" w:color="000000"/>
+                <w:left w:val="none" w:sz="0" w:space="0" w:color="000000"/>
+                <w:right w:val="none" w:sz="0" w:space="0" w:color="000000"/>
+              </w:pBdr>
+              <w:spacing w:after="100" w:before="100" w:line="240"/>
+              <w:ind w:left="100" w:right="100" w:firstLine="0" w:firstLineChars="0"/>
+              <w:rPr>
+                <w:rFonts w:ascii="DejaVu Sans" w:hAnsi="DejaVu Sans" w:eastAsia="DejaVu Sans" w:cs="DejaVu Sans"/>
+                <w:i w:val="false"/>
+                <w:b w:val="false"/>
+                <w:u w:val="none"/>
+                <w:strike w:val="false"/>
+                <w:sz w:val="22"/>
+                <w:szCs w:val="22"/>
+                <w:color w:val="000000"/>
+              </w:rPr>
+            </w:pPr>
+            <w:r>
+              <w:rPr>
+                <w:rFonts w:ascii="DejaVu Sans" w:hAnsi="DejaVu Sans" w:eastAsia="DejaVu Sans" w:cs="DejaVu Sans"/>
+                <w:i w:val="false"/>
+                <w:b w:val="false"/>
+                <w:u w:val="none"/>
+                <w:strike w:val="false"/>
+                <w:sz w:val="22"/>
+                <w:szCs w:val="22"/>
+                <w:color w:val="000000"/>
+              </w:rPr>
+              <w:t xml:space="preserve">635 (19,0&lt;U+00A0&gt;%)</w:t>
             </w:r>
           </w:p>
         </w:tc>
@@ -7867,117 +7867,117 @@
                 <w:szCs w:val="22"/>
                 <w:color w:val="000000"/>
               </w:rPr>
-              <w:t xml:space="preserve">4 226 (13,7 %)</w:t>
-            </w:r>
-          </w:p>
-        </w:tc>
-        <w:tc>
-          <w:tcPr>
-            <w:tcBorders>
-              <w:bottom w:val="none" w:sz="0" w:space="0" w:color="000000"/>
-              <w:top w:val="none" w:sz="0" w:space="0" w:color="000000"/>
-              <w:left w:val="none" w:sz="0" w:space="0" w:color="000000"/>
-              <w:right w:val="none" w:sz="0" w:space="0" w:color="000000"/>
-            </w:tcBorders>
-            <w:shd w:val="clear" w:color="auto" w:fill="FFFFFF"/>
-            <w:tcMar>
-              <w:top w:w="0" w:type="dxa"/>
-              <w:bottom w:w="0" w:type="dxa"/>
-              <w:left w:w="0" w:type="dxa"/>
-              <w:right w:w="0" w:type="dxa"/>
-            </w:tcMar>
-            <w:vAlign w:val="top"/>
-          </w:tcPr>
-          <w:p>
-            <w:pPr>
-              <w:pStyle w:val="Normal"/>
-              <w:jc w:val="center"/>
-              <w:pBdr>
-                <w:bottom w:val="none" w:sz="0" w:space="0" w:color="000000"/>
-                <w:top w:val="none" w:sz="0" w:space="0" w:color="000000"/>
-                <w:left w:val="none" w:sz="0" w:space="0" w:color="000000"/>
-                <w:right w:val="none" w:sz="0" w:space="0" w:color="000000"/>
-              </w:pBdr>
-              <w:spacing w:after="100" w:before="100" w:line="240"/>
-              <w:ind w:left="100" w:right="100" w:firstLine="0" w:firstLineChars="0"/>
-              <w:rPr>
-                <w:rFonts w:ascii="DejaVu Sans" w:hAnsi="DejaVu Sans" w:eastAsia="DejaVu Sans" w:cs="DejaVu Sans"/>
-                <w:i w:val="false"/>
-                <w:b w:val="false"/>
-                <w:u w:val="none"/>
-                <w:strike w:val="false"/>
-                <w:sz w:val="22"/>
-                <w:szCs w:val="22"/>
-                <w:color w:val="000000"/>
-              </w:rPr>
-            </w:pPr>
-            <w:r>
-              <w:rPr>
-                <w:rFonts w:ascii="DejaVu Sans" w:hAnsi="DejaVu Sans" w:eastAsia="DejaVu Sans" w:cs="DejaVu Sans"/>
-                <w:i w:val="false"/>
-                <w:b w:val="false"/>
-                <w:u w:val="none"/>
-                <w:strike w:val="false"/>
-                <w:sz w:val="22"/>
-                <w:szCs w:val="22"/>
-                <w:color w:val="000000"/>
-              </w:rPr>
-              <w:t xml:space="preserve">3 674 (13,4 %)</w:t>
-            </w:r>
-          </w:p>
-        </w:tc>
-        <w:tc>
-          <w:tcPr>
-            <w:tcBorders>
-              <w:bottom w:val="none" w:sz="0" w:space="0" w:color="000000"/>
-              <w:top w:val="none" w:sz="0" w:space="0" w:color="000000"/>
-              <w:left w:val="none" w:sz="0" w:space="0" w:color="000000"/>
-              <w:right w:val="none" w:sz="0" w:space="0" w:color="000000"/>
-            </w:tcBorders>
-            <w:shd w:val="clear" w:color="auto" w:fill="FFFFFF"/>
-            <w:tcMar>
-              <w:top w:w="0" w:type="dxa"/>
-              <w:bottom w:w="0" w:type="dxa"/>
-              <w:left w:w="0" w:type="dxa"/>
-              <w:right w:w="0" w:type="dxa"/>
-            </w:tcMar>
-            <w:vAlign w:val="top"/>
-          </w:tcPr>
-          <w:p>
-            <w:pPr>
-              <w:pStyle w:val="Normal"/>
-              <w:jc w:val="center"/>
-              <w:pBdr>
-                <w:bottom w:val="none" w:sz="0" w:space="0" w:color="000000"/>
-                <w:top w:val="none" w:sz="0" w:space="0" w:color="000000"/>
-                <w:left w:val="none" w:sz="0" w:space="0" w:color="000000"/>
-                <w:right w:val="none" w:sz="0" w:space="0" w:color="000000"/>
-              </w:pBdr>
-              <w:spacing w:after="100" w:before="100" w:line="240"/>
-              <w:ind w:left="100" w:right="100" w:firstLine="0" w:firstLineChars="0"/>
-              <w:rPr>
-                <w:rFonts w:ascii="DejaVu Sans" w:hAnsi="DejaVu Sans" w:eastAsia="DejaVu Sans" w:cs="DejaVu Sans"/>
-                <w:i w:val="false"/>
-                <w:b w:val="false"/>
-                <w:u w:val="none"/>
-                <w:strike w:val="false"/>
-                <w:sz w:val="22"/>
-                <w:szCs w:val="22"/>
-                <w:color w:val="000000"/>
-              </w:rPr>
-            </w:pPr>
-            <w:r>
-              <w:rPr>
-                <w:rFonts w:ascii="DejaVu Sans" w:hAnsi="DejaVu Sans" w:eastAsia="DejaVu Sans" w:cs="DejaVu Sans"/>
-                <w:i w:val="false"/>
-                <w:b w:val="false"/>
-                <w:u w:val="none"/>
-                <w:strike w:val="false"/>
-                <w:sz w:val="22"/>
-                <w:szCs w:val="22"/>
-                <w:color w:val="000000"/>
-              </w:rPr>
-              <w:t xml:space="preserve">552 (16,6 %)</w:t>
+              <w:t xml:space="preserve">4&lt;U+00A0&gt;226 (13,7&lt;U+00A0&gt;%)</w:t>
+            </w:r>
+          </w:p>
+        </w:tc>
+        <w:tc>
+          <w:tcPr>
+            <w:tcBorders>
+              <w:bottom w:val="none" w:sz="0" w:space="0" w:color="000000"/>
+              <w:top w:val="none" w:sz="0" w:space="0" w:color="000000"/>
+              <w:left w:val="none" w:sz="0" w:space="0" w:color="000000"/>
+              <w:right w:val="none" w:sz="0" w:space="0" w:color="000000"/>
+            </w:tcBorders>
+            <w:shd w:val="clear" w:color="auto" w:fill="FFFFFF"/>
+            <w:tcMar>
+              <w:top w:w="0" w:type="dxa"/>
+              <w:bottom w:w="0" w:type="dxa"/>
+              <w:left w:w="0" w:type="dxa"/>
+              <w:right w:w="0" w:type="dxa"/>
+            </w:tcMar>
+            <w:vAlign w:val="top"/>
+          </w:tcPr>
+          <w:p>
+            <w:pPr>
+              <w:pStyle w:val="Normal"/>
+              <w:jc w:val="center"/>
+              <w:pBdr>
+                <w:bottom w:val="none" w:sz="0" w:space="0" w:color="000000"/>
+                <w:top w:val="none" w:sz="0" w:space="0" w:color="000000"/>
+                <w:left w:val="none" w:sz="0" w:space="0" w:color="000000"/>
+                <w:right w:val="none" w:sz="0" w:space="0" w:color="000000"/>
+              </w:pBdr>
+              <w:spacing w:after="100" w:before="100" w:line="240"/>
+              <w:ind w:left="100" w:right="100" w:firstLine="0" w:firstLineChars="0"/>
+              <w:rPr>
+                <w:rFonts w:ascii="DejaVu Sans" w:hAnsi="DejaVu Sans" w:eastAsia="DejaVu Sans" w:cs="DejaVu Sans"/>
+                <w:i w:val="false"/>
+                <w:b w:val="false"/>
+                <w:u w:val="none"/>
+                <w:strike w:val="false"/>
+                <w:sz w:val="22"/>
+                <w:szCs w:val="22"/>
+                <w:color w:val="000000"/>
+              </w:rPr>
+            </w:pPr>
+            <w:r>
+              <w:rPr>
+                <w:rFonts w:ascii="DejaVu Sans" w:hAnsi="DejaVu Sans" w:eastAsia="DejaVu Sans" w:cs="DejaVu Sans"/>
+                <w:i w:val="false"/>
+                <w:b w:val="false"/>
+                <w:u w:val="none"/>
+                <w:strike w:val="false"/>
+                <w:sz w:val="22"/>
+                <w:szCs w:val="22"/>
+                <w:color w:val="000000"/>
+              </w:rPr>
+              <w:t xml:space="preserve">3&lt;U+00A0&gt;674 (13,4&lt;U+00A0&gt;%)</w:t>
+            </w:r>
+          </w:p>
+        </w:tc>
+        <w:tc>
+          <w:tcPr>
+            <w:tcBorders>
+              <w:bottom w:val="none" w:sz="0" w:space="0" w:color="000000"/>
+              <w:top w:val="none" w:sz="0" w:space="0" w:color="000000"/>
+              <w:left w:val="none" w:sz="0" w:space="0" w:color="000000"/>
+              <w:right w:val="none" w:sz="0" w:space="0" w:color="000000"/>
+            </w:tcBorders>
+            <w:shd w:val="clear" w:color="auto" w:fill="FFFFFF"/>
+            <w:tcMar>
+              <w:top w:w="0" w:type="dxa"/>
+              <w:bottom w:w="0" w:type="dxa"/>
+              <w:left w:w="0" w:type="dxa"/>
+              <w:right w:w="0" w:type="dxa"/>
+            </w:tcMar>
+            <w:vAlign w:val="top"/>
+          </w:tcPr>
+          <w:p>
+            <w:pPr>
+              <w:pStyle w:val="Normal"/>
+              <w:jc w:val="center"/>
+              <w:pBdr>
+                <w:bottom w:val="none" w:sz="0" w:space="0" w:color="000000"/>
+                <w:top w:val="none" w:sz="0" w:space="0" w:color="000000"/>
+                <w:left w:val="none" w:sz="0" w:space="0" w:color="000000"/>
+                <w:right w:val="none" w:sz="0" w:space="0" w:color="000000"/>
+              </w:pBdr>
+              <w:spacing w:after="100" w:before="100" w:line="240"/>
+              <w:ind w:left="100" w:right="100" w:firstLine="0" w:firstLineChars="0"/>
+              <w:rPr>
+                <w:rFonts w:ascii="DejaVu Sans" w:hAnsi="DejaVu Sans" w:eastAsia="DejaVu Sans" w:cs="DejaVu Sans"/>
+                <w:i w:val="false"/>
+                <w:b w:val="false"/>
+                <w:u w:val="none"/>
+                <w:strike w:val="false"/>
+                <w:sz w:val="22"/>
+                <w:szCs w:val="22"/>
+                <w:color w:val="000000"/>
+              </w:rPr>
+            </w:pPr>
+            <w:r>
+              <w:rPr>
+                <w:rFonts w:ascii="DejaVu Sans" w:hAnsi="DejaVu Sans" w:eastAsia="DejaVu Sans" w:cs="DejaVu Sans"/>
+                <w:i w:val="false"/>
+                <w:b w:val="false"/>
+                <w:u w:val="none"/>
+                <w:strike w:val="false"/>
+                <w:sz w:val="22"/>
+                <w:szCs w:val="22"/>
+                <w:color w:val="000000"/>
+              </w:rPr>
+              <w:t xml:space="preserve">552 (16,6&lt;U+00A0&gt;%)</w:t>
             </w:r>
           </w:p>
         </w:tc>
@@ -8092,172 +8092,172 @@
                 <w:szCs w:val="22"/>
                 <w:color w:val="000000"/>
               </w:rPr>
-              <w:t xml:space="preserve">Quintil 5 (más rico)</w:t>
-            </w:r>
-          </w:p>
-        </w:tc>
-        <w:tc>
-          <w:tcPr>
-            <w:tcBorders>
-              <w:bottom w:val="none" w:sz="0" w:space="0" w:color="000000"/>
-              <w:top w:val="none" w:sz="0" w:space="0" w:color="000000"/>
-              <w:left w:val="none" w:sz="0" w:space="0" w:color="000000"/>
-              <w:right w:val="none" w:sz="0" w:space="0" w:color="000000"/>
-            </w:tcBorders>
-            <w:shd w:val="clear" w:color="auto" w:fill="FFFFFF"/>
-            <w:tcMar>
-              <w:top w:w="0" w:type="dxa"/>
-              <w:bottom w:w="0" w:type="dxa"/>
-              <w:left w:w="0" w:type="dxa"/>
-              <w:right w:w="0" w:type="dxa"/>
-            </w:tcMar>
-            <w:vAlign w:val="top"/>
-          </w:tcPr>
-          <w:p>
-            <w:pPr>
-              <w:pStyle w:val="Normal"/>
-              <w:jc w:val="center"/>
-              <w:pBdr>
-                <w:bottom w:val="none" w:sz="0" w:space="0" w:color="000000"/>
-                <w:top w:val="none" w:sz="0" w:space="0" w:color="000000"/>
-                <w:left w:val="none" w:sz="0" w:space="0" w:color="000000"/>
-                <w:right w:val="none" w:sz="0" w:space="0" w:color="000000"/>
-              </w:pBdr>
-              <w:spacing w:after="100" w:before="100" w:line="240"/>
-              <w:ind w:left="100" w:right="100" w:firstLine="0" w:firstLineChars="0"/>
-              <w:rPr>
-                <w:rFonts w:ascii="DejaVu Sans" w:hAnsi="DejaVu Sans" w:eastAsia="DejaVu Sans" w:cs="DejaVu Sans"/>
-                <w:i w:val="false"/>
-                <w:b w:val="false"/>
-                <w:u w:val="none"/>
-                <w:strike w:val="false"/>
-                <w:sz w:val="22"/>
-                <w:szCs w:val="22"/>
-                <w:color w:val="000000"/>
-              </w:rPr>
-            </w:pPr>
-            <w:r>
-              <w:rPr>
-                <w:rFonts w:ascii="DejaVu Sans" w:hAnsi="DejaVu Sans" w:eastAsia="DejaVu Sans" w:cs="DejaVu Sans"/>
-                <w:i w:val="false"/>
-                <w:b w:val="false"/>
-                <w:u w:val="none"/>
-                <w:strike w:val="false"/>
-                <w:sz w:val="22"/>
-                <w:szCs w:val="22"/>
-                <w:color w:val="000000"/>
-              </w:rPr>
-              <w:t xml:space="preserve">2 833 (9,2 %)</w:t>
-            </w:r>
-          </w:p>
-        </w:tc>
-        <w:tc>
-          <w:tcPr>
-            <w:tcBorders>
-              <w:bottom w:val="none" w:sz="0" w:space="0" w:color="000000"/>
-              <w:top w:val="none" w:sz="0" w:space="0" w:color="000000"/>
-              <w:left w:val="none" w:sz="0" w:space="0" w:color="000000"/>
-              <w:right w:val="none" w:sz="0" w:space="0" w:color="000000"/>
-            </w:tcBorders>
-            <w:shd w:val="clear" w:color="auto" w:fill="FFFFFF"/>
-            <w:tcMar>
-              <w:top w:w="0" w:type="dxa"/>
-              <w:bottom w:w="0" w:type="dxa"/>
-              <w:left w:w="0" w:type="dxa"/>
-              <w:right w:w="0" w:type="dxa"/>
-            </w:tcMar>
-            <w:vAlign w:val="top"/>
-          </w:tcPr>
-          <w:p>
-            <w:pPr>
-              <w:pStyle w:val="Normal"/>
-              <w:jc w:val="center"/>
-              <w:pBdr>
-                <w:bottom w:val="none" w:sz="0" w:space="0" w:color="000000"/>
-                <w:top w:val="none" w:sz="0" w:space="0" w:color="000000"/>
-                <w:left w:val="none" w:sz="0" w:space="0" w:color="000000"/>
-                <w:right w:val="none" w:sz="0" w:space="0" w:color="000000"/>
-              </w:pBdr>
-              <w:spacing w:after="100" w:before="100" w:line="240"/>
-              <w:ind w:left="100" w:right="100" w:firstLine="0" w:firstLineChars="0"/>
-              <w:rPr>
-                <w:rFonts w:ascii="DejaVu Sans" w:hAnsi="DejaVu Sans" w:eastAsia="DejaVu Sans" w:cs="DejaVu Sans"/>
-                <w:i w:val="false"/>
-                <w:b w:val="false"/>
-                <w:u w:val="none"/>
-                <w:strike w:val="false"/>
-                <w:sz w:val="22"/>
-                <w:szCs w:val="22"/>
-                <w:color w:val="000000"/>
-              </w:rPr>
-            </w:pPr>
-            <w:r>
-              <w:rPr>
-                <w:rFonts w:ascii="DejaVu Sans" w:hAnsi="DejaVu Sans" w:eastAsia="DejaVu Sans" w:cs="DejaVu Sans"/>
-                <w:i w:val="false"/>
-                <w:b w:val="false"/>
-                <w:u w:val="none"/>
-                <w:strike w:val="false"/>
-                <w:sz w:val="22"/>
-                <w:szCs w:val="22"/>
-                <w:color w:val="000000"/>
-              </w:rPr>
-              <w:t xml:space="preserve">2 415 (8,8 %)</w:t>
-            </w:r>
-          </w:p>
-        </w:tc>
-        <w:tc>
-          <w:tcPr>
-            <w:tcBorders>
-              <w:bottom w:val="none" w:sz="0" w:space="0" w:color="000000"/>
-              <w:top w:val="none" w:sz="0" w:space="0" w:color="000000"/>
-              <w:left w:val="none" w:sz="0" w:space="0" w:color="000000"/>
-              <w:right w:val="none" w:sz="0" w:space="0" w:color="000000"/>
-            </w:tcBorders>
-            <w:shd w:val="clear" w:color="auto" w:fill="FFFFFF"/>
-            <w:tcMar>
-              <w:top w:w="0" w:type="dxa"/>
-              <w:bottom w:w="0" w:type="dxa"/>
-              <w:left w:w="0" w:type="dxa"/>
-              <w:right w:w="0" w:type="dxa"/>
-            </w:tcMar>
-            <w:vAlign w:val="top"/>
-          </w:tcPr>
-          <w:p>
-            <w:pPr>
-              <w:pStyle w:val="Normal"/>
-              <w:jc w:val="center"/>
-              <w:pBdr>
-                <w:bottom w:val="none" w:sz="0" w:space="0" w:color="000000"/>
-                <w:top w:val="none" w:sz="0" w:space="0" w:color="000000"/>
-                <w:left w:val="none" w:sz="0" w:space="0" w:color="000000"/>
-                <w:right w:val="none" w:sz="0" w:space="0" w:color="000000"/>
-              </w:pBdr>
-              <w:spacing w:after="100" w:before="100" w:line="240"/>
-              <w:ind w:left="100" w:right="100" w:firstLine="0" w:firstLineChars="0"/>
-              <w:rPr>
-                <w:rFonts w:ascii="DejaVu Sans" w:hAnsi="DejaVu Sans" w:eastAsia="DejaVu Sans" w:cs="DejaVu Sans"/>
-                <w:i w:val="false"/>
-                <w:b w:val="false"/>
-                <w:u w:val="none"/>
-                <w:strike w:val="false"/>
-                <w:sz w:val="22"/>
-                <w:szCs w:val="22"/>
-                <w:color w:val="000000"/>
-              </w:rPr>
-            </w:pPr>
-            <w:r>
-              <w:rPr>
-                <w:rFonts w:ascii="DejaVu Sans" w:hAnsi="DejaVu Sans" w:eastAsia="DejaVu Sans" w:cs="DejaVu Sans"/>
-                <w:i w:val="false"/>
-                <w:b w:val="false"/>
-                <w:u w:val="none"/>
-                <w:strike w:val="false"/>
-                <w:sz w:val="22"/>
-                <w:szCs w:val="22"/>
-                <w:color w:val="000000"/>
-              </w:rPr>
-              <w:t xml:space="preserve">418 (12,5 %)</w:t>
+              <w:t xml:space="preserve">Quintil 5 (m&lt;U+00E1&gt;s rico)</w:t>
+            </w:r>
+          </w:p>
+        </w:tc>
+        <w:tc>
+          <w:tcPr>
+            <w:tcBorders>
+              <w:bottom w:val="none" w:sz="0" w:space="0" w:color="000000"/>
+              <w:top w:val="none" w:sz="0" w:space="0" w:color="000000"/>
+              <w:left w:val="none" w:sz="0" w:space="0" w:color="000000"/>
+              <w:right w:val="none" w:sz="0" w:space="0" w:color="000000"/>
+            </w:tcBorders>
+            <w:shd w:val="clear" w:color="auto" w:fill="FFFFFF"/>
+            <w:tcMar>
+              <w:top w:w="0" w:type="dxa"/>
+              <w:bottom w:w="0" w:type="dxa"/>
+              <w:left w:w="0" w:type="dxa"/>
+              <w:right w:w="0" w:type="dxa"/>
+            </w:tcMar>
+            <w:vAlign w:val="top"/>
+          </w:tcPr>
+          <w:p>
+            <w:pPr>
+              <w:pStyle w:val="Normal"/>
+              <w:jc w:val="center"/>
+              <w:pBdr>
+                <w:bottom w:val="none" w:sz="0" w:space="0" w:color="000000"/>
+                <w:top w:val="none" w:sz="0" w:space="0" w:color="000000"/>
+                <w:left w:val="none" w:sz="0" w:space="0" w:color="000000"/>
+                <w:right w:val="none" w:sz="0" w:space="0" w:color="000000"/>
+              </w:pBdr>
+              <w:spacing w:after="100" w:before="100" w:line="240"/>
+              <w:ind w:left="100" w:right="100" w:firstLine="0" w:firstLineChars="0"/>
+              <w:rPr>
+                <w:rFonts w:ascii="DejaVu Sans" w:hAnsi="DejaVu Sans" w:eastAsia="DejaVu Sans" w:cs="DejaVu Sans"/>
+                <w:i w:val="false"/>
+                <w:b w:val="false"/>
+                <w:u w:val="none"/>
+                <w:strike w:val="false"/>
+                <w:sz w:val="22"/>
+                <w:szCs w:val="22"/>
+                <w:color w:val="000000"/>
+              </w:rPr>
+            </w:pPr>
+            <w:r>
+              <w:rPr>
+                <w:rFonts w:ascii="DejaVu Sans" w:hAnsi="DejaVu Sans" w:eastAsia="DejaVu Sans" w:cs="DejaVu Sans"/>
+                <w:i w:val="false"/>
+                <w:b w:val="false"/>
+                <w:u w:val="none"/>
+                <w:strike w:val="false"/>
+                <w:sz w:val="22"/>
+                <w:szCs w:val="22"/>
+                <w:color w:val="000000"/>
+              </w:rPr>
+              <w:t xml:space="preserve">2&lt;U+00A0&gt;833 (9,2&lt;U+00A0&gt;%)</w:t>
+            </w:r>
+          </w:p>
+        </w:tc>
+        <w:tc>
+          <w:tcPr>
+            <w:tcBorders>
+              <w:bottom w:val="none" w:sz="0" w:space="0" w:color="000000"/>
+              <w:top w:val="none" w:sz="0" w:space="0" w:color="000000"/>
+              <w:left w:val="none" w:sz="0" w:space="0" w:color="000000"/>
+              <w:right w:val="none" w:sz="0" w:space="0" w:color="000000"/>
+            </w:tcBorders>
+            <w:shd w:val="clear" w:color="auto" w:fill="FFFFFF"/>
+            <w:tcMar>
+              <w:top w:w="0" w:type="dxa"/>
+              <w:bottom w:w="0" w:type="dxa"/>
+              <w:left w:w="0" w:type="dxa"/>
+              <w:right w:w="0" w:type="dxa"/>
+            </w:tcMar>
+            <w:vAlign w:val="top"/>
+          </w:tcPr>
+          <w:p>
+            <w:pPr>
+              <w:pStyle w:val="Normal"/>
+              <w:jc w:val="center"/>
+              <w:pBdr>
+                <w:bottom w:val="none" w:sz="0" w:space="0" w:color="000000"/>
+                <w:top w:val="none" w:sz="0" w:space="0" w:color="000000"/>
+                <w:left w:val="none" w:sz="0" w:space="0" w:color="000000"/>
+                <w:right w:val="none" w:sz="0" w:space="0" w:color="000000"/>
+              </w:pBdr>
+              <w:spacing w:after="100" w:before="100" w:line="240"/>
+              <w:ind w:left="100" w:right="100" w:firstLine="0" w:firstLineChars="0"/>
+              <w:rPr>
+                <w:rFonts w:ascii="DejaVu Sans" w:hAnsi="DejaVu Sans" w:eastAsia="DejaVu Sans" w:cs="DejaVu Sans"/>
+                <w:i w:val="false"/>
+                <w:b w:val="false"/>
+                <w:u w:val="none"/>
+                <w:strike w:val="false"/>
+                <w:sz w:val="22"/>
+                <w:szCs w:val="22"/>
+                <w:color w:val="000000"/>
+              </w:rPr>
+            </w:pPr>
+            <w:r>
+              <w:rPr>
+                <w:rFonts w:ascii="DejaVu Sans" w:hAnsi="DejaVu Sans" w:eastAsia="DejaVu Sans" w:cs="DejaVu Sans"/>
+                <w:i w:val="false"/>
+                <w:b w:val="false"/>
+                <w:u w:val="none"/>
+                <w:strike w:val="false"/>
+                <w:sz w:val="22"/>
+                <w:szCs w:val="22"/>
+                <w:color w:val="000000"/>
+              </w:rPr>
+              <w:t xml:space="preserve">2&lt;U+00A0&gt;415 (8,8&lt;U+00A0&gt;%)</w:t>
+            </w:r>
+          </w:p>
+        </w:tc>
+        <w:tc>
+          <w:tcPr>
+            <w:tcBorders>
+              <w:bottom w:val="none" w:sz="0" w:space="0" w:color="000000"/>
+              <w:top w:val="none" w:sz="0" w:space="0" w:color="000000"/>
+              <w:left w:val="none" w:sz="0" w:space="0" w:color="000000"/>
+              <w:right w:val="none" w:sz="0" w:space="0" w:color="000000"/>
+            </w:tcBorders>
+            <w:shd w:val="clear" w:color="auto" w:fill="FFFFFF"/>
+            <w:tcMar>
+              <w:top w:w="0" w:type="dxa"/>
+              <w:bottom w:w="0" w:type="dxa"/>
+              <w:left w:w="0" w:type="dxa"/>
+              <w:right w:w="0" w:type="dxa"/>
+            </w:tcMar>
+            <w:vAlign w:val="top"/>
+          </w:tcPr>
+          <w:p>
+            <w:pPr>
+              <w:pStyle w:val="Normal"/>
+              <w:jc w:val="center"/>
+              <w:pBdr>
+                <w:bottom w:val="none" w:sz="0" w:space="0" w:color="000000"/>
+                <w:top w:val="none" w:sz="0" w:space="0" w:color="000000"/>
+                <w:left w:val="none" w:sz="0" w:space="0" w:color="000000"/>
+                <w:right w:val="none" w:sz="0" w:space="0" w:color="000000"/>
+              </w:pBdr>
+              <w:spacing w:after="100" w:before="100" w:line="240"/>
+              <w:ind w:left="100" w:right="100" w:firstLine="0" w:firstLineChars="0"/>
+              <w:rPr>
+                <w:rFonts w:ascii="DejaVu Sans" w:hAnsi="DejaVu Sans" w:eastAsia="DejaVu Sans" w:cs="DejaVu Sans"/>
+                <w:i w:val="false"/>
+                <w:b w:val="false"/>
+                <w:u w:val="none"/>
+                <w:strike w:val="false"/>
+                <w:sz w:val="22"/>
+                <w:szCs w:val="22"/>
+                <w:color w:val="000000"/>
+              </w:rPr>
+            </w:pPr>
+            <w:r>
+              <w:rPr>
+                <w:rFonts w:ascii="DejaVu Sans" w:hAnsi="DejaVu Sans" w:eastAsia="DejaVu Sans" w:cs="DejaVu Sans"/>
+                <w:i w:val="false"/>
+                <w:b w:val="false"/>
+                <w:u w:val="none"/>
+                <w:strike w:val="false"/>
+                <w:sz w:val="22"/>
+                <w:szCs w:val="22"/>
+                <w:color w:val="000000"/>
+              </w:rPr>
+              <w:t xml:space="preserve">418 (12,5&lt;U+00A0&gt;%)</w:t>
             </w:r>
           </w:p>
         </w:tc>
@@ -8427,117 +8427,117 @@
                 <w:szCs w:val="22"/>
                 <w:color w:val="000000"/>
               </w:rPr>
-              <w:t xml:space="preserve">2 858 (9,3 %)</w:t>
-            </w:r>
-          </w:p>
-        </w:tc>
-        <w:tc>
-          <w:tcPr>
-            <w:tcBorders>
-              <w:bottom w:val="none" w:sz="0" w:space="0" w:color="000000"/>
-              <w:top w:val="none" w:sz="0" w:space="0" w:color="000000"/>
-              <w:left w:val="none" w:sz="0" w:space="0" w:color="000000"/>
-              <w:right w:val="none" w:sz="0" w:space="0" w:color="000000"/>
-            </w:tcBorders>
-            <w:shd w:val="clear" w:color="auto" w:fill="FFFFFF"/>
-            <w:tcMar>
-              <w:top w:w="0" w:type="dxa"/>
-              <w:bottom w:w="0" w:type="dxa"/>
-              <w:left w:w="0" w:type="dxa"/>
-              <w:right w:w="0" w:type="dxa"/>
-            </w:tcMar>
-            <w:vAlign w:val="top"/>
-          </w:tcPr>
-          <w:p>
-            <w:pPr>
-              <w:pStyle w:val="Normal"/>
-              <w:jc w:val="center"/>
-              <w:pBdr>
-                <w:bottom w:val="none" w:sz="0" w:space="0" w:color="000000"/>
-                <w:top w:val="none" w:sz="0" w:space="0" w:color="000000"/>
-                <w:left w:val="none" w:sz="0" w:space="0" w:color="000000"/>
-                <w:right w:val="none" w:sz="0" w:space="0" w:color="000000"/>
-              </w:pBdr>
-              <w:spacing w:after="100" w:before="100" w:line="240"/>
-              <w:ind w:left="100" w:right="100" w:firstLine="0" w:firstLineChars="0"/>
-              <w:rPr>
-                <w:rFonts w:ascii="DejaVu Sans" w:hAnsi="DejaVu Sans" w:eastAsia="DejaVu Sans" w:cs="DejaVu Sans"/>
-                <w:i w:val="false"/>
-                <w:b w:val="false"/>
-                <w:u w:val="none"/>
-                <w:strike w:val="false"/>
-                <w:sz w:val="22"/>
-                <w:szCs w:val="22"/>
-                <w:color w:val="000000"/>
-              </w:rPr>
-            </w:pPr>
-            <w:r>
-              <w:rPr>
-                <w:rFonts w:ascii="DejaVu Sans" w:hAnsi="DejaVu Sans" w:eastAsia="DejaVu Sans" w:cs="DejaVu Sans"/>
-                <w:i w:val="false"/>
-                <w:b w:val="false"/>
-                <w:u w:val="none"/>
-                <w:strike w:val="false"/>
-                <w:sz w:val="22"/>
-                <w:szCs w:val="22"/>
-                <w:color w:val="000000"/>
-              </w:rPr>
-              <w:t xml:space="preserve">2 424 (8,8 %)</w:t>
-            </w:r>
-          </w:p>
-        </w:tc>
-        <w:tc>
-          <w:tcPr>
-            <w:tcBorders>
-              <w:bottom w:val="none" w:sz="0" w:space="0" w:color="000000"/>
-              <w:top w:val="none" w:sz="0" w:space="0" w:color="000000"/>
-              <w:left w:val="none" w:sz="0" w:space="0" w:color="000000"/>
-              <w:right w:val="none" w:sz="0" w:space="0" w:color="000000"/>
-            </w:tcBorders>
-            <w:shd w:val="clear" w:color="auto" w:fill="FFFFFF"/>
-            <w:tcMar>
-              <w:top w:w="0" w:type="dxa"/>
-              <w:bottom w:w="0" w:type="dxa"/>
-              <w:left w:w="0" w:type="dxa"/>
-              <w:right w:w="0" w:type="dxa"/>
-            </w:tcMar>
-            <w:vAlign w:val="top"/>
-          </w:tcPr>
-          <w:p>
-            <w:pPr>
-              <w:pStyle w:val="Normal"/>
-              <w:jc w:val="center"/>
-              <w:pBdr>
-                <w:bottom w:val="none" w:sz="0" w:space="0" w:color="000000"/>
-                <w:top w:val="none" w:sz="0" w:space="0" w:color="000000"/>
-                <w:left w:val="none" w:sz="0" w:space="0" w:color="000000"/>
-                <w:right w:val="none" w:sz="0" w:space="0" w:color="000000"/>
-              </w:pBdr>
-              <w:spacing w:after="100" w:before="100" w:line="240"/>
-              <w:ind w:left="100" w:right="100" w:firstLine="0" w:firstLineChars="0"/>
-              <w:rPr>
-                <w:rFonts w:ascii="DejaVu Sans" w:hAnsi="DejaVu Sans" w:eastAsia="DejaVu Sans" w:cs="DejaVu Sans"/>
-                <w:i w:val="false"/>
-                <w:b w:val="false"/>
-                <w:u w:val="none"/>
-                <w:strike w:val="false"/>
-                <w:sz w:val="22"/>
-                <w:szCs w:val="22"/>
-                <w:color w:val="000000"/>
-              </w:rPr>
-            </w:pPr>
-            <w:r>
-              <w:rPr>
-                <w:rFonts w:ascii="DejaVu Sans" w:hAnsi="DejaVu Sans" w:eastAsia="DejaVu Sans" w:cs="DejaVu Sans"/>
-                <w:i w:val="false"/>
-                <w:b w:val="false"/>
-                <w:u w:val="none"/>
-                <w:strike w:val="false"/>
-                <w:sz w:val="22"/>
-                <w:szCs w:val="22"/>
-                <w:color w:val="000000"/>
-              </w:rPr>
-              <w:t xml:space="preserve">434 (13,0 %)</w:t>
+              <w:t xml:space="preserve">2&lt;U+00A0&gt;858 (9,3&lt;U+00A0&gt;%)</w:t>
+            </w:r>
+          </w:p>
+        </w:tc>
+        <w:tc>
+          <w:tcPr>
+            <w:tcBorders>
+              <w:bottom w:val="none" w:sz="0" w:space="0" w:color="000000"/>
+              <w:top w:val="none" w:sz="0" w:space="0" w:color="000000"/>
+              <w:left w:val="none" w:sz="0" w:space="0" w:color="000000"/>
+              <w:right w:val="none" w:sz="0" w:space="0" w:color="000000"/>
+            </w:tcBorders>
+            <w:shd w:val="clear" w:color="auto" w:fill="FFFFFF"/>
+            <w:tcMar>
+              <w:top w:w="0" w:type="dxa"/>
+              <w:bottom w:w="0" w:type="dxa"/>
+              <w:left w:w="0" w:type="dxa"/>
+              <w:right w:w="0" w:type="dxa"/>
+            </w:tcMar>
+            <w:vAlign w:val="top"/>
+          </w:tcPr>
+          <w:p>
+            <w:pPr>
+              <w:pStyle w:val="Normal"/>
+              <w:jc w:val="center"/>
+              <w:pBdr>
+                <w:bottom w:val="none" w:sz="0" w:space="0" w:color="000000"/>
+                <w:top w:val="none" w:sz="0" w:space="0" w:color="000000"/>
+                <w:left w:val="none" w:sz="0" w:space="0" w:color="000000"/>
+                <w:right w:val="none" w:sz="0" w:space="0" w:color="000000"/>
+              </w:pBdr>
+              <w:spacing w:after="100" w:before="100" w:line="240"/>
+              <w:ind w:left="100" w:right="100" w:firstLine="0" w:firstLineChars="0"/>
+              <w:rPr>
+                <w:rFonts w:ascii="DejaVu Sans" w:hAnsi="DejaVu Sans" w:eastAsia="DejaVu Sans" w:cs="DejaVu Sans"/>
+                <w:i w:val="false"/>
+                <w:b w:val="false"/>
+                <w:u w:val="none"/>
+                <w:strike w:val="false"/>
+                <w:sz w:val="22"/>
+                <w:szCs w:val="22"/>
+                <w:color w:val="000000"/>
+              </w:rPr>
+            </w:pPr>
+            <w:r>
+              <w:rPr>
+                <w:rFonts w:ascii="DejaVu Sans" w:hAnsi="DejaVu Sans" w:eastAsia="DejaVu Sans" w:cs="DejaVu Sans"/>
+                <w:i w:val="false"/>
+                <w:b w:val="false"/>
+                <w:u w:val="none"/>
+                <w:strike w:val="false"/>
+                <w:sz w:val="22"/>
+                <w:szCs w:val="22"/>
+                <w:color w:val="000000"/>
+              </w:rPr>
+              <w:t xml:space="preserve">2&lt;U+00A0&gt;424 (8,8&lt;U+00A0&gt;%)</w:t>
+            </w:r>
+          </w:p>
+        </w:tc>
+        <w:tc>
+          <w:tcPr>
+            <w:tcBorders>
+              <w:bottom w:val="none" w:sz="0" w:space="0" w:color="000000"/>
+              <w:top w:val="none" w:sz="0" w:space="0" w:color="000000"/>
+              <w:left w:val="none" w:sz="0" w:space="0" w:color="000000"/>
+              <w:right w:val="none" w:sz="0" w:space="0" w:color="000000"/>
+            </w:tcBorders>
+            <w:shd w:val="clear" w:color="auto" w:fill="FFFFFF"/>
+            <w:tcMar>
+              <w:top w:w="0" w:type="dxa"/>
+              <w:bottom w:w="0" w:type="dxa"/>
+              <w:left w:w="0" w:type="dxa"/>
+              <w:right w:w="0" w:type="dxa"/>
+            </w:tcMar>
+            <w:vAlign w:val="top"/>
+          </w:tcPr>
+          <w:p>
+            <w:pPr>
+              <w:pStyle w:val="Normal"/>
+              <w:jc w:val="center"/>
+              <w:pBdr>
+                <w:bottom w:val="none" w:sz="0" w:space="0" w:color="000000"/>
+                <w:top w:val="none" w:sz="0" w:space="0" w:color="000000"/>
+                <w:left w:val="none" w:sz="0" w:space="0" w:color="000000"/>
+                <w:right w:val="none" w:sz="0" w:space="0" w:color="000000"/>
+              </w:pBdr>
+              <w:spacing w:after="100" w:before="100" w:line="240"/>
+              <w:ind w:left="100" w:right="100" w:firstLine="0" w:firstLineChars="0"/>
+              <w:rPr>
+                <w:rFonts w:ascii="DejaVu Sans" w:hAnsi="DejaVu Sans" w:eastAsia="DejaVu Sans" w:cs="DejaVu Sans"/>
+                <w:i w:val="false"/>
+                <w:b w:val="false"/>
+                <w:u w:val="none"/>
+                <w:strike w:val="false"/>
+                <w:sz w:val="22"/>
+                <w:szCs w:val="22"/>
+                <w:color w:val="000000"/>
+              </w:rPr>
+            </w:pPr>
+            <w:r>
+              <w:rPr>
+                <w:rFonts w:ascii="DejaVu Sans" w:hAnsi="DejaVu Sans" w:eastAsia="DejaVu Sans" w:cs="DejaVu Sans"/>
+                <w:i w:val="false"/>
+                <w:b w:val="false"/>
+                <w:u w:val="none"/>
+                <w:strike w:val="false"/>
+                <w:sz w:val="22"/>
+                <w:szCs w:val="22"/>
+                <w:color w:val="000000"/>
+              </w:rPr>
+              <w:t xml:space="preserve">434 (13,0&lt;U+00A0&gt;%)</w:t>
             </w:r>
           </w:p>
         </w:tc>
@@ -8932,172 +8932,172 @@
                 <w:szCs w:val="22"/>
                 <w:color w:val="000000"/>
               </w:rPr>
-              <w:t xml:space="preserve">Consumió alcohol en los últimos 30 días</w:t>
-            </w:r>
-          </w:p>
-        </w:tc>
-        <w:tc>
-          <w:tcPr>
-            <w:tcBorders>
-              <w:bottom w:val="none" w:sz="0" w:space="0" w:color="000000"/>
-              <w:top w:val="none" w:sz="0" w:space="0" w:color="000000"/>
-              <w:left w:val="none" w:sz="0" w:space="0" w:color="000000"/>
-              <w:right w:val="none" w:sz="0" w:space="0" w:color="000000"/>
-            </w:tcBorders>
-            <w:shd w:val="clear" w:color="auto" w:fill="FFFFFF"/>
-            <w:tcMar>
-              <w:top w:w="0" w:type="dxa"/>
-              <w:bottom w:w="0" w:type="dxa"/>
-              <w:left w:w="0" w:type="dxa"/>
-              <w:right w:w="0" w:type="dxa"/>
-            </w:tcMar>
-            <w:vAlign w:val="top"/>
-          </w:tcPr>
-          <w:p>
-            <w:pPr>
-              <w:pStyle w:val="Normal"/>
-              <w:jc w:val="center"/>
-              <w:pBdr>
-                <w:bottom w:val="none" w:sz="0" w:space="0" w:color="000000"/>
-                <w:top w:val="none" w:sz="0" w:space="0" w:color="000000"/>
-                <w:left w:val="none" w:sz="0" w:space="0" w:color="000000"/>
-                <w:right w:val="none" w:sz="0" w:space="0" w:color="000000"/>
-              </w:pBdr>
-              <w:spacing w:after="100" w:before="100" w:line="240"/>
-              <w:ind w:left="100" w:right="100" w:firstLine="0" w:firstLineChars="0"/>
-              <w:rPr>
-                <w:rFonts w:ascii="DejaVu Sans" w:hAnsi="DejaVu Sans" w:eastAsia="DejaVu Sans" w:cs="DejaVu Sans"/>
-                <w:i w:val="false"/>
-                <w:b w:val="false"/>
-                <w:u w:val="none"/>
-                <w:strike w:val="false"/>
-                <w:sz w:val="22"/>
-                <w:szCs w:val="22"/>
-                <w:color w:val="000000"/>
-              </w:rPr>
-            </w:pPr>
-            <w:r>
-              <w:rPr>
-                <w:rFonts w:ascii="DejaVu Sans" w:hAnsi="DejaVu Sans" w:eastAsia="DejaVu Sans" w:cs="DejaVu Sans"/>
-                <w:i w:val="false"/>
-                <w:b w:val="false"/>
-                <w:u w:val="none"/>
-                <w:strike w:val="false"/>
-                <w:sz w:val="22"/>
-                <w:szCs w:val="22"/>
-                <w:color w:val="000000"/>
-              </w:rPr>
-              <w:t xml:space="preserve">10 189 (33,1 %)</w:t>
-            </w:r>
-          </w:p>
-        </w:tc>
-        <w:tc>
-          <w:tcPr>
-            <w:tcBorders>
-              <w:bottom w:val="none" w:sz="0" w:space="0" w:color="000000"/>
-              <w:top w:val="none" w:sz="0" w:space="0" w:color="000000"/>
-              <w:left w:val="none" w:sz="0" w:space="0" w:color="000000"/>
-              <w:right w:val="none" w:sz="0" w:space="0" w:color="000000"/>
-            </w:tcBorders>
-            <w:shd w:val="clear" w:color="auto" w:fill="FFFFFF"/>
-            <w:tcMar>
-              <w:top w:w="0" w:type="dxa"/>
-              <w:bottom w:w="0" w:type="dxa"/>
-              <w:left w:w="0" w:type="dxa"/>
-              <w:right w:w="0" w:type="dxa"/>
-            </w:tcMar>
-            <w:vAlign w:val="top"/>
-          </w:tcPr>
-          <w:p>
-            <w:pPr>
-              <w:pStyle w:val="Normal"/>
-              <w:jc w:val="center"/>
-              <w:pBdr>
-                <w:bottom w:val="none" w:sz="0" w:space="0" w:color="000000"/>
-                <w:top w:val="none" w:sz="0" w:space="0" w:color="000000"/>
-                <w:left w:val="none" w:sz="0" w:space="0" w:color="000000"/>
-                <w:right w:val="none" w:sz="0" w:space="0" w:color="000000"/>
-              </w:pBdr>
-              <w:spacing w:after="100" w:before="100" w:line="240"/>
-              <w:ind w:left="100" w:right="100" w:firstLine="0" w:firstLineChars="0"/>
-              <w:rPr>
-                <w:rFonts w:ascii="DejaVu Sans" w:hAnsi="DejaVu Sans" w:eastAsia="DejaVu Sans" w:cs="DejaVu Sans"/>
-                <w:i w:val="false"/>
-                <w:b w:val="false"/>
-                <w:u w:val="none"/>
-                <w:strike w:val="false"/>
-                <w:sz w:val="22"/>
-                <w:szCs w:val="22"/>
-                <w:color w:val="000000"/>
-              </w:rPr>
-            </w:pPr>
-            <w:r>
-              <w:rPr>
-                <w:rFonts w:ascii="DejaVu Sans" w:hAnsi="DejaVu Sans" w:eastAsia="DejaVu Sans" w:cs="DejaVu Sans"/>
-                <w:i w:val="false"/>
-                <w:b w:val="false"/>
-                <w:u w:val="none"/>
-                <w:strike w:val="false"/>
-                <w:sz w:val="22"/>
-                <w:szCs w:val="22"/>
-                <w:color w:val="000000"/>
-              </w:rPr>
-              <w:t xml:space="preserve">8 985 (32,7 %)</w:t>
-            </w:r>
-          </w:p>
-        </w:tc>
-        <w:tc>
-          <w:tcPr>
-            <w:tcBorders>
-              <w:bottom w:val="none" w:sz="0" w:space="0" w:color="000000"/>
-              <w:top w:val="none" w:sz="0" w:space="0" w:color="000000"/>
-              <w:left w:val="none" w:sz="0" w:space="0" w:color="000000"/>
-              <w:right w:val="none" w:sz="0" w:space="0" w:color="000000"/>
-            </w:tcBorders>
-            <w:shd w:val="clear" w:color="auto" w:fill="FFFFFF"/>
-            <w:tcMar>
-              <w:top w:w="0" w:type="dxa"/>
-              <w:bottom w:w="0" w:type="dxa"/>
-              <w:left w:w="0" w:type="dxa"/>
-              <w:right w:w="0" w:type="dxa"/>
-            </w:tcMar>
-            <w:vAlign w:val="top"/>
-          </w:tcPr>
-          <w:p>
-            <w:pPr>
-              <w:pStyle w:val="Normal"/>
-              <w:jc w:val="center"/>
-              <w:pBdr>
-                <w:bottom w:val="none" w:sz="0" w:space="0" w:color="000000"/>
-                <w:top w:val="none" w:sz="0" w:space="0" w:color="000000"/>
-                <w:left w:val="none" w:sz="0" w:space="0" w:color="000000"/>
-                <w:right w:val="none" w:sz="0" w:space="0" w:color="000000"/>
-              </w:pBdr>
-              <w:spacing w:after="100" w:before="100" w:line="240"/>
-              <w:ind w:left="100" w:right="100" w:firstLine="0" w:firstLineChars="0"/>
-              <w:rPr>
-                <w:rFonts w:ascii="DejaVu Sans" w:hAnsi="DejaVu Sans" w:eastAsia="DejaVu Sans" w:cs="DejaVu Sans"/>
-                <w:i w:val="false"/>
-                <w:b w:val="false"/>
-                <w:u w:val="none"/>
-                <w:strike w:val="false"/>
-                <w:sz w:val="22"/>
-                <w:szCs w:val="22"/>
-                <w:color w:val="000000"/>
-              </w:rPr>
-            </w:pPr>
-            <w:r>
-              <w:rPr>
-                <w:rFonts w:ascii="DejaVu Sans" w:hAnsi="DejaVu Sans" w:eastAsia="DejaVu Sans" w:cs="DejaVu Sans"/>
-                <w:i w:val="false"/>
-                <w:b w:val="false"/>
-                <w:u w:val="none"/>
-                <w:strike w:val="false"/>
-                <w:sz w:val="22"/>
-                <w:szCs w:val="22"/>
-                <w:color w:val="000000"/>
-              </w:rPr>
-              <w:t xml:space="preserve">1 204 (36,1 %)</w:t>
+              <w:t xml:space="preserve">Consumi&lt;U+00F3&gt; alcohol en los &lt;U+00FA&gt;ltimos 30 d&lt;U+00ED&gt;as</w:t>
+            </w:r>
+          </w:p>
+        </w:tc>
+        <w:tc>
+          <w:tcPr>
+            <w:tcBorders>
+              <w:bottom w:val="none" w:sz="0" w:space="0" w:color="000000"/>
+              <w:top w:val="none" w:sz="0" w:space="0" w:color="000000"/>
+              <w:left w:val="none" w:sz="0" w:space="0" w:color="000000"/>
+              <w:right w:val="none" w:sz="0" w:space="0" w:color="000000"/>
+            </w:tcBorders>
+            <w:shd w:val="clear" w:color="auto" w:fill="FFFFFF"/>
+            <w:tcMar>
+              <w:top w:w="0" w:type="dxa"/>
+              <w:bottom w:w="0" w:type="dxa"/>
+              <w:left w:w="0" w:type="dxa"/>
+              <w:right w:w="0" w:type="dxa"/>
+            </w:tcMar>
+            <w:vAlign w:val="top"/>
+          </w:tcPr>
+          <w:p>
+            <w:pPr>
+              <w:pStyle w:val="Normal"/>
+              <w:jc w:val="center"/>
+              <w:pBdr>
+                <w:bottom w:val="none" w:sz="0" w:space="0" w:color="000000"/>
+                <w:top w:val="none" w:sz="0" w:space="0" w:color="000000"/>
+                <w:left w:val="none" w:sz="0" w:space="0" w:color="000000"/>
+                <w:right w:val="none" w:sz="0" w:space="0" w:color="000000"/>
+              </w:pBdr>
+              <w:spacing w:after="100" w:before="100" w:line="240"/>
+              <w:ind w:left="100" w:right="100" w:firstLine="0" w:firstLineChars="0"/>
+              <w:rPr>
+                <w:rFonts w:ascii="DejaVu Sans" w:hAnsi="DejaVu Sans" w:eastAsia="DejaVu Sans" w:cs="DejaVu Sans"/>
+                <w:i w:val="false"/>
+                <w:b w:val="false"/>
+                <w:u w:val="none"/>
+                <w:strike w:val="false"/>
+                <w:sz w:val="22"/>
+                <w:szCs w:val="22"/>
+                <w:color w:val="000000"/>
+              </w:rPr>
+            </w:pPr>
+            <w:r>
+              <w:rPr>
+                <w:rFonts w:ascii="DejaVu Sans" w:hAnsi="DejaVu Sans" w:eastAsia="DejaVu Sans" w:cs="DejaVu Sans"/>
+                <w:i w:val="false"/>
+                <w:b w:val="false"/>
+                <w:u w:val="none"/>
+                <w:strike w:val="false"/>
+                <w:sz w:val="22"/>
+                <w:szCs w:val="22"/>
+                <w:color w:val="000000"/>
+              </w:rPr>
+              <w:t xml:space="preserve">10&lt;U+00A0&gt;189 (33,1&lt;U+00A0&gt;%)</w:t>
+            </w:r>
+          </w:p>
+        </w:tc>
+        <w:tc>
+          <w:tcPr>
+            <w:tcBorders>
+              <w:bottom w:val="none" w:sz="0" w:space="0" w:color="000000"/>
+              <w:top w:val="none" w:sz="0" w:space="0" w:color="000000"/>
+              <w:left w:val="none" w:sz="0" w:space="0" w:color="000000"/>
+              <w:right w:val="none" w:sz="0" w:space="0" w:color="000000"/>
+            </w:tcBorders>
+            <w:shd w:val="clear" w:color="auto" w:fill="FFFFFF"/>
+            <w:tcMar>
+              <w:top w:w="0" w:type="dxa"/>
+              <w:bottom w:w="0" w:type="dxa"/>
+              <w:left w:w="0" w:type="dxa"/>
+              <w:right w:w="0" w:type="dxa"/>
+            </w:tcMar>
+            <w:vAlign w:val="top"/>
+          </w:tcPr>
+          <w:p>
+            <w:pPr>
+              <w:pStyle w:val="Normal"/>
+              <w:jc w:val="center"/>
+              <w:pBdr>
+                <w:bottom w:val="none" w:sz="0" w:space="0" w:color="000000"/>
+                <w:top w:val="none" w:sz="0" w:space="0" w:color="000000"/>
+                <w:left w:val="none" w:sz="0" w:space="0" w:color="000000"/>
+                <w:right w:val="none" w:sz="0" w:space="0" w:color="000000"/>
+              </w:pBdr>
+              <w:spacing w:after="100" w:before="100" w:line="240"/>
+              <w:ind w:left="100" w:right="100" w:firstLine="0" w:firstLineChars="0"/>
+              <w:rPr>
+                <w:rFonts w:ascii="DejaVu Sans" w:hAnsi="DejaVu Sans" w:eastAsia="DejaVu Sans" w:cs="DejaVu Sans"/>
+                <w:i w:val="false"/>
+                <w:b w:val="false"/>
+                <w:u w:val="none"/>
+                <w:strike w:val="false"/>
+                <w:sz w:val="22"/>
+                <w:szCs w:val="22"/>
+                <w:color w:val="000000"/>
+              </w:rPr>
+            </w:pPr>
+            <w:r>
+              <w:rPr>
+                <w:rFonts w:ascii="DejaVu Sans" w:hAnsi="DejaVu Sans" w:eastAsia="DejaVu Sans" w:cs="DejaVu Sans"/>
+                <w:i w:val="false"/>
+                <w:b w:val="false"/>
+                <w:u w:val="none"/>
+                <w:strike w:val="false"/>
+                <w:sz w:val="22"/>
+                <w:szCs w:val="22"/>
+                <w:color w:val="000000"/>
+              </w:rPr>
+              <w:t xml:space="preserve">8&lt;U+00A0&gt;985 (32,7&lt;U+00A0&gt;%)</w:t>
+            </w:r>
+          </w:p>
+        </w:tc>
+        <w:tc>
+          <w:tcPr>
+            <w:tcBorders>
+              <w:bottom w:val="none" w:sz="0" w:space="0" w:color="000000"/>
+              <w:top w:val="none" w:sz="0" w:space="0" w:color="000000"/>
+              <w:left w:val="none" w:sz="0" w:space="0" w:color="000000"/>
+              <w:right w:val="none" w:sz="0" w:space="0" w:color="000000"/>
+            </w:tcBorders>
+            <w:shd w:val="clear" w:color="auto" w:fill="FFFFFF"/>
+            <w:tcMar>
+              <w:top w:w="0" w:type="dxa"/>
+              <w:bottom w:w="0" w:type="dxa"/>
+              <w:left w:w="0" w:type="dxa"/>
+              <w:right w:w="0" w:type="dxa"/>
+            </w:tcMar>
+            <w:vAlign w:val="top"/>
+          </w:tcPr>
+          <w:p>
+            <w:pPr>
+              <w:pStyle w:val="Normal"/>
+              <w:jc w:val="center"/>
+              <w:pBdr>
+                <w:bottom w:val="none" w:sz="0" w:space="0" w:color="000000"/>
+                <w:top w:val="none" w:sz="0" w:space="0" w:color="000000"/>
+                <w:left w:val="none" w:sz="0" w:space="0" w:color="000000"/>
+                <w:right w:val="none" w:sz="0" w:space="0" w:color="000000"/>
+              </w:pBdr>
+              <w:spacing w:after="100" w:before="100" w:line="240"/>
+              <w:ind w:left="100" w:right="100" w:firstLine="0" w:firstLineChars="0"/>
+              <w:rPr>
+                <w:rFonts w:ascii="DejaVu Sans" w:hAnsi="DejaVu Sans" w:eastAsia="DejaVu Sans" w:cs="DejaVu Sans"/>
+                <w:i w:val="false"/>
+                <w:b w:val="false"/>
+                <w:u w:val="none"/>
+                <w:strike w:val="false"/>
+                <w:sz w:val="22"/>
+                <w:szCs w:val="22"/>
+                <w:color w:val="000000"/>
+              </w:rPr>
+            </w:pPr>
+            <w:r>
+              <w:rPr>
+                <w:rFonts w:ascii="DejaVu Sans" w:hAnsi="DejaVu Sans" w:eastAsia="DejaVu Sans" w:cs="DejaVu Sans"/>
+                <w:i w:val="false"/>
+                <w:b w:val="false"/>
+                <w:u w:val="none"/>
+                <w:strike w:val="false"/>
+                <w:sz w:val="22"/>
+                <w:szCs w:val="22"/>
+                <w:color w:val="000000"/>
+              </w:rPr>
+              <w:t xml:space="preserve">1&lt;U+00A0&gt;204 (36,1&lt;U+00A0&gt;%)</w:t>
             </w:r>
           </w:p>
         </w:tc>
@@ -9547,117 +9547,117 @@
                 <w:szCs w:val="22"/>
                 <w:color w:val="000000"/>
               </w:rPr>
-              <w:t xml:space="preserve">1 099 (3,6 %)</w:t>
-            </w:r>
-          </w:p>
-        </w:tc>
-        <w:tc>
-          <w:tcPr>
-            <w:tcBorders>
-              <w:bottom w:val="none" w:sz="0" w:space="0" w:color="000000"/>
-              <w:top w:val="none" w:sz="0" w:space="0" w:color="000000"/>
-              <w:left w:val="none" w:sz="0" w:space="0" w:color="000000"/>
-              <w:right w:val="none" w:sz="0" w:space="0" w:color="000000"/>
-            </w:tcBorders>
-            <w:shd w:val="clear" w:color="auto" w:fill="FFFFFF"/>
-            <w:tcMar>
-              <w:top w:w="0" w:type="dxa"/>
-              <w:bottom w:w="0" w:type="dxa"/>
-              <w:left w:w="0" w:type="dxa"/>
-              <w:right w:w="0" w:type="dxa"/>
-            </w:tcMar>
-            <w:vAlign w:val="top"/>
-          </w:tcPr>
-          <w:p>
-            <w:pPr>
-              <w:pStyle w:val="Normal"/>
-              <w:jc w:val="center"/>
-              <w:pBdr>
-                <w:bottom w:val="none" w:sz="0" w:space="0" w:color="000000"/>
-                <w:top w:val="none" w:sz="0" w:space="0" w:color="000000"/>
-                <w:left w:val="none" w:sz="0" w:space="0" w:color="000000"/>
-                <w:right w:val="none" w:sz="0" w:space="0" w:color="000000"/>
-              </w:pBdr>
-              <w:spacing w:after="100" w:before="100" w:line="240"/>
-              <w:ind w:left="100" w:right="100" w:firstLine="0" w:firstLineChars="0"/>
-              <w:rPr>
-                <w:rFonts w:ascii="DejaVu Sans" w:hAnsi="DejaVu Sans" w:eastAsia="DejaVu Sans" w:cs="DejaVu Sans"/>
-                <w:i w:val="false"/>
-                <w:b w:val="false"/>
-                <w:u w:val="none"/>
-                <w:strike w:val="false"/>
-                <w:sz w:val="22"/>
-                <w:szCs w:val="22"/>
-                <w:color w:val="000000"/>
-              </w:rPr>
-            </w:pPr>
-            <w:r>
-              <w:rPr>
-                <w:rFonts w:ascii="DejaVu Sans" w:hAnsi="DejaVu Sans" w:eastAsia="DejaVu Sans" w:cs="DejaVu Sans"/>
-                <w:i w:val="false"/>
-                <w:b w:val="false"/>
-                <w:u w:val="none"/>
-                <w:strike w:val="false"/>
-                <w:sz w:val="22"/>
-                <w:szCs w:val="22"/>
-                <w:color w:val="000000"/>
-              </w:rPr>
-              <w:t xml:space="preserve">830 (3,0 %)</w:t>
-            </w:r>
-          </w:p>
-        </w:tc>
-        <w:tc>
-          <w:tcPr>
-            <w:tcBorders>
-              <w:bottom w:val="none" w:sz="0" w:space="0" w:color="000000"/>
-              <w:top w:val="none" w:sz="0" w:space="0" w:color="000000"/>
-              <w:left w:val="none" w:sz="0" w:space="0" w:color="000000"/>
-              <w:right w:val="none" w:sz="0" w:space="0" w:color="000000"/>
-            </w:tcBorders>
-            <w:shd w:val="clear" w:color="auto" w:fill="FFFFFF"/>
-            <w:tcMar>
-              <w:top w:w="0" w:type="dxa"/>
-              <w:bottom w:w="0" w:type="dxa"/>
-              <w:left w:w="0" w:type="dxa"/>
-              <w:right w:w="0" w:type="dxa"/>
-            </w:tcMar>
-            <w:vAlign w:val="top"/>
-          </w:tcPr>
-          <w:p>
-            <w:pPr>
-              <w:pStyle w:val="Normal"/>
-              <w:jc w:val="center"/>
-              <w:pBdr>
-                <w:bottom w:val="none" w:sz="0" w:space="0" w:color="000000"/>
-                <w:top w:val="none" w:sz="0" w:space="0" w:color="000000"/>
-                <w:left w:val="none" w:sz="0" w:space="0" w:color="000000"/>
-                <w:right w:val="none" w:sz="0" w:space="0" w:color="000000"/>
-              </w:pBdr>
-              <w:spacing w:after="100" w:before="100" w:line="240"/>
-              <w:ind w:left="100" w:right="100" w:firstLine="0" w:firstLineChars="0"/>
-              <w:rPr>
-                <w:rFonts w:ascii="DejaVu Sans" w:hAnsi="DejaVu Sans" w:eastAsia="DejaVu Sans" w:cs="DejaVu Sans"/>
-                <w:i w:val="false"/>
-                <w:b w:val="false"/>
-                <w:u w:val="none"/>
-                <w:strike w:val="false"/>
-                <w:sz w:val="22"/>
-                <w:szCs w:val="22"/>
-                <w:color w:val="000000"/>
-              </w:rPr>
-            </w:pPr>
-            <w:r>
-              <w:rPr>
-                <w:rFonts w:ascii="DejaVu Sans" w:hAnsi="DejaVu Sans" w:eastAsia="DejaVu Sans" w:cs="DejaVu Sans"/>
-                <w:i w:val="false"/>
-                <w:b w:val="false"/>
-                <w:u w:val="none"/>
-                <w:strike w:val="false"/>
-                <w:sz w:val="22"/>
-                <w:szCs w:val="22"/>
-                <w:color w:val="000000"/>
-              </w:rPr>
-              <w:t xml:space="preserve">269 (8,1 %)</w:t>
+              <w:t xml:space="preserve">1&lt;U+00A0&gt;099 (3,6&lt;U+00A0&gt;%)</w:t>
+            </w:r>
+          </w:p>
+        </w:tc>
+        <w:tc>
+          <w:tcPr>
+            <w:tcBorders>
+              <w:bottom w:val="none" w:sz="0" w:space="0" w:color="000000"/>
+              <w:top w:val="none" w:sz="0" w:space="0" w:color="000000"/>
+              <w:left w:val="none" w:sz="0" w:space="0" w:color="000000"/>
+              <w:right w:val="none" w:sz="0" w:space="0" w:color="000000"/>
+            </w:tcBorders>
+            <w:shd w:val="clear" w:color="auto" w:fill="FFFFFF"/>
+            <w:tcMar>
+              <w:top w:w="0" w:type="dxa"/>
+              <w:bottom w:w="0" w:type="dxa"/>
+              <w:left w:w="0" w:type="dxa"/>
+              <w:right w:w="0" w:type="dxa"/>
+            </w:tcMar>
+            <w:vAlign w:val="top"/>
+          </w:tcPr>
+          <w:p>
+            <w:pPr>
+              <w:pStyle w:val="Normal"/>
+              <w:jc w:val="center"/>
+              <w:pBdr>
+                <w:bottom w:val="none" w:sz="0" w:space="0" w:color="000000"/>
+                <w:top w:val="none" w:sz="0" w:space="0" w:color="000000"/>
+                <w:left w:val="none" w:sz="0" w:space="0" w:color="000000"/>
+                <w:right w:val="none" w:sz="0" w:space="0" w:color="000000"/>
+              </w:pBdr>
+              <w:spacing w:after="100" w:before="100" w:line="240"/>
+              <w:ind w:left="100" w:right="100" w:firstLine="0" w:firstLineChars="0"/>
+              <w:rPr>
+                <w:rFonts w:ascii="DejaVu Sans" w:hAnsi="DejaVu Sans" w:eastAsia="DejaVu Sans" w:cs="DejaVu Sans"/>
+                <w:i w:val="false"/>
+                <w:b w:val="false"/>
+                <w:u w:val="none"/>
+                <w:strike w:val="false"/>
+                <w:sz w:val="22"/>
+                <w:szCs w:val="22"/>
+                <w:color w:val="000000"/>
+              </w:rPr>
+            </w:pPr>
+            <w:r>
+              <w:rPr>
+                <w:rFonts w:ascii="DejaVu Sans" w:hAnsi="DejaVu Sans" w:eastAsia="DejaVu Sans" w:cs="DejaVu Sans"/>
+                <w:i w:val="false"/>
+                <w:b w:val="false"/>
+                <w:u w:val="none"/>
+                <w:strike w:val="false"/>
+                <w:sz w:val="22"/>
+                <w:szCs w:val="22"/>
+                <w:color w:val="000000"/>
+              </w:rPr>
+              <w:t xml:space="preserve">830 (3,0&lt;U+00A0&gt;%)</w:t>
+            </w:r>
+          </w:p>
+        </w:tc>
+        <w:tc>
+          <w:tcPr>
+            <w:tcBorders>
+              <w:bottom w:val="none" w:sz="0" w:space="0" w:color="000000"/>
+              <w:top w:val="none" w:sz="0" w:space="0" w:color="000000"/>
+              <w:left w:val="none" w:sz="0" w:space="0" w:color="000000"/>
+              <w:right w:val="none" w:sz="0" w:space="0" w:color="000000"/>
+            </w:tcBorders>
+            <w:shd w:val="clear" w:color="auto" w:fill="FFFFFF"/>
+            <w:tcMar>
+              <w:top w:w="0" w:type="dxa"/>
+              <w:bottom w:w="0" w:type="dxa"/>
+              <w:left w:w="0" w:type="dxa"/>
+              <w:right w:w="0" w:type="dxa"/>
+            </w:tcMar>
+            <w:vAlign w:val="top"/>
+          </w:tcPr>
+          <w:p>
+            <w:pPr>
+              <w:pStyle w:val="Normal"/>
+              <w:jc w:val="center"/>
+              <w:pBdr>
+                <w:bottom w:val="none" w:sz="0" w:space="0" w:color="000000"/>
+                <w:top w:val="none" w:sz="0" w:space="0" w:color="000000"/>
+                <w:left w:val="none" w:sz="0" w:space="0" w:color="000000"/>
+                <w:right w:val="none" w:sz="0" w:space="0" w:color="000000"/>
+              </w:pBdr>
+              <w:spacing w:after="100" w:before="100" w:line="240"/>
+              <w:ind w:left="100" w:right="100" w:firstLine="0" w:firstLineChars="0"/>
+              <w:rPr>
+                <w:rFonts w:ascii="DejaVu Sans" w:hAnsi="DejaVu Sans" w:eastAsia="DejaVu Sans" w:cs="DejaVu Sans"/>
+                <w:i w:val="false"/>
+                <w:b w:val="false"/>
+                <w:u w:val="none"/>
+                <w:strike w:val="false"/>
+                <w:sz w:val="22"/>
+                <w:szCs w:val="22"/>
+                <w:color w:val="000000"/>
+              </w:rPr>
+            </w:pPr>
+            <w:r>
+              <w:rPr>
+                <w:rFonts w:ascii="DejaVu Sans" w:hAnsi="DejaVu Sans" w:eastAsia="DejaVu Sans" w:cs="DejaVu Sans"/>
+                <w:i w:val="false"/>
+                <w:b w:val="false"/>
+                <w:u w:val="none"/>
+                <w:strike w:val="false"/>
+                <w:sz w:val="22"/>
+                <w:szCs w:val="22"/>
+                <w:color w:val="000000"/>
+              </w:rPr>
+              <w:t xml:space="preserve">269 (8,1&lt;U+00A0&gt;%)</w:t>
             </w:r>
           </w:p>
         </w:tc>
@@ -10067,7 +10067,7 @@
                 <w:szCs w:val="22"/>
                 <w:color w:val="000000"/>
               </w:rPr>
-              <w:t xml:space="preserve">Mediana (Q1 – Q3); n (%)</w:t>
+              <w:t xml:space="preserve">Mediana (Q1 &lt;U+2013&gt; Q3); n (%)</w:t>
             </w:r>
           </w:p>
         </w:tc>

--- a/prospecto/tabla-1/tabla1_inicial.docx
+++ b/prospecto/tabla-1/tabla1_inicial.docx
@@ -17,10 +17,10 @@
         <w:tblLook w:firstRow="1" w:lastRow="0" w:firstColumn="0" w:lastColumn="0" w:noHBand="0" w:noVBand="1"/>
       </w:tblPr>
       <w:tblGrid>
-        <w:gridCol w:w="8334"/>
-        <w:gridCol w:w="4620"/>
-        <w:gridCol w:w="4687"/>
-        <w:gridCol w:w="4765"/>
+        <w:gridCol w:w="4835"/>
+        <w:gridCol w:w="2191"/>
+        <w:gridCol w:w="3497"/>
+        <w:gridCol w:w="3575"/>
         <w:gridCol w:w="1286"/>
       </w:tblGrid>
       <w:tr>
@@ -79,7 +79,7 @@
                 <w:szCs w:val="22"/>
                 <w:color w:val="000000"/>
               </w:rPr>
-              <w:t xml:space="preserve">Caracter&lt;U+00ED&gt;stica</w:t>
+              <w:t xml:space="preserve">Característica</w:t>
             </w:r>
           </w:p>
         </w:tc>
@@ -173,7 +173,7 @@
                 <w:szCs w:val="22"/>
                 <w:color w:val="000000"/>
               </w:rPr>
-              <w:t xml:space="preserve">N = 30&lt;U+00A0&gt;825</w:t>
+              <w:t xml:space="preserve">N = 30 825</w:t>
             </w:r>
             <w:r>
               <w:rPr>
@@ -242,7 +242,7 @@
                 <w:szCs w:val="22"/>
                 <w:color w:val="000000"/>
               </w:rPr>
-              <w:t xml:space="preserve">Sin presi&lt;U+00F3&gt;n arterial alta</w:t>
+              <w:t xml:space="preserve">Sin presión arterial alta</w:t>
             </w:r>
             <w:r>
               <w:rPr>
@@ -281,7 +281,7 @@
                 <w:szCs w:val="22"/>
                 <w:color w:val="000000"/>
               </w:rPr>
-              <w:t xml:space="preserve">N = 27&lt;U+00A0&gt;491</w:t>
+              <w:t xml:space="preserve">N = 27 491</w:t>
             </w:r>
             <w:r>
               <w:rPr>
@@ -350,7 +350,7 @@
                 <w:szCs w:val="22"/>
                 <w:color w:val="000000"/>
               </w:rPr>
-              <w:t xml:space="preserve">Con presi&lt;U+00F3&gt;n arterial alta</w:t>
+              <w:t xml:space="preserve">Con presión arterial alta</w:t>
             </w:r>
             <w:r>
               <w:rPr>
@@ -389,7 +389,7 @@
                 <w:szCs w:val="22"/>
                 <w:color w:val="000000"/>
               </w:rPr>
-              <w:t xml:space="preserve">N = 3&lt;U+00A0&gt;334</w:t>
+              <w:t xml:space="preserve">N = 3 334</w:t>
             </w:r>
             <w:r>
               <w:rPr>
@@ -532,7 +532,7 @@
                 <w:szCs w:val="22"/>
                 <w:color w:val="000000"/>
               </w:rPr>
-              <w:t xml:space="preserve">Edad (a&lt;U+00F1&gt;os)</w:t>
+              <w:t xml:space="preserve">Edad (años)</w:t>
             </w:r>
           </w:p>
         </w:tc>
@@ -1147,117 +1147,117 @@
                 <w:szCs w:val="22"/>
                 <w:color w:val="000000"/>
               </w:rPr>
-              <w:t xml:space="preserve">9&lt;U+00A0&gt;453 (30,7&lt;U+00A0&gt;%)</w:t>
-            </w:r>
-          </w:p>
-        </w:tc>
-        <w:tc>
-          <w:tcPr>
-            <w:tcBorders>
-              <w:bottom w:val="none" w:sz="0" w:space="0" w:color="000000"/>
-              <w:top w:val="none" w:sz="0" w:space="0" w:color="000000"/>
-              <w:left w:val="none" w:sz="0" w:space="0" w:color="000000"/>
-              <w:right w:val="none" w:sz="0" w:space="0" w:color="000000"/>
-            </w:tcBorders>
-            <w:shd w:val="clear" w:color="auto" w:fill="FFFFFF"/>
-            <w:tcMar>
-              <w:top w:w="0" w:type="dxa"/>
-              <w:bottom w:w="0" w:type="dxa"/>
-              <w:left w:w="0" w:type="dxa"/>
-              <w:right w:w="0" w:type="dxa"/>
-            </w:tcMar>
-            <w:vAlign w:val="top"/>
-          </w:tcPr>
-          <w:p>
-            <w:pPr>
-              <w:pStyle w:val="Normal"/>
-              <w:jc w:val="center"/>
-              <w:pBdr>
-                <w:bottom w:val="none" w:sz="0" w:space="0" w:color="000000"/>
-                <w:top w:val="none" w:sz="0" w:space="0" w:color="000000"/>
-                <w:left w:val="none" w:sz="0" w:space="0" w:color="000000"/>
-                <w:right w:val="none" w:sz="0" w:space="0" w:color="000000"/>
-              </w:pBdr>
-              <w:spacing w:after="100" w:before="100" w:line="240"/>
-              <w:ind w:left="100" w:right="100" w:firstLine="0" w:firstLineChars="0"/>
-              <w:rPr>
-                <w:rFonts w:ascii="DejaVu Sans" w:hAnsi="DejaVu Sans" w:eastAsia="DejaVu Sans" w:cs="DejaVu Sans"/>
-                <w:i w:val="false"/>
-                <w:b w:val="false"/>
-                <w:u w:val="none"/>
-                <w:strike w:val="false"/>
-                <w:sz w:val="22"/>
-                <w:szCs w:val="22"/>
-                <w:color w:val="000000"/>
-              </w:rPr>
-            </w:pPr>
-            <w:r>
-              <w:rPr>
-                <w:rFonts w:ascii="DejaVu Sans" w:hAnsi="DejaVu Sans" w:eastAsia="DejaVu Sans" w:cs="DejaVu Sans"/>
-                <w:i w:val="false"/>
-                <w:b w:val="false"/>
-                <w:u w:val="none"/>
-                <w:strike w:val="false"/>
-                <w:sz w:val="22"/>
-                <w:szCs w:val="22"/>
-                <w:color w:val="000000"/>
-              </w:rPr>
-              <w:t xml:space="preserve">9&lt;U+00A0&gt;182 (33,4&lt;U+00A0&gt;%)</w:t>
-            </w:r>
-          </w:p>
-        </w:tc>
-        <w:tc>
-          <w:tcPr>
-            <w:tcBorders>
-              <w:bottom w:val="none" w:sz="0" w:space="0" w:color="000000"/>
-              <w:top w:val="none" w:sz="0" w:space="0" w:color="000000"/>
-              <w:left w:val="none" w:sz="0" w:space="0" w:color="000000"/>
-              <w:right w:val="none" w:sz="0" w:space="0" w:color="000000"/>
-            </w:tcBorders>
-            <w:shd w:val="clear" w:color="auto" w:fill="FFFFFF"/>
-            <w:tcMar>
-              <w:top w:w="0" w:type="dxa"/>
-              <w:bottom w:w="0" w:type="dxa"/>
-              <w:left w:w="0" w:type="dxa"/>
-              <w:right w:w="0" w:type="dxa"/>
-            </w:tcMar>
-            <w:vAlign w:val="top"/>
-          </w:tcPr>
-          <w:p>
-            <w:pPr>
-              <w:pStyle w:val="Normal"/>
-              <w:jc w:val="center"/>
-              <w:pBdr>
-                <w:bottom w:val="none" w:sz="0" w:space="0" w:color="000000"/>
-                <w:top w:val="none" w:sz="0" w:space="0" w:color="000000"/>
-                <w:left w:val="none" w:sz="0" w:space="0" w:color="000000"/>
-                <w:right w:val="none" w:sz="0" w:space="0" w:color="000000"/>
-              </w:pBdr>
-              <w:spacing w:after="100" w:before="100" w:line="240"/>
-              <w:ind w:left="100" w:right="100" w:firstLine="0" w:firstLineChars="0"/>
-              <w:rPr>
-                <w:rFonts w:ascii="DejaVu Sans" w:hAnsi="DejaVu Sans" w:eastAsia="DejaVu Sans" w:cs="DejaVu Sans"/>
-                <w:i w:val="false"/>
-                <w:b w:val="false"/>
-                <w:u w:val="none"/>
-                <w:strike w:val="false"/>
-                <w:sz w:val="22"/>
-                <w:szCs w:val="22"/>
-                <w:color w:val="000000"/>
-              </w:rPr>
-            </w:pPr>
-            <w:r>
-              <w:rPr>
-                <w:rFonts w:ascii="DejaVu Sans" w:hAnsi="DejaVu Sans" w:eastAsia="DejaVu Sans" w:cs="DejaVu Sans"/>
-                <w:i w:val="false"/>
-                <w:b w:val="false"/>
-                <w:u w:val="none"/>
-                <w:strike w:val="false"/>
-                <w:sz w:val="22"/>
-                <w:szCs w:val="22"/>
-                <w:color w:val="000000"/>
-              </w:rPr>
-              <w:t xml:space="preserve">271 (8,1&lt;U+00A0&gt;%)</w:t>
+              <w:t xml:space="preserve">9 453 (30,7 %)</w:t>
+            </w:r>
+          </w:p>
+        </w:tc>
+        <w:tc>
+          <w:tcPr>
+            <w:tcBorders>
+              <w:bottom w:val="none" w:sz="0" w:space="0" w:color="000000"/>
+              <w:top w:val="none" w:sz="0" w:space="0" w:color="000000"/>
+              <w:left w:val="none" w:sz="0" w:space="0" w:color="000000"/>
+              <w:right w:val="none" w:sz="0" w:space="0" w:color="000000"/>
+            </w:tcBorders>
+            <w:shd w:val="clear" w:color="auto" w:fill="FFFFFF"/>
+            <w:tcMar>
+              <w:top w:w="0" w:type="dxa"/>
+              <w:bottom w:w="0" w:type="dxa"/>
+              <w:left w:w="0" w:type="dxa"/>
+              <w:right w:w="0" w:type="dxa"/>
+            </w:tcMar>
+            <w:vAlign w:val="top"/>
+          </w:tcPr>
+          <w:p>
+            <w:pPr>
+              <w:pStyle w:val="Normal"/>
+              <w:jc w:val="center"/>
+              <w:pBdr>
+                <w:bottom w:val="none" w:sz="0" w:space="0" w:color="000000"/>
+                <w:top w:val="none" w:sz="0" w:space="0" w:color="000000"/>
+                <w:left w:val="none" w:sz="0" w:space="0" w:color="000000"/>
+                <w:right w:val="none" w:sz="0" w:space="0" w:color="000000"/>
+              </w:pBdr>
+              <w:spacing w:after="100" w:before="100" w:line="240"/>
+              <w:ind w:left="100" w:right="100" w:firstLine="0" w:firstLineChars="0"/>
+              <w:rPr>
+                <w:rFonts w:ascii="DejaVu Sans" w:hAnsi="DejaVu Sans" w:eastAsia="DejaVu Sans" w:cs="DejaVu Sans"/>
+                <w:i w:val="false"/>
+                <w:b w:val="false"/>
+                <w:u w:val="none"/>
+                <w:strike w:val="false"/>
+                <w:sz w:val="22"/>
+                <w:szCs w:val="22"/>
+                <w:color w:val="000000"/>
+              </w:rPr>
+            </w:pPr>
+            <w:r>
+              <w:rPr>
+                <w:rFonts w:ascii="DejaVu Sans" w:hAnsi="DejaVu Sans" w:eastAsia="DejaVu Sans" w:cs="DejaVu Sans"/>
+                <w:i w:val="false"/>
+                <w:b w:val="false"/>
+                <w:u w:val="none"/>
+                <w:strike w:val="false"/>
+                <w:sz w:val="22"/>
+                <w:szCs w:val="22"/>
+                <w:color w:val="000000"/>
+              </w:rPr>
+              <w:t xml:space="preserve">9 182 (33,4 %)</w:t>
+            </w:r>
+          </w:p>
+        </w:tc>
+        <w:tc>
+          <w:tcPr>
+            <w:tcBorders>
+              <w:bottom w:val="none" w:sz="0" w:space="0" w:color="000000"/>
+              <w:top w:val="none" w:sz="0" w:space="0" w:color="000000"/>
+              <w:left w:val="none" w:sz="0" w:space="0" w:color="000000"/>
+              <w:right w:val="none" w:sz="0" w:space="0" w:color="000000"/>
+            </w:tcBorders>
+            <w:shd w:val="clear" w:color="auto" w:fill="FFFFFF"/>
+            <w:tcMar>
+              <w:top w:w="0" w:type="dxa"/>
+              <w:bottom w:w="0" w:type="dxa"/>
+              <w:left w:w="0" w:type="dxa"/>
+              <w:right w:w="0" w:type="dxa"/>
+            </w:tcMar>
+            <w:vAlign w:val="top"/>
+          </w:tcPr>
+          <w:p>
+            <w:pPr>
+              <w:pStyle w:val="Normal"/>
+              <w:jc w:val="center"/>
+              <w:pBdr>
+                <w:bottom w:val="none" w:sz="0" w:space="0" w:color="000000"/>
+                <w:top w:val="none" w:sz="0" w:space="0" w:color="000000"/>
+                <w:left w:val="none" w:sz="0" w:space="0" w:color="000000"/>
+                <w:right w:val="none" w:sz="0" w:space="0" w:color="000000"/>
+              </w:pBdr>
+              <w:spacing w:after="100" w:before="100" w:line="240"/>
+              <w:ind w:left="100" w:right="100" w:firstLine="0" w:firstLineChars="0"/>
+              <w:rPr>
+                <w:rFonts w:ascii="DejaVu Sans" w:hAnsi="DejaVu Sans" w:eastAsia="DejaVu Sans" w:cs="DejaVu Sans"/>
+                <w:i w:val="false"/>
+                <w:b w:val="false"/>
+                <w:u w:val="none"/>
+                <w:strike w:val="false"/>
+                <w:sz w:val="22"/>
+                <w:szCs w:val="22"/>
+                <w:color w:val="000000"/>
+              </w:rPr>
+            </w:pPr>
+            <w:r>
+              <w:rPr>
+                <w:rFonts w:ascii="DejaVu Sans" w:hAnsi="DejaVu Sans" w:eastAsia="DejaVu Sans" w:cs="DejaVu Sans"/>
+                <w:i w:val="false"/>
+                <w:b w:val="false"/>
+                <w:u w:val="none"/>
+                <w:strike w:val="false"/>
+                <w:sz w:val="22"/>
+                <w:szCs w:val="22"/>
+                <w:color w:val="000000"/>
+              </w:rPr>
+              <w:t xml:space="preserve">271 (8,1 %)</w:t>
             </w:r>
           </w:p>
         </w:tc>
@@ -1427,117 +1427,117 @@
                 <w:szCs w:val="22"/>
                 <w:color w:val="000000"/>
               </w:rPr>
-              <w:t xml:space="preserve">11&lt;U+00A0&gt;261 (36,5&lt;U+00A0&gt;%)</w:t>
-            </w:r>
-          </w:p>
-        </w:tc>
-        <w:tc>
-          <w:tcPr>
-            <w:tcBorders>
-              <w:bottom w:val="none" w:sz="0" w:space="0" w:color="000000"/>
-              <w:top w:val="none" w:sz="0" w:space="0" w:color="000000"/>
-              <w:left w:val="none" w:sz="0" w:space="0" w:color="000000"/>
-              <w:right w:val="none" w:sz="0" w:space="0" w:color="000000"/>
-            </w:tcBorders>
-            <w:shd w:val="clear" w:color="auto" w:fill="FFFFFF"/>
-            <w:tcMar>
-              <w:top w:w="0" w:type="dxa"/>
-              <w:bottom w:w="0" w:type="dxa"/>
-              <w:left w:w="0" w:type="dxa"/>
-              <w:right w:w="0" w:type="dxa"/>
-            </w:tcMar>
-            <w:vAlign w:val="top"/>
-          </w:tcPr>
-          <w:p>
-            <w:pPr>
-              <w:pStyle w:val="Normal"/>
-              <w:jc w:val="center"/>
-              <w:pBdr>
-                <w:bottom w:val="none" w:sz="0" w:space="0" w:color="000000"/>
-                <w:top w:val="none" w:sz="0" w:space="0" w:color="000000"/>
-                <w:left w:val="none" w:sz="0" w:space="0" w:color="000000"/>
-                <w:right w:val="none" w:sz="0" w:space="0" w:color="000000"/>
-              </w:pBdr>
-              <w:spacing w:after="100" w:before="100" w:line="240"/>
-              <w:ind w:left="100" w:right="100" w:firstLine="0" w:firstLineChars="0"/>
-              <w:rPr>
-                <w:rFonts w:ascii="DejaVu Sans" w:hAnsi="DejaVu Sans" w:eastAsia="DejaVu Sans" w:cs="DejaVu Sans"/>
-                <w:i w:val="false"/>
-                <w:b w:val="false"/>
-                <w:u w:val="none"/>
-                <w:strike w:val="false"/>
-                <w:sz w:val="22"/>
-                <w:szCs w:val="22"/>
-                <w:color w:val="000000"/>
-              </w:rPr>
-            </w:pPr>
-            <w:r>
-              <w:rPr>
-                <w:rFonts w:ascii="DejaVu Sans" w:hAnsi="DejaVu Sans" w:eastAsia="DejaVu Sans" w:cs="DejaVu Sans"/>
-                <w:i w:val="false"/>
-                <w:b w:val="false"/>
-                <w:u w:val="none"/>
-                <w:strike w:val="false"/>
-                <w:sz w:val="22"/>
-                <w:szCs w:val="22"/>
-                <w:color w:val="000000"/>
-              </w:rPr>
-              <w:t xml:space="preserve">10&lt;U+00A0&gt;423 (37,9&lt;U+00A0&gt;%)</w:t>
-            </w:r>
-          </w:p>
-        </w:tc>
-        <w:tc>
-          <w:tcPr>
-            <w:tcBorders>
-              <w:bottom w:val="none" w:sz="0" w:space="0" w:color="000000"/>
-              <w:top w:val="none" w:sz="0" w:space="0" w:color="000000"/>
-              <w:left w:val="none" w:sz="0" w:space="0" w:color="000000"/>
-              <w:right w:val="none" w:sz="0" w:space="0" w:color="000000"/>
-            </w:tcBorders>
-            <w:shd w:val="clear" w:color="auto" w:fill="FFFFFF"/>
-            <w:tcMar>
-              <w:top w:w="0" w:type="dxa"/>
-              <w:bottom w:w="0" w:type="dxa"/>
-              <w:left w:w="0" w:type="dxa"/>
-              <w:right w:w="0" w:type="dxa"/>
-            </w:tcMar>
-            <w:vAlign w:val="top"/>
-          </w:tcPr>
-          <w:p>
-            <w:pPr>
-              <w:pStyle w:val="Normal"/>
-              <w:jc w:val="center"/>
-              <w:pBdr>
-                <w:bottom w:val="none" w:sz="0" w:space="0" w:color="000000"/>
-                <w:top w:val="none" w:sz="0" w:space="0" w:color="000000"/>
-                <w:left w:val="none" w:sz="0" w:space="0" w:color="000000"/>
-                <w:right w:val="none" w:sz="0" w:space="0" w:color="000000"/>
-              </w:pBdr>
-              <w:spacing w:after="100" w:before="100" w:line="240"/>
-              <w:ind w:left="100" w:right="100" w:firstLine="0" w:firstLineChars="0"/>
-              <w:rPr>
-                <w:rFonts w:ascii="DejaVu Sans" w:hAnsi="DejaVu Sans" w:eastAsia="DejaVu Sans" w:cs="DejaVu Sans"/>
-                <w:i w:val="false"/>
-                <w:b w:val="false"/>
-                <w:u w:val="none"/>
-                <w:strike w:val="false"/>
-                <w:sz w:val="22"/>
-                <w:szCs w:val="22"/>
-                <w:color w:val="000000"/>
-              </w:rPr>
-            </w:pPr>
-            <w:r>
-              <w:rPr>
-                <w:rFonts w:ascii="DejaVu Sans" w:hAnsi="DejaVu Sans" w:eastAsia="DejaVu Sans" w:cs="DejaVu Sans"/>
-                <w:i w:val="false"/>
-                <w:b w:val="false"/>
-                <w:u w:val="none"/>
-                <w:strike w:val="false"/>
-                <w:sz w:val="22"/>
-                <w:szCs w:val="22"/>
-                <w:color w:val="000000"/>
-              </w:rPr>
-              <w:t xml:space="preserve">838 (25,1&lt;U+00A0&gt;%)</w:t>
+              <w:t xml:space="preserve">11 261 (36,5 %)</w:t>
+            </w:r>
+          </w:p>
+        </w:tc>
+        <w:tc>
+          <w:tcPr>
+            <w:tcBorders>
+              <w:bottom w:val="none" w:sz="0" w:space="0" w:color="000000"/>
+              <w:top w:val="none" w:sz="0" w:space="0" w:color="000000"/>
+              <w:left w:val="none" w:sz="0" w:space="0" w:color="000000"/>
+              <w:right w:val="none" w:sz="0" w:space="0" w:color="000000"/>
+            </w:tcBorders>
+            <w:shd w:val="clear" w:color="auto" w:fill="FFFFFF"/>
+            <w:tcMar>
+              <w:top w:w="0" w:type="dxa"/>
+              <w:bottom w:w="0" w:type="dxa"/>
+              <w:left w:w="0" w:type="dxa"/>
+              <w:right w:w="0" w:type="dxa"/>
+            </w:tcMar>
+            <w:vAlign w:val="top"/>
+          </w:tcPr>
+          <w:p>
+            <w:pPr>
+              <w:pStyle w:val="Normal"/>
+              <w:jc w:val="center"/>
+              <w:pBdr>
+                <w:bottom w:val="none" w:sz="0" w:space="0" w:color="000000"/>
+                <w:top w:val="none" w:sz="0" w:space="0" w:color="000000"/>
+                <w:left w:val="none" w:sz="0" w:space="0" w:color="000000"/>
+                <w:right w:val="none" w:sz="0" w:space="0" w:color="000000"/>
+              </w:pBdr>
+              <w:spacing w:after="100" w:before="100" w:line="240"/>
+              <w:ind w:left="100" w:right="100" w:firstLine="0" w:firstLineChars="0"/>
+              <w:rPr>
+                <w:rFonts w:ascii="DejaVu Sans" w:hAnsi="DejaVu Sans" w:eastAsia="DejaVu Sans" w:cs="DejaVu Sans"/>
+                <w:i w:val="false"/>
+                <w:b w:val="false"/>
+                <w:u w:val="none"/>
+                <w:strike w:val="false"/>
+                <w:sz w:val="22"/>
+                <w:szCs w:val="22"/>
+                <w:color w:val="000000"/>
+              </w:rPr>
+            </w:pPr>
+            <w:r>
+              <w:rPr>
+                <w:rFonts w:ascii="DejaVu Sans" w:hAnsi="DejaVu Sans" w:eastAsia="DejaVu Sans" w:cs="DejaVu Sans"/>
+                <w:i w:val="false"/>
+                <w:b w:val="false"/>
+                <w:u w:val="none"/>
+                <w:strike w:val="false"/>
+                <w:sz w:val="22"/>
+                <w:szCs w:val="22"/>
+                <w:color w:val="000000"/>
+              </w:rPr>
+              <w:t xml:space="preserve">10 423 (37,9 %)</w:t>
+            </w:r>
+          </w:p>
+        </w:tc>
+        <w:tc>
+          <w:tcPr>
+            <w:tcBorders>
+              <w:bottom w:val="none" w:sz="0" w:space="0" w:color="000000"/>
+              <w:top w:val="none" w:sz="0" w:space="0" w:color="000000"/>
+              <w:left w:val="none" w:sz="0" w:space="0" w:color="000000"/>
+              <w:right w:val="none" w:sz="0" w:space="0" w:color="000000"/>
+            </w:tcBorders>
+            <w:shd w:val="clear" w:color="auto" w:fill="FFFFFF"/>
+            <w:tcMar>
+              <w:top w:w="0" w:type="dxa"/>
+              <w:bottom w:w="0" w:type="dxa"/>
+              <w:left w:w="0" w:type="dxa"/>
+              <w:right w:w="0" w:type="dxa"/>
+            </w:tcMar>
+            <w:vAlign w:val="top"/>
+          </w:tcPr>
+          <w:p>
+            <w:pPr>
+              <w:pStyle w:val="Normal"/>
+              <w:jc w:val="center"/>
+              <w:pBdr>
+                <w:bottom w:val="none" w:sz="0" w:space="0" w:color="000000"/>
+                <w:top w:val="none" w:sz="0" w:space="0" w:color="000000"/>
+                <w:left w:val="none" w:sz="0" w:space="0" w:color="000000"/>
+                <w:right w:val="none" w:sz="0" w:space="0" w:color="000000"/>
+              </w:pBdr>
+              <w:spacing w:after="100" w:before="100" w:line="240"/>
+              <w:ind w:left="100" w:right="100" w:firstLine="0" w:firstLineChars="0"/>
+              <w:rPr>
+                <w:rFonts w:ascii="DejaVu Sans" w:hAnsi="DejaVu Sans" w:eastAsia="DejaVu Sans" w:cs="DejaVu Sans"/>
+                <w:i w:val="false"/>
+                <w:b w:val="false"/>
+                <w:u w:val="none"/>
+                <w:strike w:val="false"/>
+                <w:sz w:val="22"/>
+                <w:szCs w:val="22"/>
+                <w:color w:val="000000"/>
+              </w:rPr>
+            </w:pPr>
+            <w:r>
+              <w:rPr>
+                <w:rFonts w:ascii="DejaVu Sans" w:hAnsi="DejaVu Sans" w:eastAsia="DejaVu Sans" w:cs="DejaVu Sans"/>
+                <w:i w:val="false"/>
+                <w:b w:val="false"/>
+                <w:u w:val="none"/>
+                <w:strike w:val="false"/>
+                <w:sz w:val="22"/>
+                <w:szCs w:val="22"/>
+                <w:color w:val="000000"/>
+              </w:rPr>
+              <w:t xml:space="preserve">838 (25,1 %)</w:t>
             </w:r>
           </w:p>
         </w:tc>
@@ -1707,117 +1707,117 @@
                 <w:szCs w:val="22"/>
                 <w:color w:val="000000"/>
               </w:rPr>
-              <w:t xml:space="preserve">5&lt;U+00A0&gt;400 (17,5&lt;U+00A0&gt;%)</w:t>
-            </w:r>
-          </w:p>
-        </w:tc>
-        <w:tc>
-          <w:tcPr>
-            <w:tcBorders>
-              <w:bottom w:val="none" w:sz="0" w:space="0" w:color="000000"/>
-              <w:top w:val="none" w:sz="0" w:space="0" w:color="000000"/>
-              <w:left w:val="none" w:sz="0" w:space="0" w:color="000000"/>
-              <w:right w:val="none" w:sz="0" w:space="0" w:color="000000"/>
-            </w:tcBorders>
-            <w:shd w:val="clear" w:color="auto" w:fill="FFFFFF"/>
-            <w:tcMar>
-              <w:top w:w="0" w:type="dxa"/>
-              <w:bottom w:w="0" w:type="dxa"/>
-              <w:left w:w="0" w:type="dxa"/>
-              <w:right w:w="0" w:type="dxa"/>
-            </w:tcMar>
-            <w:vAlign w:val="top"/>
-          </w:tcPr>
-          <w:p>
-            <w:pPr>
-              <w:pStyle w:val="Normal"/>
-              <w:jc w:val="center"/>
-              <w:pBdr>
-                <w:bottom w:val="none" w:sz="0" w:space="0" w:color="000000"/>
-                <w:top w:val="none" w:sz="0" w:space="0" w:color="000000"/>
-                <w:left w:val="none" w:sz="0" w:space="0" w:color="000000"/>
-                <w:right w:val="none" w:sz="0" w:space="0" w:color="000000"/>
-              </w:pBdr>
-              <w:spacing w:after="100" w:before="100" w:line="240"/>
-              <w:ind w:left="100" w:right="100" w:firstLine="0" w:firstLineChars="0"/>
-              <w:rPr>
-                <w:rFonts w:ascii="DejaVu Sans" w:hAnsi="DejaVu Sans" w:eastAsia="DejaVu Sans" w:cs="DejaVu Sans"/>
-                <w:i w:val="false"/>
-                <w:b w:val="false"/>
-                <w:u w:val="none"/>
-                <w:strike w:val="false"/>
-                <w:sz w:val="22"/>
-                <w:szCs w:val="22"/>
-                <w:color w:val="000000"/>
-              </w:rPr>
-            </w:pPr>
-            <w:r>
-              <w:rPr>
-                <w:rFonts w:ascii="DejaVu Sans" w:hAnsi="DejaVu Sans" w:eastAsia="DejaVu Sans" w:cs="DejaVu Sans"/>
-                <w:i w:val="false"/>
-                <w:b w:val="false"/>
-                <w:u w:val="none"/>
-                <w:strike w:val="false"/>
-                <w:sz w:val="22"/>
-                <w:szCs w:val="22"/>
-                <w:color w:val="000000"/>
-              </w:rPr>
-              <w:t xml:space="preserve">4&lt;U+00A0&gt;482 (16,3&lt;U+00A0&gt;%)</w:t>
-            </w:r>
-          </w:p>
-        </w:tc>
-        <w:tc>
-          <w:tcPr>
-            <w:tcBorders>
-              <w:bottom w:val="none" w:sz="0" w:space="0" w:color="000000"/>
-              <w:top w:val="none" w:sz="0" w:space="0" w:color="000000"/>
-              <w:left w:val="none" w:sz="0" w:space="0" w:color="000000"/>
-              <w:right w:val="none" w:sz="0" w:space="0" w:color="000000"/>
-            </w:tcBorders>
-            <w:shd w:val="clear" w:color="auto" w:fill="FFFFFF"/>
-            <w:tcMar>
-              <w:top w:w="0" w:type="dxa"/>
-              <w:bottom w:w="0" w:type="dxa"/>
-              <w:left w:w="0" w:type="dxa"/>
-              <w:right w:w="0" w:type="dxa"/>
-            </w:tcMar>
-            <w:vAlign w:val="top"/>
-          </w:tcPr>
-          <w:p>
-            <w:pPr>
-              <w:pStyle w:val="Normal"/>
-              <w:jc w:val="center"/>
-              <w:pBdr>
-                <w:bottom w:val="none" w:sz="0" w:space="0" w:color="000000"/>
-                <w:top w:val="none" w:sz="0" w:space="0" w:color="000000"/>
-                <w:left w:val="none" w:sz="0" w:space="0" w:color="000000"/>
-                <w:right w:val="none" w:sz="0" w:space="0" w:color="000000"/>
-              </w:pBdr>
-              <w:spacing w:after="100" w:before="100" w:line="240"/>
-              <w:ind w:left="100" w:right="100" w:firstLine="0" w:firstLineChars="0"/>
-              <w:rPr>
-                <w:rFonts w:ascii="DejaVu Sans" w:hAnsi="DejaVu Sans" w:eastAsia="DejaVu Sans" w:cs="DejaVu Sans"/>
-                <w:i w:val="false"/>
-                <w:b w:val="false"/>
-                <w:u w:val="none"/>
-                <w:strike w:val="false"/>
-                <w:sz w:val="22"/>
-                <w:szCs w:val="22"/>
-                <w:color w:val="000000"/>
-              </w:rPr>
-            </w:pPr>
-            <w:r>
-              <w:rPr>
-                <w:rFonts w:ascii="DejaVu Sans" w:hAnsi="DejaVu Sans" w:eastAsia="DejaVu Sans" w:cs="DejaVu Sans"/>
-                <w:i w:val="false"/>
-                <w:b w:val="false"/>
-                <w:u w:val="none"/>
-                <w:strike w:val="false"/>
-                <w:sz w:val="22"/>
-                <w:szCs w:val="22"/>
-                <w:color w:val="000000"/>
-              </w:rPr>
-              <w:t xml:space="preserve">918 (27,5&lt;U+00A0&gt;%)</w:t>
+              <w:t xml:space="preserve">5 400 (17,5 %)</w:t>
+            </w:r>
+          </w:p>
+        </w:tc>
+        <w:tc>
+          <w:tcPr>
+            <w:tcBorders>
+              <w:bottom w:val="none" w:sz="0" w:space="0" w:color="000000"/>
+              <w:top w:val="none" w:sz="0" w:space="0" w:color="000000"/>
+              <w:left w:val="none" w:sz="0" w:space="0" w:color="000000"/>
+              <w:right w:val="none" w:sz="0" w:space="0" w:color="000000"/>
+            </w:tcBorders>
+            <w:shd w:val="clear" w:color="auto" w:fill="FFFFFF"/>
+            <w:tcMar>
+              <w:top w:w="0" w:type="dxa"/>
+              <w:bottom w:w="0" w:type="dxa"/>
+              <w:left w:w="0" w:type="dxa"/>
+              <w:right w:w="0" w:type="dxa"/>
+            </w:tcMar>
+            <w:vAlign w:val="top"/>
+          </w:tcPr>
+          <w:p>
+            <w:pPr>
+              <w:pStyle w:val="Normal"/>
+              <w:jc w:val="center"/>
+              <w:pBdr>
+                <w:bottom w:val="none" w:sz="0" w:space="0" w:color="000000"/>
+                <w:top w:val="none" w:sz="0" w:space="0" w:color="000000"/>
+                <w:left w:val="none" w:sz="0" w:space="0" w:color="000000"/>
+                <w:right w:val="none" w:sz="0" w:space="0" w:color="000000"/>
+              </w:pBdr>
+              <w:spacing w:after="100" w:before="100" w:line="240"/>
+              <w:ind w:left="100" w:right="100" w:firstLine="0" w:firstLineChars="0"/>
+              <w:rPr>
+                <w:rFonts w:ascii="DejaVu Sans" w:hAnsi="DejaVu Sans" w:eastAsia="DejaVu Sans" w:cs="DejaVu Sans"/>
+                <w:i w:val="false"/>
+                <w:b w:val="false"/>
+                <w:u w:val="none"/>
+                <w:strike w:val="false"/>
+                <w:sz w:val="22"/>
+                <w:szCs w:val="22"/>
+                <w:color w:val="000000"/>
+              </w:rPr>
+            </w:pPr>
+            <w:r>
+              <w:rPr>
+                <w:rFonts w:ascii="DejaVu Sans" w:hAnsi="DejaVu Sans" w:eastAsia="DejaVu Sans" w:cs="DejaVu Sans"/>
+                <w:i w:val="false"/>
+                <w:b w:val="false"/>
+                <w:u w:val="none"/>
+                <w:strike w:val="false"/>
+                <w:sz w:val="22"/>
+                <w:szCs w:val="22"/>
+                <w:color w:val="000000"/>
+              </w:rPr>
+              <w:t xml:space="preserve">4 482 (16,3 %)</w:t>
+            </w:r>
+          </w:p>
+        </w:tc>
+        <w:tc>
+          <w:tcPr>
+            <w:tcBorders>
+              <w:bottom w:val="none" w:sz="0" w:space="0" w:color="000000"/>
+              <w:top w:val="none" w:sz="0" w:space="0" w:color="000000"/>
+              <w:left w:val="none" w:sz="0" w:space="0" w:color="000000"/>
+              <w:right w:val="none" w:sz="0" w:space="0" w:color="000000"/>
+            </w:tcBorders>
+            <w:shd w:val="clear" w:color="auto" w:fill="FFFFFF"/>
+            <w:tcMar>
+              <w:top w:w="0" w:type="dxa"/>
+              <w:bottom w:w="0" w:type="dxa"/>
+              <w:left w:w="0" w:type="dxa"/>
+              <w:right w:w="0" w:type="dxa"/>
+            </w:tcMar>
+            <w:vAlign w:val="top"/>
+          </w:tcPr>
+          <w:p>
+            <w:pPr>
+              <w:pStyle w:val="Normal"/>
+              <w:jc w:val="center"/>
+              <w:pBdr>
+                <w:bottom w:val="none" w:sz="0" w:space="0" w:color="000000"/>
+                <w:top w:val="none" w:sz="0" w:space="0" w:color="000000"/>
+                <w:left w:val="none" w:sz="0" w:space="0" w:color="000000"/>
+                <w:right w:val="none" w:sz="0" w:space="0" w:color="000000"/>
+              </w:pBdr>
+              <w:spacing w:after="100" w:before="100" w:line="240"/>
+              <w:ind w:left="100" w:right="100" w:firstLine="0" w:firstLineChars="0"/>
+              <w:rPr>
+                <w:rFonts w:ascii="DejaVu Sans" w:hAnsi="DejaVu Sans" w:eastAsia="DejaVu Sans" w:cs="DejaVu Sans"/>
+                <w:i w:val="false"/>
+                <w:b w:val="false"/>
+                <w:u w:val="none"/>
+                <w:strike w:val="false"/>
+                <w:sz w:val="22"/>
+                <w:szCs w:val="22"/>
+                <w:color w:val="000000"/>
+              </w:rPr>
+            </w:pPr>
+            <w:r>
+              <w:rPr>
+                <w:rFonts w:ascii="DejaVu Sans" w:hAnsi="DejaVu Sans" w:eastAsia="DejaVu Sans" w:cs="DejaVu Sans"/>
+                <w:i w:val="false"/>
+                <w:b w:val="false"/>
+                <w:u w:val="none"/>
+                <w:strike w:val="false"/>
+                <w:sz w:val="22"/>
+                <w:szCs w:val="22"/>
+                <w:color w:val="000000"/>
+              </w:rPr>
+              <w:t xml:space="preserve">918 (27,5 %)</w:t>
             </w:r>
           </w:p>
         </w:tc>
@@ -1932,172 +1932,172 @@
                 <w:szCs w:val="22"/>
                 <w:color w:val="000000"/>
               </w:rPr>
-              <w:t xml:space="preserve">60 a m&lt;U+00E1&gt;s</w:t>
-            </w:r>
-          </w:p>
-        </w:tc>
-        <w:tc>
-          <w:tcPr>
-            <w:tcBorders>
-              <w:bottom w:val="none" w:sz="0" w:space="0" w:color="000000"/>
-              <w:top w:val="none" w:sz="0" w:space="0" w:color="000000"/>
-              <w:left w:val="none" w:sz="0" w:space="0" w:color="000000"/>
-              <w:right w:val="none" w:sz="0" w:space="0" w:color="000000"/>
-            </w:tcBorders>
-            <w:shd w:val="clear" w:color="auto" w:fill="FFFFFF"/>
-            <w:tcMar>
-              <w:top w:w="0" w:type="dxa"/>
-              <w:bottom w:w="0" w:type="dxa"/>
-              <w:left w:w="0" w:type="dxa"/>
-              <w:right w:w="0" w:type="dxa"/>
-            </w:tcMar>
-            <w:vAlign w:val="top"/>
-          </w:tcPr>
-          <w:p>
-            <w:pPr>
-              <w:pStyle w:val="Normal"/>
-              <w:jc w:val="center"/>
-              <w:pBdr>
-                <w:bottom w:val="none" w:sz="0" w:space="0" w:color="000000"/>
-                <w:top w:val="none" w:sz="0" w:space="0" w:color="000000"/>
-                <w:left w:val="none" w:sz="0" w:space="0" w:color="000000"/>
-                <w:right w:val="none" w:sz="0" w:space="0" w:color="000000"/>
-              </w:pBdr>
-              <w:spacing w:after="100" w:before="100" w:line="240"/>
-              <w:ind w:left="100" w:right="100" w:firstLine="0" w:firstLineChars="0"/>
-              <w:rPr>
-                <w:rFonts w:ascii="DejaVu Sans" w:hAnsi="DejaVu Sans" w:eastAsia="DejaVu Sans" w:cs="DejaVu Sans"/>
-                <w:i w:val="false"/>
-                <w:b w:val="false"/>
-                <w:u w:val="none"/>
-                <w:strike w:val="false"/>
-                <w:sz w:val="22"/>
-                <w:szCs w:val="22"/>
-                <w:color w:val="000000"/>
-              </w:rPr>
-            </w:pPr>
-            <w:r>
-              <w:rPr>
-                <w:rFonts w:ascii="DejaVu Sans" w:hAnsi="DejaVu Sans" w:eastAsia="DejaVu Sans" w:cs="DejaVu Sans"/>
-                <w:i w:val="false"/>
-                <w:b w:val="false"/>
-                <w:u w:val="none"/>
-                <w:strike w:val="false"/>
-                <w:sz w:val="22"/>
-                <w:szCs w:val="22"/>
-                <w:color w:val="000000"/>
-              </w:rPr>
-              <w:t xml:space="preserve">4&lt;U+00A0&gt;711 (15,3&lt;U+00A0&gt;%)</w:t>
-            </w:r>
-          </w:p>
-        </w:tc>
-        <w:tc>
-          <w:tcPr>
-            <w:tcBorders>
-              <w:bottom w:val="none" w:sz="0" w:space="0" w:color="000000"/>
-              <w:top w:val="none" w:sz="0" w:space="0" w:color="000000"/>
-              <w:left w:val="none" w:sz="0" w:space="0" w:color="000000"/>
-              <w:right w:val="none" w:sz="0" w:space="0" w:color="000000"/>
-            </w:tcBorders>
-            <w:shd w:val="clear" w:color="auto" w:fill="FFFFFF"/>
-            <w:tcMar>
-              <w:top w:w="0" w:type="dxa"/>
-              <w:bottom w:w="0" w:type="dxa"/>
-              <w:left w:w="0" w:type="dxa"/>
-              <w:right w:w="0" w:type="dxa"/>
-            </w:tcMar>
-            <w:vAlign w:val="top"/>
-          </w:tcPr>
-          <w:p>
-            <w:pPr>
-              <w:pStyle w:val="Normal"/>
-              <w:jc w:val="center"/>
-              <w:pBdr>
-                <w:bottom w:val="none" w:sz="0" w:space="0" w:color="000000"/>
-                <w:top w:val="none" w:sz="0" w:space="0" w:color="000000"/>
-                <w:left w:val="none" w:sz="0" w:space="0" w:color="000000"/>
-                <w:right w:val="none" w:sz="0" w:space="0" w:color="000000"/>
-              </w:pBdr>
-              <w:spacing w:after="100" w:before="100" w:line="240"/>
-              <w:ind w:left="100" w:right="100" w:firstLine="0" w:firstLineChars="0"/>
-              <w:rPr>
-                <w:rFonts w:ascii="DejaVu Sans" w:hAnsi="DejaVu Sans" w:eastAsia="DejaVu Sans" w:cs="DejaVu Sans"/>
-                <w:i w:val="false"/>
-                <w:b w:val="false"/>
-                <w:u w:val="none"/>
-                <w:strike w:val="false"/>
-                <w:sz w:val="22"/>
-                <w:szCs w:val="22"/>
-                <w:color w:val="000000"/>
-              </w:rPr>
-            </w:pPr>
-            <w:r>
-              <w:rPr>
-                <w:rFonts w:ascii="DejaVu Sans" w:hAnsi="DejaVu Sans" w:eastAsia="DejaVu Sans" w:cs="DejaVu Sans"/>
-                <w:i w:val="false"/>
-                <w:b w:val="false"/>
-                <w:u w:val="none"/>
-                <w:strike w:val="false"/>
-                <w:sz w:val="22"/>
-                <w:szCs w:val="22"/>
-                <w:color w:val="000000"/>
-              </w:rPr>
-              <w:t xml:space="preserve">3&lt;U+00A0&gt;404 (12,4&lt;U+00A0&gt;%)</w:t>
-            </w:r>
-          </w:p>
-        </w:tc>
-        <w:tc>
-          <w:tcPr>
-            <w:tcBorders>
-              <w:bottom w:val="none" w:sz="0" w:space="0" w:color="000000"/>
-              <w:top w:val="none" w:sz="0" w:space="0" w:color="000000"/>
-              <w:left w:val="none" w:sz="0" w:space="0" w:color="000000"/>
-              <w:right w:val="none" w:sz="0" w:space="0" w:color="000000"/>
-            </w:tcBorders>
-            <w:shd w:val="clear" w:color="auto" w:fill="FFFFFF"/>
-            <w:tcMar>
-              <w:top w:w="0" w:type="dxa"/>
-              <w:bottom w:w="0" w:type="dxa"/>
-              <w:left w:w="0" w:type="dxa"/>
-              <w:right w:w="0" w:type="dxa"/>
-            </w:tcMar>
-            <w:vAlign w:val="top"/>
-          </w:tcPr>
-          <w:p>
-            <w:pPr>
-              <w:pStyle w:val="Normal"/>
-              <w:jc w:val="center"/>
-              <w:pBdr>
-                <w:bottom w:val="none" w:sz="0" w:space="0" w:color="000000"/>
-                <w:top w:val="none" w:sz="0" w:space="0" w:color="000000"/>
-                <w:left w:val="none" w:sz="0" w:space="0" w:color="000000"/>
-                <w:right w:val="none" w:sz="0" w:space="0" w:color="000000"/>
-              </w:pBdr>
-              <w:spacing w:after="100" w:before="100" w:line="240"/>
-              <w:ind w:left="100" w:right="100" w:firstLine="0" w:firstLineChars="0"/>
-              <w:rPr>
-                <w:rFonts w:ascii="DejaVu Sans" w:hAnsi="DejaVu Sans" w:eastAsia="DejaVu Sans" w:cs="DejaVu Sans"/>
-                <w:i w:val="false"/>
-                <w:b w:val="false"/>
-                <w:u w:val="none"/>
-                <w:strike w:val="false"/>
-                <w:sz w:val="22"/>
-                <w:szCs w:val="22"/>
-                <w:color w:val="000000"/>
-              </w:rPr>
-            </w:pPr>
-            <w:r>
-              <w:rPr>
-                <w:rFonts w:ascii="DejaVu Sans" w:hAnsi="DejaVu Sans" w:eastAsia="DejaVu Sans" w:cs="DejaVu Sans"/>
-                <w:i w:val="false"/>
-                <w:b w:val="false"/>
-                <w:u w:val="none"/>
-                <w:strike w:val="false"/>
-                <w:sz w:val="22"/>
-                <w:szCs w:val="22"/>
-                <w:color w:val="000000"/>
-              </w:rPr>
-              <w:t xml:space="preserve">1&lt;U+00A0&gt;307 (39,2&lt;U+00A0&gt;%)</w:t>
+              <w:t xml:space="preserve">60 a más</w:t>
+            </w:r>
+          </w:p>
+        </w:tc>
+        <w:tc>
+          <w:tcPr>
+            <w:tcBorders>
+              <w:bottom w:val="none" w:sz="0" w:space="0" w:color="000000"/>
+              <w:top w:val="none" w:sz="0" w:space="0" w:color="000000"/>
+              <w:left w:val="none" w:sz="0" w:space="0" w:color="000000"/>
+              <w:right w:val="none" w:sz="0" w:space="0" w:color="000000"/>
+            </w:tcBorders>
+            <w:shd w:val="clear" w:color="auto" w:fill="FFFFFF"/>
+            <w:tcMar>
+              <w:top w:w="0" w:type="dxa"/>
+              <w:bottom w:w="0" w:type="dxa"/>
+              <w:left w:w="0" w:type="dxa"/>
+              <w:right w:w="0" w:type="dxa"/>
+            </w:tcMar>
+            <w:vAlign w:val="top"/>
+          </w:tcPr>
+          <w:p>
+            <w:pPr>
+              <w:pStyle w:val="Normal"/>
+              <w:jc w:val="center"/>
+              <w:pBdr>
+                <w:bottom w:val="none" w:sz="0" w:space="0" w:color="000000"/>
+                <w:top w:val="none" w:sz="0" w:space="0" w:color="000000"/>
+                <w:left w:val="none" w:sz="0" w:space="0" w:color="000000"/>
+                <w:right w:val="none" w:sz="0" w:space="0" w:color="000000"/>
+              </w:pBdr>
+              <w:spacing w:after="100" w:before="100" w:line="240"/>
+              <w:ind w:left="100" w:right="100" w:firstLine="0" w:firstLineChars="0"/>
+              <w:rPr>
+                <w:rFonts w:ascii="DejaVu Sans" w:hAnsi="DejaVu Sans" w:eastAsia="DejaVu Sans" w:cs="DejaVu Sans"/>
+                <w:i w:val="false"/>
+                <w:b w:val="false"/>
+                <w:u w:val="none"/>
+                <w:strike w:val="false"/>
+                <w:sz w:val="22"/>
+                <w:szCs w:val="22"/>
+                <w:color w:val="000000"/>
+              </w:rPr>
+            </w:pPr>
+            <w:r>
+              <w:rPr>
+                <w:rFonts w:ascii="DejaVu Sans" w:hAnsi="DejaVu Sans" w:eastAsia="DejaVu Sans" w:cs="DejaVu Sans"/>
+                <w:i w:val="false"/>
+                <w:b w:val="false"/>
+                <w:u w:val="none"/>
+                <w:strike w:val="false"/>
+                <w:sz w:val="22"/>
+                <w:szCs w:val="22"/>
+                <w:color w:val="000000"/>
+              </w:rPr>
+              <w:t xml:space="preserve">4 711 (15,3 %)</w:t>
+            </w:r>
+          </w:p>
+        </w:tc>
+        <w:tc>
+          <w:tcPr>
+            <w:tcBorders>
+              <w:bottom w:val="none" w:sz="0" w:space="0" w:color="000000"/>
+              <w:top w:val="none" w:sz="0" w:space="0" w:color="000000"/>
+              <w:left w:val="none" w:sz="0" w:space="0" w:color="000000"/>
+              <w:right w:val="none" w:sz="0" w:space="0" w:color="000000"/>
+            </w:tcBorders>
+            <w:shd w:val="clear" w:color="auto" w:fill="FFFFFF"/>
+            <w:tcMar>
+              <w:top w:w="0" w:type="dxa"/>
+              <w:bottom w:w="0" w:type="dxa"/>
+              <w:left w:w="0" w:type="dxa"/>
+              <w:right w:w="0" w:type="dxa"/>
+            </w:tcMar>
+            <w:vAlign w:val="top"/>
+          </w:tcPr>
+          <w:p>
+            <w:pPr>
+              <w:pStyle w:val="Normal"/>
+              <w:jc w:val="center"/>
+              <w:pBdr>
+                <w:bottom w:val="none" w:sz="0" w:space="0" w:color="000000"/>
+                <w:top w:val="none" w:sz="0" w:space="0" w:color="000000"/>
+                <w:left w:val="none" w:sz="0" w:space="0" w:color="000000"/>
+                <w:right w:val="none" w:sz="0" w:space="0" w:color="000000"/>
+              </w:pBdr>
+              <w:spacing w:after="100" w:before="100" w:line="240"/>
+              <w:ind w:left="100" w:right="100" w:firstLine="0" w:firstLineChars="0"/>
+              <w:rPr>
+                <w:rFonts w:ascii="DejaVu Sans" w:hAnsi="DejaVu Sans" w:eastAsia="DejaVu Sans" w:cs="DejaVu Sans"/>
+                <w:i w:val="false"/>
+                <w:b w:val="false"/>
+                <w:u w:val="none"/>
+                <w:strike w:val="false"/>
+                <w:sz w:val="22"/>
+                <w:szCs w:val="22"/>
+                <w:color w:val="000000"/>
+              </w:rPr>
+            </w:pPr>
+            <w:r>
+              <w:rPr>
+                <w:rFonts w:ascii="DejaVu Sans" w:hAnsi="DejaVu Sans" w:eastAsia="DejaVu Sans" w:cs="DejaVu Sans"/>
+                <w:i w:val="false"/>
+                <w:b w:val="false"/>
+                <w:u w:val="none"/>
+                <w:strike w:val="false"/>
+                <w:sz w:val="22"/>
+                <w:szCs w:val="22"/>
+                <w:color w:val="000000"/>
+              </w:rPr>
+              <w:t xml:space="preserve">3 404 (12,4 %)</w:t>
+            </w:r>
+          </w:p>
+        </w:tc>
+        <w:tc>
+          <w:tcPr>
+            <w:tcBorders>
+              <w:bottom w:val="none" w:sz="0" w:space="0" w:color="000000"/>
+              <w:top w:val="none" w:sz="0" w:space="0" w:color="000000"/>
+              <w:left w:val="none" w:sz="0" w:space="0" w:color="000000"/>
+              <w:right w:val="none" w:sz="0" w:space="0" w:color="000000"/>
+            </w:tcBorders>
+            <w:shd w:val="clear" w:color="auto" w:fill="FFFFFF"/>
+            <w:tcMar>
+              <w:top w:w="0" w:type="dxa"/>
+              <w:bottom w:w="0" w:type="dxa"/>
+              <w:left w:w="0" w:type="dxa"/>
+              <w:right w:w="0" w:type="dxa"/>
+            </w:tcMar>
+            <w:vAlign w:val="top"/>
+          </w:tcPr>
+          <w:p>
+            <w:pPr>
+              <w:pStyle w:val="Normal"/>
+              <w:jc w:val="center"/>
+              <w:pBdr>
+                <w:bottom w:val="none" w:sz="0" w:space="0" w:color="000000"/>
+                <w:top w:val="none" w:sz="0" w:space="0" w:color="000000"/>
+                <w:left w:val="none" w:sz="0" w:space="0" w:color="000000"/>
+                <w:right w:val="none" w:sz="0" w:space="0" w:color="000000"/>
+              </w:pBdr>
+              <w:spacing w:after="100" w:before="100" w:line="240"/>
+              <w:ind w:left="100" w:right="100" w:firstLine="0" w:firstLineChars="0"/>
+              <w:rPr>
+                <w:rFonts w:ascii="DejaVu Sans" w:hAnsi="DejaVu Sans" w:eastAsia="DejaVu Sans" w:cs="DejaVu Sans"/>
+                <w:i w:val="false"/>
+                <w:b w:val="false"/>
+                <w:u w:val="none"/>
+                <w:strike w:val="false"/>
+                <w:sz w:val="22"/>
+                <w:szCs w:val="22"/>
+                <w:color w:val="000000"/>
+              </w:rPr>
+            </w:pPr>
+            <w:r>
+              <w:rPr>
+                <w:rFonts w:ascii="DejaVu Sans" w:hAnsi="DejaVu Sans" w:eastAsia="DejaVu Sans" w:cs="DejaVu Sans"/>
+                <w:i w:val="false"/>
+                <w:b w:val="false"/>
+                <w:u w:val="none"/>
+                <w:strike w:val="false"/>
+                <w:sz w:val="22"/>
+                <w:szCs w:val="22"/>
+                <w:color w:val="000000"/>
+              </w:rPr>
+              <w:t xml:space="preserve">1 307 (39,2 %)</w:t>
             </w:r>
           </w:p>
         </w:tc>
@@ -2547,117 +2547,117 @@
                 <w:szCs w:val="22"/>
                 <w:color w:val="000000"/>
               </w:rPr>
-              <w:t xml:space="preserve">13&lt;U+00A0&gt;026 (42,3&lt;U+00A0&gt;%)</w:t>
-            </w:r>
-          </w:p>
-        </w:tc>
-        <w:tc>
-          <w:tcPr>
-            <w:tcBorders>
-              <w:bottom w:val="none" w:sz="0" w:space="0" w:color="000000"/>
-              <w:top w:val="none" w:sz="0" w:space="0" w:color="000000"/>
-              <w:left w:val="none" w:sz="0" w:space="0" w:color="000000"/>
-              <w:right w:val="none" w:sz="0" w:space="0" w:color="000000"/>
-            </w:tcBorders>
-            <w:shd w:val="clear" w:color="auto" w:fill="FFFFFF"/>
-            <w:tcMar>
-              <w:top w:w="0" w:type="dxa"/>
-              <w:bottom w:w="0" w:type="dxa"/>
-              <w:left w:w="0" w:type="dxa"/>
-              <w:right w:w="0" w:type="dxa"/>
-            </w:tcMar>
-            <w:vAlign w:val="top"/>
-          </w:tcPr>
-          <w:p>
-            <w:pPr>
-              <w:pStyle w:val="Normal"/>
-              <w:jc w:val="center"/>
-              <w:pBdr>
-                <w:bottom w:val="none" w:sz="0" w:space="0" w:color="000000"/>
-                <w:top w:val="none" w:sz="0" w:space="0" w:color="000000"/>
-                <w:left w:val="none" w:sz="0" w:space="0" w:color="000000"/>
-                <w:right w:val="none" w:sz="0" w:space="0" w:color="000000"/>
-              </w:pBdr>
-              <w:spacing w:after="100" w:before="100" w:line="240"/>
-              <w:ind w:left="100" w:right="100" w:firstLine="0" w:firstLineChars="0"/>
-              <w:rPr>
-                <w:rFonts w:ascii="DejaVu Sans" w:hAnsi="DejaVu Sans" w:eastAsia="DejaVu Sans" w:cs="DejaVu Sans"/>
-                <w:i w:val="false"/>
-                <w:b w:val="false"/>
-                <w:u w:val="none"/>
-                <w:strike w:val="false"/>
-                <w:sz w:val="22"/>
-                <w:szCs w:val="22"/>
-                <w:color w:val="000000"/>
-              </w:rPr>
-            </w:pPr>
-            <w:r>
-              <w:rPr>
-                <w:rFonts w:ascii="DejaVu Sans" w:hAnsi="DejaVu Sans" w:eastAsia="DejaVu Sans" w:cs="DejaVu Sans"/>
-                <w:i w:val="false"/>
-                <w:b w:val="false"/>
-                <w:u w:val="none"/>
-                <w:strike w:val="false"/>
-                <w:sz w:val="22"/>
-                <w:szCs w:val="22"/>
-                <w:color w:val="000000"/>
-              </w:rPr>
-              <w:t xml:space="preserve">11&lt;U+00A0&gt;048 (40,2&lt;U+00A0&gt;%)</w:t>
-            </w:r>
-          </w:p>
-        </w:tc>
-        <w:tc>
-          <w:tcPr>
-            <w:tcBorders>
-              <w:bottom w:val="none" w:sz="0" w:space="0" w:color="000000"/>
-              <w:top w:val="none" w:sz="0" w:space="0" w:color="000000"/>
-              <w:left w:val="none" w:sz="0" w:space="0" w:color="000000"/>
-              <w:right w:val="none" w:sz="0" w:space="0" w:color="000000"/>
-            </w:tcBorders>
-            <w:shd w:val="clear" w:color="auto" w:fill="FFFFFF"/>
-            <w:tcMar>
-              <w:top w:w="0" w:type="dxa"/>
-              <w:bottom w:w="0" w:type="dxa"/>
-              <w:left w:w="0" w:type="dxa"/>
-              <w:right w:w="0" w:type="dxa"/>
-            </w:tcMar>
-            <w:vAlign w:val="top"/>
-          </w:tcPr>
-          <w:p>
-            <w:pPr>
-              <w:pStyle w:val="Normal"/>
-              <w:jc w:val="center"/>
-              <w:pBdr>
-                <w:bottom w:val="none" w:sz="0" w:space="0" w:color="000000"/>
-                <w:top w:val="none" w:sz="0" w:space="0" w:color="000000"/>
-                <w:left w:val="none" w:sz="0" w:space="0" w:color="000000"/>
-                <w:right w:val="none" w:sz="0" w:space="0" w:color="000000"/>
-              </w:pBdr>
-              <w:spacing w:after="100" w:before="100" w:line="240"/>
-              <w:ind w:left="100" w:right="100" w:firstLine="0" w:firstLineChars="0"/>
-              <w:rPr>
-                <w:rFonts w:ascii="DejaVu Sans" w:hAnsi="DejaVu Sans" w:eastAsia="DejaVu Sans" w:cs="DejaVu Sans"/>
-                <w:i w:val="false"/>
-                <w:b w:val="false"/>
-                <w:u w:val="none"/>
-                <w:strike w:val="false"/>
-                <w:sz w:val="22"/>
-                <w:szCs w:val="22"/>
-                <w:color w:val="000000"/>
-              </w:rPr>
-            </w:pPr>
-            <w:r>
-              <w:rPr>
-                <w:rFonts w:ascii="DejaVu Sans" w:hAnsi="DejaVu Sans" w:eastAsia="DejaVu Sans" w:cs="DejaVu Sans"/>
-                <w:i w:val="false"/>
-                <w:b w:val="false"/>
-                <w:u w:val="none"/>
-                <w:strike w:val="false"/>
-                <w:sz w:val="22"/>
-                <w:szCs w:val="22"/>
-                <w:color w:val="000000"/>
-              </w:rPr>
-              <w:t xml:space="preserve">1&lt;U+00A0&gt;978 (59,3&lt;U+00A0&gt;%)</w:t>
+              <w:t xml:space="preserve">13 026 (42,3 %)</w:t>
+            </w:r>
+          </w:p>
+        </w:tc>
+        <w:tc>
+          <w:tcPr>
+            <w:tcBorders>
+              <w:bottom w:val="none" w:sz="0" w:space="0" w:color="000000"/>
+              <w:top w:val="none" w:sz="0" w:space="0" w:color="000000"/>
+              <w:left w:val="none" w:sz="0" w:space="0" w:color="000000"/>
+              <w:right w:val="none" w:sz="0" w:space="0" w:color="000000"/>
+            </w:tcBorders>
+            <w:shd w:val="clear" w:color="auto" w:fill="FFFFFF"/>
+            <w:tcMar>
+              <w:top w:w="0" w:type="dxa"/>
+              <w:bottom w:w="0" w:type="dxa"/>
+              <w:left w:w="0" w:type="dxa"/>
+              <w:right w:w="0" w:type="dxa"/>
+            </w:tcMar>
+            <w:vAlign w:val="top"/>
+          </w:tcPr>
+          <w:p>
+            <w:pPr>
+              <w:pStyle w:val="Normal"/>
+              <w:jc w:val="center"/>
+              <w:pBdr>
+                <w:bottom w:val="none" w:sz="0" w:space="0" w:color="000000"/>
+                <w:top w:val="none" w:sz="0" w:space="0" w:color="000000"/>
+                <w:left w:val="none" w:sz="0" w:space="0" w:color="000000"/>
+                <w:right w:val="none" w:sz="0" w:space="0" w:color="000000"/>
+              </w:pBdr>
+              <w:spacing w:after="100" w:before="100" w:line="240"/>
+              <w:ind w:left="100" w:right="100" w:firstLine="0" w:firstLineChars="0"/>
+              <w:rPr>
+                <w:rFonts w:ascii="DejaVu Sans" w:hAnsi="DejaVu Sans" w:eastAsia="DejaVu Sans" w:cs="DejaVu Sans"/>
+                <w:i w:val="false"/>
+                <w:b w:val="false"/>
+                <w:u w:val="none"/>
+                <w:strike w:val="false"/>
+                <w:sz w:val="22"/>
+                <w:szCs w:val="22"/>
+                <w:color w:val="000000"/>
+              </w:rPr>
+            </w:pPr>
+            <w:r>
+              <w:rPr>
+                <w:rFonts w:ascii="DejaVu Sans" w:hAnsi="DejaVu Sans" w:eastAsia="DejaVu Sans" w:cs="DejaVu Sans"/>
+                <w:i w:val="false"/>
+                <w:b w:val="false"/>
+                <w:u w:val="none"/>
+                <w:strike w:val="false"/>
+                <w:sz w:val="22"/>
+                <w:szCs w:val="22"/>
+                <w:color w:val="000000"/>
+              </w:rPr>
+              <w:t xml:space="preserve">11 048 (40,2 %)</w:t>
+            </w:r>
+          </w:p>
+        </w:tc>
+        <w:tc>
+          <w:tcPr>
+            <w:tcBorders>
+              <w:bottom w:val="none" w:sz="0" w:space="0" w:color="000000"/>
+              <w:top w:val="none" w:sz="0" w:space="0" w:color="000000"/>
+              <w:left w:val="none" w:sz="0" w:space="0" w:color="000000"/>
+              <w:right w:val="none" w:sz="0" w:space="0" w:color="000000"/>
+            </w:tcBorders>
+            <w:shd w:val="clear" w:color="auto" w:fill="FFFFFF"/>
+            <w:tcMar>
+              <w:top w:w="0" w:type="dxa"/>
+              <w:bottom w:w="0" w:type="dxa"/>
+              <w:left w:w="0" w:type="dxa"/>
+              <w:right w:w="0" w:type="dxa"/>
+            </w:tcMar>
+            <w:vAlign w:val="top"/>
+          </w:tcPr>
+          <w:p>
+            <w:pPr>
+              <w:pStyle w:val="Normal"/>
+              <w:jc w:val="center"/>
+              <w:pBdr>
+                <w:bottom w:val="none" w:sz="0" w:space="0" w:color="000000"/>
+                <w:top w:val="none" w:sz="0" w:space="0" w:color="000000"/>
+                <w:left w:val="none" w:sz="0" w:space="0" w:color="000000"/>
+                <w:right w:val="none" w:sz="0" w:space="0" w:color="000000"/>
+              </w:pBdr>
+              <w:spacing w:after="100" w:before="100" w:line="240"/>
+              <w:ind w:left="100" w:right="100" w:firstLine="0" w:firstLineChars="0"/>
+              <w:rPr>
+                <w:rFonts w:ascii="DejaVu Sans" w:hAnsi="DejaVu Sans" w:eastAsia="DejaVu Sans" w:cs="DejaVu Sans"/>
+                <w:i w:val="false"/>
+                <w:b w:val="false"/>
+                <w:u w:val="none"/>
+                <w:strike w:val="false"/>
+                <w:sz w:val="22"/>
+                <w:szCs w:val="22"/>
+                <w:color w:val="000000"/>
+              </w:rPr>
+            </w:pPr>
+            <w:r>
+              <w:rPr>
+                <w:rFonts w:ascii="DejaVu Sans" w:hAnsi="DejaVu Sans" w:eastAsia="DejaVu Sans" w:cs="DejaVu Sans"/>
+                <w:i w:val="false"/>
+                <w:b w:val="false"/>
+                <w:u w:val="none"/>
+                <w:strike w:val="false"/>
+                <w:sz w:val="22"/>
+                <w:szCs w:val="22"/>
+                <w:color w:val="000000"/>
+              </w:rPr>
+              <w:t xml:space="preserve">1 978 (59,3 %)</w:t>
             </w:r>
           </w:p>
         </w:tc>
@@ -2827,117 +2827,117 @@
                 <w:szCs w:val="22"/>
                 <w:color w:val="000000"/>
               </w:rPr>
-              <w:t xml:space="preserve">17&lt;U+00A0&gt;799 (57,7&lt;U+00A0&gt;%)</w:t>
-            </w:r>
-          </w:p>
-        </w:tc>
-        <w:tc>
-          <w:tcPr>
-            <w:tcBorders>
-              <w:bottom w:val="none" w:sz="0" w:space="0" w:color="000000"/>
-              <w:top w:val="none" w:sz="0" w:space="0" w:color="000000"/>
-              <w:left w:val="none" w:sz="0" w:space="0" w:color="000000"/>
-              <w:right w:val="none" w:sz="0" w:space="0" w:color="000000"/>
-            </w:tcBorders>
-            <w:shd w:val="clear" w:color="auto" w:fill="FFFFFF"/>
-            <w:tcMar>
-              <w:top w:w="0" w:type="dxa"/>
-              <w:bottom w:w="0" w:type="dxa"/>
-              <w:left w:w="0" w:type="dxa"/>
-              <w:right w:w="0" w:type="dxa"/>
-            </w:tcMar>
-            <w:vAlign w:val="top"/>
-          </w:tcPr>
-          <w:p>
-            <w:pPr>
-              <w:pStyle w:val="Normal"/>
-              <w:jc w:val="center"/>
-              <w:pBdr>
-                <w:bottom w:val="none" w:sz="0" w:space="0" w:color="000000"/>
-                <w:top w:val="none" w:sz="0" w:space="0" w:color="000000"/>
-                <w:left w:val="none" w:sz="0" w:space="0" w:color="000000"/>
-                <w:right w:val="none" w:sz="0" w:space="0" w:color="000000"/>
-              </w:pBdr>
-              <w:spacing w:after="100" w:before="100" w:line="240"/>
-              <w:ind w:left="100" w:right="100" w:firstLine="0" w:firstLineChars="0"/>
-              <w:rPr>
-                <w:rFonts w:ascii="DejaVu Sans" w:hAnsi="DejaVu Sans" w:eastAsia="DejaVu Sans" w:cs="DejaVu Sans"/>
-                <w:i w:val="false"/>
-                <w:b w:val="false"/>
-                <w:u w:val="none"/>
-                <w:strike w:val="false"/>
-                <w:sz w:val="22"/>
-                <w:szCs w:val="22"/>
-                <w:color w:val="000000"/>
-              </w:rPr>
-            </w:pPr>
-            <w:r>
-              <w:rPr>
-                <w:rFonts w:ascii="DejaVu Sans" w:hAnsi="DejaVu Sans" w:eastAsia="DejaVu Sans" w:cs="DejaVu Sans"/>
-                <w:i w:val="false"/>
-                <w:b w:val="false"/>
-                <w:u w:val="none"/>
-                <w:strike w:val="false"/>
-                <w:sz w:val="22"/>
-                <w:szCs w:val="22"/>
-                <w:color w:val="000000"/>
-              </w:rPr>
-              <w:t xml:space="preserve">16&lt;U+00A0&gt;443 (59,8&lt;U+00A0&gt;%)</w:t>
-            </w:r>
-          </w:p>
-        </w:tc>
-        <w:tc>
-          <w:tcPr>
-            <w:tcBorders>
-              <w:bottom w:val="none" w:sz="0" w:space="0" w:color="000000"/>
-              <w:top w:val="none" w:sz="0" w:space="0" w:color="000000"/>
-              <w:left w:val="none" w:sz="0" w:space="0" w:color="000000"/>
-              <w:right w:val="none" w:sz="0" w:space="0" w:color="000000"/>
-            </w:tcBorders>
-            <w:shd w:val="clear" w:color="auto" w:fill="FFFFFF"/>
-            <w:tcMar>
-              <w:top w:w="0" w:type="dxa"/>
-              <w:bottom w:w="0" w:type="dxa"/>
-              <w:left w:w="0" w:type="dxa"/>
-              <w:right w:w="0" w:type="dxa"/>
-            </w:tcMar>
-            <w:vAlign w:val="top"/>
-          </w:tcPr>
-          <w:p>
-            <w:pPr>
-              <w:pStyle w:val="Normal"/>
-              <w:jc w:val="center"/>
-              <w:pBdr>
-                <w:bottom w:val="none" w:sz="0" w:space="0" w:color="000000"/>
-                <w:top w:val="none" w:sz="0" w:space="0" w:color="000000"/>
-                <w:left w:val="none" w:sz="0" w:space="0" w:color="000000"/>
-                <w:right w:val="none" w:sz="0" w:space="0" w:color="000000"/>
-              </w:pBdr>
-              <w:spacing w:after="100" w:before="100" w:line="240"/>
-              <w:ind w:left="100" w:right="100" w:firstLine="0" w:firstLineChars="0"/>
-              <w:rPr>
-                <w:rFonts w:ascii="DejaVu Sans" w:hAnsi="DejaVu Sans" w:eastAsia="DejaVu Sans" w:cs="DejaVu Sans"/>
-                <w:i w:val="false"/>
-                <w:b w:val="false"/>
-                <w:u w:val="none"/>
-                <w:strike w:val="false"/>
-                <w:sz w:val="22"/>
-                <w:szCs w:val="22"/>
-                <w:color w:val="000000"/>
-              </w:rPr>
-            </w:pPr>
-            <w:r>
-              <w:rPr>
-                <w:rFonts w:ascii="DejaVu Sans" w:hAnsi="DejaVu Sans" w:eastAsia="DejaVu Sans" w:cs="DejaVu Sans"/>
-                <w:i w:val="false"/>
-                <w:b w:val="false"/>
-                <w:u w:val="none"/>
-                <w:strike w:val="false"/>
-                <w:sz w:val="22"/>
-                <w:szCs w:val="22"/>
-                <w:color w:val="000000"/>
-              </w:rPr>
-              <w:t xml:space="preserve">1&lt;U+00A0&gt;356 (40,7&lt;U+00A0&gt;%)</w:t>
+              <w:t xml:space="preserve">17 799 (57,7 %)</w:t>
+            </w:r>
+          </w:p>
+        </w:tc>
+        <w:tc>
+          <w:tcPr>
+            <w:tcBorders>
+              <w:bottom w:val="none" w:sz="0" w:space="0" w:color="000000"/>
+              <w:top w:val="none" w:sz="0" w:space="0" w:color="000000"/>
+              <w:left w:val="none" w:sz="0" w:space="0" w:color="000000"/>
+              <w:right w:val="none" w:sz="0" w:space="0" w:color="000000"/>
+            </w:tcBorders>
+            <w:shd w:val="clear" w:color="auto" w:fill="FFFFFF"/>
+            <w:tcMar>
+              <w:top w:w="0" w:type="dxa"/>
+              <w:bottom w:w="0" w:type="dxa"/>
+              <w:left w:w="0" w:type="dxa"/>
+              <w:right w:w="0" w:type="dxa"/>
+            </w:tcMar>
+            <w:vAlign w:val="top"/>
+          </w:tcPr>
+          <w:p>
+            <w:pPr>
+              <w:pStyle w:val="Normal"/>
+              <w:jc w:val="center"/>
+              <w:pBdr>
+                <w:bottom w:val="none" w:sz="0" w:space="0" w:color="000000"/>
+                <w:top w:val="none" w:sz="0" w:space="0" w:color="000000"/>
+                <w:left w:val="none" w:sz="0" w:space="0" w:color="000000"/>
+                <w:right w:val="none" w:sz="0" w:space="0" w:color="000000"/>
+              </w:pBdr>
+              <w:spacing w:after="100" w:before="100" w:line="240"/>
+              <w:ind w:left="100" w:right="100" w:firstLine="0" w:firstLineChars="0"/>
+              <w:rPr>
+                <w:rFonts w:ascii="DejaVu Sans" w:hAnsi="DejaVu Sans" w:eastAsia="DejaVu Sans" w:cs="DejaVu Sans"/>
+                <w:i w:val="false"/>
+                <w:b w:val="false"/>
+                <w:u w:val="none"/>
+                <w:strike w:val="false"/>
+                <w:sz w:val="22"/>
+                <w:szCs w:val="22"/>
+                <w:color w:val="000000"/>
+              </w:rPr>
+            </w:pPr>
+            <w:r>
+              <w:rPr>
+                <w:rFonts w:ascii="DejaVu Sans" w:hAnsi="DejaVu Sans" w:eastAsia="DejaVu Sans" w:cs="DejaVu Sans"/>
+                <w:i w:val="false"/>
+                <w:b w:val="false"/>
+                <w:u w:val="none"/>
+                <w:strike w:val="false"/>
+                <w:sz w:val="22"/>
+                <w:szCs w:val="22"/>
+                <w:color w:val="000000"/>
+              </w:rPr>
+              <w:t xml:space="preserve">16 443 (59,8 %)</w:t>
+            </w:r>
+          </w:p>
+        </w:tc>
+        <w:tc>
+          <w:tcPr>
+            <w:tcBorders>
+              <w:bottom w:val="none" w:sz="0" w:space="0" w:color="000000"/>
+              <w:top w:val="none" w:sz="0" w:space="0" w:color="000000"/>
+              <w:left w:val="none" w:sz="0" w:space="0" w:color="000000"/>
+              <w:right w:val="none" w:sz="0" w:space="0" w:color="000000"/>
+            </w:tcBorders>
+            <w:shd w:val="clear" w:color="auto" w:fill="FFFFFF"/>
+            <w:tcMar>
+              <w:top w:w="0" w:type="dxa"/>
+              <w:bottom w:w="0" w:type="dxa"/>
+              <w:left w:w="0" w:type="dxa"/>
+              <w:right w:w="0" w:type="dxa"/>
+            </w:tcMar>
+            <w:vAlign w:val="top"/>
+          </w:tcPr>
+          <w:p>
+            <w:pPr>
+              <w:pStyle w:val="Normal"/>
+              <w:jc w:val="center"/>
+              <w:pBdr>
+                <w:bottom w:val="none" w:sz="0" w:space="0" w:color="000000"/>
+                <w:top w:val="none" w:sz="0" w:space="0" w:color="000000"/>
+                <w:left w:val="none" w:sz="0" w:space="0" w:color="000000"/>
+                <w:right w:val="none" w:sz="0" w:space="0" w:color="000000"/>
+              </w:pBdr>
+              <w:spacing w:after="100" w:before="100" w:line="240"/>
+              <w:ind w:left="100" w:right="100" w:firstLine="0" w:firstLineChars="0"/>
+              <w:rPr>
+                <w:rFonts w:ascii="DejaVu Sans" w:hAnsi="DejaVu Sans" w:eastAsia="DejaVu Sans" w:cs="DejaVu Sans"/>
+                <w:i w:val="false"/>
+                <w:b w:val="false"/>
+                <w:u w:val="none"/>
+                <w:strike w:val="false"/>
+                <w:sz w:val="22"/>
+                <w:szCs w:val="22"/>
+                <w:color w:val="000000"/>
+              </w:rPr>
+            </w:pPr>
+            <w:r>
+              <w:rPr>
+                <w:rFonts w:ascii="DejaVu Sans" w:hAnsi="DejaVu Sans" w:eastAsia="DejaVu Sans" w:cs="DejaVu Sans"/>
+                <w:i w:val="false"/>
+                <w:b w:val="false"/>
+                <w:u w:val="none"/>
+                <w:strike w:val="false"/>
+                <w:sz w:val="22"/>
+                <w:szCs w:val="22"/>
+                <w:color w:val="000000"/>
+              </w:rPr>
+              <w:t xml:space="preserve">1 356 (40,7 %)</w:t>
             </w:r>
           </w:p>
         </w:tc>
@@ -3052,7 +3052,7 @@
                 <w:szCs w:val="22"/>
                 <w:color w:val="000000"/>
               </w:rPr>
-              <w:t xml:space="preserve">&lt;U+00C1&gt;rea de residencia</w:t>
+              <w:t xml:space="preserve">Área de residencia</w:t>
             </w:r>
           </w:p>
         </w:tc>
@@ -3387,117 +3387,117 @@
                 <w:szCs w:val="22"/>
                 <w:color w:val="000000"/>
               </w:rPr>
-              <w:t xml:space="preserve">19&lt;U+00A0&gt;511 (63,3&lt;U+00A0&gt;%)</w:t>
-            </w:r>
-          </w:p>
-        </w:tc>
-        <w:tc>
-          <w:tcPr>
-            <w:tcBorders>
-              <w:bottom w:val="none" w:sz="0" w:space="0" w:color="000000"/>
-              <w:top w:val="none" w:sz="0" w:space="0" w:color="000000"/>
-              <w:left w:val="none" w:sz="0" w:space="0" w:color="000000"/>
-              <w:right w:val="none" w:sz="0" w:space="0" w:color="000000"/>
-            </w:tcBorders>
-            <w:shd w:val="clear" w:color="auto" w:fill="FFFFFF"/>
-            <w:tcMar>
-              <w:top w:w="0" w:type="dxa"/>
-              <w:bottom w:w="0" w:type="dxa"/>
-              <w:left w:w="0" w:type="dxa"/>
-              <w:right w:w="0" w:type="dxa"/>
-            </w:tcMar>
-            <w:vAlign w:val="top"/>
-          </w:tcPr>
-          <w:p>
-            <w:pPr>
-              <w:pStyle w:val="Normal"/>
-              <w:jc w:val="center"/>
-              <w:pBdr>
-                <w:bottom w:val="none" w:sz="0" w:space="0" w:color="000000"/>
-                <w:top w:val="none" w:sz="0" w:space="0" w:color="000000"/>
-                <w:left w:val="none" w:sz="0" w:space="0" w:color="000000"/>
-                <w:right w:val="none" w:sz="0" w:space="0" w:color="000000"/>
-              </w:pBdr>
-              <w:spacing w:after="100" w:before="100" w:line="240"/>
-              <w:ind w:left="100" w:right="100" w:firstLine="0" w:firstLineChars="0"/>
-              <w:rPr>
-                <w:rFonts w:ascii="DejaVu Sans" w:hAnsi="DejaVu Sans" w:eastAsia="DejaVu Sans" w:cs="DejaVu Sans"/>
-                <w:i w:val="false"/>
-                <w:b w:val="false"/>
-                <w:u w:val="none"/>
-                <w:strike w:val="false"/>
-                <w:sz w:val="22"/>
-                <w:szCs w:val="22"/>
-                <w:color w:val="000000"/>
-              </w:rPr>
-            </w:pPr>
-            <w:r>
-              <w:rPr>
-                <w:rFonts w:ascii="DejaVu Sans" w:hAnsi="DejaVu Sans" w:eastAsia="DejaVu Sans" w:cs="DejaVu Sans"/>
-                <w:i w:val="false"/>
-                <w:b w:val="false"/>
-                <w:u w:val="none"/>
-                <w:strike w:val="false"/>
-                <w:sz w:val="22"/>
-                <w:szCs w:val="22"/>
-                <w:color w:val="000000"/>
-              </w:rPr>
-              <w:t xml:space="preserve">17&lt;U+00A0&gt;339 (63,1&lt;U+00A0&gt;%)</w:t>
-            </w:r>
-          </w:p>
-        </w:tc>
-        <w:tc>
-          <w:tcPr>
-            <w:tcBorders>
-              <w:bottom w:val="none" w:sz="0" w:space="0" w:color="000000"/>
-              <w:top w:val="none" w:sz="0" w:space="0" w:color="000000"/>
-              <w:left w:val="none" w:sz="0" w:space="0" w:color="000000"/>
-              <w:right w:val="none" w:sz="0" w:space="0" w:color="000000"/>
-            </w:tcBorders>
-            <w:shd w:val="clear" w:color="auto" w:fill="FFFFFF"/>
-            <w:tcMar>
-              <w:top w:w="0" w:type="dxa"/>
-              <w:bottom w:w="0" w:type="dxa"/>
-              <w:left w:w="0" w:type="dxa"/>
-              <w:right w:w="0" w:type="dxa"/>
-            </w:tcMar>
-            <w:vAlign w:val="top"/>
-          </w:tcPr>
-          <w:p>
-            <w:pPr>
-              <w:pStyle w:val="Normal"/>
-              <w:jc w:val="center"/>
-              <w:pBdr>
-                <w:bottom w:val="none" w:sz="0" w:space="0" w:color="000000"/>
-                <w:top w:val="none" w:sz="0" w:space="0" w:color="000000"/>
-                <w:left w:val="none" w:sz="0" w:space="0" w:color="000000"/>
-                <w:right w:val="none" w:sz="0" w:space="0" w:color="000000"/>
-              </w:pBdr>
-              <w:spacing w:after="100" w:before="100" w:line="240"/>
-              <w:ind w:left="100" w:right="100" w:firstLine="0" w:firstLineChars="0"/>
-              <w:rPr>
-                <w:rFonts w:ascii="DejaVu Sans" w:hAnsi="DejaVu Sans" w:eastAsia="DejaVu Sans" w:cs="DejaVu Sans"/>
-                <w:i w:val="false"/>
-                <w:b w:val="false"/>
-                <w:u w:val="none"/>
-                <w:strike w:val="false"/>
-                <w:sz w:val="22"/>
-                <w:szCs w:val="22"/>
-                <w:color w:val="000000"/>
-              </w:rPr>
-            </w:pPr>
-            <w:r>
-              <w:rPr>
-                <w:rFonts w:ascii="DejaVu Sans" w:hAnsi="DejaVu Sans" w:eastAsia="DejaVu Sans" w:cs="DejaVu Sans"/>
-                <w:i w:val="false"/>
-                <w:b w:val="false"/>
-                <w:u w:val="none"/>
-                <w:strike w:val="false"/>
-                <w:sz w:val="22"/>
-                <w:szCs w:val="22"/>
-                <w:color w:val="000000"/>
-              </w:rPr>
-              <w:t xml:space="preserve">2&lt;U+00A0&gt;172 (65,1&lt;U+00A0&gt;%)</w:t>
+              <w:t xml:space="preserve">19 511 (63,3 %)</w:t>
+            </w:r>
+          </w:p>
+        </w:tc>
+        <w:tc>
+          <w:tcPr>
+            <w:tcBorders>
+              <w:bottom w:val="none" w:sz="0" w:space="0" w:color="000000"/>
+              <w:top w:val="none" w:sz="0" w:space="0" w:color="000000"/>
+              <w:left w:val="none" w:sz="0" w:space="0" w:color="000000"/>
+              <w:right w:val="none" w:sz="0" w:space="0" w:color="000000"/>
+            </w:tcBorders>
+            <w:shd w:val="clear" w:color="auto" w:fill="FFFFFF"/>
+            <w:tcMar>
+              <w:top w:w="0" w:type="dxa"/>
+              <w:bottom w:w="0" w:type="dxa"/>
+              <w:left w:w="0" w:type="dxa"/>
+              <w:right w:w="0" w:type="dxa"/>
+            </w:tcMar>
+            <w:vAlign w:val="top"/>
+          </w:tcPr>
+          <w:p>
+            <w:pPr>
+              <w:pStyle w:val="Normal"/>
+              <w:jc w:val="center"/>
+              <w:pBdr>
+                <w:bottom w:val="none" w:sz="0" w:space="0" w:color="000000"/>
+                <w:top w:val="none" w:sz="0" w:space="0" w:color="000000"/>
+                <w:left w:val="none" w:sz="0" w:space="0" w:color="000000"/>
+                <w:right w:val="none" w:sz="0" w:space="0" w:color="000000"/>
+              </w:pBdr>
+              <w:spacing w:after="100" w:before="100" w:line="240"/>
+              <w:ind w:left="100" w:right="100" w:firstLine="0" w:firstLineChars="0"/>
+              <w:rPr>
+                <w:rFonts w:ascii="DejaVu Sans" w:hAnsi="DejaVu Sans" w:eastAsia="DejaVu Sans" w:cs="DejaVu Sans"/>
+                <w:i w:val="false"/>
+                <w:b w:val="false"/>
+                <w:u w:val="none"/>
+                <w:strike w:val="false"/>
+                <w:sz w:val="22"/>
+                <w:szCs w:val="22"/>
+                <w:color w:val="000000"/>
+              </w:rPr>
+            </w:pPr>
+            <w:r>
+              <w:rPr>
+                <w:rFonts w:ascii="DejaVu Sans" w:hAnsi="DejaVu Sans" w:eastAsia="DejaVu Sans" w:cs="DejaVu Sans"/>
+                <w:i w:val="false"/>
+                <w:b w:val="false"/>
+                <w:u w:val="none"/>
+                <w:strike w:val="false"/>
+                <w:sz w:val="22"/>
+                <w:szCs w:val="22"/>
+                <w:color w:val="000000"/>
+              </w:rPr>
+              <w:t xml:space="preserve">17 339 (63,1 %)</w:t>
+            </w:r>
+          </w:p>
+        </w:tc>
+        <w:tc>
+          <w:tcPr>
+            <w:tcBorders>
+              <w:bottom w:val="none" w:sz="0" w:space="0" w:color="000000"/>
+              <w:top w:val="none" w:sz="0" w:space="0" w:color="000000"/>
+              <w:left w:val="none" w:sz="0" w:space="0" w:color="000000"/>
+              <w:right w:val="none" w:sz="0" w:space="0" w:color="000000"/>
+            </w:tcBorders>
+            <w:shd w:val="clear" w:color="auto" w:fill="FFFFFF"/>
+            <w:tcMar>
+              <w:top w:w="0" w:type="dxa"/>
+              <w:bottom w:w="0" w:type="dxa"/>
+              <w:left w:w="0" w:type="dxa"/>
+              <w:right w:w="0" w:type="dxa"/>
+            </w:tcMar>
+            <w:vAlign w:val="top"/>
+          </w:tcPr>
+          <w:p>
+            <w:pPr>
+              <w:pStyle w:val="Normal"/>
+              <w:jc w:val="center"/>
+              <w:pBdr>
+                <w:bottom w:val="none" w:sz="0" w:space="0" w:color="000000"/>
+                <w:top w:val="none" w:sz="0" w:space="0" w:color="000000"/>
+                <w:left w:val="none" w:sz="0" w:space="0" w:color="000000"/>
+                <w:right w:val="none" w:sz="0" w:space="0" w:color="000000"/>
+              </w:pBdr>
+              <w:spacing w:after="100" w:before="100" w:line="240"/>
+              <w:ind w:left="100" w:right="100" w:firstLine="0" w:firstLineChars="0"/>
+              <w:rPr>
+                <w:rFonts w:ascii="DejaVu Sans" w:hAnsi="DejaVu Sans" w:eastAsia="DejaVu Sans" w:cs="DejaVu Sans"/>
+                <w:i w:val="false"/>
+                <w:b w:val="false"/>
+                <w:u w:val="none"/>
+                <w:strike w:val="false"/>
+                <w:sz w:val="22"/>
+                <w:szCs w:val="22"/>
+                <w:color w:val="000000"/>
+              </w:rPr>
+            </w:pPr>
+            <w:r>
+              <w:rPr>
+                <w:rFonts w:ascii="DejaVu Sans" w:hAnsi="DejaVu Sans" w:eastAsia="DejaVu Sans" w:cs="DejaVu Sans"/>
+                <w:i w:val="false"/>
+                <w:b w:val="false"/>
+                <w:u w:val="none"/>
+                <w:strike w:val="false"/>
+                <w:sz w:val="22"/>
+                <w:szCs w:val="22"/>
+                <w:color w:val="000000"/>
+              </w:rPr>
+              <w:t xml:space="preserve">2 172 (65,1 %)</w:t>
             </w:r>
           </w:p>
         </w:tc>
@@ -3667,117 +3667,117 @@
                 <w:szCs w:val="22"/>
                 <w:color w:val="000000"/>
               </w:rPr>
-              <w:t xml:space="preserve">11&lt;U+00A0&gt;314 (36,7&lt;U+00A0&gt;%)</w:t>
-            </w:r>
-          </w:p>
-        </w:tc>
-        <w:tc>
-          <w:tcPr>
-            <w:tcBorders>
-              <w:bottom w:val="none" w:sz="0" w:space="0" w:color="000000"/>
-              <w:top w:val="none" w:sz="0" w:space="0" w:color="000000"/>
-              <w:left w:val="none" w:sz="0" w:space="0" w:color="000000"/>
-              <w:right w:val="none" w:sz="0" w:space="0" w:color="000000"/>
-            </w:tcBorders>
-            <w:shd w:val="clear" w:color="auto" w:fill="FFFFFF"/>
-            <w:tcMar>
-              <w:top w:w="0" w:type="dxa"/>
-              <w:bottom w:w="0" w:type="dxa"/>
-              <w:left w:w="0" w:type="dxa"/>
-              <w:right w:w="0" w:type="dxa"/>
-            </w:tcMar>
-            <w:vAlign w:val="top"/>
-          </w:tcPr>
-          <w:p>
-            <w:pPr>
-              <w:pStyle w:val="Normal"/>
-              <w:jc w:val="center"/>
-              <w:pBdr>
-                <w:bottom w:val="none" w:sz="0" w:space="0" w:color="000000"/>
-                <w:top w:val="none" w:sz="0" w:space="0" w:color="000000"/>
-                <w:left w:val="none" w:sz="0" w:space="0" w:color="000000"/>
-                <w:right w:val="none" w:sz="0" w:space="0" w:color="000000"/>
-              </w:pBdr>
-              <w:spacing w:after="100" w:before="100" w:line="240"/>
-              <w:ind w:left="100" w:right="100" w:firstLine="0" w:firstLineChars="0"/>
-              <w:rPr>
-                <w:rFonts w:ascii="DejaVu Sans" w:hAnsi="DejaVu Sans" w:eastAsia="DejaVu Sans" w:cs="DejaVu Sans"/>
-                <w:i w:val="false"/>
-                <w:b w:val="false"/>
-                <w:u w:val="none"/>
-                <w:strike w:val="false"/>
-                <w:sz w:val="22"/>
-                <w:szCs w:val="22"/>
-                <w:color w:val="000000"/>
-              </w:rPr>
-            </w:pPr>
-            <w:r>
-              <w:rPr>
-                <w:rFonts w:ascii="DejaVu Sans" w:hAnsi="DejaVu Sans" w:eastAsia="DejaVu Sans" w:cs="DejaVu Sans"/>
-                <w:i w:val="false"/>
-                <w:b w:val="false"/>
-                <w:u w:val="none"/>
-                <w:strike w:val="false"/>
-                <w:sz w:val="22"/>
-                <w:szCs w:val="22"/>
-                <w:color w:val="000000"/>
-              </w:rPr>
-              <w:t xml:space="preserve">10&lt;U+00A0&gt;152 (36,9&lt;U+00A0&gt;%)</w:t>
-            </w:r>
-          </w:p>
-        </w:tc>
-        <w:tc>
-          <w:tcPr>
-            <w:tcBorders>
-              <w:bottom w:val="none" w:sz="0" w:space="0" w:color="000000"/>
-              <w:top w:val="none" w:sz="0" w:space="0" w:color="000000"/>
-              <w:left w:val="none" w:sz="0" w:space="0" w:color="000000"/>
-              <w:right w:val="none" w:sz="0" w:space="0" w:color="000000"/>
-            </w:tcBorders>
-            <w:shd w:val="clear" w:color="auto" w:fill="FFFFFF"/>
-            <w:tcMar>
-              <w:top w:w="0" w:type="dxa"/>
-              <w:bottom w:w="0" w:type="dxa"/>
-              <w:left w:w="0" w:type="dxa"/>
-              <w:right w:w="0" w:type="dxa"/>
-            </w:tcMar>
-            <w:vAlign w:val="top"/>
-          </w:tcPr>
-          <w:p>
-            <w:pPr>
-              <w:pStyle w:val="Normal"/>
-              <w:jc w:val="center"/>
-              <w:pBdr>
-                <w:bottom w:val="none" w:sz="0" w:space="0" w:color="000000"/>
-                <w:top w:val="none" w:sz="0" w:space="0" w:color="000000"/>
-                <w:left w:val="none" w:sz="0" w:space="0" w:color="000000"/>
-                <w:right w:val="none" w:sz="0" w:space="0" w:color="000000"/>
-              </w:pBdr>
-              <w:spacing w:after="100" w:before="100" w:line="240"/>
-              <w:ind w:left="100" w:right="100" w:firstLine="0" w:firstLineChars="0"/>
-              <w:rPr>
-                <w:rFonts w:ascii="DejaVu Sans" w:hAnsi="DejaVu Sans" w:eastAsia="DejaVu Sans" w:cs="DejaVu Sans"/>
-                <w:i w:val="false"/>
-                <w:b w:val="false"/>
-                <w:u w:val="none"/>
-                <w:strike w:val="false"/>
-                <w:sz w:val="22"/>
-                <w:szCs w:val="22"/>
-                <w:color w:val="000000"/>
-              </w:rPr>
-            </w:pPr>
-            <w:r>
-              <w:rPr>
-                <w:rFonts w:ascii="DejaVu Sans" w:hAnsi="DejaVu Sans" w:eastAsia="DejaVu Sans" w:cs="DejaVu Sans"/>
-                <w:i w:val="false"/>
-                <w:b w:val="false"/>
-                <w:u w:val="none"/>
-                <w:strike w:val="false"/>
-                <w:sz w:val="22"/>
-                <w:szCs w:val="22"/>
-                <w:color w:val="000000"/>
-              </w:rPr>
-              <w:t xml:space="preserve">1&lt;U+00A0&gt;162 (34,9&lt;U+00A0&gt;%)</w:t>
+              <w:t xml:space="preserve">11 314 (36,7 %)</w:t>
+            </w:r>
+          </w:p>
+        </w:tc>
+        <w:tc>
+          <w:tcPr>
+            <w:tcBorders>
+              <w:bottom w:val="none" w:sz="0" w:space="0" w:color="000000"/>
+              <w:top w:val="none" w:sz="0" w:space="0" w:color="000000"/>
+              <w:left w:val="none" w:sz="0" w:space="0" w:color="000000"/>
+              <w:right w:val="none" w:sz="0" w:space="0" w:color="000000"/>
+            </w:tcBorders>
+            <w:shd w:val="clear" w:color="auto" w:fill="FFFFFF"/>
+            <w:tcMar>
+              <w:top w:w="0" w:type="dxa"/>
+              <w:bottom w:w="0" w:type="dxa"/>
+              <w:left w:w="0" w:type="dxa"/>
+              <w:right w:w="0" w:type="dxa"/>
+            </w:tcMar>
+            <w:vAlign w:val="top"/>
+          </w:tcPr>
+          <w:p>
+            <w:pPr>
+              <w:pStyle w:val="Normal"/>
+              <w:jc w:val="center"/>
+              <w:pBdr>
+                <w:bottom w:val="none" w:sz="0" w:space="0" w:color="000000"/>
+                <w:top w:val="none" w:sz="0" w:space="0" w:color="000000"/>
+                <w:left w:val="none" w:sz="0" w:space="0" w:color="000000"/>
+                <w:right w:val="none" w:sz="0" w:space="0" w:color="000000"/>
+              </w:pBdr>
+              <w:spacing w:after="100" w:before="100" w:line="240"/>
+              <w:ind w:left="100" w:right="100" w:firstLine="0" w:firstLineChars="0"/>
+              <w:rPr>
+                <w:rFonts w:ascii="DejaVu Sans" w:hAnsi="DejaVu Sans" w:eastAsia="DejaVu Sans" w:cs="DejaVu Sans"/>
+                <w:i w:val="false"/>
+                <w:b w:val="false"/>
+                <w:u w:val="none"/>
+                <w:strike w:val="false"/>
+                <w:sz w:val="22"/>
+                <w:szCs w:val="22"/>
+                <w:color w:val="000000"/>
+              </w:rPr>
+            </w:pPr>
+            <w:r>
+              <w:rPr>
+                <w:rFonts w:ascii="DejaVu Sans" w:hAnsi="DejaVu Sans" w:eastAsia="DejaVu Sans" w:cs="DejaVu Sans"/>
+                <w:i w:val="false"/>
+                <w:b w:val="false"/>
+                <w:u w:val="none"/>
+                <w:strike w:val="false"/>
+                <w:sz w:val="22"/>
+                <w:szCs w:val="22"/>
+                <w:color w:val="000000"/>
+              </w:rPr>
+              <w:t xml:space="preserve">10 152 (36,9 %)</w:t>
+            </w:r>
+          </w:p>
+        </w:tc>
+        <w:tc>
+          <w:tcPr>
+            <w:tcBorders>
+              <w:bottom w:val="none" w:sz="0" w:space="0" w:color="000000"/>
+              <w:top w:val="none" w:sz="0" w:space="0" w:color="000000"/>
+              <w:left w:val="none" w:sz="0" w:space="0" w:color="000000"/>
+              <w:right w:val="none" w:sz="0" w:space="0" w:color="000000"/>
+            </w:tcBorders>
+            <w:shd w:val="clear" w:color="auto" w:fill="FFFFFF"/>
+            <w:tcMar>
+              <w:top w:w="0" w:type="dxa"/>
+              <w:bottom w:w="0" w:type="dxa"/>
+              <w:left w:w="0" w:type="dxa"/>
+              <w:right w:w="0" w:type="dxa"/>
+            </w:tcMar>
+            <w:vAlign w:val="top"/>
+          </w:tcPr>
+          <w:p>
+            <w:pPr>
+              <w:pStyle w:val="Normal"/>
+              <w:jc w:val="center"/>
+              <w:pBdr>
+                <w:bottom w:val="none" w:sz="0" w:space="0" w:color="000000"/>
+                <w:top w:val="none" w:sz="0" w:space="0" w:color="000000"/>
+                <w:left w:val="none" w:sz="0" w:space="0" w:color="000000"/>
+                <w:right w:val="none" w:sz="0" w:space="0" w:color="000000"/>
+              </w:pBdr>
+              <w:spacing w:after="100" w:before="100" w:line="240"/>
+              <w:ind w:left="100" w:right="100" w:firstLine="0" w:firstLineChars="0"/>
+              <w:rPr>
+                <w:rFonts w:ascii="DejaVu Sans" w:hAnsi="DejaVu Sans" w:eastAsia="DejaVu Sans" w:cs="DejaVu Sans"/>
+                <w:i w:val="false"/>
+                <w:b w:val="false"/>
+                <w:u w:val="none"/>
+                <w:strike w:val="false"/>
+                <w:sz w:val="22"/>
+                <w:szCs w:val="22"/>
+                <w:color w:val="000000"/>
+              </w:rPr>
+            </w:pPr>
+            <w:r>
+              <w:rPr>
+                <w:rFonts w:ascii="DejaVu Sans" w:hAnsi="DejaVu Sans" w:eastAsia="DejaVu Sans" w:cs="DejaVu Sans"/>
+                <w:i w:val="false"/>
+                <w:b w:val="false"/>
+                <w:u w:val="none"/>
+                <w:strike w:val="false"/>
+                <w:sz w:val="22"/>
+                <w:szCs w:val="22"/>
+                <w:color w:val="000000"/>
+              </w:rPr>
+              <w:t xml:space="preserve">1 162 (34,9 %)</w:t>
             </w:r>
           </w:p>
         </w:tc>
@@ -3892,7 +3892,7 @@
                 <w:szCs w:val="22"/>
                 <w:color w:val="000000"/>
               </w:rPr>
-              <w:t xml:space="preserve">Regi&lt;U+00F3&gt;n natural</w:t>
+              <w:t xml:space="preserve">Región natural</w:t>
             </w:r>
           </w:p>
         </w:tc>
@@ -4227,117 +4227,117 @@
                 <w:szCs w:val="22"/>
                 <w:color w:val="000000"/>
               </w:rPr>
-              <w:t xml:space="preserve">3&lt;U+00A0&gt;371 (10,9&lt;U+00A0&gt;%)</w:t>
-            </w:r>
-          </w:p>
-        </w:tc>
-        <w:tc>
-          <w:tcPr>
-            <w:tcBorders>
-              <w:bottom w:val="none" w:sz="0" w:space="0" w:color="000000"/>
-              <w:top w:val="none" w:sz="0" w:space="0" w:color="000000"/>
-              <w:left w:val="none" w:sz="0" w:space="0" w:color="000000"/>
-              <w:right w:val="none" w:sz="0" w:space="0" w:color="000000"/>
-            </w:tcBorders>
-            <w:shd w:val="clear" w:color="auto" w:fill="FFFFFF"/>
-            <w:tcMar>
-              <w:top w:w="0" w:type="dxa"/>
-              <w:bottom w:w="0" w:type="dxa"/>
-              <w:left w:w="0" w:type="dxa"/>
-              <w:right w:w="0" w:type="dxa"/>
-            </w:tcMar>
-            <w:vAlign w:val="top"/>
-          </w:tcPr>
-          <w:p>
-            <w:pPr>
-              <w:pStyle w:val="Normal"/>
-              <w:jc w:val="center"/>
-              <w:pBdr>
-                <w:bottom w:val="none" w:sz="0" w:space="0" w:color="000000"/>
-                <w:top w:val="none" w:sz="0" w:space="0" w:color="000000"/>
-                <w:left w:val="none" w:sz="0" w:space="0" w:color="000000"/>
-                <w:right w:val="none" w:sz="0" w:space="0" w:color="000000"/>
-              </w:pBdr>
-              <w:spacing w:after="100" w:before="100" w:line="240"/>
-              <w:ind w:left="100" w:right="100" w:firstLine="0" w:firstLineChars="0"/>
-              <w:rPr>
-                <w:rFonts w:ascii="DejaVu Sans" w:hAnsi="DejaVu Sans" w:eastAsia="DejaVu Sans" w:cs="DejaVu Sans"/>
-                <w:i w:val="false"/>
-                <w:b w:val="false"/>
-                <w:u w:val="none"/>
-                <w:strike w:val="false"/>
-                <w:sz w:val="22"/>
-                <w:szCs w:val="22"/>
-                <w:color w:val="000000"/>
-              </w:rPr>
-            </w:pPr>
-            <w:r>
-              <w:rPr>
-                <w:rFonts w:ascii="DejaVu Sans" w:hAnsi="DejaVu Sans" w:eastAsia="DejaVu Sans" w:cs="DejaVu Sans"/>
-                <w:i w:val="false"/>
-                <w:b w:val="false"/>
-                <w:u w:val="none"/>
-                <w:strike w:val="false"/>
-                <w:sz w:val="22"/>
-                <w:szCs w:val="22"/>
-                <w:color w:val="000000"/>
-              </w:rPr>
-              <w:t xml:space="preserve">2&lt;U+00A0&gt;882 (10,5&lt;U+00A0&gt;%)</w:t>
-            </w:r>
-          </w:p>
-        </w:tc>
-        <w:tc>
-          <w:tcPr>
-            <w:tcBorders>
-              <w:bottom w:val="none" w:sz="0" w:space="0" w:color="000000"/>
-              <w:top w:val="none" w:sz="0" w:space="0" w:color="000000"/>
-              <w:left w:val="none" w:sz="0" w:space="0" w:color="000000"/>
-              <w:right w:val="none" w:sz="0" w:space="0" w:color="000000"/>
-            </w:tcBorders>
-            <w:shd w:val="clear" w:color="auto" w:fill="FFFFFF"/>
-            <w:tcMar>
-              <w:top w:w="0" w:type="dxa"/>
-              <w:bottom w:w="0" w:type="dxa"/>
-              <w:left w:w="0" w:type="dxa"/>
-              <w:right w:w="0" w:type="dxa"/>
-            </w:tcMar>
-            <w:vAlign w:val="top"/>
-          </w:tcPr>
-          <w:p>
-            <w:pPr>
-              <w:pStyle w:val="Normal"/>
-              <w:jc w:val="center"/>
-              <w:pBdr>
-                <w:bottom w:val="none" w:sz="0" w:space="0" w:color="000000"/>
-                <w:top w:val="none" w:sz="0" w:space="0" w:color="000000"/>
-                <w:left w:val="none" w:sz="0" w:space="0" w:color="000000"/>
-                <w:right w:val="none" w:sz="0" w:space="0" w:color="000000"/>
-              </w:pBdr>
-              <w:spacing w:after="100" w:before="100" w:line="240"/>
-              <w:ind w:left="100" w:right="100" w:firstLine="0" w:firstLineChars="0"/>
-              <w:rPr>
-                <w:rFonts w:ascii="DejaVu Sans" w:hAnsi="DejaVu Sans" w:eastAsia="DejaVu Sans" w:cs="DejaVu Sans"/>
-                <w:i w:val="false"/>
-                <w:b w:val="false"/>
-                <w:u w:val="none"/>
-                <w:strike w:val="false"/>
-                <w:sz w:val="22"/>
-                <w:szCs w:val="22"/>
-                <w:color w:val="000000"/>
-              </w:rPr>
-            </w:pPr>
-            <w:r>
-              <w:rPr>
-                <w:rFonts w:ascii="DejaVu Sans" w:hAnsi="DejaVu Sans" w:eastAsia="DejaVu Sans" w:cs="DejaVu Sans"/>
-                <w:i w:val="false"/>
-                <w:b w:val="false"/>
-                <w:u w:val="none"/>
-                <w:strike w:val="false"/>
-                <w:sz w:val="22"/>
-                <w:szCs w:val="22"/>
-                <w:color w:val="000000"/>
-              </w:rPr>
-              <w:t xml:space="preserve">489 (14,7&lt;U+00A0&gt;%)</w:t>
+              <w:t xml:space="preserve">3 371 (10,9 %)</w:t>
+            </w:r>
+          </w:p>
+        </w:tc>
+        <w:tc>
+          <w:tcPr>
+            <w:tcBorders>
+              <w:bottom w:val="none" w:sz="0" w:space="0" w:color="000000"/>
+              <w:top w:val="none" w:sz="0" w:space="0" w:color="000000"/>
+              <w:left w:val="none" w:sz="0" w:space="0" w:color="000000"/>
+              <w:right w:val="none" w:sz="0" w:space="0" w:color="000000"/>
+            </w:tcBorders>
+            <w:shd w:val="clear" w:color="auto" w:fill="FFFFFF"/>
+            <w:tcMar>
+              <w:top w:w="0" w:type="dxa"/>
+              <w:bottom w:w="0" w:type="dxa"/>
+              <w:left w:w="0" w:type="dxa"/>
+              <w:right w:w="0" w:type="dxa"/>
+            </w:tcMar>
+            <w:vAlign w:val="top"/>
+          </w:tcPr>
+          <w:p>
+            <w:pPr>
+              <w:pStyle w:val="Normal"/>
+              <w:jc w:val="center"/>
+              <w:pBdr>
+                <w:bottom w:val="none" w:sz="0" w:space="0" w:color="000000"/>
+                <w:top w:val="none" w:sz="0" w:space="0" w:color="000000"/>
+                <w:left w:val="none" w:sz="0" w:space="0" w:color="000000"/>
+                <w:right w:val="none" w:sz="0" w:space="0" w:color="000000"/>
+              </w:pBdr>
+              <w:spacing w:after="100" w:before="100" w:line="240"/>
+              <w:ind w:left="100" w:right="100" w:firstLine="0" w:firstLineChars="0"/>
+              <w:rPr>
+                <w:rFonts w:ascii="DejaVu Sans" w:hAnsi="DejaVu Sans" w:eastAsia="DejaVu Sans" w:cs="DejaVu Sans"/>
+                <w:i w:val="false"/>
+                <w:b w:val="false"/>
+                <w:u w:val="none"/>
+                <w:strike w:val="false"/>
+                <w:sz w:val="22"/>
+                <w:szCs w:val="22"/>
+                <w:color w:val="000000"/>
+              </w:rPr>
+            </w:pPr>
+            <w:r>
+              <w:rPr>
+                <w:rFonts w:ascii="DejaVu Sans" w:hAnsi="DejaVu Sans" w:eastAsia="DejaVu Sans" w:cs="DejaVu Sans"/>
+                <w:i w:val="false"/>
+                <w:b w:val="false"/>
+                <w:u w:val="none"/>
+                <w:strike w:val="false"/>
+                <w:sz w:val="22"/>
+                <w:szCs w:val="22"/>
+                <w:color w:val="000000"/>
+              </w:rPr>
+              <w:t xml:space="preserve">2 882 (10,5 %)</w:t>
+            </w:r>
+          </w:p>
+        </w:tc>
+        <w:tc>
+          <w:tcPr>
+            <w:tcBorders>
+              <w:bottom w:val="none" w:sz="0" w:space="0" w:color="000000"/>
+              <w:top w:val="none" w:sz="0" w:space="0" w:color="000000"/>
+              <w:left w:val="none" w:sz="0" w:space="0" w:color="000000"/>
+              <w:right w:val="none" w:sz="0" w:space="0" w:color="000000"/>
+            </w:tcBorders>
+            <w:shd w:val="clear" w:color="auto" w:fill="FFFFFF"/>
+            <w:tcMar>
+              <w:top w:w="0" w:type="dxa"/>
+              <w:bottom w:w="0" w:type="dxa"/>
+              <w:left w:w="0" w:type="dxa"/>
+              <w:right w:w="0" w:type="dxa"/>
+            </w:tcMar>
+            <w:vAlign w:val="top"/>
+          </w:tcPr>
+          <w:p>
+            <w:pPr>
+              <w:pStyle w:val="Normal"/>
+              <w:jc w:val="center"/>
+              <w:pBdr>
+                <w:bottom w:val="none" w:sz="0" w:space="0" w:color="000000"/>
+                <w:top w:val="none" w:sz="0" w:space="0" w:color="000000"/>
+                <w:left w:val="none" w:sz="0" w:space="0" w:color="000000"/>
+                <w:right w:val="none" w:sz="0" w:space="0" w:color="000000"/>
+              </w:pBdr>
+              <w:spacing w:after="100" w:before="100" w:line="240"/>
+              <w:ind w:left="100" w:right="100" w:firstLine="0" w:firstLineChars="0"/>
+              <w:rPr>
+                <w:rFonts w:ascii="DejaVu Sans" w:hAnsi="DejaVu Sans" w:eastAsia="DejaVu Sans" w:cs="DejaVu Sans"/>
+                <w:i w:val="false"/>
+                <w:b w:val="false"/>
+                <w:u w:val="none"/>
+                <w:strike w:val="false"/>
+                <w:sz w:val="22"/>
+                <w:szCs w:val="22"/>
+                <w:color w:val="000000"/>
+              </w:rPr>
+            </w:pPr>
+            <w:r>
+              <w:rPr>
+                <w:rFonts w:ascii="DejaVu Sans" w:hAnsi="DejaVu Sans" w:eastAsia="DejaVu Sans" w:cs="DejaVu Sans"/>
+                <w:i w:val="false"/>
+                <w:b w:val="false"/>
+                <w:u w:val="none"/>
+                <w:strike w:val="false"/>
+                <w:sz w:val="22"/>
+                <w:szCs w:val="22"/>
+                <w:color w:val="000000"/>
+              </w:rPr>
+              <w:t xml:space="preserve">489 (14,7 %)</w:t>
             </w:r>
           </w:p>
         </w:tc>
@@ -4507,117 +4507,117 @@
                 <w:szCs w:val="22"/>
                 <w:color w:val="000000"/>
               </w:rPr>
-              <w:t xml:space="preserve">8&lt;U+00A0&gt;628 (28,0&lt;U+00A0&gt;%)</w:t>
-            </w:r>
-          </w:p>
-        </w:tc>
-        <w:tc>
-          <w:tcPr>
-            <w:tcBorders>
-              <w:bottom w:val="none" w:sz="0" w:space="0" w:color="000000"/>
-              <w:top w:val="none" w:sz="0" w:space="0" w:color="000000"/>
-              <w:left w:val="none" w:sz="0" w:space="0" w:color="000000"/>
-              <w:right w:val="none" w:sz="0" w:space="0" w:color="000000"/>
-            </w:tcBorders>
-            <w:shd w:val="clear" w:color="auto" w:fill="FFFFFF"/>
-            <w:tcMar>
-              <w:top w:w="0" w:type="dxa"/>
-              <w:bottom w:w="0" w:type="dxa"/>
-              <w:left w:w="0" w:type="dxa"/>
-              <w:right w:w="0" w:type="dxa"/>
-            </w:tcMar>
-            <w:vAlign w:val="top"/>
-          </w:tcPr>
-          <w:p>
-            <w:pPr>
-              <w:pStyle w:val="Normal"/>
-              <w:jc w:val="center"/>
-              <w:pBdr>
-                <w:bottom w:val="none" w:sz="0" w:space="0" w:color="000000"/>
-                <w:top w:val="none" w:sz="0" w:space="0" w:color="000000"/>
-                <w:left w:val="none" w:sz="0" w:space="0" w:color="000000"/>
-                <w:right w:val="none" w:sz="0" w:space="0" w:color="000000"/>
-              </w:pBdr>
-              <w:spacing w:after="100" w:before="100" w:line="240"/>
-              <w:ind w:left="100" w:right="100" w:firstLine="0" w:firstLineChars="0"/>
-              <w:rPr>
-                <w:rFonts w:ascii="DejaVu Sans" w:hAnsi="DejaVu Sans" w:eastAsia="DejaVu Sans" w:cs="DejaVu Sans"/>
-                <w:i w:val="false"/>
-                <w:b w:val="false"/>
-                <w:u w:val="none"/>
-                <w:strike w:val="false"/>
-                <w:sz w:val="22"/>
-                <w:szCs w:val="22"/>
-                <w:color w:val="000000"/>
-              </w:rPr>
-            </w:pPr>
-            <w:r>
-              <w:rPr>
-                <w:rFonts w:ascii="DejaVu Sans" w:hAnsi="DejaVu Sans" w:eastAsia="DejaVu Sans" w:cs="DejaVu Sans"/>
-                <w:i w:val="false"/>
-                <w:b w:val="false"/>
-                <w:u w:val="none"/>
-                <w:strike w:val="false"/>
-                <w:sz w:val="22"/>
-                <w:szCs w:val="22"/>
-                <w:color w:val="000000"/>
-              </w:rPr>
-              <w:t xml:space="preserve">7&lt;U+00A0&gt;581 (27,6&lt;U+00A0&gt;%)</w:t>
-            </w:r>
-          </w:p>
-        </w:tc>
-        <w:tc>
-          <w:tcPr>
-            <w:tcBorders>
-              <w:bottom w:val="none" w:sz="0" w:space="0" w:color="000000"/>
-              <w:top w:val="none" w:sz="0" w:space="0" w:color="000000"/>
-              <w:left w:val="none" w:sz="0" w:space="0" w:color="000000"/>
-              <w:right w:val="none" w:sz="0" w:space="0" w:color="000000"/>
-            </w:tcBorders>
-            <w:shd w:val="clear" w:color="auto" w:fill="FFFFFF"/>
-            <w:tcMar>
-              <w:top w:w="0" w:type="dxa"/>
-              <w:bottom w:w="0" w:type="dxa"/>
-              <w:left w:w="0" w:type="dxa"/>
-              <w:right w:w="0" w:type="dxa"/>
-            </w:tcMar>
-            <w:vAlign w:val="top"/>
-          </w:tcPr>
-          <w:p>
-            <w:pPr>
-              <w:pStyle w:val="Normal"/>
-              <w:jc w:val="center"/>
-              <w:pBdr>
-                <w:bottom w:val="none" w:sz="0" w:space="0" w:color="000000"/>
-                <w:top w:val="none" w:sz="0" w:space="0" w:color="000000"/>
-                <w:left w:val="none" w:sz="0" w:space="0" w:color="000000"/>
-                <w:right w:val="none" w:sz="0" w:space="0" w:color="000000"/>
-              </w:pBdr>
-              <w:spacing w:after="100" w:before="100" w:line="240"/>
-              <w:ind w:left="100" w:right="100" w:firstLine="0" w:firstLineChars="0"/>
-              <w:rPr>
-                <w:rFonts w:ascii="DejaVu Sans" w:hAnsi="DejaVu Sans" w:eastAsia="DejaVu Sans" w:cs="DejaVu Sans"/>
-                <w:i w:val="false"/>
-                <w:b w:val="false"/>
-                <w:u w:val="none"/>
-                <w:strike w:val="false"/>
-                <w:sz w:val="22"/>
-                <w:szCs w:val="22"/>
-                <w:color w:val="000000"/>
-              </w:rPr>
-            </w:pPr>
-            <w:r>
-              <w:rPr>
-                <w:rFonts w:ascii="DejaVu Sans" w:hAnsi="DejaVu Sans" w:eastAsia="DejaVu Sans" w:cs="DejaVu Sans"/>
-                <w:i w:val="false"/>
-                <w:b w:val="false"/>
-                <w:u w:val="none"/>
-                <w:strike w:val="false"/>
-                <w:sz w:val="22"/>
-                <w:szCs w:val="22"/>
-                <w:color w:val="000000"/>
-              </w:rPr>
-              <w:t xml:space="preserve">1&lt;U+00A0&gt;047 (31,4&lt;U+00A0&gt;%)</w:t>
+              <w:t xml:space="preserve">8 628 (28,0 %)</w:t>
+            </w:r>
+          </w:p>
+        </w:tc>
+        <w:tc>
+          <w:tcPr>
+            <w:tcBorders>
+              <w:bottom w:val="none" w:sz="0" w:space="0" w:color="000000"/>
+              <w:top w:val="none" w:sz="0" w:space="0" w:color="000000"/>
+              <w:left w:val="none" w:sz="0" w:space="0" w:color="000000"/>
+              <w:right w:val="none" w:sz="0" w:space="0" w:color="000000"/>
+            </w:tcBorders>
+            <w:shd w:val="clear" w:color="auto" w:fill="FFFFFF"/>
+            <w:tcMar>
+              <w:top w:w="0" w:type="dxa"/>
+              <w:bottom w:w="0" w:type="dxa"/>
+              <w:left w:w="0" w:type="dxa"/>
+              <w:right w:w="0" w:type="dxa"/>
+            </w:tcMar>
+            <w:vAlign w:val="top"/>
+          </w:tcPr>
+          <w:p>
+            <w:pPr>
+              <w:pStyle w:val="Normal"/>
+              <w:jc w:val="center"/>
+              <w:pBdr>
+                <w:bottom w:val="none" w:sz="0" w:space="0" w:color="000000"/>
+                <w:top w:val="none" w:sz="0" w:space="0" w:color="000000"/>
+                <w:left w:val="none" w:sz="0" w:space="0" w:color="000000"/>
+                <w:right w:val="none" w:sz="0" w:space="0" w:color="000000"/>
+              </w:pBdr>
+              <w:spacing w:after="100" w:before="100" w:line="240"/>
+              <w:ind w:left="100" w:right="100" w:firstLine="0" w:firstLineChars="0"/>
+              <w:rPr>
+                <w:rFonts w:ascii="DejaVu Sans" w:hAnsi="DejaVu Sans" w:eastAsia="DejaVu Sans" w:cs="DejaVu Sans"/>
+                <w:i w:val="false"/>
+                <w:b w:val="false"/>
+                <w:u w:val="none"/>
+                <w:strike w:val="false"/>
+                <w:sz w:val="22"/>
+                <w:szCs w:val="22"/>
+                <w:color w:val="000000"/>
+              </w:rPr>
+            </w:pPr>
+            <w:r>
+              <w:rPr>
+                <w:rFonts w:ascii="DejaVu Sans" w:hAnsi="DejaVu Sans" w:eastAsia="DejaVu Sans" w:cs="DejaVu Sans"/>
+                <w:i w:val="false"/>
+                <w:b w:val="false"/>
+                <w:u w:val="none"/>
+                <w:strike w:val="false"/>
+                <w:sz w:val="22"/>
+                <w:szCs w:val="22"/>
+                <w:color w:val="000000"/>
+              </w:rPr>
+              <w:t xml:space="preserve">7 581 (27,6 %)</w:t>
+            </w:r>
+          </w:p>
+        </w:tc>
+        <w:tc>
+          <w:tcPr>
+            <w:tcBorders>
+              <w:bottom w:val="none" w:sz="0" w:space="0" w:color="000000"/>
+              <w:top w:val="none" w:sz="0" w:space="0" w:color="000000"/>
+              <w:left w:val="none" w:sz="0" w:space="0" w:color="000000"/>
+              <w:right w:val="none" w:sz="0" w:space="0" w:color="000000"/>
+            </w:tcBorders>
+            <w:shd w:val="clear" w:color="auto" w:fill="FFFFFF"/>
+            <w:tcMar>
+              <w:top w:w="0" w:type="dxa"/>
+              <w:bottom w:w="0" w:type="dxa"/>
+              <w:left w:w="0" w:type="dxa"/>
+              <w:right w:w="0" w:type="dxa"/>
+            </w:tcMar>
+            <w:vAlign w:val="top"/>
+          </w:tcPr>
+          <w:p>
+            <w:pPr>
+              <w:pStyle w:val="Normal"/>
+              <w:jc w:val="center"/>
+              <w:pBdr>
+                <w:bottom w:val="none" w:sz="0" w:space="0" w:color="000000"/>
+                <w:top w:val="none" w:sz="0" w:space="0" w:color="000000"/>
+                <w:left w:val="none" w:sz="0" w:space="0" w:color="000000"/>
+                <w:right w:val="none" w:sz="0" w:space="0" w:color="000000"/>
+              </w:pBdr>
+              <w:spacing w:after="100" w:before="100" w:line="240"/>
+              <w:ind w:left="100" w:right="100" w:firstLine="0" w:firstLineChars="0"/>
+              <w:rPr>
+                <w:rFonts w:ascii="DejaVu Sans" w:hAnsi="DejaVu Sans" w:eastAsia="DejaVu Sans" w:cs="DejaVu Sans"/>
+                <w:i w:val="false"/>
+                <w:b w:val="false"/>
+                <w:u w:val="none"/>
+                <w:strike w:val="false"/>
+                <w:sz w:val="22"/>
+                <w:szCs w:val="22"/>
+                <w:color w:val="000000"/>
+              </w:rPr>
+            </w:pPr>
+            <w:r>
+              <w:rPr>
+                <w:rFonts w:ascii="DejaVu Sans" w:hAnsi="DejaVu Sans" w:eastAsia="DejaVu Sans" w:cs="DejaVu Sans"/>
+                <w:i w:val="false"/>
+                <w:b w:val="false"/>
+                <w:u w:val="none"/>
+                <w:strike w:val="false"/>
+                <w:sz w:val="22"/>
+                <w:szCs w:val="22"/>
+                <w:color w:val="000000"/>
+              </w:rPr>
+              <w:t xml:space="preserve">1 047 (31,4 %)</w:t>
             </w:r>
           </w:p>
         </w:tc>
@@ -4787,117 +4787,117 @@
                 <w:szCs w:val="22"/>
                 <w:color w:val="000000"/>
               </w:rPr>
-              <w:t xml:space="preserve">11&lt;U+00A0&gt;175 (36,3&lt;U+00A0&gt;%)</w:t>
-            </w:r>
-          </w:p>
-        </w:tc>
-        <w:tc>
-          <w:tcPr>
-            <w:tcBorders>
-              <w:bottom w:val="none" w:sz="0" w:space="0" w:color="000000"/>
-              <w:top w:val="none" w:sz="0" w:space="0" w:color="000000"/>
-              <w:left w:val="none" w:sz="0" w:space="0" w:color="000000"/>
-              <w:right w:val="none" w:sz="0" w:space="0" w:color="000000"/>
-            </w:tcBorders>
-            <w:shd w:val="clear" w:color="auto" w:fill="FFFFFF"/>
-            <w:tcMar>
-              <w:top w:w="0" w:type="dxa"/>
-              <w:bottom w:w="0" w:type="dxa"/>
-              <w:left w:w="0" w:type="dxa"/>
-              <w:right w:w="0" w:type="dxa"/>
-            </w:tcMar>
-            <w:vAlign w:val="top"/>
-          </w:tcPr>
-          <w:p>
-            <w:pPr>
-              <w:pStyle w:val="Normal"/>
-              <w:jc w:val="center"/>
-              <w:pBdr>
-                <w:bottom w:val="none" w:sz="0" w:space="0" w:color="000000"/>
-                <w:top w:val="none" w:sz="0" w:space="0" w:color="000000"/>
-                <w:left w:val="none" w:sz="0" w:space="0" w:color="000000"/>
-                <w:right w:val="none" w:sz="0" w:space="0" w:color="000000"/>
-              </w:pBdr>
-              <w:spacing w:after="100" w:before="100" w:line="240"/>
-              <w:ind w:left="100" w:right="100" w:firstLine="0" w:firstLineChars="0"/>
-              <w:rPr>
-                <w:rFonts w:ascii="DejaVu Sans" w:hAnsi="DejaVu Sans" w:eastAsia="DejaVu Sans" w:cs="DejaVu Sans"/>
-                <w:i w:val="false"/>
-                <w:b w:val="false"/>
-                <w:u w:val="none"/>
-                <w:strike w:val="false"/>
-                <w:sz w:val="22"/>
-                <w:szCs w:val="22"/>
-                <w:color w:val="000000"/>
-              </w:rPr>
-            </w:pPr>
-            <w:r>
-              <w:rPr>
-                <w:rFonts w:ascii="DejaVu Sans" w:hAnsi="DejaVu Sans" w:eastAsia="DejaVu Sans" w:cs="DejaVu Sans"/>
-                <w:i w:val="false"/>
-                <w:b w:val="false"/>
-                <w:u w:val="none"/>
-                <w:strike w:val="false"/>
-                <w:sz w:val="22"/>
-                <w:szCs w:val="22"/>
-                <w:color w:val="000000"/>
-              </w:rPr>
-              <w:t xml:space="preserve">10&lt;U+00A0&gt;017 (36,4&lt;U+00A0&gt;%)</w:t>
-            </w:r>
-          </w:p>
-        </w:tc>
-        <w:tc>
-          <w:tcPr>
-            <w:tcBorders>
-              <w:bottom w:val="none" w:sz="0" w:space="0" w:color="000000"/>
-              <w:top w:val="none" w:sz="0" w:space="0" w:color="000000"/>
-              <w:left w:val="none" w:sz="0" w:space="0" w:color="000000"/>
-              <w:right w:val="none" w:sz="0" w:space="0" w:color="000000"/>
-            </w:tcBorders>
-            <w:shd w:val="clear" w:color="auto" w:fill="FFFFFF"/>
-            <w:tcMar>
-              <w:top w:w="0" w:type="dxa"/>
-              <w:bottom w:w="0" w:type="dxa"/>
-              <w:left w:w="0" w:type="dxa"/>
-              <w:right w:w="0" w:type="dxa"/>
-            </w:tcMar>
-            <w:vAlign w:val="top"/>
-          </w:tcPr>
-          <w:p>
-            <w:pPr>
-              <w:pStyle w:val="Normal"/>
-              <w:jc w:val="center"/>
-              <w:pBdr>
-                <w:bottom w:val="none" w:sz="0" w:space="0" w:color="000000"/>
-                <w:top w:val="none" w:sz="0" w:space="0" w:color="000000"/>
-                <w:left w:val="none" w:sz="0" w:space="0" w:color="000000"/>
-                <w:right w:val="none" w:sz="0" w:space="0" w:color="000000"/>
-              </w:pBdr>
-              <w:spacing w:after="100" w:before="100" w:line="240"/>
-              <w:ind w:left="100" w:right="100" w:firstLine="0" w:firstLineChars="0"/>
-              <w:rPr>
-                <w:rFonts w:ascii="DejaVu Sans" w:hAnsi="DejaVu Sans" w:eastAsia="DejaVu Sans" w:cs="DejaVu Sans"/>
-                <w:i w:val="false"/>
-                <w:b w:val="false"/>
-                <w:u w:val="none"/>
-                <w:strike w:val="false"/>
-                <w:sz w:val="22"/>
-                <w:szCs w:val="22"/>
-                <w:color w:val="000000"/>
-              </w:rPr>
-            </w:pPr>
-            <w:r>
-              <w:rPr>
-                <w:rFonts w:ascii="DejaVu Sans" w:hAnsi="DejaVu Sans" w:eastAsia="DejaVu Sans" w:cs="DejaVu Sans"/>
-                <w:i w:val="false"/>
-                <w:b w:val="false"/>
-                <w:u w:val="none"/>
-                <w:strike w:val="false"/>
-                <w:sz w:val="22"/>
-                <w:szCs w:val="22"/>
-                <w:color w:val="000000"/>
-              </w:rPr>
-              <w:t xml:space="preserve">1&lt;U+00A0&gt;158 (34,7&lt;U+00A0&gt;%)</w:t>
+              <w:t xml:space="preserve">11 175 (36,3 %)</w:t>
+            </w:r>
+          </w:p>
+        </w:tc>
+        <w:tc>
+          <w:tcPr>
+            <w:tcBorders>
+              <w:bottom w:val="none" w:sz="0" w:space="0" w:color="000000"/>
+              <w:top w:val="none" w:sz="0" w:space="0" w:color="000000"/>
+              <w:left w:val="none" w:sz="0" w:space="0" w:color="000000"/>
+              <w:right w:val="none" w:sz="0" w:space="0" w:color="000000"/>
+            </w:tcBorders>
+            <w:shd w:val="clear" w:color="auto" w:fill="FFFFFF"/>
+            <w:tcMar>
+              <w:top w:w="0" w:type="dxa"/>
+              <w:bottom w:w="0" w:type="dxa"/>
+              <w:left w:w="0" w:type="dxa"/>
+              <w:right w:w="0" w:type="dxa"/>
+            </w:tcMar>
+            <w:vAlign w:val="top"/>
+          </w:tcPr>
+          <w:p>
+            <w:pPr>
+              <w:pStyle w:val="Normal"/>
+              <w:jc w:val="center"/>
+              <w:pBdr>
+                <w:bottom w:val="none" w:sz="0" w:space="0" w:color="000000"/>
+                <w:top w:val="none" w:sz="0" w:space="0" w:color="000000"/>
+                <w:left w:val="none" w:sz="0" w:space="0" w:color="000000"/>
+                <w:right w:val="none" w:sz="0" w:space="0" w:color="000000"/>
+              </w:pBdr>
+              <w:spacing w:after="100" w:before="100" w:line="240"/>
+              <w:ind w:left="100" w:right="100" w:firstLine="0" w:firstLineChars="0"/>
+              <w:rPr>
+                <w:rFonts w:ascii="DejaVu Sans" w:hAnsi="DejaVu Sans" w:eastAsia="DejaVu Sans" w:cs="DejaVu Sans"/>
+                <w:i w:val="false"/>
+                <w:b w:val="false"/>
+                <w:u w:val="none"/>
+                <w:strike w:val="false"/>
+                <w:sz w:val="22"/>
+                <w:szCs w:val="22"/>
+                <w:color w:val="000000"/>
+              </w:rPr>
+            </w:pPr>
+            <w:r>
+              <w:rPr>
+                <w:rFonts w:ascii="DejaVu Sans" w:hAnsi="DejaVu Sans" w:eastAsia="DejaVu Sans" w:cs="DejaVu Sans"/>
+                <w:i w:val="false"/>
+                <w:b w:val="false"/>
+                <w:u w:val="none"/>
+                <w:strike w:val="false"/>
+                <w:sz w:val="22"/>
+                <w:szCs w:val="22"/>
+                <w:color w:val="000000"/>
+              </w:rPr>
+              <w:t xml:space="preserve">10 017 (36,4 %)</w:t>
+            </w:r>
+          </w:p>
+        </w:tc>
+        <w:tc>
+          <w:tcPr>
+            <w:tcBorders>
+              <w:bottom w:val="none" w:sz="0" w:space="0" w:color="000000"/>
+              <w:top w:val="none" w:sz="0" w:space="0" w:color="000000"/>
+              <w:left w:val="none" w:sz="0" w:space="0" w:color="000000"/>
+              <w:right w:val="none" w:sz="0" w:space="0" w:color="000000"/>
+            </w:tcBorders>
+            <w:shd w:val="clear" w:color="auto" w:fill="FFFFFF"/>
+            <w:tcMar>
+              <w:top w:w="0" w:type="dxa"/>
+              <w:bottom w:w="0" w:type="dxa"/>
+              <w:left w:w="0" w:type="dxa"/>
+              <w:right w:w="0" w:type="dxa"/>
+            </w:tcMar>
+            <w:vAlign w:val="top"/>
+          </w:tcPr>
+          <w:p>
+            <w:pPr>
+              <w:pStyle w:val="Normal"/>
+              <w:jc w:val="center"/>
+              <w:pBdr>
+                <w:bottom w:val="none" w:sz="0" w:space="0" w:color="000000"/>
+                <w:top w:val="none" w:sz="0" w:space="0" w:color="000000"/>
+                <w:left w:val="none" w:sz="0" w:space="0" w:color="000000"/>
+                <w:right w:val="none" w:sz="0" w:space="0" w:color="000000"/>
+              </w:pBdr>
+              <w:spacing w:after="100" w:before="100" w:line="240"/>
+              <w:ind w:left="100" w:right="100" w:firstLine="0" w:firstLineChars="0"/>
+              <w:rPr>
+                <w:rFonts w:ascii="DejaVu Sans" w:hAnsi="DejaVu Sans" w:eastAsia="DejaVu Sans" w:cs="DejaVu Sans"/>
+                <w:i w:val="false"/>
+                <w:b w:val="false"/>
+                <w:u w:val="none"/>
+                <w:strike w:val="false"/>
+                <w:sz w:val="22"/>
+                <w:szCs w:val="22"/>
+                <w:color w:val="000000"/>
+              </w:rPr>
+            </w:pPr>
+            <w:r>
+              <w:rPr>
+                <w:rFonts w:ascii="DejaVu Sans" w:hAnsi="DejaVu Sans" w:eastAsia="DejaVu Sans" w:cs="DejaVu Sans"/>
+                <w:i w:val="false"/>
+                <w:b w:val="false"/>
+                <w:u w:val="none"/>
+                <w:strike w:val="false"/>
+                <w:sz w:val="22"/>
+                <w:szCs w:val="22"/>
+                <w:color w:val="000000"/>
+              </w:rPr>
+              <w:t xml:space="preserve">1 158 (34,7 %)</w:t>
             </w:r>
           </w:p>
         </w:tc>
@@ -5067,117 +5067,117 @@
                 <w:szCs w:val="22"/>
                 <w:color w:val="000000"/>
               </w:rPr>
-              <w:t xml:space="preserve">7&lt;U+00A0&gt;651 (24,8&lt;U+00A0&gt;%)</w:t>
-            </w:r>
-          </w:p>
-        </w:tc>
-        <w:tc>
-          <w:tcPr>
-            <w:tcBorders>
-              <w:bottom w:val="none" w:sz="0" w:space="0" w:color="000000"/>
-              <w:top w:val="none" w:sz="0" w:space="0" w:color="000000"/>
-              <w:left w:val="none" w:sz="0" w:space="0" w:color="000000"/>
-              <w:right w:val="none" w:sz="0" w:space="0" w:color="000000"/>
-            </w:tcBorders>
-            <w:shd w:val="clear" w:color="auto" w:fill="FFFFFF"/>
-            <w:tcMar>
-              <w:top w:w="0" w:type="dxa"/>
-              <w:bottom w:w="0" w:type="dxa"/>
-              <w:left w:w="0" w:type="dxa"/>
-              <w:right w:w="0" w:type="dxa"/>
-            </w:tcMar>
-            <w:vAlign w:val="top"/>
-          </w:tcPr>
-          <w:p>
-            <w:pPr>
-              <w:pStyle w:val="Normal"/>
-              <w:jc w:val="center"/>
-              <w:pBdr>
-                <w:bottom w:val="none" w:sz="0" w:space="0" w:color="000000"/>
-                <w:top w:val="none" w:sz="0" w:space="0" w:color="000000"/>
-                <w:left w:val="none" w:sz="0" w:space="0" w:color="000000"/>
-                <w:right w:val="none" w:sz="0" w:space="0" w:color="000000"/>
-              </w:pBdr>
-              <w:spacing w:after="100" w:before="100" w:line="240"/>
-              <w:ind w:left="100" w:right="100" w:firstLine="0" w:firstLineChars="0"/>
-              <w:rPr>
-                <w:rFonts w:ascii="DejaVu Sans" w:hAnsi="DejaVu Sans" w:eastAsia="DejaVu Sans" w:cs="DejaVu Sans"/>
-                <w:i w:val="false"/>
-                <w:b w:val="false"/>
-                <w:u w:val="none"/>
-                <w:strike w:val="false"/>
-                <w:sz w:val="22"/>
-                <w:szCs w:val="22"/>
-                <w:color w:val="000000"/>
-              </w:rPr>
-            </w:pPr>
-            <w:r>
-              <w:rPr>
-                <w:rFonts w:ascii="DejaVu Sans" w:hAnsi="DejaVu Sans" w:eastAsia="DejaVu Sans" w:cs="DejaVu Sans"/>
-                <w:i w:val="false"/>
-                <w:b w:val="false"/>
-                <w:u w:val="none"/>
-                <w:strike w:val="false"/>
-                <w:sz w:val="22"/>
-                <w:szCs w:val="22"/>
-                <w:color w:val="000000"/>
-              </w:rPr>
-              <w:t xml:space="preserve">7&lt;U+00A0&gt;011 (25,5&lt;U+00A0&gt;%)</w:t>
-            </w:r>
-          </w:p>
-        </w:tc>
-        <w:tc>
-          <w:tcPr>
-            <w:tcBorders>
-              <w:bottom w:val="none" w:sz="0" w:space="0" w:color="000000"/>
-              <w:top w:val="none" w:sz="0" w:space="0" w:color="000000"/>
-              <w:left w:val="none" w:sz="0" w:space="0" w:color="000000"/>
-              <w:right w:val="none" w:sz="0" w:space="0" w:color="000000"/>
-            </w:tcBorders>
-            <w:shd w:val="clear" w:color="auto" w:fill="FFFFFF"/>
-            <w:tcMar>
-              <w:top w:w="0" w:type="dxa"/>
-              <w:bottom w:w="0" w:type="dxa"/>
-              <w:left w:w="0" w:type="dxa"/>
-              <w:right w:w="0" w:type="dxa"/>
-            </w:tcMar>
-            <w:vAlign w:val="top"/>
-          </w:tcPr>
-          <w:p>
-            <w:pPr>
-              <w:pStyle w:val="Normal"/>
-              <w:jc w:val="center"/>
-              <w:pBdr>
-                <w:bottom w:val="none" w:sz="0" w:space="0" w:color="000000"/>
-                <w:top w:val="none" w:sz="0" w:space="0" w:color="000000"/>
-                <w:left w:val="none" w:sz="0" w:space="0" w:color="000000"/>
-                <w:right w:val="none" w:sz="0" w:space="0" w:color="000000"/>
-              </w:pBdr>
-              <w:spacing w:after="100" w:before="100" w:line="240"/>
-              <w:ind w:left="100" w:right="100" w:firstLine="0" w:firstLineChars="0"/>
-              <w:rPr>
-                <w:rFonts w:ascii="DejaVu Sans" w:hAnsi="DejaVu Sans" w:eastAsia="DejaVu Sans" w:cs="DejaVu Sans"/>
-                <w:i w:val="false"/>
-                <w:b w:val="false"/>
-                <w:u w:val="none"/>
-                <w:strike w:val="false"/>
-                <w:sz w:val="22"/>
-                <w:szCs w:val="22"/>
-                <w:color w:val="000000"/>
-              </w:rPr>
-            </w:pPr>
-            <w:r>
-              <w:rPr>
-                <w:rFonts w:ascii="DejaVu Sans" w:hAnsi="DejaVu Sans" w:eastAsia="DejaVu Sans" w:cs="DejaVu Sans"/>
-                <w:i w:val="false"/>
-                <w:b w:val="false"/>
-                <w:u w:val="none"/>
-                <w:strike w:val="false"/>
-                <w:sz w:val="22"/>
-                <w:szCs w:val="22"/>
-                <w:color w:val="000000"/>
-              </w:rPr>
-              <w:t xml:space="preserve">640 (19,2&lt;U+00A0&gt;%)</w:t>
+              <w:t xml:space="preserve">7 651 (24,8 %)</w:t>
+            </w:r>
+          </w:p>
+        </w:tc>
+        <w:tc>
+          <w:tcPr>
+            <w:tcBorders>
+              <w:bottom w:val="none" w:sz="0" w:space="0" w:color="000000"/>
+              <w:top w:val="none" w:sz="0" w:space="0" w:color="000000"/>
+              <w:left w:val="none" w:sz="0" w:space="0" w:color="000000"/>
+              <w:right w:val="none" w:sz="0" w:space="0" w:color="000000"/>
+            </w:tcBorders>
+            <w:shd w:val="clear" w:color="auto" w:fill="FFFFFF"/>
+            <w:tcMar>
+              <w:top w:w="0" w:type="dxa"/>
+              <w:bottom w:w="0" w:type="dxa"/>
+              <w:left w:w="0" w:type="dxa"/>
+              <w:right w:w="0" w:type="dxa"/>
+            </w:tcMar>
+            <w:vAlign w:val="top"/>
+          </w:tcPr>
+          <w:p>
+            <w:pPr>
+              <w:pStyle w:val="Normal"/>
+              <w:jc w:val="center"/>
+              <w:pBdr>
+                <w:bottom w:val="none" w:sz="0" w:space="0" w:color="000000"/>
+                <w:top w:val="none" w:sz="0" w:space="0" w:color="000000"/>
+                <w:left w:val="none" w:sz="0" w:space="0" w:color="000000"/>
+                <w:right w:val="none" w:sz="0" w:space="0" w:color="000000"/>
+              </w:pBdr>
+              <w:spacing w:after="100" w:before="100" w:line="240"/>
+              <w:ind w:left="100" w:right="100" w:firstLine="0" w:firstLineChars="0"/>
+              <w:rPr>
+                <w:rFonts w:ascii="DejaVu Sans" w:hAnsi="DejaVu Sans" w:eastAsia="DejaVu Sans" w:cs="DejaVu Sans"/>
+                <w:i w:val="false"/>
+                <w:b w:val="false"/>
+                <w:u w:val="none"/>
+                <w:strike w:val="false"/>
+                <w:sz w:val="22"/>
+                <w:szCs w:val="22"/>
+                <w:color w:val="000000"/>
+              </w:rPr>
+            </w:pPr>
+            <w:r>
+              <w:rPr>
+                <w:rFonts w:ascii="DejaVu Sans" w:hAnsi="DejaVu Sans" w:eastAsia="DejaVu Sans" w:cs="DejaVu Sans"/>
+                <w:i w:val="false"/>
+                <w:b w:val="false"/>
+                <w:u w:val="none"/>
+                <w:strike w:val="false"/>
+                <w:sz w:val="22"/>
+                <w:szCs w:val="22"/>
+                <w:color w:val="000000"/>
+              </w:rPr>
+              <w:t xml:space="preserve">7 011 (25,5 %)</w:t>
+            </w:r>
+          </w:p>
+        </w:tc>
+        <w:tc>
+          <w:tcPr>
+            <w:tcBorders>
+              <w:bottom w:val="none" w:sz="0" w:space="0" w:color="000000"/>
+              <w:top w:val="none" w:sz="0" w:space="0" w:color="000000"/>
+              <w:left w:val="none" w:sz="0" w:space="0" w:color="000000"/>
+              <w:right w:val="none" w:sz="0" w:space="0" w:color="000000"/>
+            </w:tcBorders>
+            <w:shd w:val="clear" w:color="auto" w:fill="FFFFFF"/>
+            <w:tcMar>
+              <w:top w:w="0" w:type="dxa"/>
+              <w:bottom w:w="0" w:type="dxa"/>
+              <w:left w:w="0" w:type="dxa"/>
+              <w:right w:w="0" w:type="dxa"/>
+            </w:tcMar>
+            <w:vAlign w:val="top"/>
+          </w:tcPr>
+          <w:p>
+            <w:pPr>
+              <w:pStyle w:val="Normal"/>
+              <w:jc w:val="center"/>
+              <w:pBdr>
+                <w:bottom w:val="none" w:sz="0" w:space="0" w:color="000000"/>
+                <w:top w:val="none" w:sz="0" w:space="0" w:color="000000"/>
+                <w:left w:val="none" w:sz="0" w:space="0" w:color="000000"/>
+                <w:right w:val="none" w:sz="0" w:space="0" w:color="000000"/>
+              </w:pBdr>
+              <w:spacing w:after="100" w:before="100" w:line="240"/>
+              <w:ind w:left="100" w:right="100" w:firstLine="0" w:firstLineChars="0"/>
+              <w:rPr>
+                <w:rFonts w:ascii="DejaVu Sans" w:hAnsi="DejaVu Sans" w:eastAsia="DejaVu Sans" w:cs="DejaVu Sans"/>
+                <w:i w:val="false"/>
+                <w:b w:val="false"/>
+                <w:u w:val="none"/>
+                <w:strike w:val="false"/>
+                <w:sz w:val="22"/>
+                <w:szCs w:val="22"/>
+                <w:color w:val="000000"/>
+              </w:rPr>
+            </w:pPr>
+            <w:r>
+              <w:rPr>
+                <w:rFonts w:ascii="DejaVu Sans" w:hAnsi="DejaVu Sans" w:eastAsia="DejaVu Sans" w:cs="DejaVu Sans"/>
+                <w:i w:val="false"/>
+                <w:b w:val="false"/>
+                <w:u w:val="none"/>
+                <w:strike w:val="false"/>
+                <w:sz w:val="22"/>
+                <w:szCs w:val="22"/>
+                <w:color w:val="000000"/>
+              </w:rPr>
+              <w:t xml:space="preserve">640 (19,2 %)</w:t>
             </w:r>
           </w:p>
         </w:tc>
@@ -5627,117 +5627,117 @@
                 <w:szCs w:val="22"/>
                 <w:color w:val="000000"/>
               </w:rPr>
-              <w:t xml:space="preserve">1&lt;U+00A0&gt;166 (3,8&lt;U+00A0&gt;%)</w:t>
-            </w:r>
-          </w:p>
-        </w:tc>
-        <w:tc>
-          <w:tcPr>
-            <w:tcBorders>
-              <w:bottom w:val="none" w:sz="0" w:space="0" w:color="000000"/>
-              <w:top w:val="none" w:sz="0" w:space="0" w:color="000000"/>
-              <w:left w:val="none" w:sz="0" w:space="0" w:color="000000"/>
-              <w:right w:val="none" w:sz="0" w:space="0" w:color="000000"/>
-            </w:tcBorders>
-            <w:shd w:val="clear" w:color="auto" w:fill="FFFFFF"/>
-            <w:tcMar>
-              <w:top w:w="0" w:type="dxa"/>
-              <w:bottom w:w="0" w:type="dxa"/>
-              <w:left w:w="0" w:type="dxa"/>
-              <w:right w:w="0" w:type="dxa"/>
-            </w:tcMar>
-            <w:vAlign w:val="top"/>
-          </w:tcPr>
-          <w:p>
-            <w:pPr>
-              <w:pStyle w:val="Normal"/>
-              <w:jc w:val="center"/>
-              <w:pBdr>
-                <w:bottom w:val="none" w:sz="0" w:space="0" w:color="000000"/>
-                <w:top w:val="none" w:sz="0" w:space="0" w:color="000000"/>
-                <w:left w:val="none" w:sz="0" w:space="0" w:color="000000"/>
-                <w:right w:val="none" w:sz="0" w:space="0" w:color="000000"/>
-              </w:pBdr>
-              <w:spacing w:after="100" w:before="100" w:line="240"/>
-              <w:ind w:left="100" w:right="100" w:firstLine="0" w:firstLineChars="0"/>
-              <w:rPr>
-                <w:rFonts w:ascii="DejaVu Sans" w:hAnsi="DejaVu Sans" w:eastAsia="DejaVu Sans" w:cs="DejaVu Sans"/>
-                <w:i w:val="false"/>
-                <w:b w:val="false"/>
-                <w:u w:val="none"/>
-                <w:strike w:val="false"/>
-                <w:sz w:val="22"/>
-                <w:szCs w:val="22"/>
-                <w:color w:val="000000"/>
-              </w:rPr>
-            </w:pPr>
-            <w:r>
-              <w:rPr>
-                <w:rFonts w:ascii="DejaVu Sans" w:hAnsi="DejaVu Sans" w:eastAsia="DejaVu Sans" w:cs="DejaVu Sans"/>
-                <w:i w:val="false"/>
-                <w:b w:val="false"/>
-                <w:u w:val="none"/>
-                <w:strike w:val="false"/>
-                <w:sz w:val="22"/>
-                <w:szCs w:val="22"/>
-                <w:color w:val="000000"/>
-              </w:rPr>
-              <w:t xml:space="preserve">900 (3,3&lt;U+00A0&gt;%)</w:t>
-            </w:r>
-          </w:p>
-        </w:tc>
-        <w:tc>
-          <w:tcPr>
-            <w:tcBorders>
-              <w:bottom w:val="none" w:sz="0" w:space="0" w:color="000000"/>
-              <w:top w:val="none" w:sz="0" w:space="0" w:color="000000"/>
-              <w:left w:val="none" w:sz="0" w:space="0" w:color="000000"/>
-              <w:right w:val="none" w:sz="0" w:space="0" w:color="000000"/>
-            </w:tcBorders>
-            <w:shd w:val="clear" w:color="auto" w:fill="FFFFFF"/>
-            <w:tcMar>
-              <w:top w:w="0" w:type="dxa"/>
-              <w:bottom w:w="0" w:type="dxa"/>
-              <w:left w:w="0" w:type="dxa"/>
-              <w:right w:w="0" w:type="dxa"/>
-            </w:tcMar>
-            <w:vAlign w:val="top"/>
-          </w:tcPr>
-          <w:p>
-            <w:pPr>
-              <w:pStyle w:val="Normal"/>
-              <w:jc w:val="center"/>
-              <w:pBdr>
-                <w:bottom w:val="none" w:sz="0" w:space="0" w:color="000000"/>
-                <w:top w:val="none" w:sz="0" w:space="0" w:color="000000"/>
-                <w:left w:val="none" w:sz="0" w:space="0" w:color="000000"/>
-                <w:right w:val="none" w:sz="0" w:space="0" w:color="000000"/>
-              </w:pBdr>
-              <w:spacing w:after="100" w:before="100" w:line="240"/>
-              <w:ind w:left="100" w:right="100" w:firstLine="0" w:firstLineChars="0"/>
-              <w:rPr>
-                <w:rFonts w:ascii="DejaVu Sans" w:hAnsi="DejaVu Sans" w:eastAsia="DejaVu Sans" w:cs="DejaVu Sans"/>
-                <w:i w:val="false"/>
-                <w:b w:val="false"/>
-                <w:u w:val="none"/>
-                <w:strike w:val="false"/>
-                <w:sz w:val="22"/>
-                <w:szCs w:val="22"/>
-                <w:color w:val="000000"/>
-              </w:rPr>
-            </w:pPr>
-            <w:r>
-              <w:rPr>
-                <w:rFonts w:ascii="DejaVu Sans" w:hAnsi="DejaVu Sans" w:eastAsia="DejaVu Sans" w:cs="DejaVu Sans"/>
-                <w:i w:val="false"/>
-                <w:b w:val="false"/>
-                <w:u w:val="none"/>
-                <w:strike w:val="false"/>
-                <w:sz w:val="22"/>
-                <w:szCs w:val="22"/>
-                <w:color w:val="000000"/>
-              </w:rPr>
-              <w:t xml:space="preserve">266 (8,0&lt;U+00A0&gt;%)</w:t>
+              <w:t xml:space="preserve">1 166 (3,8 %)</w:t>
+            </w:r>
+          </w:p>
+        </w:tc>
+        <w:tc>
+          <w:tcPr>
+            <w:tcBorders>
+              <w:bottom w:val="none" w:sz="0" w:space="0" w:color="000000"/>
+              <w:top w:val="none" w:sz="0" w:space="0" w:color="000000"/>
+              <w:left w:val="none" w:sz="0" w:space="0" w:color="000000"/>
+              <w:right w:val="none" w:sz="0" w:space="0" w:color="000000"/>
+            </w:tcBorders>
+            <w:shd w:val="clear" w:color="auto" w:fill="FFFFFF"/>
+            <w:tcMar>
+              <w:top w:w="0" w:type="dxa"/>
+              <w:bottom w:w="0" w:type="dxa"/>
+              <w:left w:w="0" w:type="dxa"/>
+              <w:right w:w="0" w:type="dxa"/>
+            </w:tcMar>
+            <w:vAlign w:val="top"/>
+          </w:tcPr>
+          <w:p>
+            <w:pPr>
+              <w:pStyle w:val="Normal"/>
+              <w:jc w:val="center"/>
+              <w:pBdr>
+                <w:bottom w:val="none" w:sz="0" w:space="0" w:color="000000"/>
+                <w:top w:val="none" w:sz="0" w:space="0" w:color="000000"/>
+                <w:left w:val="none" w:sz="0" w:space="0" w:color="000000"/>
+                <w:right w:val="none" w:sz="0" w:space="0" w:color="000000"/>
+              </w:pBdr>
+              <w:spacing w:after="100" w:before="100" w:line="240"/>
+              <w:ind w:left="100" w:right="100" w:firstLine="0" w:firstLineChars="0"/>
+              <w:rPr>
+                <w:rFonts w:ascii="DejaVu Sans" w:hAnsi="DejaVu Sans" w:eastAsia="DejaVu Sans" w:cs="DejaVu Sans"/>
+                <w:i w:val="false"/>
+                <w:b w:val="false"/>
+                <w:u w:val="none"/>
+                <w:strike w:val="false"/>
+                <w:sz w:val="22"/>
+                <w:szCs w:val="22"/>
+                <w:color w:val="000000"/>
+              </w:rPr>
+            </w:pPr>
+            <w:r>
+              <w:rPr>
+                <w:rFonts w:ascii="DejaVu Sans" w:hAnsi="DejaVu Sans" w:eastAsia="DejaVu Sans" w:cs="DejaVu Sans"/>
+                <w:i w:val="false"/>
+                <w:b w:val="false"/>
+                <w:u w:val="none"/>
+                <w:strike w:val="false"/>
+                <w:sz w:val="22"/>
+                <w:szCs w:val="22"/>
+                <w:color w:val="000000"/>
+              </w:rPr>
+              <w:t xml:space="preserve">900 (3,3 %)</w:t>
+            </w:r>
+          </w:p>
+        </w:tc>
+        <w:tc>
+          <w:tcPr>
+            <w:tcBorders>
+              <w:bottom w:val="none" w:sz="0" w:space="0" w:color="000000"/>
+              <w:top w:val="none" w:sz="0" w:space="0" w:color="000000"/>
+              <w:left w:val="none" w:sz="0" w:space="0" w:color="000000"/>
+              <w:right w:val="none" w:sz="0" w:space="0" w:color="000000"/>
+            </w:tcBorders>
+            <w:shd w:val="clear" w:color="auto" w:fill="FFFFFF"/>
+            <w:tcMar>
+              <w:top w:w="0" w:type="dxa"/>
+              <w:bottom w:w="0" w:type="dxa"/>
+              <w:left w:w="0" w:type="dxa"/>
+              <w:right w:w="0" w:type="dxa"/>
+            </w:tcMar>
+            <w:vAlign w:val="top"/>
+          </w:tcPr>
+          <w:p>
+            <w:pPr>
+              <w:pStyle w:val="Normal"/>
+              <w:jc w:val="center"/>
+              <w:pBdr>
+                <w:bottom w:val="none" w:sz="0" w:space="0" w:color="000000"/>
+                <w:top w:val="none" w:sz="0" w:space="0" w:color="000000"/>
+                <w:left w:val="none" w:sz="0" w:space="0" w:color="000000"/>
+                <w:right w:val="none" w:sz="0" w:space="0" w:color="000000"/>
+              </w:pBdr>
+              <w:spacing w:after="100" w:before="100" w:line="240"/>
+              <w:ind w:left="100" w:right="100" w:firstLine="0" w:firstLineChars="0"/>
+              <w:rPr>
+                <w:rFonts w:ascii="DejaVu Sans" w:hAnsi="DejaVu Sans" w:eastAsia="DejaVu Sans" w:cs="DejaVu Sans"/>
+                <w:i w:val="false"/>
+                <w:b w:val="false"/>
+                <w:u w:val="none"/>
+                <w:strike w:val="false"/>
+                <w:sz w:val="22"/>
+                <w:szCs w:val="22"/>
+                <w:color w:val="000000"/>
+              </w:rPr>
+            </w:pPr>
+            <w:r>
+              <w:rPr>
+                <w:rFonts w:ascii="DejaVu Sans" w:hAnsi="DejaVu Sans" w:eastAsia="DejaVu Sans" w:cs="DejaVu Sans"/>
+                <w:i w:val="false"/>
+                <w:b w:val="false"/>
+                <w:u w:val="none"/>
+                <w:strike w:val="false"/>
+                <w:sz w:val="22"/>
+                <w:szCs w:val="22"/>
+                <w:color w:val="000000"/>
+              </w:rPr>
+              <w:t xml:space="preserve">266 (8,0 %)</w:t>
             </w:r>
           </w:p>
         </w:tc>
@@ -5907,117 +5907,117 @@
                 <w:szCs w:val="22"/>
                 <w:color w:val="000000"/>
               </w:rPr>
-              <w:t xml:space="preserve">6&lt;U+00A0&gt;568 (21,3&lt;U+00A0&gt;%)</w:t>
-            </w:r>
-          </w:p>
-        </w:tc>
-        <w:tc>
-          <w:tcPr>
-            <w:tcBorders>
-              <w:bottom w:val="none" w:sz="0" w:space="0" w:color="000000"/>
-              <w:top w:val="none" w:sz="0" w:space="0" w:color="000000"/>
-              <w:left w:val="none" w:sz="0" w:space="0" w:color="000000"/>
-              <w:right w:val="none" w:sz="0" w:space="0" w:color="000000"/>
-            </w:tcBorders>
-            <w:shd w:val="clear" w:color="auto" w:fill="FFFFFF"/>
-            <w:tcMar>
-              <w:top w:w="0" w:type="dxa"/>
-              <w:bottom w:w="0" w:type="dxa"/>
-              <w:left w:w="0" w:type="dxa"/>
-              <w:right w:w="0" w:type="dxa"/>
-            </w:tcMar>
-            <w:vAlign w:val="top"/>
-          </w:tcPr>
-          <w:p>
-            <w:pPr>
-              <w:pStyle w:val="Normal"/>
-              <w:jc w:val="center"/>
-              <w:pBdr>
-                <w:bottom w:val="none" w:sz="0" w:space="0" w:color="000000"/>
-                <w:top w:val="none" w:sz="0" w:space="0" w:color="000000"/>
-                <w:left w:val="none" w:sz="0" w:space="0" w:color="000000"/>
-                <w:right w:val="none" w:sz="0" w:space="0" w:color="000000"/>
-              </w:pBdr>
-              <w:spacing w:after="100" w:before="100" w:line="240"/>
-              <w:ind w:left="100" w:right="100" w:firstLine="0" w:firstLineChars="0"/>
-              <w:rPr>
-                <w:rFonts w:ascii="DejaVu Sans" w:hAnsi="DejaVu Sans" w:eastAsia="DejaVu Sans" w:cs="DejaVu Sans"/>
-                <w:i w:val="false"/>
-                <w:b w:val="false"/>
-                <w:u w:val="none"/>
-                <w:strike w:val="false"/>
-                <w:sz w:val="22"/>
-                <w:szCs w:val="22"/>
-                <w:color w:val="000000"/>
-              </w:rPr>
-            </w:pPr>
-            <w:r>
-              <w:rPr>
-                <w:rFonts w:ascii="DejaVu Sans" w:hAnsi="DejaVu Sans" w:eastAsia="DejaVu Sans" w:cs="DejaVu Sans"/>
-                <w:i w:val="false"/>
-                <w:b w:val="false"/>
-                <w:u w:val="none"/>
-                <w:strike w:val="false"/>
-                <w:sz w:val="22"/>
-                <w:szCs w:val="22"/>
-                <w:color w:val="000000"/>
-              </w:rPr>
-              <w:t xml:space="preserve">5&lt;U+00A0&gt;588 (20,3&lt;U+00A0&gt;%)</w:t>
-            </w:r>
-          </w:p>
-        </w:tc>
-        <w:tc>
-          <w:tcPr>
-            <w:tcBorders>
-              <w:bottom w:val="none" w:sz="0" w:space="0" w:color="000000"/>
-              <w:top w:val="none" w:sz="0" w:space="0" w:color="000000"/>
-              <w:left w:val="none" w:sz="0" w:space="0" w:color="000000"/>
-              <w:right w:val="none" w:sz="0" w:space="0" w:color="000000"/>
-            </w:tcBorders>
-            <w:shd w:val="clear" w:color="auto" w:fill="FFFFFF"/>
-            <w:tcMar>
-              <w:top w:w="0" w:type="dxa"/>
-              <w:bottom w:w="0" w:type="dxa"/>
-              <w:left w:w="0" w:type="dxa"/>
-              <w:right w:w="0" w:type="dxa"/>
-            </w:tcMar>
-            <w:vAlign w:val="top"/>
-          </w:tcPr>
-          <w:p>
-            <w:pPr>
-              <w:pStyle w:val="Normal"/>
-              <w:jc w:val="center"/>
-              <w:pBdr>
-                <w:bottom w:val="none" w:sz="0" w:space="0" w:color="000000"/>
-                <w:top w:val="none" w:sz="0" w:space="0" w:color="000000"/>
-                <w:left w:val="none" w:sz="0" w:space="0" w:color="000000"/>
-                <w:right w:val="none" w:sz="0" w:space="0" w:color="000000"/>
-              </w:pBdr>
-              <w:spacing w:after="100" w:before="100" w:line="240"/>
-              <w:ind w:left="100" w:right="100" w:firstLine="0" w:firstLineChars="0"/>
-              <w:rPr>
-                <w:rFonts w:ascii="DejaVu Sans" w:hAnsi="DejaVu Sans" w:eastAsia="DejaVu Sans" w:cs="DejaVu Sans"/>
-                <w:i w:val="false"/>
-                <w:b w:val="false"/>
-                <w:u w:val="none"/>
-                <w:strike w:val="false"/>
-                <w:sz w:val="22"/>
-                <w:szCs w:val="22"/>
-                <w:color w:val="000000"/>
-              </w:rPr>
-            </w:pPr>
-            <w:r>
-              <w:rPr>
-                <w:rFonts w:ascii="DejaVu Sans" w:hAnsi="DejaVu Sans" w:eastAsia="DejaVu Sans" w:cs="DejaVu Sans"/>
-                <w:i w:val="false"/>
-                <w:b w:val="false"/>
-                <w:u w:val="none"/>
-                <w:strike w:val="false"/>
-                <w:sz w:val="22"/>
-                <w:szCs w:val="22"/>
-                <w:color w:val="000000"/>
-              </w:rPr>
-              <w:t xml:space="preserve">980 (29,4&lt;U+00A0&gt;%)</w:t>
+              <w:t xml:space="preserve">6 568 (21,3 %)</w:t>
+            </w:r>
+          </w:p>
+        </w:tc>
+        <w:tc>
+          <w:tcPr>
+            <w:tcBorders>
+              <w:bottom w:val="none" w:sz="0" w:space="0" w:color="000000"/>
+              <w:top w:val="none" w:sz="0" w:space="0" w:color="000000"/>
+              <w:left w:val="none" w:sz="0" w:space="0" w:color="000000"/>
+              <w:right w:val="none" w:sz="0" w:space="0" w:color="000000"/>
+            </w:tcBorders>
+            <w:shd w:val="clear" w:color="auto" w:fill="FFFFFF"/>
+            <w:tcMar>
+              <w:top w:w="0" w:type="dxa"/>
+              <w:bottom w:w="0" w:type="dxa"/>
+              <w:left w:w="0" w:type="dxa"/>
+              <w:right w:w="0" w:type="dxa"/>
+            </w:tcMar>
+            <w:vAlign w:val="top"/>
+          </w:tcPr>
+          <w:p>
+            <w:pPr>
+              <w:pStyle w:val="Normal"/>
+              <w:jc w:val="center"/>
+              <w:pBdr>
+                <w:bottom w:val="none" w:sz="0" w:space="0" w:color="000000"/>
+                <w:top w:val="none" w:sz="0" w:space="0" w:color="000000"/>
+                <w:left w:val="none" w:sz="0" w:space="0" w:color="000000"/>
+                <w:right w:val="none" w:sz="0" w:space="0" w:color="000000"/>
+              </w:pBdr>
+              <w:spacing w:after="100" w:before="100" w:line="240"/>
+              <w:ind w:left="100" w:right="100" w:firstLine="0" w:firstLineChars="0"/>
+              <w:rPr>
+                <w:rFonts w:ascii="DejaVu Sans" w:hAnsi="DejaVu Sans" w:eastAsia="DejaVu Sans" w:cs="DejaVu Sans"/>
+                <w:i w:val="false"/>
+                <w:b w:val="false"/>
+                <w:u w:val="none"/>
+                <w:strike w:val="false"/>
+                <w:sz w:val="22"/>
+                <w:szCs w:val="22"/>
+                <w:color w:val="000000"/>
+              </w:rPr>
+            </w:pPr>
+            <w:r>
+              <w:rPr>
+                <w:rFonts w:ascii="DejaVu Sans" w:hAnsi="DejaVu Sans" w:eastAsia="DejaVu Sans" w:cs="DejaVu Sans"/>
+                <w:i w:val="false"/>
+                <w:b w:val="false"/>
+                <w:u w:val="none"/>
+                <w:strike w:val="false"/>
+                <w:sz w:val="22"/>
+                <w:szCs w:val="22"/>
+                <w:color w:val="000000"/>
+              </w:rPr>
+              <w:t xml:space="preserve">5 588 (20,3 %)</w:t>
+            </w:r>
+          </w:p>
+        </w:tc>
+        <w:tc>
+          <w:tcPr>
+            <w:tcBorders>
+              <w:bottom w:val="none" w:sz="0" w:space="0" w:color="000000"/>
+              <w:top w:val="none" w:sz="0" w:space="0" w:color="000000"/>
+              <w:left w:val="none" w:sz="0" w:space="0" w:color="000000"/>
+              <w:right w:val="none" w:sz="0" w:space="0" w:color="000000"/>
+            </w:tcBorders>
+            <w:shd w:val="clear" w:color="auto" w:fill="FFFFFF"/>
+            <w:tcMar>
+              <w:top w:w="0" w:type="dxa"/>
+              <w:bottom w:w="0" w:type="dxa"/>
+              <w:left w:w="0" w:type="dxa"/>
+              <w:right w:w="0" w:type="dxa"/>
+            </w:tcMar>
+            <w:vAlign w:val="top"/>
+          </w:tcPr>
+          <w:p>
+            <w:pPr>
+              <w:pStyle w:val="Normal"/>
+              <w:jc w:val="center"/>
+              <w:pBdr>
+                <w:bottom w:val="none" w:sz="0" w:space="0" w:color="000000"/>
+                <w:top w:val="none" w:sz="0" w:space="0" w:color="000000"/>
+                <w:left w:val="none" w:sz="0" w:space="0" w:color="000000"/>
+                <w:right w:val="none" w:sz="0" w:space="0" w:color="000000"/>
+              </w:pBdr>
+              <w:spacing w:after="100" w:before="100" w:line="240"/>
+              <w:ind w:left="100" w:right="100" w:firstLine="0" w:firstLineChars="0"/>
+              <w:rPr>
+                <w:rFonts w:ascii="DejaVu Sans" w:hAnsi="DejaVu Sans" w:eastAsia="DejaVu Sans" w:cs="DejaVu Sans"/>
+                <w:i w:val="false"/>
+                <w:b w:val="false"/>
+                <w:u w:val="none"/>
+                <w:strike w:val="false"/>
+                <w:sz w:val="22"/>
+                <w:szCs w:val="22"/>
+                <w:color w:val="000000"/>
+              </w:rPr>
+            </w:pPr>
+            <w:r>
+              <w:rPr>
+                <w:rFonts w:ascii="DejaVu Sans" w:hAnsi="DejaVu Sans" w:eastAsia="DejaVu Sans" w:cs="DejaVu Sans"/>
+                <w:i w:val="false"/>
+                <w:b w:val="false"/>
+                <w:u w:val="none"/>
+                <w:strike w:val="false"/>
+                <w:sz w:val="22"/>
+                <w:szCs w:val="22"/>
+                <w:color w:val="000000"/>
+              </w:rPr>
+              <w:t xml:space="preserve">980 (29,4 %)</w:t>
             </w:r>
           </w:p>
         </w:tc>
@@ -6187,117 +6187,117 @@
                 <w:szCs w:val="22"/>
                 <w:color w:val="000000"/>
               </w:rPr>
-              <w:t xml:space="preserve">14&lt;U+00A0&gt;037 (45,5&lt;U+00A0&gt;%)</w:t>
-            </w:r>
-          </w:p>
-        </w:tc>
-        <w:tc>
-          <w:tcPr>
-            <w:tcBorders>
-              <w:bottom w:val="none" w:sz="0" w:space="0" w:color="000000"/>
-              <w:top w:val="none" w:sz="0" w:space="0" w:color="000000"/>
-              <w:left w:val="none" w:sz="0" w:space="0" w:color="000000"/>
-              <w:right w:val="none" w:sz="0" w:space="0" w:color="000000"/>
-            </w:tcBorders>
-            <w:shd w:val="clear" w:color="auto" w:fill="FFFFFF"/>
-            <w:tcMar>
-              <w:top w:w="0" w:type="dxa"/>
-              <w:bottom w:w="0" w:type="dxa"/>
-              <w:left w:w="0" w:type="dxa"/>
-              <w:right w:w="0" w:type="dxa"/>
-            </w:tcMar>
-            <w:vAlign w:val="top"/>
-          </w:tcPr>
-          <w:p>
-            <w:pPr>
-              <w:pStyle w:val="Normal"/>
-              <w:jc w:val="center"/>
-              <w:pBdr>
-                <w:bottom w:val="none" w:sz="0" w:space="0" w:color="000000"/>
-                <w:top w:val="none" w:sz="0" w:space="0" w:color="000000"/>
-                <w:left w:val="none" w:sz="0" w:space="0" w:color="000000"/>
-                <w:right w:val="none" w:sz="0" w:space="0" w:color="000000"/>
-              </w:pBdr>
-              <w:spacing w:after="100" w:before="100" w:line="240"/>
-              <w:ind w:left="100" w:right="100" w:firstLine="0" w:firstLineChars="0"/>
-              <w:rPr>
-                <w:rFonts w:ascii="DejaVu Sans" w:hAnsi="DejaVu Sans" w:eastAsia="DejaVu Sans" w:cs="DejaVu Sans"/>
-                <w:i w:val="false"/>
-                <w:b w:val="false"/>
-                <w:u w:val="none"/>
-                <w:strike w:val="false"/>
-                <w:sz w:val="22"/>
-                <w:szCs w:val="22"/>
-                <w:color w:val="000000"/>
-              </w:rPr>
-            </w:pPr>
-            <w:r>
-              <w:rPr>
-                <w:rFonts w:ascii="DejaVu Sans" w:hAnsi="DejaVu Sans" w:eastAsia="DejaVu Sans" w:cs="DejaVu Sans"/>
-                <w:i w:val="false"/>
-                <w:b w:val="false"/>
-                <w:u w:val="none"/>
-                <w:strike w:val="false"/>
-                <w:sz w:val="22"/>
-                <w:szCs w:val="22"/>
-                <w:color w:val="000000"/>
-              </w:rPr>
-              <w:t xml:space="preserve">12&lt;U+00A0&gt;850 (46,7&lt;U+00A0&gt;%)</w:t>
-            </w:r>
-          </w:p>
-        </w:tc>
-        <w:tc>
-          <w:tcPr>
-            <w:tcBorders>
-              <w:bottom w:val="none" w:sz="0" w:space="0" w:color="000000"/>
-              <w:top w:val="none" w:sz="0" w:space="0" w:color="000000"/>
-              <w:left w:val="none" w:sz="0" w:space="0" w:color="000000"/>
-              <w:right w:val="none" w:sz="0" w:space="0" w:color="000000"/>
-            </w:tcBorders>
-            <w:shd w:val="clear" w:color="auto" w:fill="FFFFFF"/>
-            <w:tcMar>
-              <w:top w:w="0" w:type="dxa"/>
-              <w:bottom w:w="0" w:type="dxa"/>
-              <w:left w:w="0" w:type="dxa"/>
-              <w:right w:w="0" w:type="dxa"/>
-            </w:tcMar>
-            <w:vAlign w:val="top"/>
-          </w:tcPr>
-          <w:p>
-            <w:pPr>
-              <w:pStyle w:val="Normal"/>
-              <w:jc w:val="center"/>
-              <w:pBdr>
-                <w:bottom w:val="none" w:sz="0" w:space="0" w:color="000000"/>
-                <w:top w:val="none" w:sz="0" w:space="0" w:color="000000"/>
-                <w:left w:val="none" w:sz="0" w:space="0" w:color="000000"/>
-                <w:right w:val="none" w:sz="0" w:space="0" w:color="000000"/>
-              </w:pBdr>
-              <w:spacing w:after="100" w:before="100" w:line="240"/>
-              <w:ind w:left="100" w:right="100" w:firstLine="0" w:firstLineChars="0"/>
-              <w:rPr>
-                <w:rFonts w:ascii="DejaVu Sans" w:hAnsi="DejaVu Sans" w:eastAsia="DejaVu Sans" w:cs="DejaVu Sans"/>
-                <w:i w:val="false"/>
-                <w:b w:val="false"/>
-                <w:u w:val="none"/>
-                <w:strike w:val="false"/>
-                <w:sz w:val="22"/>
-                <w:szCs w:val="22"/>
-                <w:color w:val="000000"/>
-              </w:rPr>
-            </w:pPr>
-            <w:r>
-              <w:rPr>
-                <w:rFonts w:ascii="DejaVu Sans" w:hAnsi="DejaVu Sans" w:eastAsia="DejaVu Sans" w:cs="DejaVu Sans"/>
-                <w:i w:val="false"/>
-                <w:b w:val="false"/>
-                <w:u w:val="none"/>
-                <w:strike w:val="false"/>
-                <w:sz w:val="22"/>
-                <w:szCs w:val="22"/>
-                <w:color w:val="000000"/>
-              </w:rPr>
-              <w:t xml:space="preserve">1&lt;U+00A0&gt;187 (35,6&lt;U+00A0&gt;%)</w:t>
+              <w:t xml:space="preserve">14 037 (45,5 %)</w:t>
+            </w:r>
+          </w:p>
+        </w:tc>
+        <w:tc>
+          <w:tcPr>
+            <w:tcBorders>
+              <w:bottom w:val="none" w:sz="0" w:space="0" w:color="000000"/>
+              <w:top w:val="none" w:sz="0" w:space="0" w:color="000000"/>
+              <w:left w:val="none" w:sz="0" w:space="0" w:color="000000"/>
+              <w:right w:val="none" w:sz="0" w:space="0" w:color="000000"/>
+            </w:tcBorders>
+            <w:shd w:val="clear" w:color="auto" w:fill="FFFFFF"/>
+            <w:tcMar>
+              <w:top w:w="0" w:type="dxa"/>
+              <w:bottom w:w="0" w:type="dxa"/>
+              <w:left w:w="0" w:type="dxa"/>
+              <w:right w:w="0" w:type="dxa"/>
+            </w:tcMar>
+            <w:vAlign w:val="top"/>
+          </w:tcPr>
+          <w:p>
+            <w:pPr>
+              <w:pStyle w:val="Normal"/>
+              <w:jc w:val="center"/>
+              <w:pBdr>
+                <w:bottom w:val="none" w:sz="0" w:space="0" w:color="000000"/>
+                <w:top w:val="none" w:sz="0" w:space="0" w:color="000000"/>
+                <w:left w:val="none" w:sz="0" w:space="0" w:color="000000"/>
+                <w:right w:val="none" w:sz="0" w:space="0" w:color="000000"/>
+              </w:pBdr>
+              <w:spacing w:after="100" w:before="100" w:line="240"/>
+              <w:ind w:left="100" w:right="100" w:firstLine="0" w:firstLineChars="0"/>
+              <w:rPr>
+                <w:rFonts w:ascii="DejaVu Sans" w:hAnsi="DejaVu Sans" w:eastAsia="DejaVu Sans" w:cs="DejaVu Sans"/>
+                <w:i w:val="false"/>
+                <w:b w:val="false"/>
+                <w:u w:val="none"/>
+                <w:strike w:val="false"/>
+                <w:sz w:val="22"/>
+                <w:szCs w:val="22"/>
+                <w:color w:val="000000"/>
+              </w:rPr>
+            </w:pPr>
+            <w:r>
+              <w:rPr>
+                <w:rFonts w:ascii="DejaVu Sans" w:hAnsi="DejaVu Sans" w:eastAsia="DejaVu Sans" w:cs="DejaVu Sans"/>
+                <w:i w:val="false"/>
+                <w:b w:val="false"/>
+                <w:u w:val="none"/>
+                <w:strike w:val="false"/>
+                <w:sz w:val="22"/>
+                <w:szCs w:val="22"/>
+                <w:color w:val="000000"/>
+              </w:rPr>
+              <w:t xml:space="preserve">12 850 (46,7 %)</w:t>
+            </w:r>
+          </w:p>
+        </w:tc>
+        <w:tc>
+          <w:tcPr>
+            <w:tcBorders>
+              <w:bottom w:val="none" w:sz="0" w:space="0" w:color="000000"/>
+              <w:top w:val="none" w:sz="0" w:space="0" w:color="000000"/>
+              <w:left w:val="none" w:sz="0" w:space="0" w:color="000000"/>
+              <w:right w:val="none" w:sz="0" w:space="0" w:color="000000"/>
+            </w:tcBorders>
+            <w:shd w:val="clear" w:color="auto" w:fill="FFFFFF"/>
+            <w:tcMar>
+              <w:top w:w="0" w:type="dxa"/>
+              <w:bottom w:w="0" w:type="dxa"/>
+              <w:left w:w="0" w:type="dxa"/>
+              <w:right w:w="0" w:type="dxa"/>
+            </w:tcMar>
+            <w:vAlign w:val="top"/>
+          </w:tcPr>
+          <w:p>
+            <w:pPr>
+              <w:pStyle w:val="Normal"/>
+              <w:jc w:val="center"/>
+              <w:pBdr>
+                <w:bottom w:val="none" w:sz="0" w:space="0" w:color="000000"/>
+                <w:top w:val="none" w:sz="0" w:space="0" w:color="000000"/>
+                <w:left w:val="none" w:sz="0" w:space="0" w:color="000000"/>
+                <w:right w:val="none" w:sz="0" w:space="0" w:color="000000"/>
+              </w:pBdr>
+              <w:spacing w:after="100" w:before="100" w:line="240"/>
+              <w:ind w:left="100" w:right="100" w:firstLine="0" w:firstLineChars="0"/>
+              <w:rPr>
+                <w:rFonts w:ascii="DejaVu Sans" w:hAnsi="DejaVu Sans" w:eastAsia="DejaVu Sans" w:cs="DejaVu Sans"/>
+                <w:i w:val="false"/>
+                <w:b w:val="false"/>
+                <w:u w:val="none"/>
+                <w:strike w:val="false"/>
+                <w:sz w:val="22"/>
+                <w:szCs w:val="22"/>
+                <w:color w:val="000000"/>
+              </w:rPr>
+            </w:pPr>
+            <w:r>
+              <w:rPr>
+                <w:rFonts w:ascii="DejaVu Sans" w:hAnsi="DejaVu Sans" w:eastAsia="DejaVu Sans" w:cs="DejaVu Sans"/>
+                <w:i w:val="false"/>
+                <w:b w:val="false"/>
+                <w:u w:val="none"/>
+                <w:strike w:val="false"/>
+                <w:sz w:val="22"/>
+                <w:szCs w:val="22"/>
+                <w:color w:val="000000"/>
+              </w:rPr>
+              <w:t xml:space="preserve">1 187 (35,6 %)</w:t>
             </w:r>
           </w:p>
         </w:tc>
@@ -6467,117 +6467,117 @@
                 <w:szCs w:val="22"/>
                 <w:color w:val="000000"/>
               </w:rPr>
-              <w:t xml:space="preserve">9&lt;U+00A0&gt;054 (29,4&lt;U+00A0&gt;%)</w:t>
-            </w:r>
-          </w:p>
-        </w:tc>
-        <w:tc>
-          <w:tcPr>
-            <w:tcBorders>
-              <w:bottom w:val="none" w:sz="0" w:space="0" w:color="000000"/>
-              <w:top w:val="none" w:sz="0" w:space="0" w:color="000000"/>
-              <w:left w:val="none" w:sz="0" w:space="0" w:color="000000"/>
-              <w:right w:val="none" w:sz="0" w:space="0" w:color="000000"/>
-            </w:tcBorders>
-            <w:shd w:val="clear" w:color="auto" w:fill="FFFFFF"/>
-            <w:tcMar>
-              <w:top w:w="0" w:type="dxa"/>
-              <w:bottom w:w="0" w:type="dxa"/>
-              <w:left w:w="0" w:type="dxa"/>
-              <w:right w:w="0" w:type="dxa"/>
-            </w:tcMar>
-            <w:vAlign w:val="top"/>
-          </w:tcPr>
-          <w:p>
-            <w:pPr>
-              <w:pStyle w:val="Normal"/>
-              <w:jc w:val="center"/>
-              <w:pBdr>
-                <w:bottom w:val="none" w:sz="0" w:space="0" w:color="000000"/>
-                <w:top w:val="none" w:sz="0" w:space="0" w:color="000000"/>
-                <w:left w:val="none" w:sz="0" w:space="0" w:color="000000"/>
-                <w:right w:val="none" w:sz="0" w:space="0" w:color="000000"/>
-              </w:pBdr>
-              <w:spacing w:after="100" w:before="100" w:line="240"/>
-              <w:ind w:left="100" w:right="100" w:firstLine="0" w:firstLineChars="0"/>
-              <w:rPr>
-                <w:rFonts w:ascii="DejaVu Sans" w:hAnsi="DejaVu Sans" w:eastAsia="DejaVu Sans" w:cs="DejaVu Sans"/>
-                <w:i w:val="false"/>
-                <w:b w:val="false"/>
-                <w:u w:val="none"/>
-                <w:strike w:val="false"/>
-                <w:sz w:val="22"/>
-                <w:szCs w:val="22"/>
-                <w:color w:val="000000"/>
-              </w:rPr>
-            </w:pPr>
-            <w:r>
-              <w:rPr>
-                <w:rFonts w:ascii="DejaVu Sans" w:hAnsi="DejaVu Sans" w:eastAsia="DejaVu Sans" w:cs="DejaVu Sans"/>
-                <w:i w:val="false"/>
-                <w:b w:val="false"/>
-                <w:u w:val="none"/>
-                <w:strike w:val="false"/>
-                <w:sz w:val="22"/>
-                <w:szCs w:val="22"/>
-                <w:color w:val="000000"/>
-              </w:rPr>
-              <w:t xml:space="preserve">8&lt;U+00A0&gt;153 (29,7&lt;U+00A0&gt;%)</w:t>
-            </w:r>
-          </w:p>
-        </w:tc>
-        <w:tc>
-          <w:tcPr>
-            <w:tcBorders>
-              <w:bottom w:val="none" w:sz="0" w:space="0" w:color="000000"/>
-              <w:top w:val="none" w:sz="0" w:space="0" w:color="000000"/>
-              <w:left w:val="none" w:sz="0" w:space="0" w:color="000000"/>
-              <w:right w:val="none" w:sz="0" w:space="0" w:color="000000"/>
-            </w:tcBorders>
-            <w:shd w:val="clear" w:color="auto" w:fill="FFFFFF"/>
-            <w:tcMar>
-              <w:top w:w="0" w:type="dxa"/>
-              <w:bottom w:w="0" w:type="dxa"/>
-              <w:left w:w="0" w:type="dxa"/>
-              <w:right w:w="0" w:type="dxa"/>
-            </w:tcMar>
-            <w:vAlign w:val="top"/>
-          </w:tcPr>
-          <w:p>
-            <w:pPr>
-              <w:pStyle w:val="Normal"/>
-              <w:jc w:val="center"/>
-              <w:pBdr>
-                <w:bottom w:val="none" w:sz="0" w:space="0" w:color="000000"/>
-                <w:top w:val="none" w:sz="0" w:space="0" w:color="000000"/>
-                <w:left w:val="none" w:sz="0" w:space="0" w:color="000000"/>
-                <w:right w:val="none" w:sz="0" w:space="0" w:color="000000"/>
-              </w:pBdr>
-              <w:spacing w:after="100" w:before="100" w:line="240"/>
-              <w:ind w:left="100" w:right="100" w:firstLine="0" w:firstLineChars="0"/>
-              <w:rPr>
-                <w:rFonts w:ascii="DejaVu Sans" w:hAnsi="DejaVu Sans" w:eastAsia="DejaVu Sans" w:cs="DejaVu Sans"/>
-                <w:i w:val="false"/>
-                <w:b w:val="false"/>
-                <w:u w:val="none"/>
-                <w:strike w:val="false"/>
-                <w:sz w:val="22"/>
-                <w:szCs w:val="22"/>
-                <w:color w:val="000000"/>
-              </w:rPr>
-            </w:pPr>
-            <w:r>
-              <w:rPr>
-                <w:rFonts w:ascii="DejaVu Sans" w:hAnsi="DejaVu Sans" w:eastAsia="DejaVu Sans" w:cs="DejaVu Sans"/>
-                <w:i w:val="false"/>
-                <w:b w:val="false"/>
-                <w:u w:val="none"/>
-                <w:strike w:val="false"/>
-                <w:sz w:val="22"/>
-                <w:szCs w:val="22"/>
-                <w:color w:val="000000"/>
-              </w:rPr>
-              <w:t xml:space="preserve">901 (27,0&lt;U+00A0&gt;%)</w:t>
+              <w:t xml:space="preserve">9 054 (29,4 %)</w:t>
+            </w:r>
+          </w:p>
+        </w:tc>
+        <w:tc>
+          <w:tcPr>
+            <w:tcBorders>
+              <w:bottom w:val="none" w:sz="0" w:space="0" w:color="000000"/>
+              <w:top w:val="none" w:sz="0" w:space="0" w:color="000000"/>
+              <w:left w:val="none" w:sz="0" w:space="0" w:color="000000"/>
+              <w:right w:val="none" w:sz="0" w:space="0" w:color="000000"/>
+            </w:tcBorders>
+            <w:shd w:val="clear" w:color="auto" w:fill="FFFFFF"/>
+            <w:tcMar>
+              <w:top w:w="0" w:type="dxa"/>
+              <w:bottom w:w="0" w:type="dxa"/>
+              <w:left w:w="0" w:type="dxa"/>
+              <w:right w:w="0" w:type="dxa"/>
+            </w:tcMar>
+            <w:vAlign w:val="top"/>
+          </w:tcPr>
+          <w:p>
+            <w:pPr>
+              <w:pStyle w:val="Normal"/>
+              <w:jc w:val="center"/>
+              <w:pBdr>
+                <w:bottom w:val="none" w:sz="0" w:space="0" w:color="000000"/>
+                <w:top w:val="none" w:sz="0" w:space="0" w:color="000000"/>
+                <w:left w:val="none" w:sz="0" w:space="0" w:color="000000"/>
+                <w:right w:val="none" w:sz="0" w:space="0" w:color="000000"/>
+              </w:pBdr>
+              <w:spacing w:after="100" w:before="100" w:line="240"/>
+              <w:ind w:left="100" w:right="100" w:firstLine="0" w:firstLineChars="0"/>
+              <w:rPr>
+                <w:rFonts w:ascii="DejaVu Sans" w:hAnsi="DejaVu Sans" w:eastAsia="DejaVu Sans" w:cs="DejaVu Sans"/>
+                <w:i w:val="false"/>
+                <w:b w:val="false"/>
+                <w:u w:val="none"/>
+                <w:strike w:val="false"/>
+                <w:sz w:val="22"/>
+                <w:szCs w:val="22"/>
+                <w:color w:val="000000"/>
+              </w:rPr>
+            </w:pPr>
+            <w:r>
+              <w:rPr>
+                <w:rFonts w:ascii="DejaVu Sans" w:hAnsi="DejaVu Sans" w:eastAsia="DejaVu Sans" w:cs="DejaVu Sans"/>
+                <w:i w:val="false"/>
+                <w:b w:val="false"/>
+                <w:u w:val="none"/>
+                <w:strike w:val="false"/>
+                <w:sz w:val="22"/>
+                <w:szCs w:val="22"/>
+                <w:color w:val="000000"/>
+              </w:rPr>
+              <w:t xml:space="preserve">8 153 (29,7 %)</w:t>
+            </w:r>
+          </w:p>
+        </w:tc>
+        <w:tc>
+          <w:tcPr>
+            <w:tcBorders>
+              <w:bottom w:val="none" w:sz="0" w:space="0" w:color="000000"/>
+              <w:top w:val="none" w:sz="0" w:space="0" w:color="000000"/>
+              <w:left w:val="none" w:sz="0" w:space="0" w:color="000000"/>
+              <w:right w:val="none" w:sz="0" w:space="0" w:color="000000"/>
+            </w:tcBorders>
+            <w:shd w:val="clear" w:color="auto" w:fill="FFFFFF"/>
+            <w:tcMar>
+              <w:top w:w="0" w:type="dxa"/>
+              <w:bottom w:w="0" w:type="dxa"/>
+              <w:left w:w="0" w:type="dxa"/>
+              <w:right w:w="0" w:type="dxa"/>
+            </w:tcMar>
+            <w:vAlign w:val="top"/>
+          </w:tcPr>
+          <w:p>
+            <w:pPr>
+              <w:pStyle w:val="Normal"/>
+              <w:jc w:val="center"/>
+              <w:pBdr>
+                <w:bottom w:val="none" w:sz="0" w:space="0" w:color="000000"/>
+                <w:top w:val="none" w:sz="0" w:space="0" w:color="000000"/>
+                <w:left w:val="none" w:sz="0" w:space="0" w:color="000000"/>
+                <w:right w:val="none" w:sz="0" w:space="0" w:color="000000"/>
+              </w:pBdr>
+              <w:spacing w:after="100" w:before="100" w:line="240"/>
+              <w:ind w:left="100" w:right="100" w:firstLine="0" w:firstLineChars="0"/>
+              <w:rPr>
+                <w:rFonts w:ascii="DejaVu Sans" w:hAnsi="DejaVu Sans" w:eastAsia="DejaVu Sans" w:cs="DejaVu Sans"/>
+                <w:i w:val="false"/>
+                <w:b w:val="false"/>
+                <w:u w:val="none"/>
+                <w:strike w:val="false"/>
+                <w:sz w:val="22"/>
+                <w:szCs w:val="22"/>
+                <w:color w:val="000000"/>
+              </w:rPr>
+            </w:pPr>
+            <w:r>
+              <w:rPr>
+                <w:rFonts w:ascii="DejaVu Sans" w:hAnsi="DejaVu Sans" w:eastAsia="DejaVu Sans" w:cs="DejaVu Sans"/>
+                <w:i w:val="false"/>
+                <w:b w:val="false"/>
+                <w:u w:val="none"/>
+                <w:strike w:val="false"/>
+                <w:sz w:val="22"/>
+                <w:szCs w:val="22"/>
+                <w:color w:val="000000"/>
+              </w:rPr>
+              <w:t xml:space="preserve">901 (27,0 %)</w:t>
             </w:r>
           </w:p>
         </w:tc>
@@ -6692,7 +6692,7 @@
                 <w:szCs w:val="22"/>
                 <w:color w:val="000000"/>
               </w:rPr>
-              <w:t xml:space="preserve">&lt;U+00CD&gt;ndice de riqueza</w:t>
+              <w:t xml:space="preserve">Índice de riqueza</w:t>
             </w:r>
           </w:p>
         </w:tc>
@@ -6972,172 +6972,172 @@
                 <w:szCs w:val="22"/>
                 <w:color w:val="000000"/>
               </w:rPr>
-              <w:t xml:space="preserve">Quintil 1 (m&lt;U+00E1&gt;s pobre)</w:t>
-            </w:r>
-          </w:p>
-        </w:tc>
-        <w:tc>
-          <w:tcPr>
-            <w:tcBorders>
-              <w:bottom w:val="none" w:sz="0" w:space="0" w:color="000000"/>
-              <w:top w:val="none" w:sz="0" w:space="0" w:color="000000"/>
-              <w:left w:val="none" w:sz="0" w:space="0" w:color="000000"/>
-              <w:right w:val="none" w:sz="0" w:space="0" w:color="000000"/>
-            </w:tcBorders>
-            <w:shd w:val="clear" w:color="auto" w:fill="FFFFFF"/>
-            <w:tcMar>
-              <w:top w:w="0" w:type="dxa"/>
-              <w:bottom w:w="0" w:type="dxa"/>
-              <w:left w:w="0" w:type="dxa"/>
-              <w:right w:w="0" w:type="dxa"/>
-            </w:tcMar>
-            <w:vAlign w:val="top"/>
-          </w:tcPr>
-          <w:p>
-            <w:pPr>
-              <w:pStyle w:val="Normal"/>
-              <w:jc w:val="center"/>
-              <w:pBdr>
-                <w:bottom w:val="none" w:sz="0" w:space="0" w:color="000000"/>
-                <w:top w:val="none" w:sz="0" w:space="0" w:color="000000"/>
-                <w:left w:val="none" w:sz="0" w:space="0" w:color="000000"/>
-                <w:right w:val="none" w:sz="0" w:space="0" w:color="000000"/>
-              </w:pBdr>
-              <w:spacing w:after="100" w:before="100" w:line="240"/>
-              <w:ind w:left="100" w:right="100" w:firstLine="0" w:firstLineChars="0"/>
-              <w:rPr>
-                <w:rFonts w:ascii="DejaVu Sans" w:hAnsi="DejaVu Sans" w:eastAsia="DejaVu Sans" w:cs="DejaVu Sans"/>
-                <w:i w:val="false"/>
-                <w:b w:val="false"/>
-                <w:u w:val="none"/>
-                <w:strike w:val="false"/>
-                <w:sz w:val="22"/>
-                <w:szCs w:val="22"/>
-                <w:color w:val="000000"/>
-              </w:rPr>
-            </w:pPr>
-            <w:r>
-              <w:rPr>
-                <w:rFonts w:ascii="DejaVu Sans" w:hAnsi="DejaVu Sans" w:eastAsia="DejaVu Sans" w:cs="DejaVu Sans"/>
-                <w:i w:val="false"/>
-                <w:b w:val="false"/>
-                <w:u w:val="none"/>
-                <w:strike w:val="false"/>
-                <w:sz w:val="22"/>
-                <w:szCs w:val="22"/>
-                <w:color w:val="000000"/>
-              </w:rPr>
-              <w:t xml:space="preserve">10&lt;U+00A0&gt;494 (34,0&lt;U+00A0&gt;%)</w:t>
-            </w:r>
-          </w:p>
-        </w:tc>
-        <w:tc>
-          <w:tcPr>
-            <w:tcBorders>
-              <w:bottom w:val="none" w:sz="0" w:space="0" w:color="000000"/>
-              <w:top w:val="none" w:sz="0" w:space="0" w:color="000000"/>
-              <w:left w:val="none" w:sz="0" w:space="0" w:color="000000"/>
-              <w:right w:val="none" w:sz="0" w:space="0" w:color="000000"/>
-            </w:tcBorders>
-            <w:shd w:val="clear" w:color="auto" w:fill="FFFFFF"/>
-            <w:tcMar>
-              <w:top w:w="0" w:type="dxa"/>
-              <w:bottom w:w="0" w:type="dxa"/>
-              <w:left w:w="0" w:type="dxa"/>
-              <w:right w:w="0" w:type="dxa"/>
-            </w:tcMar>
-            <w:vAlign w:val="top"/>
-          </w:tcPr>
-          <w:p>
-            <w:pPr>
-              <w:pStyle w:val="Normal"/>
-              <w:jc w:val="center"/>
-              <w:pBdr>
-                <w:bottom w:val="none" w:sz="0" w:space="0" w:color="000000"/>
-                <w:top w:val="none" w:sz="0" w:space="0" w:color="000000"/>
-                <w:left w:val="none" w:sz="0" w:space="0" w:color="000000"/>
-                <w:right w:val="none" w:sz="0" w:space="0" w:color="000000"/>
-              </w:pBdr>
-              <w:spacing w:after="100" w:before="100" w:line="240"/>
-              <w:ind w:left="100" w:right="100" w:firstLine="0" w:firstLineChars="0"/>
-              <w:rPr>
-                <w:rFonts w:ascii="DejaVu Sans" w:hAnsi="DejaVu Sans" w:eastAsia="DejaVu Sans" w:cs="DejaVu Sans"/>
-                <w:i w:val="false"/>
-                <w:b w:val="false"/>
-                <w:u w:val="none"/>
-                <w:strike w:val="false"/>
-                <w:sz w:val="22"/>
-                <w:szCs w:val="22"/>
-                <w:color w:val="000000"/>
-              </w:rPr>
-            </w:pPr>
-            <w:r>
-              <w:rPr>
-                <w:rFonts w:ascii="DejaVu Sans" w:hAnsi="DejaVu Sans" w:eastAsia="DejaVu Sans" w:cs="DejaVu Sans"/>
-                <w:i w:val="false"/>
-                <w:b w:val="false"/>
-                <w:u w:val="none"/>
-                <w:strike w:val="false"/>
-                <w:sz w:val="22"/>
-                <w:szCs w:val="22"/>
-                <w:color w:val="000000"/>
-              </w:rPr>
-              <w:t xml:space="preserve">9&lt;U+00A0&gt;490 (34,5&lt;U+00A0&gt;%)</w:t>
-            </w:r>
-          </w:p>
-        </w:tc>
-        <w:tc>
-          <w:tcPr>
-            <w:tcBorders>
-              <w:bottom w:val="none" w:sz="0" w:space="0" w:color="000000"/>
-              <w:top w:val="none" w:sz="0" w:space="0" w:color="000000"/>
-              <w:left w:val="none" w:sz="0" w:space="0" w:color="000000"/>
-              <w:right w:val="none" w:sz="0" w:space="0" w:color="000000"/>
-            </w:tcBorders>
-            <w:shd w:val="clear" w:color="auto" w:fill="FFFFFF"/>
-            <w:tcMar>
-              <w:top w:w="0" w:type="dxa"/>
-              <w:bottom w:w="0" w:type="dxa"/>
-              <w:left w:w="0" w:type="dxa"/>
-              <w:right w:w="0" w:type="dxa"/>
-            </w:tcMar>
-            <w:vAlign w:val="top"/>
-          </w:tcPr>
-          <w:p>
-            <w:pPr>
-              <w:pStyle w:val="Normal"/>
-              <w:jc w:val="center"/>
-              <w:pBdr>
-                <w:bottom w:val="none" w:sz="0" w:space="0" w:color="000000"/>
-                <w:top w:val="none" w:sz="0" w:space="0" w:color="000000"/>
-                <w:left w:val="none" w:sz="0" w:space="0" w:color="000000"/>
-                <w:right w:val="none" w:sz="0" w:space="0" w:color="000000"/>
-              </w:pBdr>
-              <w:spacing w:after="100" w:before="100" w:line="240"/>
-              <w:ind w:left="100" w:right="100" w:firstLine="0" w:firstLineChars="0"/>
-              <w:rPr>
-                <w:rFonts w:ascii="DejaVu Sans" w:hAnsi="DejaVu Sans" w:eastAsia="DejaVu Sans" w:cs="DejaVu Sans"/>
-                <w:i w:val="false"/>
-                <w:b w:val="false"/>
-                <w:u w:val="none"/>
-                <w:strike w:val="false"/>
-                <w:sz w:val="22"/>
-                <w:szCs w:val="22"/>
-                <w:color w:val="000000"/>
-              </w:rPr>
-            </w:pPr>
-            <w:r>
-              <w:rPr>
-                <w:rFonts w:ascii="DejaVu Sans" w:hAnsi="DejaVu Sans" w:eastAsia="DejaVu Sans" w:cs="DejaVu Sans"/>
-                <w:i w:val="false"/>
-                <w:b w:val="false"/>
-                <w:u w:val="none"/>
-                <w:strike w:val="false"/>
-                <w:sz w:val="22"/>
-                <w:szCs w:val="22"/>
-                <w:color w:val="000000"/>
-              </w:rPr>
-              <w:t xml:space="preserve">1&lt;U+00A0&gt;004 (30,1&lt;U+00A0&gt;%)</w:t>
+              <w:t xml:space="preserve">Quintil 1 (más pobre)</w:t>
+            </w:r>
+          </w:p>
+        </w:tc>
+        <w:tc>
+          <w:tcPr>
+            <w:tcBorders>
+              <w:bottom w:val="none" w:sz="0" w:space="0" w:color="000000"/>
+              <w:top w:val="none" w:sz="0" w:space="0" w:color="000000"/>
+              <w:left w:val="none" w:sz="0" w:space="0" w:color="000000"/>
+              <w:right w:val="none" w:sz="0" w:space="0" w:color="000000"/>
+            </w:tcBorders>
+            <w:shd w:val="clear" w:color="auto" w:fill="FFFFFF"/>
+            <w:tcMar>
+              <w:top w:w="0" w:type="dxa"/>
+              <w:bottom w:w="0" w:type="dxa"/>
+              <w:left w:w="0" w:type="dxa"/>
+              <w:right w:w="0" w:type="dxa"/>
+            </w:tcMar>
+            <w:vAlign w:val="top"/>
+          </w:tcPr>
+          <w:p>
+            <w:pPr>
+              <w:pStyle w:val="Normal"/>
+              <w:jc w:val="center"/>
+              <w:pBdr>
+                <w:bottom w:val="none" w:sz="0" w:space="0" w:color="000000"/>
+                <w:top w:val="none" w:sz="0" w:space="0" w:color="000000"/>
+                <w:left w:val="none" w:sz="0" w:space="0" w:color="000000"/>
+                <w:right w:val="none" w:sz="0" w:space="0" w:color="000000"/>
+              </w:pBdr>
+              <w:spacing w:after="100" w:before="100" w:line="240"/>
+              <w:ind w:left="100" w:right="100" w:firstLine="0" w:firstLineChars="0"/>
+              <w:rPr>
+                <w:rFonts w:ascii="DejaVu Sans" w:hAnsi="DejaVu Sans" w:eastAsia="DejaVu Sans" w:cs="DejaVu Sans"/>
+                <w:i w:val="false"/>
+                <w:b w:val="false"/>
+                <w:u w:val="none"/>
+                <w:strike w:val="false"/>
+                <w:sz w:val="22"/>
+                <w:szCs w:val="22"/>
+                <w:color w:val="000000"/>
+              </w:rPr>
+            </w:pPr>
+            <w:r>
+              <w:rPr>
+                <w:rFonts w:ascii="DejaVu Sans" w:hAnsi="DejaVu Sans" w:eastAsia="DejaVu Sans" w:cs="DejaVu Sans"/>
+                <w:i w:val="false"/>
+                <w:b w:val="false"/>
+                <w:u w:val="none"/>
+                <w:strike w:val="false"/>
+                <w:sz w:val="22"/>
+                <w:szCs w:val="22"/>
+                <w:color w:val="000000"/>
+              </w:rPr>
+              <w:t xml:space="preserve">10 494 (34,0 %)</w:t>
+            </w:r>
+          </w:p>
+        </w:tc>
+        <w:tc>
+          <w:tcPr>
+            <w:tcBorders>
+              <w:bottom w:val="none" w:sz="0" w:space="0" w:color="000000"/>
+              <w:top w:val="none" w:sz="0" w:space="0" w:color="000000"/>
+              <w:left w:val="none" w:sz="0" w:space="0" w:color="000000"/>
+              <w:right w:val="none" w:sz="0" w:space="0" w:color="000000"/>
+            </w:tcBorders>
+            <w:shd w:val="clear" w:color="auto" w:fill="FFFFFF"/>
+            <w:tcMar>
+              <w:top w:w="0" w:type="dxa"/>
+              <w:bottom w:w="0" w:type="dxa"/>
+              <w:left w:w="0" w:type="dxa"/>
+              <w:right w:w="0" w:type="dxa"/>
+            </w:tcMar>
+            <w:vAlign w:val="top"/>
+          </w:tcPr>
+          <w:p>
+            <w:pPr>
+              <w:pStyle w:val="Normal"/>
+              <w:jc w:val="center"/>
+              <w:pBdr>
+                <w:bottom w:val="none" w:sz="0" w:space="0" w:color="000000"/>
+                <w:top w:val="none" w:sz="0" w:space="0" w:color="000000"/>
+                <w:left w:val="none" w:sz="0" w:space="0" w:color="000000"/>
+                <w:right w:val="none" w:sz="0" w:space="0" w:color="000000"/>
+              </w:pBdr>
+              <w:spacing w:after="100" w:before="100" w:line="240"/>
+              <w:ind w:left="100" w:right="100" w:firstLine="0" w:firstLineChars="0"/>
+              <w:rPr>
+                <w:rFonts w:ascii="DejaVu Sans" w:hAnsi="DejaVu Sans" w:eastAsia="DejaVu Sans" w:cs="DejaVu Sans"/>
+                <w:i w:val="false"/>
+                <w:b w:val="false"/>
+                <w:u w:val="none"/>
+                <w:strike w:val="false"/>
+                <w:sz w:val="22"/>
+                <w:szCs w:val="22"/>
+                <w:color w:val="000000"/>
+              </w:rPr>
+            </w:pPr>
+            <w:r>
+              <w:rPr>
+                <w:rFonts w:ascii="DejaVu Sans" w:hAnsi="DejaVu Sans" w:eastAsia="DejaVu Sans" w:cs="DejaVu Sans"/>
+                <w:i w:val="false"/>
+                <w:b w:val="false"/>
+                <w:u w:val="none"/>
+                <w:strike w:val="false"/>
+                <w:sz w:val="22"/>
+                <w:szCs w:val="22"/>
+                <w:color w:val="000000"/>
+              </w:rPr>
+              <w:t xml:space="preserve">9 490 (34,5 %)</w:t>
+            </w:r>
+          </w:p>
+        </w:tc>
+        <w:tc>
+          <w:tcPr>
+            <w:tcBorders>
+              <w:bottom w:val="none" w:sz="0" w:space="0" w:color="000000"/>
+              <w:top w:val="none" w:sz="0" w:space="0" w:color="000000"/>
+              <w:left w:val="none" w:sz="0" w:space="0" w:color="000000"/>
+              <w:right w:val="none" w:sz="0" w:space="0" w:color="000000"/>
+            </w:tcBorders>
+            <w:shd w:val="clear" w:color="auto" w:fill="FFFFFF"/>
+            <w:tcMar>
+              <w:top w:w="0" w:type="dxa"/>
+              <w:bottom w:w="0" w:type="dxa"/>
+              <w:left w:w="0" w:type="dxa"/>
+              <w:right w:w="0" w:type="dxa"/>
+            </w:tcMar>
+            <w:vAlign w:val="top"/>
+          </w:tcPr>
+          <w:p>
+            <w:pPr>
+              <w:pStyle w:val="Normal"/>
+              <w:jc w:val="center"/>
+              <w:pBdr>
+                <w:bottom w:val="none" w:sz="0" w:space="0" w:color="000000"/>
+                <w:top w:val="none" w:sz="0" w:space="0" w:color="000000"/>
+                <w:left w:val="none" w:sz="0" w:space="0" w:color="000000"/>
+                <w:right w:val="none" w:sz="0" w:space="0" w:color="000000"/>
+              </w:pBdr>
+              <w:spacing w:after="100" w:before="100" w:line="240"/>
+              <w:ind w:left="100" w:right="100" w:firstLine="0" w:firstLineChars="0"/>
+              <w:rPr>
+                <w:rFonts w:ascii="DejaVu Sans" w:hAnsi="DejaVu Sans" w:eastAsia="DejaVu Sans" w:cs="DejaVu Sans"/>
+                <w:i w:val="false"/>
+                <w:b w:val="false"/>
+                <w:u w:val="none"/>
+                <w:strike w:val="false"/>
+                <w:sz w:val="22"/>
+                <w:szCs w:val="22"/>
+                <w:color w:val="000000"/>
+              </w:rPr>
+            </w:pPr>
+            <w:r>
+              <w:rPr>
+                <w:rFonts w:ascii="DejaVu Sans" w:hAnsi="DejaVu Sans" w:eastAsia="DejaVu Sans" w:cs="DejaVu Sans"/>
+                <w:i w:val="false"/>
+                <w:b w:val="false"/>
+                <w:u w:val="none"/>
+                <w:strike w:val="false"/>
+                <w:sz w:val="22"/>
+                <w:szCs w:val="22"/>
+                <w:color w:val="000000"/>
+              </w:rPr>
+              <w:t xml:space="preserve">1 004 (30,1 %)</w:t>
             </w:r>
           </w:p>
         </w:tc>
@@ -7307,117 +7307,117 @@
                 <w:szCs w:val="22"/>
                 <w:color w:val="000000"/>
               </w:rPr>
-              <w:t xml:space="preserve">7&lt;U+00A0&gt;665 (24,9&lt;U+00A0&gt;%)</w:t>
-            </w:r>
-          </w:p>
-        </w:tc>
-        <w:tc>
-          <w:tcPr>
-            <w:tcBorders>
-              <w:bottom w:val="none" w:sz="0" w:space="0" w:color="000000"/>
-              <w:top w:val="none" w:sz="0" w:space="0" w:color="000000"/>
-              <w:left w:val="none" w:sz="0" w:space="0" w:color="000000"/>
-              <w:right w:val="none" w:sz="0" w:space="0" w:color="000000"/>
-            </w:tcBorders>
-            <w:shd w:val="clear" w:color="auto" w:fill="FFFFFF"/>
-            <w:tcMar>
-              <w:top w:w="0" w:type="dxa"/>
-              <w:bottom w:w="0" w:type="dxa"/>
-              <w:left w:w="0" w:type="dxa"/>
-              <w:right w:w="0" w:type="dxa"/>
-            </w:tcMar>
-            <w:vAlign w:val="top"/>
-          </w:tcPr>
-          <w:p>
-            <w:pPr>
-              <w:pStyle w:val="Normal"/>
-              <w:jc w:val="center"/>
-              <w:pBdr>
-                <w:bottom w:val="none" w:sz="0" w:space="0" w:color="000000"/>
-                <w:top w:val="none" w:sz="0" w:space="0" w:color="000000"/>
-                <w:left w:val="none" w:sz="0" w:space="0" w:color="000000"/>
-                <w:right w:val="none" w:sz="0" w:space="0" w:color="000000"/>
-              </w:pBdr>
-              <w:spacing w:after="100" w:before="100" w:line="240"/>
-              <w:ind w:left="100" w:right="100" w:firstLine="0" w:firstLineChars="0"/>
-              <w:rPr>
-                <w:rFonts w:ascii="DejaVu Sans" w:hAnsi="DejaVu Sans" w:eastAsia="DejaVu Sans" w:cs="DejaVu Sans"/>
-                <w:i w:val="false"/>
-                <w:b w:val="false"/>
-                <w:u w:val="none"/>
-                <w:strike w:val="false"/>
-                <w:sz w:val="22"/>
-                <w:szCs w:val="22"/>
-                <w:color w:val="000000"/>
-              </w:rPr>
-            </w:pPr>
-            <w:r>
-              <w:rPr>
-                <w:rFonts w:ascii="DejaVu Sans" w:hAnsi="DejaVu Sans" w:eastAsia="DejaVu Sans" w:cs="DejaVu Sans"/>
-                <w:i w:val="false"/>
-                <w:b w:val="false"/>
-                <w:u w:val="none"/>
-                <w:strike w:val="false"/>
-                <w:sz w:val="22"/>
-                <w:szCs w:val="22"/>
-                <w:color w:val="000000"/>
-              </w:rPr>
-              <w:t xml:space="preserve">6&lt;U+00A0&gt;940 (25,2&lt;U+00A0&gt;%)</w:t>
-            </w:r>
-          </w:p>
-        </w:tc>
-        <w:tc>
-          <w:tcPr>
-            <w:tcBorders>
-              <w:bottom w:val="none" w:sz="0" w:space="0" w:color="000000"/>
-              <w:top w:val="none" w:sz="0" w:space="0" w:color="000000"/>
-              <w:left w:val="none" w:sz="0" w:space="0" w:color="000000"/>
-              <w:right w:val="none" w:sz="0" w:space="0" w:color="000000"/>
-            </w:tcBorders>
-            <w:shd w:val="clear" w:color="auto" w:fill="FFFFFF"/>
-            <w:tcMar>
-              <w:top w:w="0" w:type="dxa"/>
-              <w:bottom w:w="0" w:type="dxa"/>
-              <w:left w:w="0" w:type="dxa"/>
-              <w:right w:w="0" w:type="dxa"/>
-            </w:tcMar>
-            <w:vAlign w:val="top"/>
-          </w:tcPr>
-          <w:p>
-            <w:pPr>
-              <w:pStyle w:val="Normal"/>
-              <w:jc w:val="center"/>
-              <w:pBdr>
-                <w:bottom w:val="none" w:sz="0" w:space="0" w:color="000000"/>
-                <w:top w:val="none" w:sz="0" w:space="0" w:color="000000"/>
-                <w:left w:val="none" w:sz="0" w:space="0" w:color="000000"/>
-                <w:right w:val="none" w:sz="0" w:space="0" w:color="000000"/>
-              </w:pBdr>
-              <w:spacing w:after="100" w:before="100" w:line="240"/>
-              <w:ind w:left="100" w:right="100" w:firstLine="0" w:firstLineChars="0"/>
-              <w:rPr>
-                <w:rFonts w:ascii="DejaVu Sans" w:hAnsi="DejaVu Sans" w:eastAsia="DejaVu Sans" w:cs="DejaVu Sans"/>
-                <w:i w:val="false"/>
-                <w:b w:val="false"/>
-                <w:u w:val="none"/>
-                <w:strike w:val="false"/>
-                <w:sz w:val="22"/>
-                <w:szCs w:val="22"/>
-                <w:color w:val="000000"/>
-              </w:rPr>
-            </w:pPr>
-            <w:r>
-              <w:rPr>
-                <w:rFonts w:ascii="DejaVu Sans" w:hAnsi="DejaVu Sans" w:eastAsia="DejaVu Sans" w:cs="DejaVu Sans"/>
-                <w:i w:val="false"/>
-                <w:b w:val="false"/>
-                <w:u w:val="none"/>
-                <w:strike w:val="false"/>
-                <w:sz w:val="22"/>
-                <w:szCs w:val="22"/>
-                <w:color w:val="000000"/>
-              </w:rPr>
-              <w:t xml:space="preserve">725 (21,7&lt;U+00A0&gt;%)</w:t>
+              <w:t xml:space="preserve">7 665 (24,9 %)</w:t>
+            </w:r>
+          </w:p>
+        </w:tc>
+        <w:tc>
+          <w:tcPr>
+            <w:tcBorders>
+              <w:bottom w:val="none" w:sz="0" w:space="0" w:color="000000"/>
+              <w:top w:val="none" w:sz="0" w:space="0" w:color="000000"/>
+              <w:left w:val="none" w:sz="0" w:space="0" w:color="000000"/>
+              <w:right w:val="none" w:sz="0" w:space="0" w:color="000000"/>
+            </w:tcBorders>
+            <w:shd w:val="clear" w:color="auto" w:fill="FFFFFF"/>
+            <w:tcMar>
+              <w:top w:w="0" w:type="dxa"/>
+              <w:bottom w:w="0" w:type="dxa"/>
+              <w:left w:w="0" w:type="dxa"/>
+              <w:right w:w="0" w:type="dxa"/>
+            </w:tcMar>
+            <w:vAlign w:val="top"/>
+          </w:tcPr>
+          <w:p>
+            <w:pPr>
+              <w:pStyle w:val="Normal"/>
+              <w:jc w:val="center"/>
+              <w:pBdr>
+                <w:bottom w:val="none" w:sz="0" w:space="0" w:color="000000"/>
+                <w:top w:val="none" w:sz="0" w:space="0" w:color="000000"/>
+                <w:left w:val="none" w:sz="0" w:space="0" w:color="000000"/>
+                <w:right w:val="none" w:sz="0" w:space="0" w:color="000000"/>
+              </w:pBdr>
+              <w:spacing w:after="100" w:before="100" w:line="240"/>
+              <w:ind w:left="100" w:right="100" w:firstLine="0" w:firstLineChars="0"/>
+              <w:rPr>
+                <w:rFonts w:ascii="DejaVu Sans" w:hAnsi="DejaVu Sans" w:eastAsia="DejaVu Sans" w:cs="DejaVu Sans"/>
+                <w:i w:val="false"/>
+                <w:b w:val="false"/>
+                <w:u w:val="none"/>
+                <w:strike w:val="false"/>
+                <w:sz w:val="22"/>
+                <w:szCs w:val="22"/>
+                <w:color w:val="000000"/>
+              </w:rPr>
+            </w:pPr>
+            <w:r>
+              <w:rPr>
+                <w:rFonts w:ascii="DejaVu Sans" w:hAnsi="DejaVu Sans" w:eastAsia="DejaVu Sans" w:cs="DejaVu Sans"/>
+                <w:i w:val="false"/>
+                <w:b w:val="false"/>
+                <w:u w:val="none"/>
+                <w:strike w:val="false"/>
+                <w:sz w:val="22"/>
+                <w:szCs w:val="22"/>
+                <w:color w:val="000000"/>
+              </w:rPr>
+              <w:t xml:space="preserve">6 940 (25,2 %)</w:t>
+            </w:r>
+          </w:p>
+        </w:tc>
+        <w:tc>
+          <w:tcPr>
+            <w:tcBorders>
+              <w:bottom w:val="none" w:sz="0" w:space="0" w:color="000000"/>
+              <w:top w:val="none" w:sz="0" w:space="0" w:color="000000"/>
+              <w:left w:val="none" w:sz="0" w:space="0" w:color="000000"/>
+              <w:right w:val="none" w:sz="0" w:space="0" w:color="000000"/>
+            </w:tcBorders>
+            <w:shd w:val="clear" w:color="auto" w:fill="FFFFFF"/>
+            <w:tcMar>
+              <w:top w:w="0" w:type="dxa"/>
+              <w:bottom w:w="0" w:type="dxa"/>
+              <w:left w:w="0" w:type="dxa"/>
+              <w:right w:w="0" w:type="dxa"/>
+            </w:tcMar>
+            <w:vAlign w:val="top"/>
+          </w:tcPr>
+          <w:p>
+            <w:pPr>
+              <w:pStyle w:val="Normal"/>
+              <w:jc w:val="center"/>
+              <w:pBdr>
+                <w:bottom w:val="none" w:sz="0" w:space="0" w:color="000000"/>
+                <w:top w:val="none" w:sz="0" w:space="0" w:color="000000"/>
+                <w:left w:val="none" w:sz="0" w:space="0" w:color="000000"/>
+                <w:right w:val="none" w:sz="0" w:space="0" w:color="000000"/>
+              </w:pBdr>
+              <w:spacing w:after="100" w:before="100" w:line="240"/>
+              <w:ind w:left="100" w:right="100" w:firstLine="0" w:firstLineChars="0"/>
+              <w:rPr>
+                <w:rFonts w:ascii="DejaVu Sans" w:hAnsi="DejaVu Sans" w:eastAsia="DejaVu Sans" w:cs="DejaVu Sans"/>
+                <w:i w:val="false"/>
+                <w:b w:val="false"/>
+                <w:u w:val="none"/>
+                <w:strike w:val="false"/>
+                <w:sz w:val="22"/>
+                <w:szCs w:val="22"/>
+                <w:color w:val="000000"/>
+              </w:rPr>
+            </w:pPr>
+            <w:r>
+              <w:rPr>
+                <w:rFonts w:ascii="DejaVu Sans" w:hAnsi="DejaVu Sans" w:eastAsia="DejaVu Sans" w:cs="DejaVu Sans"/>
+                <w:i w:val="false"/>
+                <w:b w:val="false"/>
+                <w:u w:val="none"/>
+                <w:strike w:val="false"/>
+                <w:sz w:val="22"/>
+                <w:szCs w:val="22"/>
+                <w:color w:val="000000"/>
+              </w:rPr>
+              <w:t xml:space="preserve">725 (21,7 %)</w:t>
             </w:r>
           </w:p>
         </w:tc>
@@ -7587,117 +7587,117 @@
                 <w:szCs w:val="22"/>
                 <w:color w:val="000000"/>
               </w:rPr>
-              <w:t xml:space="preserve">5&lt;U+00A0&gt;607 (18,2&lt;U+00A0&gt;%)</w:t>
-            </w:r>
-          </w:p>
-        </w:tc>
-        <w:tc>
-          <w:tcPr>
-            <w:tcBorders>
-              <w:bottom w:val="none" w:sz="0" w:space="0" w:color="000000"/>
-              <w:top w:val="none" w:sz="0" w:space="0" w:color="000000"/>
-              <w:left w:val="none" w:sz="0" w:space="0" w:color="000000"/>
-              <w:right w:val="none" w:sz="0" w:space="0" w:color="000000"/>
-            </w:tcBorders>
-            <w:shd w:val="clear" w:color="auto" w:fill="FFFFFF"/>
-            <w:tcMar>
-              <w:top w:w="0" w:type="dxa"/>
-              <w:bottom w:w="0" w:type="dxa"/>
-              <w:left w:w="0" w:type="dxa"/>
-              <w:right w:w="0" w:type="dxa"/>
-            </w:tcMar>
-            <w:vAlign w:val="top"/>
-          </w:tcPr>
-          <w:p>
-            <w:pPr>
-              <w:pStyle w:val="Normal"/>
-              <w:jc w:val="center"/>
-              <w:pBdr>
-                <w:bottom w:val="none" w:sz="0" w:space="0" w:color="000000"/>
-                <w:top w:val="none" w:sz="0" w:space="0" w:color="000000"/>
-                <w:left w:val="none" w:sz="0" w:space="0" w:color="000000"/>
-                <w:right w:val="none" w:sz="0" w:space="0" w:color="000000"/>
-              </w:pBdr>
-              <w:spacing w:after="100" w:before="100" w:line="240"/>
-              <w:ind w:left="100" w:right="100" w:firstLine="0" w:firstLineChars="0"/>
-              <w:rPr>
-                <w:rFonts w:ascii="DejaVu Sans" w:hAnsi="DejaVu Sans" w:eastAsia="DejaVu Sans" w:cs="DejaVu Sans"/>
-                <w:i w:val="false"/>
-                <w:b w:val="false"/>
-                <w:u w:val="none"/>
-                <w:strike w:val="false"/>
-                <w:sz w:val="22"/>
-                <w:szCs w:val="22"/>
-                <w:color w:val="000000"/>
-              </w:rPr>
-            </w:pPr>
-            <w:r>
-              <w:rPr>
-                <w:rFonts w:ascii="DejaVu Sans" w:hAnsi="DejaVu Sans" w:eastAsia="DejaVu Sans" w:cs="DejaVu Sans"/>
-                <w:i w:val="false"/>
-                <w:b w:val="false"/>
-                <w:u w:val="none"/>
-                <w:strike w:val="false"/>
-                <w:sz w:val="22"/>
-                <w:szCs w:val="22"/>
-                <w:color w:val="000000"/>
-              </w:rPr>
-              <w:t xml:space="preserve">4&lt;U+00A0&gt;972 (18,1&lt;U+00A0&gt;%)</w:t>
-            </w:r>
-          </w:p>
-        </w:tc>
-        <w:tc>
-          <w:tcPr>
-            <w:tcBorders>
-              <w:bottom w:val="none" w:sz="0" w:space="0" w:color="000000"/>
-              <w:top w:val="none" w:sz="0" w:space="0" w:color="000000"/>
-              <w:left w:val="none" w:sz="0" w:space="0" w:color="000000"/>
-              <w:right w:val="none" w:sz="0" w:space="0" w:color="000000"/>
-            </w:tcBorders>
-            <w:shd w:val="clear" w:color="auto" w:fill="FFFFFF"/>
-            <w:tcMar>
-              <w:top w:w="0" w:type="dxa"/>
-              <w:bottom w:w="0" w:type="dxa"/>
-              <w:left w:w="0" w:type="dxa"/>
-              <w:right w:w="0" w:type="dxa"/>
-            </w:tcMar>
-            <w:vAlign w:val="top"/>
-          </w:tcPr>
-          <w:p>
-            <w:pPr>
-              <w:pStyle w:val="Normal"/>
-              <w:jc w:val="center"/>
-              <w:pBdr>
-                <w:bottom w:val="none" w:sz="0" w:space="0" w:color="000000"/>
-                <w:top w:val="none" w:sz="0" w:space="0" w:color="000000"/>
-                <w:left w:val="none" w:sz="0" w:space="0" w:color="000000"/>
-                <w:right w:val="none" w:sz="0" w:space="0" w:color="000000"/>
-              </w:pBdr>
-              <w:spacing w:after="100" w:before="100" w:line="240"/>
-              <w:ind w:left="100" w:right="100" w:firstLine="0" w:firstLineChars="0"/>
-              <w:rPr>
-                <w:rFonts w:ascii="DejaVu Sans" w:hAnsi="DejaVu Sans" w:eastAsia="DejaVu Sans" w:cs="DejaVu Sans"/>
-                <w:i w:val="false"/>
-                <w:b w:val="false"/>
-                <w:u w:val="none"/>
-                <w:strike w:val="false"/>
-                <w:sz w:val="22"/>
-                <w:szCs w:val="22"/>
-                <w:color w:val="000000"/>
-              </w:rPr>
-            </w:pPr>
-            <w:r>
-              <w:rPr>
-                <w:rFonts w:ascii="DejaVu Sans" w:hAnsi="DejaVu Sans" w:eastAsia="DejaVu Sans" w:cs="DejaVu Sans"/>
-                <w:i w:val="false"/>
-                <w:b w:val="false"/>
-                <w:u w:val="none"/>
-                <w:strike w:val="false"/>
-                <w:sz w:val="22"/>
-                <w:szCs w:val="22"/>
-                <w:color w:val="000000"/>
-              </w:rPr>
-              <w:t xml:space="preserve">635 (19,0&lt;U+00A0&gt;%)</w:t>
+              <w:t xml:space="preserve">5 607 (18,2 %)</w:t>
+            </w:r>
+          </w:p>
+        </w:tc>
+        <w:tc>
+          <w:tcPr>
+            <w:tcBorders>
+              <w:bottom w:val="none" w:sz="0" w:space="0" w:color="000000"/>
+              <w:top w:val="none" w:sz="0" w:space="0" w:color="000000"/>
+              <w:left w:val="none" w:sz="0" w:space="0" w:color="000000"/>
+              <w:right w:val="none" w:sz="0" w:space="0" w:color="000000"/>
+            </w:tcBorders>
+            <w:shd w:val="clear" w:color="auto" w:fill="FFFFFF"/>
+            <w:tcMar>
+              <w:top w:w="0" w:type="dxa"/>
+              <w:bottom w:w="0" w:type="dxa"/>
+              <w:left w:w="0" w:type="dxa"/>
+              <w:right w:w="0" w:type="dxa"/>
+            </w:tcMar>
+            <w:vAlign w:val="top"/>
+          </w:tcPr>
+          <w:p>
+            <w:pPr>
+              <w:pStyle w:val="Normal"/>
+              <w:jc w:val="center"/>
+              <w:pBdr>
+                <w:bottom w:val="none" w:sz="0" w:space="0" w:color="000000"/>
+                <w:top w:val="none" w:sz="0" w:space="0" w:color="000000"/>
+                <w:left w:val="none" w:sz="0" w:space="0" w:color="000000"/>
+                <w:right w:val="none" w:sz="0" w:space="0" w:color="000000"/>
+              </w:pBdr>
+              <w:spacing w:after="100" w:before="100" w:line="240"/>
+              <w:ind w:left="100" w:right="100" w:firstLine="0" w:firstLineChars="0"/>
+              <w:rPr>
+                <w:rFonts w:ascii="DejaVu Sans" w:hAnsi="DejaVu Sans" w:eastAsia="DejaVu Sans" w:cs="DejaVu Sans"/>
+                <w:i w:val="false"/>
+                <w:b w:val="false"/>
+                <w:u w:val="none"/>
+                <w:strike w:val="false"/>
+                <w:sz w:val="22"/>
+                <w:szCs w:val="22"/>
+                <w:color w:val="000000"/>
+              </w:rPr>
+            </w:pPr>
+            <w:r>
+              <w:rPr>
+                <w:rFonts w:ascii="DejaVu Sans" w:hAnsi="DejaVu Sans" w:eastAsia="DejaVu Sans" w:cs="DejaVu Sans"/>
+                <w:i w:val="false"/>
+                <w:b w:val="false"/>
+                <w:u w:val="none"/>
+                <w:strike w:val="false"/>
+                <w:sz w:val="22"/>
+                <w:szCs w:val="22"/>
+                <w:color w:val="000000"/>
+              </w:rPr>
+              <w:t xml:space="preserve">4 972 (18,1 %)</w:t>
+            </w:r>
+          </w:p>
+        </w:tc>
+        <w:tc>
+          <w:tcPr>
+            <w:tcBorders>
+              <w:bottom w:val="none" w:sz="0" w:space="0" w:color="000000"/>
+              <w:top w:val="none" w:sz="0" w:space="0" w:color="000000"/>
+              <w:left w:val="none" w:sz="0" w:space="0" w:color="000000"/>
+              <w:right w:val="none" w:sz="0" w:space="0" w:color="000000"/>
+            </w:tcBorders>
+            <w:shd w:val="clear" w:color="auto" w:fill="FFFFFF"/>
+            <w:tcMar>
+              <w:top w:w="0" w:type="dxa"/>
+              <w:bottom w:w="0" w:type="dxa"/>
+              <w:left w:w="0" w:type="dxa"/>
+              <w:right w:w="0" w:type="dxa"/>
+            </w:tcMar>
+            <w:vAlign w:val="top"/>
+          </w:tcPr>
+          <w:p>
+            <w:pPr>
+              <w:pStyle w:val="Normal"/>
+              <w:jc w:val="center"/>
+              <w:pBdr>
+                <w:bottom w:val="none" w:sz="0" w:space="0" w:color="000000"/>
+                <w:top w:val="none" w:sz="0" w:space="0" w:color="000000"/>
+                <w:left w:val="none" w:sz="0" w:space="0" w:color="000000"/>
+                <w:right w:val="none" w:sz="0" w:space="0" w:color="000000"/>
+              </w:pBdr>
+              <w:spacing w:after="100" w:before="100" w:line="240"/>
+              <w:ind w:left="100" w:right="100" w:firstLine="0" w:firstLineChars="0"/>
+              <w:rPr>
+                <w:rFonts w:ascii="DejaVu Sans" w:hAnsi="DejaVu Sans" w:eastAsia="DejaVu Sans" w:cs="DejaVu Sans"/>
+                <w:i w:val="false"/>
+                <w:b w:val="false"/>
+                <w:u w:val="none"/>
+                <w:strike w:val="false"/>
+                <w:sz w:val="22"/>
+                <w:szCs w:val="22"/>
+                <w:color w:val="000000"/>
+              </w:rPr>
+            </w:pPr>
+            <w:r>
+              <w:rPr>
+                <w:rFonts w:ascii="DejaVu Sans" w:hAnsi="DejaVu Sans" w:eastAsia="DejaVu Sans" w:cs="DejaVu Sans"/>
+                <w:i w:val="false"/>
+                <w:b w:val="false"/>
+                <w:u w:val="none"/>
+                <w:strike w:val="false"/>
+                <w:sz w:val="22"/>
+                <w:szCs w:val="22"/>
+                <w:color w:val="000000"/>
+              </w:rPr>
+              <w:t xml:space="preserve">635 (19,0 %)</w:t>
             </w:r>
           </w:p>
         </w:tc>
@@ -7867,117 +7867,117 @@
                 <w:szCs w:val="22"/>
                 <w:color w:val="000000"/>
               </w:rPr>
-              <w:t xml:space="preserve">4&lt;U+00A0&gt;226 (13,7&lt;U+00A0&gt;%)</w:t>
-            </w:r>
-          </w:p>
-        </w:tc>
-        <w:tc>
-          <w:tcPr>
-            <w:tcBorders>
-              <w:bottom w:val="none" w:sz="0" w:space="0" w:color="000000"/>
-              <w:top w:val="none" w:sz="0" w:space="0" w:color="000000"/>
-              <w:left w:val="none" w:sz="0" w:space="0" w:color="000000"/>
-              <w:right w:val="none" w:sz="0" w:space="0" w:color="000000"/>
-            </w:tcBorders>
-            <w:shd w:val="clear" w:color="auto" w:fill="FFFFFF"/>
-            <w:tcMar>
-              <w:top w:w="0" w:type="dxa"/>
-              <w:bottom w:w="0" w:type="dxa"/>
-              <w:left w:w="0" w:type="dxa"/>
-              <w:right w:w="0" w:type="dxa"/>
-            </w:tcMar>
-            <w:vAlign w:val="top"/>
-          </w:tcPr>
-          <w:p>
-            <w:pPr>
-              <w:pStyle w:val="Normal"/>
-              <w:jc w:val="center"/>
-              <w:pBdr>
-                <w:bottom w:val="none" w:sz="0" w:space="0" w:color="000000"/>
-                <w:top w:val="none" w:sz="0" w:space="0" w:color="000000"/>
-                <w:left w:val="none" w:sz="0" w:space="0" w:color="000000"/>
-                <w:right w:val="none" w:sz="0" w:space="0" w:color="000000"/>
-              </w:pBdr>
-              <w:spacing w:after="100" w:before="100" w:line="240"/>
-              <w:ind w:left="100" w:right="100" w:firstLine="0" w:firstLineChars="0"/>
-              <w:rPr>
-                <w:rFonts w:ascii="DejaVu Sans" w:hAnsi="DejaVu Sans" w:eastAsia="DejaVu Sans" w:cs="DejaVu Sans"/>
-                <w:i w:val="false"/>
-                <w:b w:val="false"/>
-                <w:u w:val="none"/>
-                <w:strike w:val="false"/>
-                <w:sz w:val="22"/>
-                <w:szCs w:val="22"/>
-                <w:color w:val="000000"/>
-              </w:rPr>
-            </w:pPr>
-            <w:r>
-              <w:rPr>
-                <w:rFonts w:ascii="DejaVu Sans" w:hAnsi="DejaVu Sans" w:eastAsia="DejaVu Sans" w:cs="DejaVu Sans"/>
-                <w:i w:val="false"/>
-                <w:b w:val="false"/>
-                <w:u w:val="none"/>
-                <w:strike w:val="false"/>
-                <w:sz w:val="22"/>
-                <w:szCs w:val="22"/>
-                <w:color w:val="000000"/>
-              </w:rPr>
-              <w:t xml:space="preserve">3&lt;U+00A0&gt;674 (13,4&lt;U+00A0&gt;%)</w:t>
-            </w:r>
-          </w:p>
-        </w:tc>
-        <w:tc>
-          <w:tcPr>
-            <w:tcBorders>
-              <w:bottom w:val="none" w:sz="0" w:space="0" w:color="000000"/>
-              <w:top w:val="none" w:sz="0" w:space="0" w:color="000000"/>
-              <w:left w:val="none" w:sz="0" w:space="0" w:color="000000"/>
-              <w:right w:val="none" w:sz="0" w:space="0" w:color="000000"/>
-            </w:tcBorders>
-            <w:shd w:val="clear" w:color="auto" w:fill="FFFFFF"/>
-            <w:tcMar>
-              <w:top w:w="0" w:type="dxa"/>
-              <w:bottom w:w="0" w:type="dxa"/>
-              <w:left w:w="0" w:type="dxa"/>
-              <w:right w:w="0" w:type="dxa"/>
-            </w:tcMar>
-            <w:vAlign w:val="top"/>
-          </w:tcPr>
-          <w:p>
-            <w:pPr>
-              <w:pStyle w:val="Normal"/>
-              <w:jc w:val="center"/>
-              <w:pBdr>
-                <w:bottom w:val="none" w:sz="0" w:space="0" w:color="000000"/>
-                <w:top w:val="none" w:sz="0" w:space="0" w:color="000000"/>
-                <w:left w:val="none" w:sz="0" w:space="0" w:color="000000"/>
-                <w:right w:val="none" w:sz="0" w:space="0" w:color="000000"/>
-              </w:pBdr>
-              <w:spacing w:after="100" w:before="100" w:line="240"/>
-              <w:ind w:left="100" w:right="100" w:firstLine="0" w:firstLineChars="0"/>
-              <w:rPr>
-                <w:rFonts w:ascii="DejaVu Sans" w:hAnsi="DejaVu Sans" w:eastAsia="DejaVu Sans" w:cs="DejaVu Sans"/>
-                <w:i w:val="false"/>
-                <w:b w:val="false"/>
-                <w:u w:val="none"/>
-                <w:strike w:val="false"/>
-                <w:sz w:val="22"/>
-                <w:szCs w:val="22"/>
-                <w:color w:val="000000"/>
-              </w:rPr>
-            </w:pPr>
-            <w:r>
-              <w:rPr>
-                <w:rFonts w:ascii="DejaVu Sans" w:hAnsi="DejaVu Sans" w:eastAsia="DejaVu Sans" w:cs="DejaVu Sans"/>
-                <w:i w:val="false"/>
-                <w:b w:val="false"/>
-                <w:u w:val="none"/>
-                <w:strike w:val="false"/>
-                <w:sz w:val="22"/>
-                <w:szCs w:val="22"/>
-                <w:color w:val="000000"/>
-              </w:rPr>
-              <w:t xml:space="preserve">552 (16,6&lt;U+00A0&gt;%)</w:t>
+              <w:t xml:space="preserve">4 226 (13,7 %)</w:t>
+            </w:r>
+          </w:p>
+        </w:tc>
+        <w:tc>
+          <w:tcPr>
+            <w:tcBorders>
+              <w:bottom w:val="none" w:sz="0" w:space="0" w:color="000000"/>
+              <w:top w:val="none" w:sz="0" w:space="0" w:color="000000"/>
+              <w:left w:val="none" w:sz="0" w:space="0" w:color="000000"/>
+              <w:right w:val="none" w:sz="0" w:space="0" w:color="000000"/>
+            </w:tcBorders>
+            <w:shd w:val="clear" w:color="auto" w:fill="FFFFFF"/>
+            <w:tcMar>
+              <w:top w:w="0" w:type="dxa"/>
+              <w:bottom w:w="0" w:type="dxa"/>
+              <w:left w:w="0" w:type="dxa"/>
+              <w:right w:w="0" w:type="dxa"/>
+            </w:tcMar>
+            <w:vAlign w:val="top"/>
+          </w:tcPr>
+          <w:p>
+            <w:pPr>
+              <w:pStyle w:val="Normal"/>
+              <w:jc w:val="center"/>
+              <w:pBdr>
+                <w:bottom w:val="none" w:sz="0" w:space="0" w:color="000000"/>
+                <w:top w:val="none" w:sz="0" w:space="0" w:color="000000"/>
+                <w:left w:val="none" w:sz="0" w:space="0" w:color="000000"/>
+                <w:right w:val="none" w:sz="0" w:space="0" w:color="000000"/>
+              </w:pBdr>
+              <w:spacing w:after="100" w:before="100" w:line="240"/>
+              <w:ind w:left="100" w:right="100" w:firstLine="0" w:firstLineChars="0"/>
+              <w:rPr>
+                <w:rFonts w:ascii="DejaVu Sans" w:hAnsi="DejaVu Sans" w:eastAsia="DejaVu Sans" w:cs="DejaVu Sans"/>
+                <w:i w:val="false"/>
+                <w:b w:val="false"/>
+                <w:u w:val="none"/>
+                <w:strike w:val="false"/>
+                <w:sz w:val="22"/>
+                <w:szCs w:val="22"/>
+                <w:color w:val="000000"/>
+              </w:rPr>
+            </w:pPr>
+            <w:r>
+              <w:rPr>
+                <w:rFonts w:ascii="DejaVu Sans" w:hAnsi="DejaVu Sans" w:eastAsia="DejaVu Sans" w:cs="DejaVu Sans"/>
+                <w:i w:val="false"/>
+                <w:b w:val="false"/>
+                <w:u w:val="none"/>
+                <w:strike w:val="false"/>
+                <w:sz w:val="22"/>
+                <w:szCs w:val="22"/>
+                <w:color w:val="000000"/>
+              </w:rPr>
+              <w:t xml:space="preserve">3 674 (13,4 %)</w:t>
+            </w:r>
+          </w:p>
+        </w:tc>
+        <w:tc>
+          <w:tcPr>
+            <w:tcBorders>
+              <w:bottom w:val="none" w:sz="0" w:space="0" w:color="000000"/>
+              <w:top w:val="none" w:sz="0" w:space="0" w:color="000000"/>
+              <w:left w:val="none" w:sz="0" w:space="0" w:color="000000"/>
+              <w:right w:val="none" w:sz="0" w:space="0" w:color="000000"/>
+            </w:tcBorders>
+            <w:shd w:val="clear" w:color="auto" w:fill="FFFFFF"/>
+            <w:tcMar>
+              <w:top w:w="0" w:type="dxa"/>
+              <w:bottom w:w="0" w:type="dxa"/>
+              <w:left w:w="0" w:type="dxa"/>
+              <w:right w:w="0" w:type="dxa"/>
+            </w:tcMar>
+            <w:vAlign w:val="top"/>
+          </w:tcPr>
+          <w:p>
+            <w:pPr>
+              <w:pStyle w:val="Normal"/>
+              <w:jc w:val="center"/>
+              <w:pBdr>
+                <w:bottom w:val="none" w:sz="0" w:space="0" w:color="000000"/>
+                <w:top w:val="none" w:sz="0" w:space="0" w:color="000000"/>
+                <w:left w:val="none" w:sz="0" w:space="0" w:color="000000"/>
+                <w:right w:val="none" w:sz="0" w:space="0" w:color="000000"/>
+              </w:pBdr>
+              <w:spacing w:after="100" w:before="100" w:line="240"/>
+              <w:ind w:left="100" w:right="100" w:firstLine="0" w:firstLineChars="0"/>
+              <w:rPr>
+                <w:rFonts w:ascii="DejaVu Sans" w:hAnsi="DejaVu Sans" w:eastAsia="DejaVu Sans" w:cs="DejaVu Sans"/>
+                <w:i w:val="false"/>
+                <w:b w:val="false"/>
+                <w:u w:val="none"/>
+                <w:strike w:val="false"/>
+                <w:sz w:val="22"/>
+                <w:szCs w:val="22"/>
+                <w:color w:val="000000"/>
+              </w:rPr>
+            </w:pPr>
+            <w:r>
+              <w:rPr>
+                <w:rFonts w:ascii="DejaVu Sans" w:hAnsi="DejaVu Sans" w:eastAsia="DejaVu Sans" w:cs="DejaVu Sans"/>
+                <w:i w:val="false"/>
+                <w:b w:val="false"/>
+                <w:u w:val="none"/>
+                <w:strike w:val="false"/>
+                <w:sz w:val="22"/>
+                <w:szCs w:val="22"/>
+                <w:color w:val="000000"/>
+              </w:rPr>
+              <w:t xml:space="preserve">552 (16,6 %)</w:t>
             </w:r>
           </w:p>
         </w:tc>
@@ -8092,172 +8092,172 @@
                 <w:szCs w:val="22"/>
                 <w:color w:val="000000"/>
               </w:rPr>
-              <w:t xml:space="preserve">Quintil 5 (m&lt;U+00E1&gt;s rico)</w:t>
-            </w:r>
-          </w:p>
-        </w:tc>
-        <w:tc>
-          <w:tcPr>
-            <w:tcBorders>
-              <w:bottom w:val="none" w:sz="0" w:space="0" w:color="000000"/>
-              <w:top w:val="none" w:sz="0" w:space="0" w:color="000000"/>
-              <w:left w:val="none" w:sz="0" w:space="0" w:color="000000"/>
-              <w:right w:val="none" w:sz="0" w:space="0" w:color="000000"/>
-            </w:tcBorders>
-            <w:shd w:val="clear" w:color="auto" w:fill="FFFFFF"/>
-            <w:tcMar>
-              <w:top w:w="0" w:type="dxa"/>
-              <w:bottom w:w="0" w:type="dxa"/>
-              <w:left w:w="0" w:type="dxa"/>
-              <w:right w:w="0" w:type="dxa"/>
-            </w:tcMar>
-            <w:vAlign w:val="top"/>
-          </w:tcPr>
-          <w:p>
-            <w:pPr>
-              <w:pStyle w:val="Normal"/>
-              <w:jc w:val="center"/>
-              <w:pBdr>
-                <w:bottom w:val="none" w:sz="0" w:space="0" w:color="000000"/>
-                <w:top w:val="none" w:sz="0" w:space="0" w:color="000000"/>
-                <w:left w:val="none" w:sz="0" w:space="0" w:color="000000"/>
-                <w:right w:val="none" w:sz="0" w:space="0" w:color="000000"/>
-              </w:pBdr>
-              <w:spacing w:after="100" w:before="100" w:line="240"/>
-              <w:ind w:left="100" w:right="100" w:firstLine="0" w:firstLineChars="0"/>
-              <w:rPr>
-                <w:rFonts w:ascii="DejaVu Sans" w:hAnsi="DejaVu Sans" w:eastAsia="DejaVu Sans" w:cs="DejaVu Sans"/>
-                <w:i w:val="false"/>
-                <w:b w:val="false"/>
-                <w:u w:val="none"/>
-                <w:strike w:val="false"/>
-                <w:sz w:val="22"/>
-                <w:szCs w:val="22"/>
-                <w:color w:val="000000"/>
-              </w:rPr>
-            </w:pPr>
-            <w:r>
-              <w:rPr>
-                <w:rFonts w:ascii="DejaVu Sans" w:hAnsi="DejaVu Sans" w:eastAsia="DejaVu Sans" w:cs="DejaVu Sans"/>
-                <w:i w:val="false"/>
-                <w:b w:val="false"/>
-                <w:u w:val="none"/>
-                <w:strike w:val="false"/>
-                <w:sz w:val="22"/>
-                <w:szCs w:val="22"/>
-                <w:color w:val="000000"/>
-              </w:rPr>
-              <w:t xml:space="preserve">2&lt;U+00A0&gt;833 (9,2&lt;U+00A0&gt;%)</w:t>
-            </w:r>
-          </w:p>
-        </w:tc>
-        <w:tc>
-          <w:tcPr>
-            <w:tcBorders>
-              <w:bottom w:val="none" w:sz="0" w:space="0" w:color="000000"/>
-              <w:top w:val="none" w:sz="0" w:space="0" w:color="000000"/>
-              <w:left w:val="none" w:sz="0" w:space="0" w:color="000000"/>
-              <w:right w:val="none" w:sz="0" w:space="0" w:color="000000"/>
-            </w:tcBorders>
-            <w:shd w:val="clear" w:color="auto" w:fill="FFFFFF"/>
-            <w:tcMar>
-              <w:top w:w="0" w:type="dxa"/>
-              <w:bottom w:w="0" w:type="dxa"/>
-              <w:left w:w="0" w:type="dxa"/>
-              <w:right w:w="0" w:type="dxa"/>
-            </w:tcMar>
-            <w:vAlign w:val="top"/>
-          </w:tcPr>
-          <w:p>
-            <w:pPr>
-              <w:pStyle w:val="Normal"/>
-              <w:jc w:val="center"/>
-              <w:pBdr>
-                <w:bottom w:val="none" w:sz="0" w:space="0" w:color="000000"/>
-                <w:top w:val="none" w:sz="0" w:space="0" w:color="000000"/>
-                <w:left w:val="none" w:sz="0" w:space="0" w:color="000000"/>
-                <w:right w:val="none" w:sz="0" w:space="0" w:color="000000"/>
-              </w:pBdr>
-              <w:spacing w:after="100" w:before="100" w:line="240"/>
-              <w:ind w:left="100" w:right="100" w:firstLine="0" w:firstLineChars="0"/>
-              <w:rPr>
-                <w:rFonts w:ascii="DejaVu Sans" w:hAnsi="DejaVu Sans" w:eastAsia="DejaVu Sans" w:cs="DejaVu Sans"/>
-                <w:i w:val="false"/>
-                <w:b w:val="false"/>
-                <w:u w:val="none"/>
-                <w:strike w:val="false"/>
-                <w:sz w:val="22"/>
-                <w:szCs w:val="22"/>
-                <w:color w:val="000000"/>
-              </w:rPr>
-            </w:pPr>
-            <w:r>
-              <w:rPr>
-                <w:rFonts w:ascii="DejaVu Sans" w:hAnsi="DejaVu Sans" w:eastAsia="DejaVu Sans" w:cs="DejaVu Sans"/>
-                <w:i w:val="false"/>
-                <w:b w:val="false"/>
-                <w:u w:val="none"/>
-                <w:strike w:val="false"/>
-                <w:sz w:val="22"/>
-                <w:szCs w:val="22"/>
-                <w:color w:val="000000"/>
-              </w:rPr>
-              <w:t xml:space="preserve">2&lt;U+00A0&gt;415 (8,8&lt;U+00A0&gt;%)</w:t>
-            </w:r>
-          </w:p>
-        </w:tc>
-        <w:tc>
-          <w:tcPr>
-            <w:tcBorders>
-              <w:bottom w:val="none" w:sz="0" w:space="0" w:color="000000"/>
-              <w:top w:val="none" w:sz="0" w:space="0" w:color="000000"/>
-              <w:left w:val="none" w:sz="0" w:space="0" w:color="000000"/>
-              <w:right w:val="none" w:sz="0" w:space="0" w:color="000000"/>
-            </w:tcBorders>
-            <w:shd w:val="clear" w:color="auto" w:fill="FFFFFF"/>
-            <w:tcMar>
-              <w:top w:w="0" w:type="dxa"/>
-              <w:bottom w:w="0" w:type="dxa"/>
-              <w:left w:w="0" w:type="dxa"/>
-              <w:right w:w="0" w:type="dxa"/>
-            </w:tcMar>
-            <w:vAlign w:val="top"/>
-          </w:tcPr>
-          <w:p>
-            <w:pPr>
-              <w:pStyle w:val="Normal"/>
-              <w:jc w:val="center"/>
-              <w:pBdr>
-                <w:bottom w:val="none" w:sz="0" w:space="0" w:color="000000"/>
-                <w:top w:val="none" w:sz="0" w:space="0" w:color="000000"/>
-                <w:left w:val="none" w:sz="0" w:space="0" w:color="000000"/>
-                <w:right w:val="none" w:sz="0" w:space="0" w:color="000000"/>
-              </w:pBdr>
-              <w:spacing w:after="100" w:before="100" w:line="240"/>
-              <w:ind w:left="100" w:right="100" w:firstLine="0" w:firstLineChars="0"/>
-              <w:rPr>
-                <w:rFonts w:ascii="DejaVu Sans" w:hAnsi="DejaVu Sans" w:eastAsia="DejaVu Sans" w:cs="DejaVu Sans"/>
-                <w:i w:val="false"/>
-                <w:b w:val="false"/>
-                <w:u w:val="none"/>
-                <w:strike w:val="false"/>
-                <w:sz w:val="22"/>
-                <w:szCs w:val="22"/>
-                <w:color w:val="000000"/>
-              </w:rPr>
-            </w:pPr>
-            <w:r>
-              <w:rPr>
-                <w:rFonts w:ascii="DejaVu Sans" w:hAnsi="DejaVu Sans" w:eastAsia="DejaVu Sans" w:cs="DejaVu Sans"/>
-                <w:i w:val="false"/>
-                <w:b w:val="false"/>
-                <w:u w:val="none"/>
-                <w:strike w:val="false"/>
-                <w:sz w:val="22"/>
-                <w:szCs w:val="22"/>
-                <w:color w:val="000000"/>
-              </w:rPr>
-              <w:t xml:space="preserve">418 (12,5&lt;U+00A0&gt;%)</w:t>
+              <w:t xml:space="preserve">Quintil 5 (más rico)</w:t>
+            </w:r>
+          </w:p>
+        </w:tc>
+        <w:tc>
+          <w:tcPr>
+            <w:tcBorders>
+              <w:bottom w:val="none" w:sz="0" w:space="0" w:color="000000"/>
+              <w:top w:val="none" w:sz="0" w:space="0" w:color="000000"/>
+              <w:left w:val="none" w:sz="0" w:space="0" w:color="000000"/>
+              <w:right w:val="none" w:sz="0" w:space="0" w:color="000000"/>
+            </w:tcBorders>
+            <w:shd w:val="clear" w:color="auto" w:fill="FFFFFF"/>
+            <w:tcMar>
+              <w:top w:w="0" w:type="dxa"/>
+              <w:bottom w:w="0" w:type="dxa"/>
+              <w:left w:w="0" w:type="dxa"/>
+              <w:right w:w="0" w:type="dxa"/>
+            </w:tcMar>
+            <w:vAlign w:val="top"/>
+          </w:tcPr>
+          <w:p>
+            <w:pPr>
+              <w:pStyle w:val="Normal"/>
+              <w:jc w:val="center"/>
+              <w:pBdr>
+                <w:bottom w:val="none" w:sz="0" w:space="0" w:color="000000"/>
+                <w:top w:val="none" w:sz="0" w:space="0" w:color="000000"/>
+                <w:left w:val="none" w:sz="0" w:space="0" w:color="000000"/>
+                <w:right w:val="none" w:sz="0" w:space="0" w:color="000000"/>
+              </w:pBdr>
+              <w:spacing w:after="100" w:before="100" w:line="240"/>
+              <w:ind w:left="100" w:right="100" w:firstLine="0" w:firstLineChars="0"/>
+              <w:rPr>
+                <w:rFonts w:ascii="DejaVu Sans" w:hAnsi="DejaVu Sans" w:eastAsia="DejaVu Sans" w:cs="DejaVu Sans"/>
+                <w:i w:val="false"/>
+                <w:b w:val="false"/>
+                <w:u w:val="none"/>
+                <w:strike w:val="false"/>
+                <w:sz w:val="22"/>
+                <w:szCs w:val="22"/>
+                <w:color w:val="000000"/>
+              </w:rPr>
+            </w:pPr>
+            <w:r>
+              <w:rPr>
+                <w:rFonts w:ascii="DejaVu Sans" w:hAnsi="DejaVu Sans" w:eastAsia="DejaVu Sans" w:cs="DejaVu Sans"/>
+                <w:i w:val="false"/>
+                <w:b w:val="false"/>
+                <w:u w:val="none"/>
+                <w:strike w:val="false"/>
+                <w:sz w:val="22"/>
+                <w:szCs w:val="22"/>
+                <w:color w:val="000000"/>
+              </w:rPr>
+              <w:t xml:space="preserve">2 833 (9,2 %)</w:t>
+            </w:r>
+          </w:p>
+        </w:tc>
+        <w:tc>
+          <w:tcPr>
+            <w:tcBorders>
+              <w:bottom w:val="none" w:sz="0" w:space="0" w:color="000000"/>
+              <w:top w:val="none" w:sz="0" w:space="0" w:color="000000"/>
+              <w:left w:val="none" w:sz="0" w:space="0" w:color="000000"/>
+              <w:right w:val="none" w:sz="0" w:space="0" w:color="000000"/>
+            </w:tcBorders>
+            <w:shd w:val="clear" w:color="auto" w:fill="FFFFFF"/>
+            <w:tcMar>
+              <w:top w:w="0" w:type="dxa"/>
+              <w:bottom w:w="0" w:type="dxa"/>
+              <w:left w:w="0" w:type="dxa"/>
+              <w:right w:w="0" w:type="dxa"/>
+            </w:tcMar>
+            <w:vAlign w:val="top"/>
+          </w:tcPr>
+          <w:p>
+            <w:pPr>
+              <w:pStyle w:val="Normal"/>
+              <w:jc w:val="center"/>
+              <w:pBdr>
+                <w:bottom w:val="none" w:sz="0" w:space="0" w:color="000000"/>
+                <w:top w:val="none" w:sz="0" w:space="0" w:color="000000"/>
+                <w:left w:val="none" w:sz="0" w:space="0" w:color="000000"/>
+                <w:right w:val="none" w:sz="0" w:space="0" w:color="000000"/>
+              </w:pBdr>
+              <w:spacing w:after="100" w:before="100" w:line="240"/>
+              <w:ind w:left="100" w:right="100" w:firstLine="0" w:firstLineChars="0"/>
+              <w:rPr>
+                <w:rFonts w:ascii="DejaVu Sans" w:hAnsi="DejaVu Sans" w:eastAsia="DejaVu Sans" w:cs="DejaVu Sans"/>
+                <w:i w:val="false"/>
+                <w:b w:val="false"/>
+                <w:u w:val="none"/>
+                <w:strike w:val="false"/>
+                <w:sz w:val="22"/>
+                <w:szCs w:val="22"/>
+                <w:color w:val="000000"/>
+              </w:rPr>
+            </w:pPr>
+            <w:r>
+              <w:rPr>
+                <w:rFonts w:ascii="DejaVu Sans" w:hAnsi="DejaVu Sans" w:eastAsia="DejaVu Sans" w:cs="DejaVu Sans"/>
+                <w:i w:val="false"/>
+                <w:b w:val="false"/>
+                <w:u w:val="none"/>
+                <w:strike w:val="false"/>
+                <w:sz w:val="22"/>
+                <w:szCs w:val="22"/>
+                <w:color w:val="000000"/>
+              </w:rPr>
+              <w:t xml:space="preserve">2 415 (8,8 %)</w:t>
+            </w:r>
+          </w:p>
+        </w:tc>
+        <w:tc>
+          <w:tcPr>
+            <w:tcBorders>
+              <w:bottom w:val="none" w:sz="0" w:space="0" w:color="000000"/>
+              <w:top w:val="none" w:sz="0" w:space="0" w:color="000000"/>
+              <w:left w:val="none" w:sz="0" w:space="0" w:color="000000"/>
+              <w:right w:val="none" w:sz="0" w:space="0" w:color="000000"/>
+            </w:tcBorders>
+            <w:shd w:val="clear" w:color="auto" w:fill="FFFFFF"/>
+            <w:tcMar>
+              <w:top w:w="0" w:type="dxa"/>
+              <w:bottom w:w="0" w:type="dxa"/>
+              <w:left w:w="0" w:type="dxa"/>
+              <w:right w:w="0" w:type="dxa"/>
+            </w:tcMar>
+            <w:vAlign w:val="top"/>
+          </w:tcPr>
+          <w:p>
+            <w:pPr>
+              <w:pStyle w:val="Normal"/>
+              <w:jc w:val="center"/>
+              <w:pBdr>
+                <w:bottom w:val="none" w:sz="0" w:space="0" w:color="000000"/>
+                <w:top w:val="none" w:sz="0" w:space="0" w:color="000000"/>
+                <w:left w:val="none" w:sz="0" w:space="0" w:color="000000"/>
+                <w:right w:val="none" w:sz="0" w:space="0" w:color="000000"/>
+              </w:pBdr>
+              <w:spacing w:after="100" w:before="100" w:line="240"/>
+              <w:ind w:left="100" w:right="100" w:firstLine="0" w:firstLineChars="0"/>
+              <w:rPr>
+                <w:rFonts w:ascii="DejaVu Sans" w:hAnsi="DejaVu Sans" w:eastAsia="DejaVu Sans" w:cs="DejaVu Sans"/>
+                <w:i w:val="false"/>
+                <w:b w:val="false"/>
+                <w:u w:val="none"/>
+                <w:strike w:val="false"/>
+                <w:sz w:val="22"/>
+                <w:szCs w:val="22"/>
+                <w:color w:val="000000"/>
+              </w:rPr>
+            </w:pPr>
+            <w:r>
+              <w:rPr>
+                <w:rFonts w:ascii="DejaVu Sans" w:hAnsi="DejaVu Sans" w:eastAsia="DejaVu Sans" w:cs="DejaVu Sans"/>
+                <w:i w:val="false"/>
+                <w:b w:val="false"/>
+                <w:u w:val="none"/>
+                <w:strike w:val="false"/>
+                <w:sz w:val="22"/>
+                <w:szCs w:val="22"/>
+                <w:color w:val="000000"/>
+              </w:rPr>
+              <w:t xml:space="preserve">418 (12,5 %)</w:t>
             </w:r>
           </w:p>
         </w:tc>
@@ -8427,117 +8427,117 @@
                 <w:szCs w:val="22"/>
                 <w:color w:val="000000"/>
               </w:rPr>
-              <w:t xml:space="preserve">2&lt;U+00A0&gt;858 (9,3&lt;U+00A0&gt;%)</w:t>
-            </w:r>
-          </w:p>
-        </w:tc>
-        <w:tc>
-          <w:tcPr>
-            <w:tcBorders>
-              <w:bottom w:val="none" w:sz="0" w:space="0" w:color="000000"/>
-              <w:top w:val="none" w:sz="0" w:space="0" w:color="000000"/>
-              <w:left w:val="none" w:sz="0" w:space="0" w:color="000000"/>
-              <w:right w:val="none" w:sz="0" w:space="0" w:color="000000"/>
-            </w:tcBorders>
-            <w:shd w:val="clear" w:color="auto" w:fill="FFFFFF"/>
-            <w:tcMar>
-              <w:top w:w="0" w:type="dxa"/>
-              <w:bottom w:w="0" w:type="dxa"/>
-              <w:left w:w="0" w:type="dxa"/>
-              <w:right w:w="0" w:type="dxa"/>
-            </w:tcMar>
-            <w:vAlign w:val="top"/>
-          </w:tcPr>
-          <w:p>
-            <w:pPr>
-              <w:pStyle w:val="Normal"/>
-              <w:jc w:val="center"/>
-              <w:pBdr>
-                <w:bottom w:val="none" w:sz="0" w:space="0" w:color="000000"/>
-                <w:top w:val="none" w:sz="0" w:space="0" w:color="000000"/>
-                <w:left w:val="none" w:sz="0" w:space="0" w:color="000000"/>
-                <w:right w:val="none" w:sz="0" w:space="0" w:color="000000"/>
-              </w:pBdr>
-              <w:spacing w:after="100" w:before="100" w:line="240"/>
-              <w:ind w:left="100" w:right="100" w:firstLine="0" w:firstLineChars="0"/>
-              <w:rPr>
-                <w:rFonts w:ascii="DejaVu Sans" w:hAnsi="DejaVu Sans" w:eastAsia="DejaVu Sans" w:cs="DejaVu Sans"/>
-                <w:i w:val="false"/>
-                <w:b w:val="false"/>
-                <w:u w:val="none"/>
-                <w:strike w:val="false"/>
-                <w:sz w:val="22"/>
-                <w:szCs w:val="22"/>
-                <w:color w:val="000000"/>
-              </w:rPr>
-            </w:pPr>
-            <w:r>
-              <w:rPr>
-                <w:rFonts w:ascii="DejaVu Sans" w:hAnsi="DejaVu Sans" w:eastAsia="DejaVu Sans" w:cs="DejaVu Sans"/>
-                <w:i w:val="false"/>
-                <w:b w:val="false"/>
-                <w:u w:val="none"/>
-                <w:strike w:val="false"/>
-                <w:sz w:val="22"/>
-                <w:szCs w:val="22"/>
-                <w:color w:val="000000"/>
-              </w:rPr>
-              <w:t xml:space="preserve">2&lt;U+00A0&gt;424 (8,8&lt;U+00A0&gt;%)</w:t>
-            </w:r>
-          </w:p>
-        </w:tc>
-        <w:tc>
-          <w:tcPr>
-            <w:tcBorders>
-              <w:bottom w:val="none" w:sz="0" w:space="0" w:color="000000"/>
-              <w:top w:val="none" w:sz="0" w:space="0" w:color="000000"/>
-              <w:left w:val="none" w:sz="0" w:space="0" w:color="000000"/>
-              <w:right w:val="none" w:sz="0" w:space="0" w:color="000000"/>
-            </w:tcBorders>
-            <w:shd w:val="clear" w:color="auto" w:fill="FFFFFF"/>
-            <w:tcMar>
-              <w:top w:w="0" w:type="dxa"/>
-              <w:bottom w:w="0" w:type="dxa"/>
-              <w:left w:w="0" w:type="dxa"/>
-              <w:right w:w="0" w:type="dxa"/>
-            </w:tcMar>
-            <w:vAlign w:val="top"/>
-          </w:tcPr>
-          <w:p>
-            <w:pPr>
-              <w:pStyle w:val="Normal"/>
-              <w:jc w:val="center"/>
-              <w:pBdr>
-                <w:bottom w:val="none" w:sz="0" w:space="0" w:color="000000"/>
-                <w:top w:val="none" w:sz="0" w:space="0" w:color="000000"/>
-                <w:left w:val="none" w:sz="0" w:space="0" w:color="000000"/>
-                <w:right w:val="none" w:sz="0" w:space="0" w:color="000000"/>
-              </w:pBdr>
-              <w:spacing w:after="100" w:before="100" w:line="240"/>
-              <w:ind w:left="100" w:right="100" w:firstLine="0" w:firstLineChars="0"/>
-              <w:rPr>
-                <w:rFonts w:ascii="DejaVu Sans" w:hAnsi="DejaVu Sans" w:eastAsia="DejaVu Sans" w:cs="DejaVu Sans"/>
-                <w:i w:val="false"/>
-                <w:b w:val="false"/>
-                <w:u w:val="none"/>
-                <w:strike w:val="false"/>
-                <w:sz w:val="22"/>
-                <w:szCs w:val="22"/>
-                <w:color w:val="000000"/>
-              </w:rPr>
-            </w:pPr>
-            <w:r>
-              <w:rPr>
-                <w:rFonts w:ascii="DejaVu Sans" w:hAnsi="DejaVu Sans" w:eastAsia="DejaVu Sans" w:cs="DejaVu Sans"/>
-                <w:i w:val="false"/>
-                <w:b w:val="false"/>
-                <w:u w:val="none"/>
-                <w:strike w:val="false"/>
-                <w:sz w:val="22"/>
-                <w:szCs w:val="22"/>
-                <w:color w:val="000000"/>
-              </w:rPr>
-              <w:t xml:space="preserve">434 (13,0&lt;U+00A0&gt;%)</w:t>
+              <w:t xml:space="preserve">2 858 (9,3 %)</w:t>
+            </w:r>
+          </w:p>
+        </w:tc>
+        <w:tc>
+          <w:tcPr>
+            <w:tcBorders>
+              <w:bottom w:val="none" w:sz="0" w:space="0" w:color="000000"/>
+              <w:top w:val="none" w:sz="0" w:space="0" w:color="000000"/>
+              <w:left w:val="none" w:sz="0" w:space="0" w:color="000000"/>
+              <w:right w:val="none" w:sz="0" w:space="0" w:color="000000"/>
+            </w:tcBorders>
+            <w:shd w:val="clear" w:color="auto" w:fill="FFFFFF"/>
+            <w:tcMar>
+              <w:top w:w="0" w:type="dxa"/>
+              <w:bottom w:w="0" w:type="dxa"/>
+              <w:left w:w="0" w:type="dxa"/>
+              <w:right w:w="0" w:type="dxa"/>
+            </w:tcMar>
+            <w:vAlign w:val="top"/>
+          </w:tcPr>
+          <w:p>
+            <w:pPr>
+              <w:pStyle w:val="Normal"/>
+              <w:jc w:val="center"/>
+              <w:pBdr>
+                <w:bottom w:val="none" w:sz="0" w:space="0" w:color="000000"/>
+                <w:top w:val="none" w:sz="0" w:space="0" w:color="000000"/>
+                <w:left w:val="none" w:sz="0" w:space="0" w:color="000000"/>
+                <w:right w:val="none" w:sz="0" w:space="0" w:color="000000"/>
+              </w:pBdr>
+              <w:spacing w:after="100" w:before="100" w:line="240"/>
+              <w:ind w:left="100" w:right="100" w:firstLine="0" w:firstLineChars="0"/>
+              <w:rPr>
+                <w:rFonts w:ascii="DejaVu Sans" w:hAnsi="DejaVu Sans" w:eastAsia="DejaVu Sans" w:cs="DejaVu Sans"/>
+                <w:i w:val="false"/>
+                <w:b w:val="false"/>
+                <w:u w:val="none"/>
+                <w:strike w:val="false"/>
+                <w:sz w:val="22"/>
+                <w:szCs w:val="22"/>
+                <w:color w:val="000000"/>
+              </w:rPr>
+            </w:pPr>
+            <w:r>
+              <w:rPr>
+                <w:rFonts w:ascii="DejaVu Sans" w:hAnsi="DejaVu Sans" w:eastAsia="DejaVu Sans" w:cs="DejaVu Sans"/>
+                <w:i w:val="false"/>
+                <w:b w:val="false"/>
+                <w:u w:val="none"/>
+                <w:strike w:val="false"/>
+                <w:sz w:val="22"/>
+                <w:szCs w:val="22"/>
+                <w:color w:val="000000"/>
+              </w:rPr>
+              <w:t xml:space="preserve">2 424 (8,8 %)</w:t>
+            </w:r>
+          </w:p>
+        </w:tc>
+        <w:tc>
+          <w:tcPr>
+            <w:tcBorders>
+              <w:bottom w:val="none" w:sz="0" w:space="0" w:color="000000"/>
+              <w:top w:val="none" w:sz="0" w:space="0" w:color="000000"/>
+              <w:left w:val="none" w:sz="0" w:space="0" w:color="000000"/>
+              <w:right w:val="none" w:sz="0" w:space="0" w:color="000000"/>
+            </w:tcBorders>
+            <w:shd w:val="clear" w:color="auto" w:fill="FFFFFF"/>
+            <w:tcMar>
+              <w:top w:w="0" w:type="dxa"/>
+              <w:bottom w:w="0" w:type="dxa"/>
+              <w:left w:w="0" w:type="dxa"/>
+              <w:right w:w="0" w:type="dxa"/>
+            </w:tcMar>
+            <w:vAlign w:val="top"/>
+          </w:tcPr>
+          <w:p>
+            <w:pPr>
+              <w:pStyle w:val="Normal"/>
+              <w:jc w:val="center"/>
+              <w:pBdr>
+                <w:bottom w:val="none" w:sz="0" w:space="0" w:color="000000"/>
+                <w:top w:val="none" w:sz="0" w:space="0" w:color="000000"/>
+                <w:left w:val="none" w:sz="0" w:space="0" w:color="000000"/>
+                <w:right w:val="none" w:sz="0" w:space="0" w:color="000000"/>
+              </w:pBdr>
+              <w:spacing w:after="100" w:before="100" w:line="240"/>
+              <w:ind w:left="100" w:right="100" w:firstLine="0" w:firstLineChars="0"/>
+              <w:rPr>
+                <w:rFonts w:ascii="DejaVu Sans" w:hAnsi="DejaVu Sans" w:eastAsia="DejaVu Sans" w:cs="DejaVu Sans"/>
+                <w:i w:val="false"/>
+                <w:b w:val="false"/>
+                <w:u w:val="none"/>
+                <w:strike w:val="false"/>
+                <w:sz w:val="22"/>
+                <w:szCs w:val="22"/>
+                <w:color w:val="000000"/>
+              </w:rPr>
+            </w:pPr>
+            <w:r>
+              <w:rPr>
+                <w:rFonts w:ascii="DejaVu Sans" w:hAnsi="DejaVu Sans" w:eastAsia="DejaVu Sans" w:cs="DejaVu Sans"/>
+                <w:i w:val="false"/>
+                <w:b w:val="false"/>
+                <w:u w:val="none"/>
+                <w:strike w:val="false"/>
+                <w:sz w:val="22"/>
+                <w:szCs w:val="22"/>
+                <w:color w:val="000000"/>
+              </w:rPr>
+              <w:t xml:space="preserve">434 (13,0 %)</w:t>
             </w:r>
           </w:p>
         </w:tc>
@@ -8932,172 +8932,172 @@
                 <w:szCs w:val="22"/>
                 <w:color w:val="000000"/>
               </w:rPr>
-              <w:t xml:space="preserve">Consumi&lt;U+00F3&gt; alcohol en los &lt;U+00FA&gt;ltimos 30 d&lt;U+00ED&gt;as</w:t>
-            </w:r>
-          </w:p>
-        </w:tc>
-        <w:tc>
-          <w:tcPr>
-            <w:tcBorders>
-              <w:bottom w:val="none" w:sz="0" w:space="0" w:color="000000"/>
-              <w:top w:val="none" w:sz="0" w:space="0" w:color="000000"/>
-              <w:left w:val="none" w:sz="0" w:space="0" w:color="000000"/>
-              <w:right w:val="none" w:sz="0" w:space="0" w:color="000000"/>
-            </w:tcBorders>
-            <w:shd w:val="clear" w:color="auto" w:fill="FFFFFF"/>
-            <w:tcMar>
-              <w:top w:w="0" w:type="dxa"/>
-              <w:bottom w:w="0" w:type="dxa"/>
-              <w:left w:w="0" w:type="dxa"/>
-              <w:right w:w="0" w:type="dxa"/>
-            </w:tcMar>
-            <w:vAlign w:val="top"/>
-          </w:tcPr>
-          <w:p>
-            <w:pPr>
-              <w:pStyle w:val="Normal"/>
-              <w:jc w:val="center"/>
-              <w:pBdr>
-                <w:bottom w:val="none" w:sz="0" w:space="0" w:color="000000"/>
-                <w:top w:val="none" w:sz="0" w:space="0" w:color="000000"/>
-                <w:left w:val="none" w:sz="0" w:space="0" w:color="000000"/>
-                <w:right w:val="none" w:sz="0" w:space="0" w:color="000000"/>
-              </w:pBdr>
-              <w:spacing w:after="100" w:before="100" w:line="240"/>
-              <w:ind w:left="100" w:right="100" w:firstLine="0" w:firstLineChars="0"/>
-              <w:rPr>
-                <w:rFonts w:ascii="DejaVu Sans" w:hAnsi="DejaVu Sans" w:eastAsia="DejaVu Sans" w:cs="DejaVu Sans"/>
-                <w:i w:val="false"/>
-                <w:b w:val="false"/>
-                <w:u w:val="none"/>
-                <w:strike w:val="false"/>
-                <w:sz w:val="22"/>
-                <w:szCs w:val="22"/>
-                <w:color w:val="000000"/>
-              </w:rPr>
-            </w:pPr>
-            <w:r>
-              <w:rPr>
-                <w:rFonts w:ascii="DejaVu Sans" w:hAnsi="DejaVu Sans" w:eastAsia="DejaVu Sans" w:cs="DejaVu Sans"/>
-                <w:i w:val="false"/>
-                <w:b w:val="false"/>
-                <w:u w:val="none"/>
-                <w:strike w:val="false"/>
-                <w:sz w:val="22"/>
-                <w:szCs w:val="22"/>
-                <w:color w:val="000000"/>
-              </w:rPr>
-              <w:t xml:space="preserve">10&lt;U+00A0&gt;189 (33,1&lt;U+00A0&gt;%)</w:t>
-            </w:r>
-          </w:p>
-        </w:tc>
-        <w:tc>
-          <w:tcPr>
-            <w:tcBorders>
-              <w:bottom w:val="none" w:sz="0" w:space="0" w:color="000000"/>
-              <w:top w:val="none" w:sz="0" w:space="0" w:color="000000"/>
-              <w:left w:val="none" w:sz="0" w:space="0" w:color="000000"/>
-              <w:right w:val="none" w:sz="0" w:space="0" w:color="000000"/>
-            </w:tcBorders>
-            <w:shd w:val="clear" w:color="auto" w:fill="FFFFFF"/>
-            <w:tcMar>
-              <w:top w:w="0" w:type="dxa"/>
-              <w:bottom w:w="0" w:type="dxa"/>
-              <w:left w:w="0" w:type="dxa"/>
-              <w:right w:w="0" w:type="dxa"/>
-            </w:tcMar>
-            <w:vAlign w:val="top"/>
-          </w:tcPr>
-          <w:p>
-            <w:pPr>
-              <w:pStyle w:val="Normal"/>
-              <w:jc w:val="center"/>
-              <w:pBdr>
-                <w:bottom w:val="none" w:sz="0" w:space="0" w:color="000000"/>
-                <w:top w:val="none" w:sz="0" w:space="0" w:color="000000"/>
-                <w:left w:val="none" w:sz="0" w:space="0" w:color="000000"/>
-                <w:right w:val="none" w:sz="0" w:space="0" w:color="000000"/>
-              </w:pBdr>
-              <w:spacing w:after="100" w:before="100" w:line="240"/>
-              <w:ind w:left="100" w:right="100" w:firstLine="0" w:firstLineChars="0"/>
-              <w:rPr>
-                <w:rFonts w:ascii="DejaVu Sans" w:hAnsi="DejaVu Sans" w:eastAsia="DejaVu Sans" w:cs="DejaVu Sans"/>
-                <w:i w:val="false"/>
-                <w:b w:val="false"/>
-                <w:u w:val="none"/>
-                <w:strike w:val="false"/>
-                <w:sz w:val="22"/>
-                <w:szCs w:val="22"/>
-                <w:color w:val="000000"/>
-              </w:rPr>
-            </w:pPr>
-            <w:r>
-              <w:rPr>
-                <w:rFonts w:ascii="DejaVu Sans" w:hAnsi="DejaVu Sans" w:eastAsia="DejaVu Sans" w:cs="DejaVu Sans"/>
-                <w:i w:val="false"/>
-                <w:b w:val="false"/>
-                <w:u w:val="none"/>
-                <w:strike w:val="false"/>
-                <w:sz w:val="22"/>
-                <w:szCs w:val="22"/>
-                <w:color w:val="000000"/>
-              </w:rPr>
-              <w:t xml:space="preserve">8&lt;U+00A0&gt;985 (32,7&lt;U+00A0&gt;%)</w:t>
-            </w:r>
-          </w:p>
-        </w:tc>
-        <w:tc>
-          <w:tcPr>
-            <w:tcBorders>
-              <w:bottom w:val="none" w:sz="0" w:space="0" w:color="000000"/>
-              <w:top w:val="none" w:sz="0" w:space="0" w:color="000000"/>
-              <w:left w:val="none" w:sz="0" w:space="0" w:color="000000"/>
-              <w:right w:val="none" w:sz="0" w:space="0" w:color="000000"/>
-            </w:tcBorders>
-            <w:shd w:val="clear" w:color="auto" w:fill="FFFFFF"/>
-            <w:tcMar>
-              <w:top w:w="0" w:type="dxa"/>
-              <w:bottom w:w="0" w:type="dxa"/>
-              <w:left w:w="0" w:type="dxa"/>
-              <w:right w:w="0" w:type="dxa"/>
-            </w:tcMar>
-            <w:vAlign w:val="top"/>
-          </w:tcPr>
-          <w:p>
-            <w:pPr>
-              <w:pStyle w:val="Normal"/>
-              <w:jc w:val="center"/>
-              <w:pBdr>
-                <w:bottom w:val="none" w:sz="0" w:space="0" w:color="000000"/>
-                <w:top w:val="none" w:sz="0" w:space="0" w:color="000000"/>
-                <w:left w:val="none" w:sz="0" w:space="0" w:color="000000"/>
-                <w:right w:val="none" w:sz="0" w:space="0" w:color="000000"/>
-              </w:pBdr>
-              <w:spacing w:after="100" w:before="100" w:line="240"/>
-              <w:ind w:left="100" w:right="100" w:firstLine="0" w:firstLineChars="0"/>
-              <w:rPr>
-                <w:rFonts w:ascii="DejaVu Sans" w:hAnsi="DejaVu Sans" w:eastAsia="DejaVu Sans" w:cs="DejaVu Sans"/>
-                <w:i w:val="false"/>
-                <w:b w:val="false"/>
-                <w:u w:val="none"/>
-                <w:strike w:val="false"/>
-                <w:sz w:val="22"/>
-                <w:szCs w:val="22"/>
-                <w:color w:val="000000"/>
-              </w:rPr>
-            </w:pPr>
-            <w:r>
-              <w:rPr>
-                <w:rFonts w:ascii="DejaVu Sans" w:hAnsi="DejaVu Sans" w:eastAsia="DejaVu Sans" w:cs="DejaVu Sans"/>
-                <w:i w:val="false"/>
-                <w:b w:val="false"/>
-                <w:u w:val="none"/>
-                <w:strike w:val="false"/>
-                <w:sz w:val="22"/>
-                <w:szCs w:val="22"/>
-                <w:color w:val="000000"/>
-              </w:rPr>
-              <w:t xml:space="preserve">1&lt;U+00A0&gt;204 (36,1&lt;U+00A0&gt;%)</w:t>
+              <w:t xml:space="preserve">Consumió alcohol en los últimos 30 días</w:t>
+            </w:r>
+          </w:p>
+        </w:tc>
+        <w:tc>
+          <w:tcPr>
+            <w:tcBorders>
+              <w:bottom w:val="none" w:sz="0" w:space="0" w:color="000000"/>
+              <w:top w:val="none" w:sz="0" w:space="0" w:color="000000"/>
+              <w:left w:val="none" w:sz="0" w:space="0" w:color="000000"/>
+              <w:right w:val="none" w:sz="0" w:space="0" w:color="000000"/>
+            </w:tcBorders>
+            <w:shd w:val="clear" w:color="auto" w:fill="FFFFFF"/>
+            <w:tcMar>
+              <w:top w:w="0" w:type="dxa"/>
+              <w:bottom w:w="0" w:type="dxa"/>
+              <w:left w:w="0" w:type="dxa"/>
+              <w:right w:w="0" w:type="dxa"/>
+            </w:tcMar>
+            <w:vAlign w:val="top"/>
+          </w:tcPr>
+          <w:p>
+            <w:pPr>
+              <w:pStyle w:val="Normal"/>
+              <w:jc w:val="center"/>
+              <w:pBdr>
+                <w:bottom w:val="none" w:sz="0" w:space="0" w:color="000000"/>
+                <w:top w:val="none" w:sz="0" w:space="0" w:color="000000"/>
+                <w:left w:val="none" w:sz="0" w:space="0" w:color="000000"/>
+                <w:right w:val="none" w:sz="0" w:space="0" w:color="000000"/>
+              </w:pBdr>
+              <w:spacing w:after="100" w:before="100" w:line="240"/>
+              <w:ind w:left="100" w:right="100" w:firstLine="0" w:firstLineChars="0"/>
+              <w:rPr>
+                <w:rFonts w:ascii="DejaVu Sans" w:hAnsi="DejaVu Sans" w:eastAsia="DejaVu Sans" w:cs="DejaVu Sans"/>
+                <w:i w:val="false"/>
+                <w:b w:val="false"/>
+                <w:u w:val="none"/>
+                <w:strike w:val="false"/>
+                <w:sz w:val="22"/>
+                <w:szCs w:val="22"/>
+                <w:color w:val="000000"/>
+              </w:rPr>
+            </w:pPr>
+            <w:r>
+              <w:rPr>
+                <w:rFonts w:ascii="DejaVu Sans" w:hAnsi="DejaVu Sans" w:eastAsia="DejaVu Sans" w:cs="DejaVu Sans"/>
+                <w:i w:val="false"/>
+                <w:b w:val="false"/>
+                <w:u w:val="none"/>
+                <w:strike w:val="false"/>
+                <w:sz w:val="22"/>
+                <w:szCs w:val="22"/>
+                <w:color w:val="000000"/>
+              </w:rPr>
+              <w:t xml:space="preserve">10 189 (33,1 %)</w:t>
+            </w:r>
+          </w:p>
+        </w:tc>
+        <w:tc>
+          <w:tcPr>
+            <w:tcBorders>
+              <w:bottom w:val="none" w:sz="0" w:space="0" w:color="000000"/>
+              <w:top w:val="none" w:sz="0" w:space="0" w:color="000000"/>
+              <w:left w:val="none" w:sz="0" w:space="0" w:color="000000"/>
+              <w:right w:val="none" w:sz="0" w:space="0" w:color="000000"/>
+            </w:tcBorders>
+            <w:shd w:val="clear" w:color="auto" w:fill="FFFFFF"/>
+            <w:tcMar>
+              <w:top w:w="0" w:type="dxa"/>
+              <w:bottom w:w="0" w:type="dxa"/>
+              <w:left w:w="0" w:type="dxa"/>
+              <w:right w:w="0" w:type="dxa"/>
+            </w:tcMar>
+            <w:vAlign w:val="top"/>
+          </w:tcPr>
+          <w:p>
+            <w:pPr>
+              <w:pStyle w:val="Normal"/>
+              <w:jc w:val="center"/>
+              <w:pBdr>
+                <w:bottom w:val="none" w:sz="0" w:space="0" w:color="000000"/>
+                <w:top w:val="none" w:sz="0" w:space="0" w:color="000000"/>
+                <w:left w:val="none" w:sz="0" w:space="0" w:color="000000"/>
+                <w:right w:val="none" w:sz="0" w:space="0" w:color="000000"/>
+              </w:pBdr>
+              <w:spacing w:after="100" w:before="100" w:line="240"/>
+              <w:ind w:left="100" w:right="100" w:firstLine="0" w:firstLineChars="0"/>
+              <w:rPr>
+                <w:rFonts w:ascii="DejaVu Sans" w:hAnsi="DejaVu Sans" w:eastAsia="DejaVu Sans" w:cs="DejaVu Sans"/>
+                <w:i w:val="false"/>
+                <w:b w:val="false"/>
+                <w:u w:val="none"/>
+                <w:strike w:val="false"/>
+                <w:sz w:val="22"/>
+                <w:szCs w:val="22"/>
+                <w:color w:val="000000"/>
+              </w:rPr>
+            </w:pPr>
+            <w:r>
+              <w:rPr>
+                <w:rFonts w:ascii="DejaVu Sans" w:hAnsi="DejaVu Sans" w:eastAsia="DejaVu Sans" w:cs="DejaVu Sans"/>
+                <w:i w:val="false"/>
+                <w:b w:val="false"/>
+                <w:u w:val="none"/>
+                <w:strike w:val="false"/>
+                <w:sz w:val="22"/>
+                <w:szCs w:val="22"/>
+                <w:color w:val="000000"/>
+              </w:rPr>
+              <w:t xml:space="preserve">8 985 (32,7 %)</w:t>
+            </w:r>
+          </w:p>
+        </w:tc>
+        <w:tc>
+          <w:tcPr>
+            <w:tcBorders>
+              <w:bottom w:val="none" w:sz="0" w:space="0" w:color="000000"/>
+              <w:top w:val="none" w:sz="0" w:space="0" w:color="000000"/>
+              <w:left w:val="none" w:sz="0" w:space="0" w:color="000000"/>
+              <w:right w:val="none" w:sz="0" w:space="0" w:color="000000"/>
+            </w:tcBorders>
+            <w:shd w:val="clear" w:color="auto" w:fill="FFFFFF"/>
+            <w:tcMar>
+              <w:top w:w="0" w:type="dxa"/>
+              <w:bottom w:w="0" w:type="dxa"/>
+              <w:left w:w="0" w:type="dxa"/>
+              <w:right w:w="0" w:type="dxa"/>
+            </w:tcMar>
+            <w:vAlign w:val="top"/>
+          </w:tcPr>
+          <w:p>
+            <w:pPr>
+              <w:pStyle w:val="Normal"/>
+              <w:jc w:val="center"/>
+              <w:pBdr>
+                <w:bottom w:val="none" w:sz="0" w:space="0" w:color="000000"/>
+                <w:top w:val="none" w:sz="0" w:space="0" w:color="000000"/>
+                <w:left w:val="none" w:sz="0" w:space="0" w:color="000000"/>
+                <w:right w:val="none" w:sz="0" w:space="0" w:color="000000"/>
+              </w:pBdr>
+              <w:spacing w:after="100" w:before="100" w:line="240"/>
+              <w:ind w:left="100" w:right="100" w:firstLine="0" w:firstLineChars="0"/>
+              <w:rPr>
+                <w:rFonts w:ascii="DejaVu Sans" w:hAnsi="DejaVu Sans" w:eastAsia="DejaVu Sans" w:cs="DejaVu Sans"/>
+                <w:i w:val="false"/>
+                <w:b w:val="false"/>
+                <w:u w:val="none"/>
+                <w:strike w:val="false"/>
+                <w:sz w:val="22"/>
+                <w:szCs w:val="22"/>
+                <w:color w:val="000000"/>
+              </w:rPr>
+            </w:pPr>
+            <w:r>
+              <w:rPr>
+                <w:rFonts w:ascii="DejaVu Sans" w:hAnsi="DejaVu Sans" w:eastAsia="DejaVu Sans" w:cs="DejaVu Sans"/>
+                <w:i w:val="false"/>
+                <w:b w:val="false"/>
+                <w:u w:val="none"/>
+                <w:strike w:val="false"/>
+                <w:sz w:val="22"/>
+                <w:szCs w:val="22"/>
+                <w:color w:val="000000"/>
+              </w:rPr>
+              <w:t xml:space="preserve">1 204 (36,1 %)</w:t>
             </w:r>
           </w:p>
         </w:tc>
@@ -9547,117 +9547,117 @@
                 <w:szCs w:val="22"/>
                 <w:color w:val="000000"/>
               </w:rPr>
-              <w:t xml:space="preserve">1&lt;U+00A0&gt;099 (3,6&lt;U+00A0&gt;%)</w:t>
-            </w:r>
-          </w:p>
-        </w:tc>
-        <w:tc>
-          <w:tcPr>
-            <w:tcBorders>
-              <w:bottom w:val="none" w:sz="0" w:space="0" w:color="000000"/>
-              <w:top w:val="none" w:sz="0" w:space="0" w:color="000000"/>
-              <w:left w:val="none" w:sz="0" w:space="0" w:color="000000"/>
-              <w:right w:val="none" w:sz="0" w:space="0" w:color="000000"/>
-            </w:tcBorders>
-            <w:shd w:val="clear" w:color="auto" w:fill="FFFFFF"/>
-            <w:tcMar>
-              <w:top w:w="0" w:type="dxa"/>
-              <w:bottom w:w="0" w:type="dxa"/>
-              <w:left w:w="0" w:type="dxa"/>
-              <w:right w:w="0" w:type="dxa"/>
-            </w:tcMar>
-            <w:vAlign w:val="top"/>
-          </w:tcPr>
-          <w:p>
-            <w:pPr>
-              <w:pStyle w:val="Normal"/>
-              <w:jc w:val="center"/>
-              <w:pBdr>
-                <w:bottom w:val="none" w:sz="0" w:space="0" w:color="000000"/>
-                <w:top w:val="none" w:sz="0" w:space="0" w:color="000000"/>
-                <w:left w:val="none" w:sz="0" w:space="0" w:color="000000"/>
-                <w:right w:val="none" w:sz="0" w:space="0" w:color="000000"/>
-              </w:pBdr>
-              <w:spacing w:after="100" w:before="100" w:line="240"/>
-              <w:ind w:left="100" w:right="100" w:firstLine="0" w:firstLineChars="0"/>
-              <w:rPr>
-                <w:rFonts w:ascii="DejaVu Sans" w:hAnsi="DejaVu Sans" w:eastAsia="DejaVu Sans" w:cs="DejaVu Sans"/>
-                <w:i w:val="false"/>
-                <w:b w:val="false"/>
-                <w:u w:val="none"/>
-                <w:strike w:val="false"/>
-                <w:sz w:val="22"/>
-                <w:szCs w:val="22"/>
-                <w:color w:val="000000"/>
-              </w:rPr>
-            </w:pPr>
-            <w:r>
-              <w:rPr>
-                <w:rFonts w:ascii="DejaVu Sans" w:hAnsi="DejaVu Sans" w:eastAsia="DejaVu Sans" w:cs="DejaVu Sans"/>
-                <w:i w:val="false"/>
-                <w:b w:val="false"/>
-                <w:u w:val="none"/>
-                <w:strike w:val="false"/>
-                <w:sz w:val="22"/>
-                <w:szCs w:val="22"/>
-                <w:color w:val="000000"/>
-              </w:rPr>
-              <w:t xml:space="preserve">830 (3,0&lt;U+00A0&gt;%)</w:t>
-            </w:r>
-          </w:p>
-        </w:tc>
-        <w:tc>
-          <w:tcPr>
-            <w:tcBorders>
-              <w:bottom w:val="none" w:sz="0" w:space="0" w:color="000000"/>
-              <w:top w:val="none" w:sz="0" w:space="0" w:color="000000"/>
-              <w:left w:val="none" w:sz="0" w:space="0" w:color="000000"/>
-              <w:right w:val="none" w:sz="0" w:space="0" w:color="000000"/>
-            </w:tcBorders>
-            <w:shd w:val="clear" w:color="auto" w:fill="FFFFFF"/>
-            <w:tcMar>
-              <w:top w:w="0" w:type="dxa"/>
-              <w:bottom w:w="0" w:type="dxa"/>
-              <w:left w:w="0" w:type="dxa"/>
-              <w:right w:w="0" w:type="dxa"/>
-            </w:tcMar>
-            <w:vAlign w:val="top"/>
-          </w:tcPr>
-          <w:p>
-            <w:pPr>
-              <w:pStyle w:val="Normal"/>
-              <w:jc w:val="center"/>
-              <w:pBdr>
-                <w:bottom w:val="none" w:sz="0" w:space="0" w:color="000000"/>
-                <w:top w:val="none" w:sz="0" w:space="0" w:color="000000"/>
-                <w:left w:val="none" w:sz="0" w:space="0" w:color="000000"/>
-                <w:right w:val="none" w:sz="0" w:space="0" w:color="000000"/>
-              </w:pBdr>
-              <w:spacing w:after="100" w:before="100" w:line="240"/>
-              <w:ind w:left="100" w:right="100" w:firstLine="0" w:firstLineChars="0"/>
-              <w:rPr>
-                <w:rFonts w:ascii="DejaVu Sans" w:hAnsi="DejaVu Sans" w:eastAsia="DejaVu Sans" w:cs="DejaVu Sans"/>
-                <w:i w:val="false"/>
-                <w:b w:val="false"/>
-                <w:u w:val="none"/>
-                <w:strike w:val="false"/>
-                <w:sz w:val="22"/>
-                <w:szCs w:val="22"/>
-                <w:color w:val="000000"/>
-              </w:rPr>
-            </w:pPr>
-            <w:r>
-              <w:rPr>
-                <w:rFonts w:ascii="DejaVu Sans" w:hAnsi="DejaVu Sans" w:eastAsia="DejaVu Sans" w:cs="DejaVu Sans"/>
-                <w:i w:val="false"/>
-                <w:b w:val="false"/>
-                <w:u w:val="none"/>
-                <w:strike w:val="false"/>
-                <w:sz w:val="22"/>
-                <w:szCs w:val="22"/>
-                <w:color w:val="000000"/>
-              </w:rPr>
-              <w:t xml:space="preserve">269 (8,1&lt;U+00A0&gt;%)</w:t>
+              <w:t xml:space="preserve">1 099 (3,6 %)</w:t>
+            </w:r>
+          </w:p>
+        </w:tc>
+        <w:tc>
+          <w:tcPr>
+            <w:tcBorders>
+              <w:bottom w:val="none" w:sz="0" w:space="0" w:color="000000"/>
+              <w:top w:val="none" w:sz="0" w:space="0" w:color="000000"/>
+              <w:left w:val="none" w:sz="0" w:space="0" w:color="000000"/>
+              <w:right w:val="none" w:sz="0" w:space="0" w:color="000000"/>
+            </w:tcBorders>
+            <w:shd w:val="clear" w:color="auto" w:fill="FFFFFF"/>
+            <w:tcMar>
+              <w:top w:w="0" w:type="dxa"/>
+              <w:bottom w:w="0" w:type="dxa"/>
+              <w:left w:w="0" w:type="dxa"/>
+              <w:right w:w="0" w:type="dxa"/>
+            </w:tcMar>
+            <w:vAlign w:val="top"/>
+          </w:tcPr>
+          <w:p>
+            <w:pPr>
+              <w:pStyle w:val="Normal"/>
+              <w:jc w:val="center"/>
+              <w:pBdr>
+                <w:bottom w:val="none" w:sz="0" w:space="0" w:color="000000"/>
+                <w:top w:val="none" w:sz="0" w:space="0" w:color="000000"/>
+                <w:left w:val="none" w:sz="0" w:space="0" w:color="000000"/>
+                <w:right w:val="none" w:sz="0" w:space="0" w:color="000000"/>
+              </w:pBdr>
+              <w:spacing w:after="100" w:before="100" w:line="240"/>
+              <w:ind w:left="100" w:right="100" w:firstLine="0" w:firstLineChars="0"/>
+              <w:rPr>
+                <w:rFonts w:ascii="DejaVu Sans" w:hAnsi="DejaVu Sans" w:eastAsia="DejaVu Sans" w:cs="DejaVu Sans"/>
+                <w:i w:val="false"/>
+                <w:b w:val="false"/>
+                <w:u w:val="none"/>
+                <w:strike w:val="false"/>
+                <w:sz w:val="22"/>
+                <w:szCs w:val="22"/>
+                <w:color w:val="000000"/>
+              </w:rPr>
+            </w:pPr>
+            <w:r>
+              <w:rPr>
+                <w:rFonts w:ascii="DejaVu Sans" w:hAnsi="DejaVu Sans" w:eastAsia="DejaVu Sans" w:cs="DejaVu Sans"/>
+                <w:i w:val="false"/>
+                <w:b w:val="false"/>
+                <w:u w:val="none"/>
+                <w:strike w:val="false"/>
+                <w:sz w:val="22"/>
+                <w:szCs w:val="22"/>
+                <w:color w:val="000000"/>
+              </w:rPr>
+              <w:t xml:space="preserve">830 (3,0 %)</w:t>
+            </w:r>
+          </w:p>
+        </w:tc>
+        <w:tc>
+          <w:tcPr>
+            <w:tcBorders>
+              <w:bottom w:val="none" w:sz="0" w:space="0" w:color="000000"/>
+              <w:top w:val="none" w:sz="0" w:space="0" w:color="000000"/>
+              <w:left w:val="none" w:sz="0" w:space="0" w:color="000000"/>
+              <w:right w:val="none" w:sz="0" w:space="0" w:color="000000"/>
+            </w:tcBorders>
+            <w:shd w:val="clear" w:color="auto" w:fill="FFFFFF"/>
+            <w:tcMar>
+              <w:top w:w="0" w:type="dxa"/>
+              <w:bottom w:w="0" w:type="dxa"/>
+              <w:left w:w="0" w:type="dxa"/>
+              <w:right w:w="0" w:type="dxa"/>
+            </w:tcMar>
+            <w:vAlign w:val="top"/>
+          </w:tcPr>
+          <w:p>
+            <w:pPr>
+              <w:pStyle w:val="Normal"/>
+              <w:jc w:val="center"/>
+              <w:pBdr>
+                <w:bottom w:val="none" w:sz="0" w:space="0" w:color="000000"/>
+                <w:top w:val="none" w:sz="0" w:space="0" w:color="000000"/>
+                <w:left w:val="none" w:sz="0" w:space="0" w:color="000000"/>
+                <w:right w:val="none" w:sz="0" w:space="0" w:color="000000"/>
+              </w:pBdr>
+              <w:spacing w:after="100" w:before="100" w:line="240"/>
+              <w:ind w:left="100" w:right="100" w:firstLine="0" w:firstLineChars="0"/>
+              <w:rPr>
+                <w:rFonts w:ascii="DejaVu Sans" w:hAnsi="DejaVu Sans" w:eastAsia="DejaVu Sans" w:cs="DejaVu Sans"/>
+                <w:i w:val="false"/>
+                <w:b w:val="false"/>
+                <w:u w:val="none"/>
+                <w:strike w:val="false"/>
+                <w:sz w:val="22"/>
+                <w:szCs w:val="22"/>
+                <w:color w:val="000000"/>
+              </w:rPr>
+            </w:pPr>
+            <w:r>
+              <w:rPr>
+                <w:rFonts w:ascii="DejaVu Sans" w:hAnsi="DejaVu Sans" w:eastAsia="DejaVu Sans" w:cs="DejaVu Sans"/>
+                <w:i w:val="false"/>
+                <w:b w:val="false"/>
+                <w:u w:val="none"/>
+                <w:strike w:val="false"/>
+                <w:sz w:val="22"/>
+                <w:szCs w:val="22"/>
+                <w:color w:val="000000"/>
+              </w:rPr>
+              <w:t xml:space="preserve">269 (8,1 %)</w:t>
             </w:r>
           </w:p>
         </w:tc>
@@ -10067,7 +10067,7 @@
                 <w:szCs w:val="22"/>
                 <w:color w:val="000000"/>
               </w:rPr>
-              <w:t xml:space="preserve">Mediana (Q1 &lt;U+2013&gt; Q3); n (%)</w:t>
+              <w:t xml:space="preserve">Mediana (Q1 – Q3); n (%)</w:t>
             </w:r>
           </w:p>
         </w:tc>
